--- a/Instrument Care Guide.docx
+++ b/Instrument Care Guide.docx
@@ -1,6 +1,6 @@
 
 <file path=word/document.xml><?xml version="1.0" encoding="utf-8"?>
-<w:document xmlns:wpc="http://schemas.microsoft.com/office/word/2010/wordprocessingCanvas" xmlns:cx="http://schemas.microsoft.com/office/drawing/2014/chartex" xmlns:cx1="http://schemas.microsoft.com/office/drawing/2015/9/8/chartex" xmlns:cx2="http://schemas.microsoft.com/office/drawing/2015/10/21/chartex" xmlns:cx3="http://schemas.microsoft.com/office/drawing/2016/5/9/chartex" xmlns:cx4="http://schemas.microsoft.com/office/drawing/2016/5/10/chartex" xmlns:cx5="http://schemas.microsoft.com/office/drawing/2016/5/11/chartex" xmlns:cx6="http://schemas.microsoft.com/office/drawing/2016/5/12/chartex" xmlns:cx7="http://schemas.microsoft.com/office/drawing/2016/5/13/chartex" xmlns:cx8="http://schemas.microsoft.com/office/drawing/2016/5/14/chartex" xmlns:mc="http://schemas.openxmlformats.org/markup-compatibility/2006" xmlns:aink="http://schemas.microsoft.com/office/drawing/2016/ink" xmlns:am3d="http://schemas.microsoft.com/office/drawing/2017/model3d" xmlns:o="urn:schemas-microsoft-com:office:office" xmlns:oel="http://schemas.microsoft.com/office/2019/extlst" xmlns:r="http://schemas.openxmlformats.org/officeDocument/2006/relationships" xmlns:m="http://schemas.openxmlformats.org/officeDocument/2006/math" xmlns:v="urn:schemas-microsoft-com:vml" xmlns:wp14="http://schemas.microsoft.com/office/word/2010/wordprocessingDrawing" xmlns:wp="http://schemas.openxmlformats.org/drawingml/2006/wordprocessingDrawing" xmlns:w10="urn:schemas-microsoft-com:office:word" xmlns:w="http://schemas.openxmlformats.org/wordprocessingml/2006/main" xmlns:w14="http://schemas.microsoft.com/office/word/2010/wordml" xmlns:w15="http://schemas.microsoft.com/office/word/2012/wordml" xmlns:w16cex="http://schemas.microsoft.com/office/word/2018/wordml/cex" xmlns:w16cid="http://schemas.microsoft.com/office/word/2016/wordml/cid" xmlns:w16="http://schemas.microsoft.com/office/word/2018/wordml" xmlns:w16du="http://schemas.microsoft.com/office/word/2023/wordml/word16du" xmlns:w16sdtdh="http://schemas.microsoft.com/office/word/2020/wordml/sdtdatahash" xmlns:w16sdtfl="http://schemas.microsoft.com/office/word/2024/wordml/sdtformatlock" xmlns:w16se="http://schemas.microsoft.com/office/word/2015/wordml/symex" xmlns:wpg="http://schemas.microsoft.com/office/word/2010/wordprocessingGroup" xmlns:wpi="http://schemas.microsoft.com/office/word/2010/wordprocessingInk" xmlns:wne="http://schemas.microsoft.com/office/word/2006/wordml" xmlns:wps="http://schemas.microsoft.com/office/word/2010/wordprocessingShape" mc:Ignorable="w14 w15 w16se w16cid w16 w16cex w16sdtdh w16sdtfl w16du wp14">
+<w:document xmlns:wpc="http://schemas.microsoft.com/office/word/2010/wordprocessingCanvas" xmlns:cx="http://schemas.microsoft.com/office/drawing/2014/chartex" xmlns:cx1="http://schemas.microsoft.com/office/drawing/2015/9/8/chartex" xmlns:cx2="http://schemas.microsoft.com/office/drawing/2015/10/21/chartex" xmlns:cx3="http://schemas.microsoft.com/office/drawing/2016/5/9/chartex" xmlns:cx4="http://schemas.microsoft.com/office/drawing/2016/5/10/chartex" xmlns:cx5="http://schemas.microsoft.com/office/drawing/2016/5/11/chartex" xmlns:cx6="http://schemas.microsoft.com/office/drawing/2016/5/12/chartex" xmlns:cx7="http://schemas.microsoft.com/office/drawing/2016/5/13/chartex" xmlns:cx8="http://schemas.microsoft.com/office/drawing/2016/5/14/chartex" xmlns:mc="http://schemas.openxmlformats.org/markup-compatibility/2006" xmlns:aink="http://schemas.microsoft.com/office/drawing/2016/ink" xmlns:am3d="http://schemas.microsoft.com/office/drawing/2017/model3d" xmlns:o="urn:schemas-microsoft-com:office:office" xmlns:r="http://schemas.openxmlformats.org/officeDocument/2006/relationships" xmlns:m="http://schemas.openxmlformats.org/officeDocument/2006/math" xmlns:v="urn:schemas-microsoft-com:vml" xmlns:wp14="http://schemas.microsoft.com/office/word/2010/wordprocessingDrawing" xmlns:wp="http://schemas.openxmlformats.org/drawingml/2006/wordprocessingDrawing" xmlns:w10="urn:schemas-microsoft-com:office:word" xmlns:w="http://schemas.openxmlformats.org/wordprocessingml/2006/main" xmlns:w14="http://schemas.microsoft.com/office/word/2010/wordml" xmlns:w15="http://schemas.microsoft.com/office/word/2012/wordml" xmlns:w16cex="http://schemas.microsoft.com/office/word/2018/wordml/cex" xmlns:w16cid="http://schemas.microsoft.com/office/word/2016/wordml/cid" xmlns:w16="http://schemas.microsoft.com/office/word/2018/wordml" xmlns:w16sdtdh="http://schemas.microsoft.com/office/word/2020/wordml/sdtdatahash" xmlns:w16se="http://schemas.microsoft.com/office/word/2015/wordml/symex" xmlns:wpg="http://schemas.microsoft.com/office/word/2010/wordprocessingGroup" xmlns:wpi="http://schemas.microsoft.com/office/word/2010/wordprocessingInk" xmlns:wne="http://schemas.microsoft.com/office/word/2006/wordml" xmlns:wps="http://schemas.microsoft.com/office/word/2010/wordprocessingShape" mc:Ignorable="w14 w15 w16se w16cid w16 w16cex w16sdtdh wp14">
   <w:body>
     <w:p>
       <w:r>
@@ -105,55 +105,93 @@
         <mc:AlternateContent>
           <mc:Choice Requires="wps">
             <w:drawing>
-              <wp:anchor distT="0" distB="0" distL="114300" distR="114300" simplePos="0" relativeHeight="251664384" behindDoc="0" locked="0" layoutInCell="1" allowOverlap="1" wp14:anchorId="717DAA8D" wp14:editId="6DE2A809">
+              <wp:anchor distT="0" distB="0" distL="114300" distR="114300" simplePos="0" relativeHeight="251732992" behindDoc="0" locked="0" layoutInCell="1" allowOverlap="1" wp14:anchorId="47E81E0D" wp14:editId="74173223">
                 <wp:simplePos x="0" y="0"/>
-                <wp:positionH relativeFrom="margin">
-                  <wp:posOffset>2533235</wp:posOffset>
+                <wp:positionH relativeFrom="column">
+                  <wp:posOffset>4156874</wp:posOffset>
                 </wp:positionH>
                 <wp:positionV relativeFrom="paragraph">
-                  <wp:posOffset>7324090</wp:posOffset>
+                  <wp:posOffset>5610</wp:posOffset>
                 </wp:positionV>
-                <wp:extent cx="662292" cy="186612"/>
-                <wp:effectExtent l="0" t="0" r="24130" b="23495"/>
+                <wp:extent cx="1004157" cy="381467"/>
+                <wp:effectExtent l="0" t="0" r="0" b="0"/>
                 <wp:wrapNone/>
-                <wp:docPr id="1685086290" name="Rectangle 6"/>
+                <wp:docPr id="12" name="Text Box 12"/>
                 <wp:cNvGraphicFramePr/>
                 <a:graphic xmlns:a="http://schemas.openxmlformats.org/drawingml/2006/main">
                   <a:graphicData uri="http://schemas.microsoft.com/office/word/2010/wordprocessingShape">
                     <wps:wsp>
-                      <wps:cNvSpPr/>
+                      <wps:cNvSpPr txBox="1"/>
                       <wps:spPr>
                         <a:xfrm>
                           <a:off x="0" y="0"/>
-                          <a:ext cx="662292" cy="186612"/>
+                          <a:ext cx="1004157" cy="381467"/>
                         </a:xfrm>
                         <a:prstGeom prst="rect">
                           <a:avLst/>
                         </a:prstGeom>
                         <a:noFill/>
-                        <a:ln>
-                          <a:solidFill>
-                            <a:srgbClr val="EE0000"/>
-                          </a:solidFill>
+                        <a:ln w="6350">
+                          <a:noFill/>
                         </a:ln>
                       </wps:spPr>
-                      <wps:style>
-                        <a:lnRef idx="2">
-                          <a:schemeClr val="accent1">
-                            <a:shade val="15000"/>
-                          </a:schemeClr>
-                        </a:lnRef>
-                        <a:fillRef idx="1">
-                          <a:schemeClr val="accent1"/>
-                        </a:fillRef>
-                        <a:effectRef idx="0">
-                          <a:schemeClr val="accent1"/>
-                        </a:effectRef>
-                        <a:fontRef idx="minor">
-                          <a:schemeClr val="lt1"/>
-                        </a:fontRef>
-                      </wps:style>
-                      <wps:bodyPr rot="0" spcFirstLastPara="0" vertOverflow="overflow" horzOverflow="overflow" vert="horz" wrap="square" lIns="91440" tIns="45720" rIns="91440" bIns="45720" numCol="1" spcCol="0" rtlCol="0" fromWordArt="0" anchor="ctr" anchorCtr="0" forceAA="0" compatLnSpc="1">
+                      <wps:txbx>
+                        <w:txbxContent>
+                          <w:p>
+                            <w:pPr>
+                              <w:spacing w:after="0" w:line="240" w:lineRule="auto"/>
+                              <w:rPr>
+                                <w:rFonts w:ascii="Times New Roman" w:hAnsi="Times New Roman" w:cs="Times New Roman"/>
+                                <w:sz w:val="18"/>
+                                <w:szCs w:val="18"/>
+                              </w:rPr>
+                            </w:pPr>
+                            <w:r>
+                              <w:rPr>
+                                <w:rFonts w:ascii="Times New Roman" w:hAnsi="Times New Roman" w:cs="Times New Roman"/>
+                                <w:sz w:val="18"/>
+                                <w:szCs w:val="18"/>
+                              </w:rPr>
+                              <w:t xml:space="preserve">Go to </w:t>
+                            </w:r>
+                            <w:r>
+                              <w:rPr>
+                                <w:rFonts w:ascii="Times New Roman" w:hAnsi="Times New Roman" w:cs="Times New Roman"/>
+                                <w:sz w:val="18"/>
+                                <w:szCs w:val="18"/>
+                              </w:rPr>
+                              <w:t xml:space="preserve">Technician </w:t>
+                            </w:r>
+                          </w:p>
+                          <w:p>
+                            <w:pPr>
+                              <w:spacing w:after="0" w:line="240" w:lineRule="auto"/>
+                              <w:rPr>
+                                <w:rFonts w:ascii="Times New Roman" w:hAnsi="Times New Roman" w:cs="Times New Roman"/>
+                                <w:sz w:val="18"/>
+                                <w:szCs w:val="18"/>
+                              </w:rPr>
+                            </w:pPr>
+                            <w:r>
+                              <w:rPr>
+                                <w:rFonts w:ascii="Times New Roman" w:hAnsi="Times New Roman" w:cs="Times New Roman"/>
+                                <w:sz w:val="18"/>
+                                <w:szCs w:val="18"/>
+                              </w:rPr>
+                              <w:t>Registration</w:t>
+                            </w:r>
+                            <w:r>
+                              <w:rPr>
+                                <w:rFonts w:ascii="Times New Roman" w:hAnsi="Times New Roman" w:cs="Times New Roman"/>
+                                <w:sz w:val="18"/>
+                                <w:szCs w:val="18"/>
+                              </w:rPr>
+                              <w:t xml:space="preserve"> Page</w:t>
+                            </w:r>
+                          </w:p>
+                        </w:txbxContent>
+                      </wps:txbx>
+                      <wps:bodyPr rot="0" spcFirstLastPara="0" vertOverflow="overflow" horzOverflow="overflow" vert="horz" wrap="square" lIns="91440" tIns="45720" rIns="91440" bIns="45720" numCol="1" spcCol="0" rtlCol="0" fromWordArt="0" anchor="t" anchorCtr="0" forceAA="0" compatLnSpc="1">
                         <a:prstTxWarp prst="textNoShape">
                           <a:avLst/>
                         </a:prstTxWarp>
@@ -165,14 +203,76 @@
                 <wp14:sizeRelH relativeFrom="margin">
                   <wp14:pctWidth>0</wp14:pctWidth>
                 </wp14:sizeRelH>
+                <wp14:sizeRelV relativeFrom="margin">
+                  <wp14:pctHeight>0</wp14:pctHeight>
+                </wp14:sizeRelV>
               </wp:anchor>
             </w:drawing>
           </mc:Choice>
           <mc:Fallback>
             <w:pict>
-              <v:rect w14:anchorId="46A7F013" id="Rectangle 6" o:spid="_x0000_s1026" style="position:absolute;margin-left:199.45pt;margin-top:576.7pt;width:52.15pt;height:14.7pt;z-index:251664384;visibility:visible;mso-wrap-style:square;mso-width-percent:0;mso-wrap-distance-left:9pt;mso-wrap-distance-top:0;mso-wrap-distance-right:9pt;mso-wrap-distance-bottom:0;mso-position-horizontal:absolute;mso-position-horizontal-relative:margin;mso-position-vertical:absolute;mso-position-vertical-relative:text;mso-width-percent:0;mso-width-relative:margin;v-text-anchor:middle" o:gfxdata="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" filled="f" strokecolor="#e00" strokeweight="1pt">
-                <w10:wrap anchorx="margin"/>
-              </v:rect>
+              <v:shapetype w14:anchorId="47E81E0D" id="_x0000_t202" coordsize="21600,21600" o:spt="202" path="m,l,21600r21600,l21600,xe">
+                <v:stroke joinstyle="miter"/>
+                <v:path gradientshapeok="t" o:connecttype="rect"/>
+              </v:shapetype>
+              <v:shape id="Text Box 12" o:spid="_x0000_s1026" type="#_x0000_t202" style="position:absolute;margin-left:327.3pt;margin-top:.45pt;width:79.05pt;height:30.05pt;z-index:251732992;visibility:visible;mso-wrap-style:square;mso-width-percent:0;mso-height-percent:0;mso-wrap-distance-left:9pt;mso-wrap-distance-top:0;mso-wrap-distance-right:9pt;mso-wrap-distance-bottom:0;mso-position-horizontal:absolute;mso-position-horizontal-relative:text;mso-position-vertical:absolute;mso-position-vertical-relative:text;mso-width-percent:0;mso-height-percent:0;mso-width-relative:margin;mso-height-relative:margin;v-text-anchor:top" o:gfxdata="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" filled="f" stroked="f" strokeweight=".5pt">
+                <v:textbox>
+                  <w:txbxContent>
+                    <w:p>
+                      <w:pPr>
+                        <w:spacing w:after="0" w:line="240" w:lineRule="auto"/>
+                        <w:rPr>
+                          <w:rFonts w:ascii="Times New Roman" w:hAnsi="Times New Roman" w:cs="Times New Roman"/>
+                          <w:sz w:val="18"/>
+                          <w:szCs w:val="18"/>
+                        </w:rPr>
+                      </w:pPr>
+                      <w:r>
+                        <w:rPr>
+                          <w:rFonts w:ascii="Times New Roman" w:hAnsi="Times New Roman" w:cs="Times New Roman"/>
+                          <w:sz w:val="18"/>
+                          <w:szCs w:val="18"/>
+                        </w:rPr>
+                        <w:t xml:space="preserve">Go to </w:t>
+                      </w:r>
+                      <w:r>
+                        <w:rPr>
+                          <w:rFonts w:ascii="Times New Roman" w:hAnsi="Times New Roman" w:cs="Times New Roman"/>
+                          <w:sz w:val="18"/>
+                          <w:szCs w:val="18"/>
+                        </w:rPr>
+                        <w:t xml:space="preserve">Technician </w:t>
+                      </w:r>
+                    </w:p>
+                    <w:p>
+                      <w:pPr>
+                        <w:spacing w:after="0" w:line="240" w:lineRule="auto"/>
+                        <w:rPr>
+                          <w:rFonts w:ascii="Times New Roman" w:hAnsi="Times New Roman" w:cs="Times New Roman"/>
+                          <w:sz w:val="18"/>
+                          <w:szCs w:val="18"/>
+                        </w:rPr>
+                      </w:pPr>
+                      <w:r>
+                        <w:rPr>
+                          <w:rFonts w:ascii="Times New Roman" w:hAnsi="Times New Roman" w:cs="Times New Roman"/>
+                          <w:sz w:val="18"/>
+                          <w:szCs w:val="18"/>
+                        </w:rPr>
+                        <w:t>Registration</w:t>
+                      </w:r>
+                      <w:r>
+                        <w:rPr>
+                          <w:rFonts w:ascii="Times New Roman" w:hAnsi="Times New Roman" w:cs="Times New Roman"/>
+                          <w:sz w:val="18"/>
+                          <w:szCs w:val="18"/>
+                        </w:rPr>
+                        <w:t xml:space="preserve"> Page</w:t>
+                      </w:r>
+                    </w:p>
+                  </w:txbxContent>
+                </v:textbox>
+              </v:shape>
             </w:pict>
           </mc:Fallback>
         </mc:AlternateContent>
@@ -184,55 +284,153 @@
         <mc:AlternateContent>
           <mc:Choice Requires="wps">
             <w:drawing>
-              <wp:anchor distT="0" distB="0" distL="114300" distR="114300" simplePos="0" relativeHeight="251662336" behindDoc="0" locked="0" layoutInCell="1" allowOverlap="1" wp14:anchorId="688ED20A" wp14:editId="08A722C9">
+              <wp:anchor distT="0" distB="0" distL="114300" distR="114300" simplePos="0" relativeHeight="251719680" behindDoc="0" locked="0" layoutInCell="1" allowOverlap="1" wp14:anchorId="4174C5E5" wp14:editId="1E2C793C">
                 <wp:simplePos x="0" y="0"/>
                 <wp:positionH relativeFrom="column">
-                  <wp:posOffset>2845215</wp:posOffset>
+                  <wp:posOffset>4027848</wp:posOffset>
                 </wp:positionH>
                 <wp:positionV relativeFrom="paragraph">
-                  <wp:posOffset>4702175</wp:posOffset>
+                  <wp:posOffset>78537</wp:posOffset>
                 </wp:positionV>
-                <wp:extent cx="443204" cy="186612"/>
-                <wp:effectExtent l="0" t="0" r="14605" b="23495"/>
+                <wp:extent cx="285430" cy="711407"/>
+                <wp:effectExtent l="0" t="0" r="57785" b="50800"/>
                 <wp:wrapNone/>
-                <wp:docPr id="1469357021" name="Rectangle 6"/>
+                <wp:docPr id="5" name="Straight Arrow Connector 5"/>
                 <wp:cNvGraphicFramePr/>
                 <a:graphic xmlns:a="http://schemas.openxmlformats.org/drawingml/2006/main">
                   <a:graphicData uri="http://schemas.microsoft.com/office/word/2010/wordprocessingShape">
                     <wps:wsp>
-                      <wps:cNvSpPr/>
+                      <wps:cNvCnPr/>
                       <wps:spPr>
                         <a:xfrm>
                           <a:off x="0" y="0"/>
-                          <a:ext cx="443204" cy="186612"/>
+                          <a:ext cx="285430" cy="711407"/>
                         </a:xfrm>
-                        <a:prstGeom prst="rect">
+                        <a:prstGeom prst="straightConnector1">
                           <a:avLst/>
                         </a:prstGeom>
-                        <a:noFill/>
-                        <a:ln>
+                        <a:ln w="9525">
                           <a:solidFill>
-                            <a:srgbClr val="EE0000"/>
+                            <a:srgbClr val="FF0000"/>
                           </a:solidFill>
+                          <a:tailEnd type="triangle"/>
                         </a:ln>
                       </wps:spPr>
                       <wps:style>
-                        <a:lnRef idx="2">
-                          <a:schemeClr val="accent1">
-                            <a:shade val="15000"/>
-                          </a:schemeClr>
+                        <a:lnRef idx="1">
+                          <a:schemeClr val="accent1"/>
                         </a:lnRef>
-                        <a:fillRef idx="1">
+                        <a:fillRef idx="0">
                           <a:schemeClr val="accent1"/>
                         </a:fillRef>
                         <a:effectRef idx="0">
                           <a:schemeClr val="accent1"/>
                         </a:effectRef>
                         <a:fontRef idx="minor">
-                          <a:schemeClr val="lt1"/>
+                          <a:schemeClr val="tx1"/>
                         </a:fontRef>
                       </wps:style>
-                      <wps:bodyPr rot="0" spcFirstLastPara="0" vertOverflow="overflow" horzOverflow="overflow" vert="horz" wrap="square" lIns="91440" tIns="45720" rIns="91440" bIns="45720" numCol="1" spcCol="0" rtlCol="0" fromWordArt="0" anchor="ctr" anchorCtr="0" forceAA="0" compatLnSpc="1">
+                      <wps:bodyPr/>
+                    </wps:wsp>
+                  </a:graphicData>
+                </a:graphic>
+                <wp14:sizeRelH relativeFrom="margin">
+                  <wp14:pctWidth>0</wp14:pctWidth>
+                </wp14:sizeRelH>
+                <wp14:sizeRelV relativeFrom="margin">
+                  <wp14:pctHeight>0</wp14:pctHeight>
+                </wp14:sizeRelV>
+              </wp:anchor>
+            </w:drawing>
+          </mc:Choice>
+          <mc:Fallback>
+            <w:pict>
+              <v:shapetype w14:anchorId="23820C97" id="_x0000_t32" coordsize="21600,21600" o:spt="32" o:oned="t" path="m,l21600,21600e" filled="f">
+                <v:path arrowok="t" fillok="f" o:connecttype="none"/>
+                <o:lock v:ext="edit" shapetype="t"/>
+              </v:shapetype>
+              <v:shape id="Straight Arrow Connector 5" o:spid="_x0000_s1026" type="#_x0000_t32" style="position:absolute;margin-left:317.15pt;margin-top:6.2pt;width:22.45pt;height:56pt;z-index:251719680;visibility:visible;mso-wrap-style:square;mso-width-percent:0;mso-height-percent:0;mso-wrap-distance-left:9pt;mso-wrap-distance-top:0;mso-wrap-distance-right:9pt;mso-wrap-distance-bottom:0;mso-position-horizontal:absolute;mso-position-horizontal-relative:text;mso-position-vertical:absolute;mso-position-vertical-relative:text;mso-width-percent:0;mso-height-percent:0;mso-width-relative:margin;mso-height-relative:margin" o:gfxdata="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" strokecolor="red">
+                <v:stroke endarrow="block" joinstyle="miter"/>
+              </v:shape>
+            </w:pict>
+          </mc:Fallback>
+        </mc:AlternateContent>
+      </w:r>
+      <w:r>
+        <w:rPr>
+          <w:noProof/>
+        </w:rPr>
+        <mc:AlternateContent>
+          <mc:Choice Requires="wps">
+            <w:drawing>
+              <wp:anchor distT="0" distB="0" distL="114300" distR="114300" simplePos="0" relativeHeight="251730944" behindDoc="0" locked="0" layoutInCell="1" allowOverlap="1" wp14:anchorId="14FA6A5B" wp14:editId="2B33B5B6">
+                <wp:simplePos x="0" y="0"/>
+                <wp:positionH relativeFrom="column">
+                  <wp:posOffset>3164575</wp:posOffset>
+                </wp:positionH>
+                <wp:positionV relativeFrom="paragraph">
+                  <wp:posOffset>-139719</wp:posOffset>
+                </wp:positionV>
+                <wp:extent cx="1093915" cy="235585"/>
+                <wp:effectExtent l="0" t="0" r="0" b="0"/>
+                <wp:wrapNone/>
+                <wp:docPr id="11" name="Text Box 11"/>
+                <wp:cNvGraphicFramePr/>
+                <a:graphic xmlns:a="http://schemas.openxmlformats.org/drawingml/2006/main">
+                  <a:graphicData uri="http://schemas.microsoft.com/office/word/2010/wordprocessingShape">
+                    <wps:wsp>
+                      <wps:cNvSpPr txBox="1"/>
+                      <wps:spPr>
+                        <a:xfrm>
+                          <a:off x="0" y="0"/>
+                          <a:ext cx="1093915" cy="235585"/>
+                        </a:xfrm>
+                        <a:prstGeom prst="rect">
+                          <a:avLst/>
+                        </a:prstGeom>
+                        <a:noFill/>
+                        <a:ln w="6350">
+                          <a:noFill/>
+                        </a:ln>
+                      </wps:spPr>
+                      <wps:txbx>
+                        <w:txbxContent>
+                          <w:p>
+                            <w:pPr>
+                              <w:rPr>
+                                <w:rFonts w:ascii="Times New Roman" w:hAnsi="Times New Roman" w:cs="Times New Roman"/>
+                                <w:sz w:val="18"/>
+                                <w:szCs w:val="18"/>
+                              </w:rPr>
+                            </w:pPr>
+                            <w:r>
+                              <w:rPr>
+                                <w:rFonts w:ascii="Times New Roman" w:hAnsi="Times New Roman" w:cs="Times New Roman"/>
+                                <w:sz w:val="18"/>
+                                <w:szCs w:val="18"/>
+                              </w:rPr>
+                              <w:t xml:space="preserve">Go to </w:t>
+                            </w:r>
+                            <w:r>
+                              <w:rPr>
+                                <w:rFonts w:ascii="Times New Roman" w:hAnsi="Times New Roman" w:cs="Times New Roman"/>
+                                <w:sz w:val="18"/>
+                                <w:szCs w:val="18"/>
+                              </w:rPr>
+                              <w:t>Login</w:t>
+                            </w:r>
+                            <w:r>
+                              <w:rPr>
+                                <w:rFonts w:ascii="Times New Roman" w:hAnsi="Times New Roman" w:cs="Times New Roman"/>
+                                <w:sz w:val="18"/>
+                                <w:szCs w:val="18"/>
+                              </w:rPr>
+                              <w:t xml:space="preserve"> Page</w:t>
+                            </w:r>
+                          </w:p>
+                        </w:txbxContent>
+                      </wps:txbx>
+                      <wps:bodyPr rot="0" spcFirstLastPara="0" vertOverflow="overflow" horzOverflow="overflow" vert="horz" wrap="square" lIns="91440" tIns="45720" rIns="91440" bIns="45720" numCol="1" spcCol="0" rtlCol="0" fromWordArt="0" anchor="t" anchorCtr="0" forceAA="0" compatLnSpc="1">
                         <a:prstTxWarp prst="textNoShape">
                           <a:avLst/>
                         </a:prstTxWarp>
@@ -241,12 +439,56 @@
                     </wps:wsp>
                   </a:graphicData>
                 </a:graphic>
+                <wp14:sizeRelH relativeFrom="margin">
+                  <wp14:pctWidth>0</wp14:pctWidth>
+                </wp14:sizeRelH>
+                <wp14:sizeRelV relativeFrom="margin">
+                  <wp14:pctHeight>0</wp14:pctHeight>
+                </wp14:sizeRelV>
               </wp:anchor>
             </w:drawing>
           </mc:Choice>
           <mc:Fallback>
             <w:pict>
-              <v:rect w14:anchorId="3A474712" id="Rectangle 6" o:spid="_x0000_s1026" style="position:absolute;margin-left:224.05pt;margin-top:370.25pt;width:34.9pt;height:14.7pt;z-index:251662336;visibility:visible;mso-wrap-style:square;mso-wrap-distance-left:9pt;mso-wrap-distance-top:0;mso-wrap-distance-right:9pt;mso-wrap-distance-bottom:0;mso-position-horizontal:absolute;mso-position-horizontal-relative:text;mso-position-vertical:absolute;mso-position-vertical-relative:text;v-text-anchor:middle" o:gfxdata="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" filled="f" strokecolor="#e00" strokeweight="1pt"/>
+              <v:shape w14:anchorId="14FA6A5B" id="Text Box 11" o:spid="_x0000_s1027" type="#_x0000_t202" style="position:absolute;margin-left:249.2pt;margin-top:-11pt;width:86.15pt;height:18.55pt;z-index:251730944;visibility:visible;mso-wrap-style:square;mso-width-percent:0;mso-height-percent:0;mso-wrap-distance-left:9pt;mso-wrap-distance-top:0;mso-wrap-distance-right:9pt;mso-wrap-distance-bottom:0;mso-position-horizontal:absolute;mso-position-horizontal-relative:text;mso-position-vertical:absolute;mso-position-vertical-relative:text;mso-width-percent:0;mso-height-percent:0;mso-width-relative:margin;mso-height-relative:margin;v-text-anchor:top" o:gfxdata="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" filled="f" stroked="f" strokeweight=".5pt">
+                <v:textbox>
+                  <w:txbxContent>
+                    <w:p>
+                      <w:pPr>
+                        <w:rPr>
+                          <w:rFonts w:ascii="Times New Roman" w:hAnsi="Times New Roman" w:cs="Times New Roman"/>
+                          <w:sz w:val="18"/>
+                          <w:szCs w:val="18"/>
+                        </w:rPr>
+                      </w:pPr>
+                      <w:r>
+                        <w:rPr>
+                          <w:rFonts w:ascii="Times New Roman" w:hAnsi="Times New Roman" w:cs="Times New Roman"/>
+                          <w:sz w:val="18"/>
+                          <w:szCs w:val="18"/>
+                        </w:rPr>
+                        <w:t xml:space="preserve">Go to </w:t>
+                      </w:r>
+                      <w:r>
+                        <w:rPr>
+                          <w:rFonts w:ascii="Times New Roman" w:hAnsi="Times New Roman" w:cs="Times New Roman"/>
+                          <w:sz w:val="18"/>
+                          <w:szCs w:val="18"/>
+                        </w:rPr>
+                        <w:t>Login</w:t>
+                      </w:r>
+                      <w:r>
+                        <w:rPr>
+                          <w:rFonts w:ascii="Times New Roman" w:hAnsi="Times New Roman" w:cs="Times New Roman"/>
+                          <w:sz w:val="18"/>
+                          <w:szCs w:val="18"/>
+                        </w:rPr>
+                        <w:t xml:space="preserve"> Page</w:t>
+                      </w:r>
+                    </w:p>
+                  </w:txbxContent>
+                </v:textbox>
+              </v:shape>
             </w:pict>
           </mc:Fallback>
         </mc:AlternateContent>
@@ -258,55 +500,74 @@
         <mc:AlternateContent>
           <mc:Choice Requires="wps">
             <w:drawing>
-              <wp:anchor distT="0" distB="0" distL="114300" distR="114300" simplePos="0" relativeHeight="251661312" behindDoc="0" locked="0" layoutInCell="1" allowOverlap="1" wp14:anchorId="7B7B72B2" wp14:editId="505D72F4">
+              <wp:anchor distT="0" distB="0" distL="114300" distR="114300" simplePos="0" relativeHeight="251728896" behindDoc="0" locked="0" layoutInCell="1" allowOverlap="1" wp14:anchorId="6B3A95E2" wp14:editId="79CEC275">
                 <wp:simplePos x="0" y="0"/>
                 <wp:positionH relativeFrom="column">
-                  <wp:posOffset>2393302</wp:posOffset>
+                  <wp:posOffset>2557683</wp:posOffset>
                 </wp:positionH>
                 <wp:positionV relativeFrom="paragraph">
-                  <wp:posOffset>1800808</wp:posOffset>
+                  <wp:posOffset>112087</wp:posOffset>
                 </wp:positionV>
-                <wp:extent cx="951722" cy="219270"/>
-                <wp:effectExtent l="0" t="0" r="20320" b="28575"/>
+                <wp:extent cx="1093915" cy="235585"/>
+                <wp:effectExtent l="0" t="0" r="0" b="0"/>
                 <wp:wrapNone/>
-                <wp:docPr id="601009678" name="Rectangle 5"/>
+                <wp:docPr id="10" name="Text Box 10"/>
                 <wp:cNvGraphicFramePr/>
                 <a:graphic xmlns:a="http://schemas.openxmlformats.org/drawingml/2006/main">
                   <a:graphicData uri="http://schemas.microsoft.com/office/word/2010/wordprocessingShape">
                     <wps:wsp>
-                      <wps:cNvSpPr/>
+                      <wps:cNvSpPr txBox="1"/>
                       <wps:spPr>
                         <a:xfrm>
                           <a:off x="0" y="0"/>
-                          <a:ext cx="951722" cy="219270"/>
+                          <a:ext cx="1093915" cy="235585"/>
                         </a:xfrm>
                         <a:prstGeom prst="rect">
                           <a:avLst/>
                         </a:prstGeom>
                         <a:noFill/>
-                        <a:ln>
-                          <a:solidFill>
-                            <a:srgbClr val="EE0000"/>
-                          </a:solidFill>
+                        <a:ln w="6350">
+                          <a:noFill/>
                         </a:ln>
                       </wps:spPr>
-                      <wps:style>
-                        <a:lnRef idx="2">
-                          <a:schemeClr val="accent1">
-                            <a:shade val="15000"/>
-                          </a:schemeClr>
-                        </a:lnRef>
-                        <a:fillRef idx="1">
-                          <a:schemeClr val="accent1"/>
-                        </a:fillRef>
-                        <a:effectRef idx="0">
-                          <a:schemeClr val="accent1"/>
-                        </a:effectRef>
-                        <a:fontRef idx="minor">
-                          <a:schemeClr val="lt1"/>
-                        </a:fontRef>
-                      </wps:style>
-                      <wps:bodyPr rot="0" spcFirstLastPara="0" vertOverflow="overflow" horzOverflow="overflow" vert="horz" wrap="square" lIns="91440" tIns="45720" rIns="91440" bIns="45720" numCol="1" spcCol="0" rtlCol="0" fromWordArt="0" anchor="ctr" anchorCtr="0" forceAA="0" compatLnSpc="1">
+                      <wps:txbx>
+                        <w:txbxContent>
+                          <w:p>
+                            <w:pPr>
+                              <w:rPr>
+                                <w:rFonts w:ascii="Times New Roman" w:hAnsi="Times New Roman" w:cs="Times New Roman"/>
+                                <w:sz w:val="18"/>
+                                <w:szCs w:val="18"/>
+                              </w:rPr>
+                            </w:pPr>
+                            <w:r>
+                              <w:rPr>
+                                <w:rFonts w:ascii="Times New Roman" w:hAnsi="Times New Roman" w:cs="Times New Roman"/>
+                                <w:sz w:val="18"/>
+                                <w:szCs w:val="18"/>
+                              </w:rPr>
+                              <w:t xml:space="preserve">Go to </w:t>
+                            </w:r>
+                            <w:r>
+                              <w:rPr>
+                                <w:rFonts w:ascii="Times New Roman" w:hAnsi="Times New Roman" w:cs="Times New Roman"/>
+                                <w:sz w:val="18"/>
+                                <w:szCs w:val="18"/>
+                              </w:rPr>
+                              <w:t>Contact</w:t>
+                            </w:r>
+                            <w:r>
+                              <w:rPr>
+                                <w:rFonts w:ascii="Times New Roman" w:hAnsi="Times New Roman" w:cs="Times New Roman"/>
+                                <w:sz w:val="18"/>
+                                <w:szCs w:val="18"/>
+                              </w:rPr>
+                              <w:t xml:space="preserve"> Page</w:t>
+                            </w:r>
+                          </w:p>
+                        </w:txbxContent>
+                      </wps:txbx>
+                      <wps:bodyPr rot="0" spcFirstLastPara="0" vertOverflow="overflow" horzOverflow="overflow" vert="horz" wrap="square" lIns="91440" tIns="45720" rIns="91440" bIns="45720" numCol="1" spcCol="0" rtlCol="0" fromWordArt="0" anchor="t" anchorCtr="0" forceAA="0" compatLnSpc="1">
                         <a:prstTxWarp prst="textNoShape">
                           <a:avLst/>
                         </a:prstTxWarp>
@@ -315,12 +576,56 @@
                     </wps:wsp>
                   </a:graphicData>
                 </a:graphic>
+                <wp14:sizeRelH relativeFrom="margin">
+                  <wp14:pctWidth>0</wp14:pctWidth>
+                </wp14:sizeRelH>
+                <wp14:sizeRelV relativeFrom="margin">
+                  <wp14:pctHeight>0</wp14:pctHeight>
+                </wp14:sizeRelV>
               </wp:anchor>
             </w:drawing>
           </mc:Choice>
           <mc:Fallback>
             <w:pict>
-              <v:rect w14:anchorId="622F85D8" id="Rectangle 5" o:spid="_x0000_s1026" style="position:absolute;margin-left:188.45pt;margin-top:141.8pt;width:74.95pt;height:17.25pt;z-index:251661312;visibility:visible;mso-wrap-style:square;mso-wrap-distance-left:9pt;mso-wrap-distance-top:0;mso-wrap-distance-right:9pt;mso-wrap-distance-bottom:0;mso-position-horizontal:absolute;mso-position-horizontal-relative:text;mso-position-vertical:absolute;mso-position-vertical-relative:text;v-text-anchor:middle" o:gfxdata="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" filled="f" strokecolor="#e00" strokeweight="1pt"/>
+              <v:shape w14:anchorId="6B3A95E2" id="Text Box 10" o:spid="_x0000_s1028" type="#_x0000_t202" style="position:absolute;margin-left:201.4pt;margin-top:8.85pt;width:86.15pt;height:18.55pt;z-index:251728896;visibility:visible;mso-wrap-style:square;mso-width-percent:0;mso-height-percent:0;mso-wrap-distance-left:9pt;mso-wrap-distance-top:0;mso-wrap-distance-right:9pt;mso-wrap-distance-bottom:0;mso-position-horizontal:absolute;mso-position-horizontal-relative:text;mso-position-vertical:absolute;mso-position-vertical-relative:text;mso-width-percent:0;mso-height-percent:0;mso-width-relative:margin;mso-height-relative:margin;v-text-anchor:top" o:gfxdata="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" filled="f" stroked="f" strokeweight=".5pt">
+                <v:textbox>
+                  <w:txbxContent>
+                    <w:p>
+                      <w:pPr>
+                        <w:rPr>
+                          <w:rFonts w:ascii="Times New Roman" w:hAnsi="Times New Roman" w:cs="Times New Roman"/>
+                          <w:sz w:val="18"/>
+                          <w:szCs w:val="18"/>
+                        </w:rPr>
+                      </w:pPr>
+                      <w:r>
+                        <w:rPr>
+                          <w:rFonts w:ascii="Times New Roman" w:hAnsi="Times New Roman" w:cs="Times New Roman"/>
+                          <w:sz w:val="18"/>
+                          <w:szCs w:val="18"/>
+                        </w:rPr>
+                        <w:t xml:space="preserve">Go to </w:t>
+                      </w:r>
+                      <w:r>
+                        <w:rPr>
+                          <w:rFonts w:ascii="Times New Roman" w:hAnsi="Times New Roman" w:cs="Times New Roman"/>
+                          <w:sz w:val="18"/>
+                          <w:szCs w:val="18"/>
+                        </w:rPr>
+                        <w:t>Contact</w:t>
+                      </w:r>
+                      <w:r>
+                        <w:rPr>
+                          <w:rFonts w:ascii="Times New Roman" w:hAnsi="Times New Roman" w:cs="Times New Roman"/>
+                          <w:sz w:val="18"/>
+                          <w:szCs w:val="18"/>
+                        </w:rPr>
+                        <w:t xml:space="preserve"> Page</w:t>
+                      </w:r>
+                    </w:p>
+                  </w:txbxContent>
+                </v:textbox>
+              </v:shape>
             </w:pict>
           </mc:Fallback>
         </mc:AlternateContent>
@@ -329,8 +634,537 @@
         <w:rPr>
           <w:noProof/>
         </w:rPr>
+        <mc:AlternateContent>
+          <mc:Choice Requires="wps">
+            <w:drawing>
+              <wp:anchor distT="0" distB="0" distL="114300" distR="114300" simplePos="0" relativeHeight="251726848" behindDoc="0" locked="0" layoutInCell="1" allowOverlap="1" wp14:anchorId="2BB9140D" wp14:editId="0C06FD51">
+                <wp:simplePos x="0" y="0"/>
+                <wp:positionH relativeFrom="column">
+                  <wp:posOffset>1327890</wp:posOffset>
+                </wp:positionH>
+                <wp:positionV relativeFrom="paragraph">
+                  <wp:posOffset>-303530</wp:posOffset>
+                </wp:positionV>
+                <wp:extent cx="1374405" cy="235585"/>
+                <wp:effectExtent l="0" t="0" r="0" b="0"/>
+                <wp:wrapNone/>
+                <wp:docPr id="9" name="Text Box 9"/>
+                <wp:cNvGraphicFramePr/>
+                <a:graphic xmlns:a="http://schemas.openxmlformats.org/drawingml/2006/main">
+                  <a:graphicData uri="http://schemas.microsoft.com/office/word/2010/wordprocessingShape">
+                    <wps:wsp>
+                      <wps:cNvSpPr txBox="1"/>
+                      <wps:spPr>
+                        <a:xfrm>
+                          <a:off x="0" y="0"/>
+                          <a:ext cx="1374405" cy="235585"/>
+                        </a:xfrm>
+                        <a:prstGeom prst="rect">
+                          <a:avLst/>
+                        </a:prstGeom>
+                        <a:noFill/>
+                        <a:ln w="6350">
+                          <a:noFill/>
+                        </a:ln>
+                      </wps:spPr>
+                      <wps:txbx>
+                        <w:txbxContent>
+                          <w:p>
+                            <w:pPr>
+                              <w:rPr>
+                                <w:rFonts w:ascii="Times New Roman" w:hAnsi="Times New Roman" w:cs="Times New Roman"/>
+                                <w:sz w:val="18"/>
+                                <w:szCs w:val="18"/>
+                              </w:rPr>
+                            </w:pPr>
+                            <w:r>
+                              <w:rPr>
+                                <w:rFonts w:ascii="Times New Roman" w:hAnsi="Times New Roman" w:cs="Times New Roman"/>
+                                <w:sz w:val="18"/>
+                                <w:szCs w:val="18"/>
+                              </w:rPr>
+                              <w:t xml:space="preserve">Go to </w:t>
+                            </w:r>
+                            <w:r>
+                              <w:rPr>
+                                <w:rFonts w:ascii="Times New Roman" w:hAnsi="Times New Roman" w:cs="Times New Roman"/>
+                                <w:sz w:val="18"/>
+                                <w:szCs w:val="18"/>
+                              </w:rPr>
+                              <w:t>Technician</w:t>
+                            </w:r>
+                            <w:r>
+                              <w:rPr>
+                                <w:rFonts w:ascii="Times New Roman" w:hAnsi="Times New Roman" w:cs="Times New Roman"/>
+                                <w:sz w:val="18"/>
+                                <w:szCs w:val="18"/>
+                              </w:rPr>
+                              <w:t xml:space="preserve"> Page</w:t>
+                            </w:r>
+                          </w:p>
+                        </w:txbxContent>
+                      </wps:txbx>
+                      <wps:bodyPr rot="0" spcFirstLastPara="0" vertOverflow="overflow" horzOverflow="overflow" vert="horz" wrap="square" lIns="91440" tIns="45720" rIns="91440" bIns="45720" numCol="1" spcCol="0" rtlCol="0" fromWordArt="0" anchor="t" anchorCtr="0" forceAA="0" compatLnSpc="1">
+                        <a:prstTxWarp prst="textNoShape">
+                          <a:avLst/>
+                        </a:prstTxWarp>
+                        <a:noAutofit/>
+                      </wps:bodyPr>
+                    </wps:wsp>
+                  </a:graphicData>
+                </a:graphic>
+                <wp14:sizeRelH relativeFrom="margin">
+                  <wp14:pctWidth>0</wp14:pctWidth>
+                </wp14:sizeRelH>
+                <wp14:sizeRelV relativeFrom="margin">
+                  <wp14:pctHeight>0</wp14:pctHeight>
+                </wp14:sizeRelV>
+              </wp:anchor>
+            </w:drawing>
+          </mc:Choice>
+          <mc:Fallback>
+            <w:pict>
+              <v:shape w14:anchorId="2BB9140D" id="Text Box 9" o:spid="_x0000_s1029" type="#_x0000_t202" style="position:absolute;margin-left:104.55pt;margin-top:-23.9pt;width:108.2pt;height:18.55pt;z-index:251726848;visibility:visible;mso-wrap-style:square;mso-width-percent:0;mso-height-percent:0;mso-wrap-distance-left:9pt;mso-wrap-distance-top:0;mso-wrap-distance-right:9pt;mso-wrap-distance-bottom:0;mso-position-horizontal:absolute;mso-position-horizontal-relative:text;mso-position-vertical:absolute;mso-position-vertical-relative:text;mso-width-percent:0;mso-height-percent:0;mso-width-relative:margin;mso-height-relative:margin;v-text-anchor:top" o:gfxdata="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" filled="f" stroked="f" strokeweight=".5pt">
+                <v:textbox>
+                  <w:txbxContent>
+                    <w:p>
+                      <w:pPr>
+                        <w:rPr>
+                          <w:rFonts w:ascii="Times New Roman" w:hAnsi="Times New Roman" w:cs="Times New Roman"/>
+                          <w:sz w:val="18"/>
+                          <w:szCs w:val="18"/>
+                        </w:rPr>
+                      </w:pPr>
+                      <w:r>
+                        <w:rPr>
+                          <w:rFonts w:ascii="Times New Roman" w:hAnsi="Times New Roman" w:cs="Times New Roman"/>
+                          <w:sz w:val="18"/>
+                          <w:szCs w:val="18"/>
+                        </w:rPr>
+                        <w:t xml:space="preserve">Go to </w:t>
+                      </w:r>
+                      <w:r>
+                        <w:rPr>
+                          <w:rFonts w:ascii="Times New Roman" w:hAnsi="Times New Roman" w:cs="Times New Roman"/>
+                          <w:sz w:val="18"/>
+                          <w:szCs w:val="18"/>
+                        </w:rPr>
+                        <w:t>Technician</w:t>
+                      </w:r>
+                      <w:r>
+                        <w:rPr>
+                          <w:rFonts w:ascii="Times New Roman" w:hAnsi="Times New Roman" w:cs="Times New Roman"/>
+                          <w:sz w:val="18"/>
+                          <w:szCs w:val="18"/>
+                        </w:rPr>
+                        <w:t xml:space="preserve"> Page</w:t>
+                      </w:r>
+                    </w:p>
+                  </w:txbxContent>
+                </v:textbox>
+              </v:shape>
+            </w:pict>
+          </mc:Fallback>
+        </mc:AlternateContent>
+      </w:r>
+      <w:r>
+        <w:rPr>
+          <w:noProof/>
+        </w:rPr>
+        <mc:AlternateContent>
+          <mc:Choice Requires="wps">
+            <w:drawing>
+              <wp:anchor distT="0" distB="0" distL="114300" distR="114300" simplePos="0" relativeHeight="251715584" behindDoc="0" locked="0" layoutInCell="1" allowOverlap="1" wp14:anchorId="668BF391" wp14:editId="0330B4D1">
+                <wp:simplePos x="0" y="0"/>
+                <wp:positionH relativeFrom="column">
+                  <wp:posOffset>2434660</wp:posOffset>
+                </wp:positionH>
+                <wp:positionV relativeFrom="paragraph">
+                  <wp:posOffset>-140244</wp:posOffset>
+                </wp:positionV>
+                <wp:extent cx="325031" cy="930750"/>
+                <wp:effectExtent l="0" t="0" r="75565" b="60325"/>
+                <wp:wrapNone/>
+                <wp:docPr id="3" name="Straight Arrow Connector 3"/>
+                <wp:cNvGraphicFramePr/>
+                <a:graphic xmlns:a="http://schemas.openxmlformats.org/drawingml/2006/main">
+                  <a:graphicData uri="http://schemas.microsoft.com/office/word/2010/wordprocessingShape">
+                    <wps:wsp>
+                      <wps:cNvCnPr/>
+                      <wps:spPr>
+                        <a:xfrm>
+                          <a:off x="0" y="0"/>
+                          <a:ext cx="325031" cy="930750"/>
+                        </a:xfrm>
+                        <a:prstGeom prst="straightConnector1">
+                          <a:avLst/>
+                        </a:prstGeom>
+                        <a:ln w="9525">
+                          <a:solidFill>
+                            <a:srgbClr val="FF0000"/>
+                          </a:solidFill>
+                          <a:tailEnd type="triangle"/>
+                        </a:ln>
+                      </wps:spPr>
+                      <wps:style>
+                        <a:lnRef idx="1">
+                          <a:schemeClr val="accent1"/>
+                        </a:lnRef>
+                        <a:fillRef idx="0">
+                          <a:schemeClr val="accent1"/>
+                        </a:fillRef>
+                        <a:effectRef idx="0">
+                          <a:schemeClr val="accent1"/>
+                        </a:effectRef>
+                        <a:fontRef idx="minor">
+                          <a:schemeClr val="tx1"/>
+                        </a:fontRef>
+                      </wps:style>
+                      <wps:bodyPr/>
+                    </wps:wsp>
+                  </a:graphicData>
+                </a:graphic>
+                <wp14:sizeRelH relativeFrom="margin">
+                  <wp14:pctWidth>0</wp14:pctWidth>
+                </wp14:sizeRelH>
+                <wp14:sizeRelV relativeFrom="margin">
+                  <wp14:pctHeight>0</wp14:pctHeight>
+                </wp14:sizeRelV>
+              </wp:anchor>
+            </w:drawing>
+          </mc:Choice>
+          <mc:Fallback>
+            <w:pict>
+              <v:shape w14:anchorId="5FC08F4D" id="Straight Arrow Connector 3" o:spid="_x0000_s1026" type="#_x0000_t32" style="position:absolute;margin-left:191.7pt;margin-top:-11.05pt;width:25.6pt;height:73.3pt;z-index:251715584;visibility:visible;mso-wrap-style:square;mso-width-percent:0;mso-height-percent:0;mso-wrap-distance-left:9pt;mso-wrap-distance-top:0;mso-wrap-distance-right:9pt;mso-wrap-distance-bottom:0;mso-position-horizontal:absolute;mso-position-horizontal-relative:text;mso-position-vertical:absolute;mso-position-vertical-relative:text;mso-width-percent:0;mso-height-percent:0;mso-width-relative:margin;mso-height-relative:margin" o:gfxdata="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" strokecolor="red">
+                <v:stroke endarrow="block" joinstyle="miter"/>
+              </v:shape>
+            </w:pict>
+          </mc:Fallback>
+        </mc:AlternateContent>
+      </w:r>
+      <w:r>
+        <w:rPr>
+          <w:noProof/>
+        </w:rPr>
+        <mc:AlternateContent>
+          <mc:Choice Requires="wps">
+            <w:drawing>
+              <wp:anchor distT="0" distB="0" distL="114300" distR="114300" simplePos="0" relativeHeight="251724800" behindDoc="0" locked="0" layoutInCell="1" allowOverlap="1" wp14:anchorId="6A5EE05B" wp14:editId="7E9565BA">
+                <wp:simplePos x="0" y="0"/>
+                <wp:positionH relativeFrom="column">
+                  <wp:posOffset>1240260</wp:posOffset>
+                </wp:positionH>
+                <wp:positionV relativeFrom="paragraph">
+                  <wp:posOffset>-56515</wp:posOffset>
+                </wp:positionV>
+                <wp:extent cx="1049020" cy="235585"/>
+                <wp:effectExtent l="0" t="0" r="0" b="0"/>
+                <wp:wrapNone/>
+                <wp:docPr id="8" name="Text Box 8"/>
+                <wp:cNvGraphicFramePr/>
+                <a:graphic xmlns:a="http://schemas.openxmlformats.org/drawingml/2006/main">
+                  <a:graphicData uri="http://schemas.microsoft.com/office/word/2010/wordprocessingShape">
+                    <wps:wsp>
+                      <wps:cNvSpPr txBox="1"/>
+                      <wps:spPr>
+                        <a:xfrm>
+                          <a:off x="0" y="0"/>
+                          <a:ext cx="1049020" cy="235585"/>
+                        </a:xfrm>
+                        <a:prstGeom prst="rect">
+                          <a:avLst/>
+                        </a:prstGeom>
+                        <a:noFill/>
+                        <a:ln w="6350">
+                          <a:noFill/>
+                        </a:ln>
+                      </wps:spPr>
+                      <wps:txbx>
+                        <w:txbxContent>
+                          <w:p>
+                            <w:pPr>
+                              <w:rPr>
+                                <w:rFonts w:ascii="Times New Roman" w:hAnsi="Times New Roman" w:cs="Times New Roman"/>
+                                <w:sz w:val="18"/>
+                                <w:szCs w:val="18"/>
+                              </w:rPr>
+                            </w:pPr>
+                            <w:r>
+                              <w:rPr>
+                                <w:rFonts w:ascii="Times New Roman" w:hAnsi="Times New Roman" w:cs="Times New Roman"/>
+                                <w:sz w:val="18"/>
+                                <w:szCs w:val="18"/>
+                              </w:rPr>
+                              <w:t xml:space="preserve">Go to </w:t>
+                            </w:r>
+                            <w:r>
+                              <w:rPr>
+                                <w:rFonts w:ascii="Times New Roman" w:hAnsi="Times New Roman" w:cs="Times New Roman"/>
+                                <w:sz w:val="18"/>
+                                <w:szCs w:val="18"/>
+                              </w:rPr>
+                              <w:t>About</w:t>
+                            </w:r>
+                            <w:r>
+                              <w:rPr>
+                                <w:rFonts w:ascii="Times New Roman" w:hAnsi="Times New Roman" w:cs="Times New Roman"/>
+                                <w:sz w:val="18"/>
+                                <w:szCs w:val="18"/>
+                              </w:rPr>
+                              <w:t xml:space="preserve"> Page</w:t>
+                            </w:r>
+                          </w:p>
+                        </w:txbxContent>
+                      </wps:txbx>
+                      <wps:bodyPr rot="0" spcFirstLastPara="0" vertOverflow="overflow" horzOverflow="overflow" vert="horz" wrap="square" lIns="91440" tIns="45720" rIns="91440" bIns="45720" numCol="1" spcCol="0" rtlCol="0" fromWordArt="0" anchor="t" anchorCtr="0" forceAA="0" compatLnSpc="1">
+                        <a:prstTxWarp prst="textNoShape">
+                          <a:avLst/>
+                        </a:prstTxWarp>
+                        <a:noAutofit/>
+                      </wps:bodyPr>
+                    </wps:wsp>
+                  </a:graphicData>
+                </a:graphic>
+                <wp14:sizeRelH relativeFrom="margin">
+                  <wp14:pctWidth>0</wp14:pctWidth>
+                </wp14:sizeRelH>
+                <wp14:sizeRelV relativeFrom="margin">
+                  <wp14:pctHeight>0</wp14:pctHeight>
+                </wp14:sizeRelV>
+              </wp:anchor>
+            </w:drawing>
+          </mc:Choice>
+          <mc:Fallback>
+            <w:pict>
+              <v:shape w14:anchorId="6A5EE05B" id="Text Box 8" o:spid="_x0000_s1030" type="#_x0000_t202" style="position:absolute;margin-left:97.65pt;margin-top:-4.45pt;width:82.6pt;height:18.55pt;z-index:251724800;visibility:visible;mso-wrap-style:square;mso-width-percent:0;mso-height-percent:0;mso-wrap-distance-left:9pt;mso-wrap-distance-top:0;mso-wrap-distance-right:9pt;mso-wrap-distance-bottom:0;mso-position-horizontal:absolute;mso-position-horizontal-relative:text;mso-position-vertical:absolute;mso-position-vertical-relative:text;mso-width-percent:0;mso-height-percent:0;mso-width-relative:margin;mso-height-relative:margin;v-text-anchor:top" o:gfxdata="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" filled="f" stroked="f" strokeweight=".5pt">
+                <v:textbox>
+                  <w:txbxContent>
+                    <w:p>
+                      <w:pPr>
+                        <w:rPr>
+                          <w:rFonts w:ascii="Times New Roman" w:hAnsi="Times New Roman" w:cs="Times New Roman"/>
+                          <w:sz w:val="18"/>
+                          <w:szCs w:val="18"/>
+                        </w:rPr>
+                      </w:pPr>
+                      <w:r>
+                        <w:rPr>
+                          <w:rFonts w:ascii="Times New Roman" w:hAnsi="Times New Roman" w:cs="Times New Roman"/>
+                          <w:sz w:val="18"/>
+                          <w:szCs w:val="18"/>
+                        </w:rPr>
+                        <w:t xml:space="preserve">Go to </w:t>
+                      </w:r>
+                      <w:r>
+                        <w:rPr>
+                          <w:rFonts w:ascii="Times New Roman" w:hAnsi="Times New Roman" w:cs="Times New Roman"/>
+                          <w:sz w:val="18"/>
+                          <w:szCs w:val="18"/>
+                        </w:rPr>
+                        <w:t>About</w:t>
+                      </w:r>
+                      <w:r>
+                        <w:rPr>
+                          <w:rFonts w:ascii="Times New Roman" w:hAnsi="Times New Roman" w:cs="Times New Roman"/>
+                          <w:sz w:val="18"/>
+                          <w:szCs w:val="18"/>
+                        </w:rPr>
+                        <w:t xml:space="preserve"> Page</w:t>
+                      </w:r>
+                    </w:p>
+                  </w:txbxContent>
+                </v:textbox>
+              </v:shape>
+            </w:pict>
+          </mc:Fallback>
+        </mc:AlternateContent>
+      </w:r>
+      <w:r>
+        <w:rPr>
+          <w:noProof/>
+        </w:rPr>
+        <mc:AlternateContent>
+          <mc:Choice Requires="wps">
+            <w:drawing>
+              <wp:anchor distT="0" distB="0" distL="114300" distR="114300" simplePos="0" relativeHeight="251713536" behindDoc="0" locked="0" layoutInCell="1" allowOverlap="1" wp14:anchorId="0D75D464" wp14:editId="446C8C6E">
+                <wp:simplePos x="0" y="0"/>
+                <wp:positionH relativeFrom="column">
+                  <wp:posOffset>2142951</wp:posOffset>
+                </wp:positionH>
+                <wp:positionV relativeFrom="paragraph">
+                  <wp:posOffset>95368</wp:posOffset>
+                </wp:positionV>
+                <wp:extent cx="252102" cy="695138"/>
+                <wp:effectExtent l="0" t="0" r="71755" b="48260"/>
+                <wp:wrapNone/>
+                <wp:docPr id="2" name="Straight Arrow Connector 2"/>
+                <wp:cNvGraphicFramePr/>
+                <a:graphic xmlns:a="http://schemas.openxmlformats.org/drawingml/2006/main">
+                  <a:graphicData uri="http://schemas.microsoft.com/office/word/2010/wordprocessingShape">
+                    <wps:wsp>
+                      <wps:cNvCnPr/>
+                      <wps:spPr>
+                        <a:xfrm>
+                          <a:off x="0" y="0"/>
+                          <a:ext cx="252102" cy="695138"/>
+                        </a:xfrm>
+                        <a:prstGeom prst="straightConnector1">
+                          <a:avLst/>
+                        </a:prstGeom>
+                        <a:ln w="9525">
+                          <a:solidFill>
+                            <a:srgbClr val="FF0000"/>
+                          </a:solidFill>
+                          <a:tailEnd type="triangle"/>
+                        </a:ln>
+                      </wps:spPr>
+                      <wps:style>
+                        <a:lnRef idx="1">
+                          <a:schemeClr val="accent1"/>
+                        </a:lnRef>
+                        <a:fillRef idx="0">
+                          <a:schemeClr val="accent1"/>
+                        </a:fillRef>
+                        <a:effectRef idx="0">
+                          <a:schemeClr val="accent1"/>
+                        </a:effectRef>
+                        <a:fontRef idx="minor">
+                          <a:schemeClr val="tx1"/>
+                        </a:fontRef>
+                      </wps:style>
+                      <wps:bodyPr/>
+                    </wps:wsp>
+                  </a:graphicData>
+                </a:graphic>
+                <wp14:sizeRelH relativeFrom="margin">
+                  <wp14:pctWidth>0</wp14:pctWidth>
+                </wp14:sizeRelH>
+                <wp14:sizeRelV relativeFrom="margin">
+                  <wp14:pctHeight>0</wp14:pctHeight>
+                </wp14:sizeRelV>
+              </wp:anchor>
+            </w:drawing>
+          </mc:Choice>
+          <mc:Fallback>
+            <w:pict>
+              <v:shape w14:anchorId="1D248A7D" id="Straight Arrow Connector 2" o:spid="_x0000_s1026" type="#_x0000_t32" style="position:absolute;margin-left:168.75pt;margin-top:7.5pt;width:19.85pt;height:54.75pt;z-index:251713536;visibility:visible;mso-wrap-style:square;mso-width-percent:0;mso-height-percent:0;mso-wrap-distance-left:9pt;mso-wrap-distance-top:0;mso-wrap-distance-right:9pt;mso-wrap-distance-bottom:0;mso-position-horizontal:absolute;mso-position-horizontal-relative:text;mso-position-vertical:absolute;mso-position-vertical-relative:text;mso-width-percent:0;mso-height-percent:0;mso-width-relative:margin;mso-height-relative:margin" o:gfxdata="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" strokecolor="red">
+                <v:stroke endarrow="block" joinstyle="miter"/>
+              </v:shape>
+            </w:pict>
+          </mc:Fallback>
+        </mc:AlternateContent>
+      </w:r>
+      <w:r>
+        <w:rPr>
+          <w:noProof/>
+        </w:rPr>
+        <mc:AlternateContent>
+          <mc:Choice Requires="wps">
+            <w:drawing>
+              <wp:anchor distT="0" distB="0" distL="114300" distR="114300" simplePos="0" relativeHeight="251722752" behindDoc="0" locked="0" layoutInCell="1" allowOverlap="1" wp14:anchorId="09B82ECA" wp14:editId="13542C1C">
+                <wp:simplePos x="0" y="0"/>
+                <wp:positionH relativeFrom="column">
+                  <wp:posOffset>927630</wp:posOffset>
+                </wp:positionH>
+                <wp:positionV relativeFrom="paragraph">
+                  <wp:posOffset>165100</wp:posOffset>
+                </wp:positionV>
+                <wp:extent cx="1049020" cy="235585"/>
+                <wp:effectExtent l="0" t="0" r="0" b="0"/>
+                <wp:wrapNone/>
+                <wp:docPr id="7" name="Text Box 7"/>
+                <wp:cNvGraphicFramePr/>
+                <a:graphic xmlns:a="http://schemas.openxmlformats.org/drawingml/2006/main">
+                  <a:graphicData uri="http://schemas.microsoft.com/office/word/2010/wordprocessingShape">
+                    <wps:wsp>
+                      <wps:cNvSpPr txBox="1"/>
+                      <wps:spPr>
+                        <a:xfrm>
+                          <a:off x="0" y="0"/>
+                          <a:ext cx="1049020" cy="235585"/>
+                        </a:xfrm>
+                        <a:prstGeom prst="rect">
+                          <a:avLst/>
+                        </a:prstGeom>
+                        <a:noFill/>
+                        <a:ln w="6350">
+                          <a:noFill/>
+                        </a:ln>
+                      </wps:spPr>
+                      <wps:txbx>
+                        <w:txbxContent>
+                          <w:p>
+                            <w:pPr>
+                              <w:rPr>
+                                <w:rFonts w:ascii="Times New Roman" w:hAnsi="Times New Roman" w:cs="Times New Roman"/>
+                                <w:sz w:val="18"/>
+                                <w:szCs w:val="18"/>
+                              </w:rPr>
+                            </w:pPr>
+                            <w:r>
+                              <w:rPr>
+                                <w:rFonts w:ascii="Times New Roman" w:hAnsi="Times New Roman" w:cs="Times New Roman"/>
+                                <w:sz w:val="18"/>
+                                <w:szCs w:val="18"/>
+                              </w:rPr>
+                              <w:t>Go to Home Page</w:t>
+                            </w:r>
+                          </w:p>
+                        </w:txbxContent>
+                      </wps:txbx>
+                      <wps:bodyPr rot="0" spcFirstLastPara="0" vertOverflow="overflow" horzOverflow="overflow" vert="horz" wrap="square" lIns="91440" tIns="45720" rIns="91440" bIns="45720" numCol="1" spcCol="0" rtlCol="0" fromWordArt="0" anchor="t" anchorCtr="0" forceAA="0" compatLnSpc="1">
+                        <a:prstTxWarp prst="textNoShape">
+                          <a:avLst/>
+                        </a:prstTxWarp>
+                        <a:noAutofit/>
+                      </wps:bodyPr>
+                    </wps:wsp>
+                  </a:graphicData>
+                </a:graphic>
+                <wp14:sizeRelH relativeFrom="margin">
+                  <wp14:pctWidth>0</wp14:pctWidth>
+                </wp14:sizeRelH>
+                <wp14:sizeRelV relativeFrom="margin">
+                  <wp14:pctHeight>0</wp14:pctHeight>
+                </wp14:sizeRelV>
+              </wp:anchor>
+            </w:drawing>
+          </mc:Choice>
+          <mc:Fallback>
+            <w:pict>
+              <v:shape w14:anchorId="09B82ECA" id="Text Box 7" o:spid="_x0000_s1031" type="#_x0000_t202" style="position:absolute;margin-left:73.05pt;margin-top:13pt;width:82.6pt;height:18.55pt;z-index:251722752;visibility:visible;mso-wrap-style:square;mso-width-percent:0;mso-height-percent:0;mso-wrap-distance-left:9pt;mso-wrap-distance-top:0;mso-wrap-distance-right:9pt;mso-wrap-distance-bottom:0;mso-position-horizontal:absolute;mso-position-horizontal-relative:text;mso-position-vertical:absolute;mso-position-vertical-relative:text;mso-width-percent:0;mso-height-percent:0;mso-width-relative:margin;mso-height-relative:margin;v-text-anchor:top" o:gfxdata="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" filled="f" stroked="f" strokeweight=".5pt">
+                <v:textbox>
+                  <w:txbxContent>
+                    <w:p>
+                      <w:pPr>
+                        <w:rPr>
+                          <w:rFonts w:ascii="Times New Roman" w:hAnsi="Times New Roman" w:cs="Times New Roman"/>
+                          <w:sz w:val="18"/>
+                          <w:szCs w:val="18"/>
+                        </w:rPr>
+                      </w:pPr>
+                      <w:r>
+                        <w:rPr>
+                          <w:rFonts w:ascii="Times New Roman" w:hAnsi="Times New Roman" w:cs="Times New Roman"/>
+                          <w:sz w:val="18"/>
+                          <w:szCs w:val="18"/>
+                        </w:rPr>
+                        <w:t>Go to Home Page</w:t>
+                      </w:r>
+                    </w:p>
+                  </w:txbxContent>
+                </v:textbox>
+              </v:shape>
+            </w:pict>
+          </mc:Fallback>
+        </mc:AlternateContent>
+      </w:r>
+      <w:r>
+        <w:rPr>
+          <w:noProof/>
+        </w:rPr>
         <w:drawing>
-          <wp:anchor distT="0" distB="0" distL="114300" distR="114300" simplePos="0" relativeHeight="251659264" behindDoc="1" locked="0" layoutInCell="1" allowOverlap="1" wp14:anchorId="13A9EA94" wp14:editId="112AD37C">
+          <wp:anchor distT="0" distB="0" distL="114300" distR="114300" simplePos="0" relativeHeight="251659264" behindDoc="1" locked="0" layoutInCell="1" allowOverlap="1" wp14:anchorId="13A9EA94" wp14:editId="29D54D8E">
             <wp:simplePos x="0" y="0"/>
             <wp:positionH relativeFrom="margin">
               <wp:align>center</wp:align>
@@ -398,13 +1232,6 @@
           <w:rFonts w:ascii="Times New Roman" w:hAnsi="Times New Roman" w:cs="Times New Roman"/>
         </w:rPr>
       </w:pPr>
-    </w:p>
-    <w:p>
-      <w:pPr>
-        <w:rPr>
-          <w:rFonts w:ascii="Times New Roman" w:hAnsi="Times New Roman" w:cs="Times New Roman"/>
-        </w:rPr>
-      </w:pPr>
       <w:r>
         <w:rPr>
           <w:noProof/>
@@ -412,7 +1239,225 @@
         <mc:AlternateContent>
           <mc:Choice Requires="wps">
             <w:drawing>
-              <wp:anchor distT="0" distB="0" distL="114300" distR="114300" simplePos="0" relativeHeight="251660288" behindDoc="0" locked="0" layoutInCell="1" allowOverlap="1" wp14:anchorId="3A521B14" wp14:editId="22FABA3D">
+              <wp:anchor distT="0" distB="0" distL="114300" distR="114300" simplePos="0" relativeHeight="251721728" behindDoc="0" locked="0" layoutInCell="1" allowOverlap="1" wp14:anchorId="517A08B4" wp14:editId="1C8B664E">
+                <wp:simplePos x="0" y="0"/>
+                <wp:positionH relativeFrom="column">
+                  <wp:posOffset>4567169</wp:posOffset>
+                </wp:positionH>
+                <wp:positionV relativeFrom="paragraph">
+                  <wp:posOffset>4110</wp:posOffset>
+                </wp:positionV>
+                <wp:extent cx="184785" cy="481965"/>
+                <wp:effectExtent l="0" t="0" r="62865" b="51435"/>
+                <wp:wrapNone/>
+                <wp:docPr id="6" name="Straight Arrow Connector 6"/>
+                <wp:cNvGraphicFramePr/>
+                <a:graphic xmlns:a="http://schemas.openxmlformats.org/drawingml/2006/main">
+                  <a:graphicData uri="http://schemas.microsoft.com/office/word/2010/wordprocessingShape">
+                    <wps:wsp>
+                      <wps:cNvCnPr/>
+                      <wps:spPr>
+                        <a:xfrm>
+                          <a:off x="0" y="0"/>
+                          <a:ext cx="184785" cy="481965"/>
+                        </a:xfrm>
+                        <a:prstGeom prst="straightConnector1">
+                          <a:avLst/>
+                        </a:prstGeom>
+                        <a:ln w="9525">
+                          <a:solidFill>
+                            <a:srgbClr val="FF0000"/>
+                          </a:solidFill>
+                          <a:tailEnd type="triangle"/>
+                        </a:ln>
+                      </wps:spPr>
+                      <wps:style>
+                        <a:lnRef idx="1">
+                          <a:schemeClr val="accent1"/>
+                        </a:lnRef>
+                        <a:fillRef idx="0">
+                          <a:schemeClr val="accent1"/>
+                        </a:fillRef>
+                        <a:effectRef idx="0">
+                          <a:schemeClr val="accent1"/>
+                        </a:effectRef>
+                        <a:fontRef idx="minor">
+                          <a:schemeClr val="tx1"/>
+                        </a:fontRef>
+                      </wps:style>
+                      <wps:bodyPr/>
+                    </wps:wsp>
+                  </a:graphicData>
+                </a:graphic>
+              </wp:anchor>
+            </w:drawing>
+          </mc:Choice>
+          <mc:Fallback>
+            <w:pict>
+              <v:shape w14:anchorId="53FFE752" id="Straight Arrow Connector 6" o:spid="_x0000_s1026" type="#_x0000_t32" style="position:absolute;margin-left:359.6pt;margin-top:.3pt;width:14.55pt;height:37.95pt;z-index:251721728;visibility:visible;mso-wrap-style:square;mso-wrap-distance-left:9pt;mso-wrap-distance-top:0;mso-wrap-distance-right:9pt;mso-wrap-distance-bottom:0;mso-position-horizontal:absolute;mso-position-horizontal-relative:text;mso-position-vertical:absolute;mso-position-vertical-relative:text" o:gfxdata="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" strokecolor="red">
+                <v:stroke endarrow="block" joinstyle="miter"/>
+              </v:shape>
+            </w:pict>
+          </mc:Fallback>
+        </mc:AlternateContent>
+      </w:r>
+      <w:r>
+        <w:rPr>
+          <w:noProof/>
+        </w:rPr>
+        <mc:AlternateContent>
+          <mc:Choice Requires="wps">
+            <w:drawing>
+              <wp:anchor distT="0" distB="0" distL="114300" distR="114300" simplePos="0" relativeHeight="251717632" behindDoc="0" locked="0" layoutInCell="1" allowOverlap="1" wp14:anchorId="36F1AFE4" wp14:editId="28DA6987">
+                <wp:simplePos x="0" y="0"/>
+                <wp:positionH relativeFrom="column">
+                  <wp:posOffset>3035550</wp:posOffset>
+                </wp:positionH>
+                <wp:positionV relativeFrom="paragraph">
+                  <wp:posOffset>4110</wp:posOffset>
+                </wp:positionV>
+                <wp:extent cx="184785" cy="481965"/>
+                <wp:effectExtent l="0" t="0" r="62865" b="51435"/>
+                <wp:wrapNone/>
+                <wp:docPr id="4" name="Straight Arrow Connector 4"/>
+                <wp:cNvGraphicFramePr/>
+                <a:graphic xmlns:a="http://schemas.openxmlformats.org/drawingml/2006/main">
+                  <a:graphicData uri="http://schemas.microsoft.com/office/word/2010/wordprocessingShape">
+                    <wps:wsp>
+                      <wps:cNvCnPr/>
+                      <wps:spPr>
+                        <a:xfrm>
+                          <a:off x="0" y="0"/>
+                          <a:ext cx="184785" cy="481965"/>
+                        </a:xfrm>
+                        <a:prstGeom prst="straightConnector1">
+                          <a:avLst/>
+                        </a:prstGeom>
+                        <a:ln w="9525">
+                          <a:solidFill>
+                            <a:srgbClr val="FF0000"/>
+                          </a:solidFill>
+                          <a:tailEnd type="triangle"/>
+                        </a:ln>
+                      </wps:spPr>
+                      <wps:style>
+                        <a:lnRef idx="1">
+                          <a:schemeClr val="accent1"/>
+                        </a:lnRef>
+                        <a:fillRef idx="0">
+                          <a:schemeClr val="accent1"/>
+                        </a:fillRef>
+                        <a:effectRef idx="0">
+                          <a:schemeClr val="accent1"/>
+                        </a:effectRef>
+                        <a:fontRef idx="minor">
+                          <a:schemeClr val="tx1"/>
+                        </a:fontRef>
+                      </wps:style>
+                      <wps:bodyPr/>
+                    </wps:wsp>
+                  </a:graphicData>
+                </a:graphic>
+              </wp:anchor>
+            </w:drawing>
+          </mc:Choice>
+          <mc:Fallback>
+            <w:pict>
+              <v:shape w14:anchorId="242B2966" id="Straight Arrow Connector 4" o:spid="_x0000_s1026" type="#_x0000_t32" style="position:absolute;margin-left:239pt;margin-top:.3pt;width:14.55pt;height:37.95pt;z-index:251717632;visibility:visible;mso-wrap-style:square;mso-wrap-distance-left:9pt;mso-wrap-distance-top:0;mso-wrap-distance-right:9pt;mso-wrap-distance-bottom:0;mso-position-horizontal:absolute;mso-position-horizontal-relative:text;mso-position-vertical:absolute;mso-position-vertical-relative:text" o:gfxdata="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" strokecolor="red">
+                <v:stroke endarrow="block" joinstyle="miter"/>
+              </v:shape>
+            </w:pict>
+          </mc:Fallback>
+        </mc:AlternateContent>
+      </w:r>
+      <w:r>
+        <w:rPr>
+          <w:rFonts w:ascii="Times New Roman" w:hAnsi="Times New Roman" w:cs="Times New Roman"/>
+          <w:noProof/>
+        </w:rPr>
+        <mc:AlternateContent>
+          <mc:Choice Requires="wps">
+            <w:drawing>
+              <wp:anchor distT="0" distB="0" distL="114300" distR="114300" simplePos="0" relativeHeight="251712512" behindDoc="0" locked="0" layoutInCell="1" allowOverlap="1" wp14:anchorId="447212D5" wp14:editId="5E0F3024">
+                <wp:simplePos x="0" y="0"/>
+                <wp:positionH relativeFrom="column">
+                  <wp:posOffset>1828800</wp:posOffset>
+                </wp:positionH>
+                <wp:positionV relativeFrom="paragraph">
+                  <wp:posOffset>20569</wp:posOffset>
+                </wp:positionV>
+                <wp:extent cx="179066" cy="481965"/>
+                <wp:effectExtent l="0" t="0" r="69215" b="51435"/>
+                <wp:wrapNone/>
+                <wp:docPr id="1" name="Straight Arrow Connector 1"/>
+                <wp:cNvGraphicFramePr/>
+                <a:graphic xmlns:a="http://schemas.openxmlformats.org/drawingml/2006/main">
+                  <a:graphicData uri="http://schemas.microsoft.com/office/word/2010/wordprocessingShape">
+                    <wps:wsp>
+                      <wps:cNvCnPr/>
+                      <wps:spPr>
+                        <a:xfrm>
+                          <a:off x="0" y="0"/>
+                          <a:ext cx="179066" cy="481965"/>
+                        </a:xfrm>
+                        <a:prstGeom prst="straightConnector1">
+                          <a:avLst/>
+                        </a:prstGeom>
+                        <a:ln w="9525">
+                          <a:solidFill>
+                            <a:srgbClr val="FF0000"/>
+                          </a:solidFill>
+                          <a:tailEnd type="triangle"/>
+                        </a:ln>
+                      </wps:spPr>
+                      <wps:style>
+                        <a:lnRef idx="1">
+                          <a:schemeClr val="accent1"/>
+                        </a:lnRef>
+                        <a:fillRef idx="0">
+                          <a:schemeClr val="accent1"/>
+                        </a:fillRef>
+                        <a:effectRef idx="0">
+                          <a:schemeClr val="accent1"/>
+                        </a:effectRef>
+                        <a:fontRef idx="minor">
+                          <a:schemeClr val="tx1"/>
+                        </a:fontRef>
+                      </wps:style>
+                      <wps:bodyPr/>
+                    </wps:wsp>
+                  </a:graphicData>
+                </a:graphic>
+                <wp14:sizeRelH relativeFrom="margin">
+                  <wp14:pctWidth>0</wp14:pctWidth>
+                </wp14:sizeRelH>
+              </wp:anchor>
+            </w:drawing>
+          </mc:Choice>
+          <mc:Fallback>
+            <w:pict>
+              <v:shape w14:anchorId="27C39834" id="Straight Arrow Connector 1" o:spid="_x0000_s1026" type="#_x0000_t32" style="position:absolute;margin-left:2in;margin-top:1.6pt;width:14.1pt;height:37.95pt;z-index:251712512;visibility:visible;mso-wrap-style:square;mso-width-percent:0;mso-wrap-distance-left:9pt;mso-wrap-distance-top:0;mso-wrap-distance-right:9pt;mso-wrap-distance-bottom:0;mso-position-horizontal:absolute;mso-position-horizontal-relative:text;mso-position-vertical:absolute;mso-position-vertical-relative:text;mso-width-percent:0;mso-width-relative:margin" o:gfxdata="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" strokecolor="red">
+                <v:stroke endarrow="block" joinstyle="miter"/>
+              </v:shape>
+            </w:pict>
+          </mc:Fallback>
+        </mc:AlternateContent>
+      </w:r>
+    </w:p>
+    <w:p>
+      <w:pPr>
+        <w:rPr>
+          <w:rFonts w:ascii="Times New Roman" w:hAnsi="Times New Roman" w:cs="Times New Roman"/>
+        </w:rPr>
+      </w:pPr>
+      <w:r>
+        <w:rPr>
+          <w:noProof/>
+        </w:rPr>
+        <mc:AlternateContent>
+          <mc:Choice Requires="wps">
+            <w:drawing>
+              <wp:anchor distT="0" distB="0" distL="114300" distR="114300" simplePos="0" relativeHeight="251660288" behindDoc="0" locked="0" layoutInCell="1" allowOverlap="1" wp14:anchorId="3A521B14" wp14:editId="7CE21EEA">
                 <wp:simplePos x="0" y="0"/>
                 <wp:positionH relativeFrom="column">
                   <wp:posOffset>637953</wp:posOffset>
@@ -480,7 +1525,7 @@
           </mc:Choice>
           <mc:Fallback>
             <w:pict>
-              <v:rect w14:anchorId="1BB93EF6" id="Rectangle 4" o:spid="_x0000_s1026" style="position:absolute;margin-left:50.25pt;margin-top:10.65pt;width:350.3pt;height:14.65pt;z-index:251660288;visibility:visible;mso-wrap-style:square;mso-width-percent:0;mso-height-percent:0;mso-wrap-distance-left:9pt;mso-wrap-distance-top:0;mso-wrap-distance-right:9pt;mso-wrap-distance-bottom:0;mso-position-horizontal:absolute;mso-position-horizontal-relative:text;mso-position-vertical:absolute;mso-position-vertical-relative:text;mso-width-percent:0;mso-height-percent:0;mso-width-relative:margin;mso-height-relative:margin;v-text-anchor:middle" o:gfxdata="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" filled="f" strokecolor="#e00"/>
+              <v:rect w14:anchorId="34528292" id="Rectangle 4" o:spid="_x0000_s1026" style="position:absolute;margin-left:50.25pt;margin-top:10.65pt;width:350.3pt;height:14.65pt;z-index:251660288;visibility:visible;mso-wrap-style:square;mso-width-percent:0;mso-height-percent:0;mso-wrap-distance-left:9pt;mso-wrap-distance-top:0;mso-wrap-distance-right:9pt;mso-wrap-distance-bottom:0;mso-position-horizontal:absolute;mso-position-horizontal-relative:text;mso-position-vertical:absolute;mso-position-vertical-relative:text;mso-width-percent:0;mso-height-percent:0;mso-width-relative:margin;mso-height-relative:margin;v-text-anchor:middle" o:gfxdata="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" filled="f" strokecolor="#e00"/>
             </w:pict>
           </mc:Fallback>
         </mc:AlternateContent>
@@ -500,7 +1545,7 @@
         <mc:AlternateContent>
           <mc:Choice Requires="wps">
             <w:drawing>
-              <wp:anchor distT="0" distB="0" distL="114300" distR="114300" simplePos="0" relativeHeight="251676672" behindDoc="0" locked="0" layoutInCell="1" allowOverlap="1" wp14:anchorId="3F53E860" wp14:editId="3525A184">
+              <wp:anchor distT="0" distB="0" distL="114300" distR="114300" simplePos="0" relativeHeight="251676672" behindDoc="0" locked="0" layoutInCell="1" allowOverlap="1" wp14:anchorId="3F53E860" wp14:editId="18D0205F">
                 <wp:simplePos x="0" y="0"/>
                 <wp:positionH relativeFrom="column">
                   <wp:posOffset>643269</wp:posOffset>
@@ -568,7 +1613,7 @@
           </mc:Choice>
           <mc:Fallback>
             <w:pict>
-              <v:rect w14:anchorId="53BB12A2" id="Rectangle 8" o:spid="_x0000_s1026" style="position:absolute;margin-left:50.65pt;margin-top:3.8pt;width:349.85pt;height:93.9pt;z-index:251676672;visibility:visible;mso-wrap-style:square;mso-width-percent:0;mso-height-percent:0;mso-wrap-distance-left:9pt;mso-wrap-distance-top:0;mso-wrap-distance-right:9pt;mso-wrap-distance-bottom:0;mso-position-horizontal:absolute;mso-position-horizontal-relative:text;mso-position-vertical:absolute;mso-position-vertical-relative:text;mso-width-percent:0;mso-height-percent:0;mso-width-relative:margin;mso-height-relative:margin;v-text-anchor:middle" o:gfxdata="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" filled="f" strokecolor="#e00" strokeweight="1pt"/>
+              <v:rect w14:anchorId="44AC0FC1" id="Rectangle 8" o:spid="_x0000_s1026" style="position:absolute;margin-left:50.65pt;margin-top:3.8pt;width:349.85pt;height:93.9pt;z-index:251676672;visibility:visible;mso-wrap-style:square;mso-width-percent:0;mso-height-percent:0;mso-wrap-distance-left:9pt;mso-wrap-distance-top:0;mso-wrap-distance-right:9pt;mso-wrap-distance-bottom:0;mso-position-horizontal:absolute;mso-position-horizontal-relative:text;mso-position-vertical:absolute;mso-position-vertical-relative:text;mso-width-percent:0;mso-height-percent:0;mso-width-relative:margin;mso-height-relative:margin;v-text-anchor:middle" o:gfxdata="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" filled="f" strokecolor="#e00" strokeweight="1pt"/>
             </w:pict>
           </mc:Fallback>
         </mc:AlternateContent>
@@ -587,77 +1632,97 @@
           <w:rFonts w:ascii="Times New Roman" w:hAnsi="Times New Roman" w:cs="Times New Roman"/>
         </w:rPr>
       </w:pPr>
-    </w:p>
-    <w:p>
-      <w:pPr>
-        <w:rPr>
-          <w:rFonts w:ascii="Times New Roman" w:hAnsi="Times New Roman" w:cs="Times New Roman"/>
-        </w:rPr>
-      </w:pPr>
-    </w:p>
-    <w:p>
-      <w:pPr>
-        <w:rPr>
-          <w:rFonts w:ascii="Times New Roman" w:hAnsi="Times New Roman" w:cs="Times New Roman"/>
-        </w:rPr>
-      </w:pPr>
       <w:r>
         <w:rPr>
-          <w:rFonts w:ascii="Times New Roman" w:hAnsi="Times New Roman" w:cs="Times New Roman"/>
           <w:noProof/>
         </w:rPr>
         <mc:AlternateContent>
           <mc:Choice Requires="wps">
             <w:drawing>
-              <wp:anchor distT="0" distB="0" distL="114300" distR="114300" simplePos="0" relativeHeight="251678720" behindDoc="0" locked="0" layoutInCell="1" allowOverlap="1" wp14:anchorId="5EA54308" wp14:editId="64AB09C9">
+              <wp:anchor distT="0" distB="0" distL="114300" distR="114300" simplePos="0" relativeHeight="251741184" behindDoc="0" locked="0" layoutInCell="1" allowOverlap="1" wp14:anchorId="7FE9C062" wp14:editId="43B70D16">
                 <wp:simplePos x="0" y="0"/>
                 <wp:positionH relativeFrom="column">
-                  <wp:posOffset>637953</wp:posOffset>
+                  <wp:posOffset>5207000</wp:posOffset>
                 </wp:positionH>
                 <wp:positionV relativeFrom="paragraph">
-                  <wp:posOffset>121772</wp:posOffset>
+                  <wp:posOffset>264160</wp:posOffset>
                 </wp:positionV>
-                <wp:extent cx="4448338" cy="1359243"/>
-                <wp:effectExtent l="0" t="0" r="28575" b="12700"/>
+                <wp:extent cx="1258570" cy="235585"/>
+                <wp:effectExtent l="0" t="0" r="0" b="0"/>
                 <wp:wrapNone/>
-                <wp:docPr id="1620824781" name="Rectangle 8"/>
+                <wp:docPr id="20" name="Text Box 20"/>
                 <wp:cNvGraphicFramePr/>
                 <a:graphic xmlns:a="http://schemas.openxmlformats.org/drawingml/2006/main">
                   <a:graphicData uri="http://schemas.microsoft.com/office/word/2010/wordprocessingShape">
                     <wps:wsp>
-                      <wps:cNvSpPr/>
+                      <wps:cNvSpPr txBox="1"/>
                       <wps:spPr>
                         <a:xfrm>
                           <a:off x="0" y="0"/>
-                          <a:ext cx="4448338" cy="1359243"/>
+                          <a:ext cx="1258570" cy="235585"/>
                         </a:xfrm>
                         <a:prstGeom prst="rect">
                           <a:avLst/>
                         </a:prstGeom>
                         <a:noFill/>
-                        <a:ln>
-                          <a:solidFill>
-                            <a:srgbClr val="EE0000"/>
-                          </a:solidFill>
+                        <a:ln w="6350">
+                          <a:noFill/>
                         </a:ln>
                       </wps:spPr>
-                      <wps:style>
-                        <a:lnRef idx="2">
-                          <a:schemeClr val="accent1">
-                            <a:shade val="15000"/>
-                          </a:schemeClr>
-                        </a:lnRef>
-                        <a:fillRef idx="1">
-                          <a:schemeClr val="accent1"/>
-                        </a:fillRef>
-                        <a:effectRef idx="0">
-                          <a:schemeClr val="accent1"/>
-                        </a:effectRef>
-                        <a:fontRef idx="minor">
-                          <a:schemeClr val="lt1"/>
-                        </a:fontRef>
-                      </wps:style>
-                      <wps:bodyPr rot="0" spcFirstLastPara="0" vertOverflow="overflow" horzOverflow="overflow" vert="horz" wrap="square" lIns="91440" tIns="45720" rIns="91440" bIns="45720" numCol="1" spcCol="0" rtlCol="0" fromWordArt="0" anchor="ctr" anchorCtr="0" forceAA="0" compatLnSpc="1">
+                      <wps:txbx>
+                        <w:txbxContent>
+                          <w:p>
+                            <w:pPr>
+                              <w:rPr>
+                                <w:rFonts w:ascii="Times New Roman" w:hAnsi="Times New Roman" w:cs="Times New Roman"/>
+                                <w:sz w:val="18"/>
+                                <w:szCs w:val="18"/>
+                              </w:rPr>
+                            </w:pPr>
+                            <w:r>
+                              <w:rPr>
+                                <w:rFonts w:ascii="Times New Roman" w:hAnsi="Times New Roman" w:cs="Times New Roman"/>
+                                <w:sz w:val="18"/>
+                                <w:szCs w:val="18"/>
+                              </w:rPr>
+                              <w:t>Go to</w:t>
+                            </w:r>
+                            <w:r>
+                              <w:rPr>
+                                <w:rFonts w:ascii="Times New Roman" w:hAnsi="Times New Roman" w:cs="Times New Roman"/>
+                                <w:sz w:val="18"/>
+                                <w:szCs w:val="18"/>
+                              </w:rPr>
+                              <w:t xml:space="preserve"> </w:t>
+                            </w:r>
+                            <w:r>
+                              <w:rPr>
+                                <w:rFonts w:ascii="Times New Roman" w:hAnsi="Times New Roman" w:cs="Times New Roman"/>
+                                <w:sz w:val="18"/>
+                                <w:szCs w:val="18"/>
+                              </w:rPr>
+                              <w:t>Login</w:t>
+                            </w:r>
+                            <w:r>
+                              <w:rPr>
+                                <w:rFonts w:ascii="Times New Roman" w:hAnsi="Times New Roman" w:cs="Times New Roman"/>
+                                <w:sz w:val="18"/>
+                                <w:szCs w:val="18"/>
+                              </w:rPr>
+                              <w:t xml:space="preserve"> </w:t>
+                            </w:r>
+                            <w:r>
+                              <w:rPr>
+                                <w:rFonts w:ascii="Times New Roman" w:hAnsi="Times New Roman" w:cs="Times New Roman"/>
+                                <w:sz w:val="18"/>
+                                <w:szCs w:val="18"/>
+                              </w:rPr>
+                              <w:t>Page</w:t>
+                            </w:r>
+                          </w:p>
+                        </w:txbxContent>
+                      </wps:txbx>
+                      <wps:bodyPr rot="0" spcFirstLastPara="0" vertOverflow="overflow" horzOverflow="overflow" vert="horz" wrap="square" lIns="91440" tIns="45720" rIns="91440" bIns="45720" numCol="1" spcCol="0" rtlCol="0" fromWordArt="0" anchor="t" anchorCtr="0" forceAA="0" compatLnSpc="1">
                         <a:prstTxWarp prst="textNoShape">
                           <a:avLst/>
                         </a:prstTxWarp>
@@ -677,55 +1742,787 @@
           </mc:Choice>
           <mc:Fallback>
             <w:pict>
-              <v:rect w14:anchorId="62FCF13B" id="Rectangle 8" o:spid="_x0000_s1026" style="position:absolute;margin-left:50.25pt;margin-top:9.6pt;width:350.25pt;height:107.05pt;z-index:251678720;visibility:visible;mso-wrap-style:square;mso-width-percent:0;mso-height-percent:0;mso-wrap-distance-left:9pt;mso-wrap-distance-top:0;mso-wrap-distance-right:9pt;mso-wrap-distance-bottom:0;mso-position-horizontal:absolute;mso-position-horizontal-relative:text;mso-position-vertical:absolute;mso-position-vertical-relative:text;mso-width-percent:0;mso-height-percent:0;mso-width-relative:margin;mso-height-relative:margin;v-text-anchor:middle" o:gfxdata="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" filled="f" strokecolor="#e00" strokeweight="1pt"/>
+              <v:shape w14:anchorId="7FE9C062" id="Text Box 20" o:spid="_x0000_s1032" type="#_x0000_t202" style="position:absolute;margin-left:410pt;margin-top:20.8pt;width:99.1pt;height:18.55pt;z-index:251741184;visibility:visible;mso-wrap-style:square;mso-width-percent:0;mso-height-percent:0;mso-wrap-distance-left:9pt;mso-wrap-distance-top:0;mso-wrap-distance-right:9pt;mso-wrap-distance-bottom:0;mso-position-horizontal:absolute;mso-position-horizontal-relative:text;mso-position-vertical:absolute;mso-position-vertical-relative:text;mso-width-percent:0;mso-height-percent:0;mso-width-relative:margin;mso-height-relative:margin;v-text-anchor:top" o:gfxdata="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" filled="f" stroked="f" strokeweight=".5pt">
+                <v:textbox>
+                  <w:txbxContent>
+                    <w:p>
+                      <w:pPr>
+                        <w:rPr>
+                          <w:rFonts w:ascii="Times New Roman" w:hAnsi="Times New Roman" w:cs="Times New Roman"/>
+                          <w:sz w:val="18"/>
+                          <w:szCs w:val="18"/>
+                        </w:rPr>
+                      </w:pPr>
+                      <w:r>
+                        <w:rPr>
+                          <w:rFonts w:ascii="Times New Roman" w:hAnsi="Times New Roman" w:cs="Times New Roman"/>
+                          <w:sz w:val="18"/>
+                          <w:szCs w:val="18"/>
+                        </w:rPr>
+                        <w:t>Go to</w:t>
+                      </w:r>
+                      <w:r>
+                        <w:rPr>
+                          <w:rFonts w:ascii="Times New Roman" w:hAnsi="Times New Roman" w:cs="Times New Roman"/>
+                          <w:sz w:val="18"/>
+                          <w:szCs w:val="18"/>
+                        </w:rPr>
+                        <w:t xml:space="preserve"> </w:t>
+                      </w:r>
+                      <w:r>
+                        <w:rPr>
+                          <w:rFonts w:ascii="Times New Roman" w:hAnsi="Times New Roman" w:cs="Times New Roman"/>
+                          <w:sz w:val="18"/>
+                          <w:szCs w:val="18"/>
+                        </w:rPr>
+                        <w:t>Login</w:t>
+                      </w:r>
+                      <w:r>
+                        <w:rPr>
+                          <w:rFonts w:ascii="Times New Roman" w:hAnsi="Times New Roman" w:cs="Times New Roman"/>
+                          <w:sz w:val="18"/>
+                          <w:szCs w:val="18"/>
+                        </w:rPr>
+                        <w:t xml:space="preserve"> </w:t>
+                      </w:r>
+                      <w:r>
+                        <w:rPr>
+                          <w:rFonts w:ascii="Times New Roman" w:hAnsi="Times New Roman" w:cs="Times New Roman"/>
+                          <w:sz w:val="18"/>
+                          <w:szCs w:val="18"/>
+                        </w:rPr>
+                        <w:t>Page</w:t>
+                      </w:r>
+                    </w:p>
+                  </w:txbxContent>
+                </v:textbox>
+              </v:shape>
             </w:pict>
           </mc:Fallback>
         </mc:AlternateContent>
       </w:r>
-    </w:p>
-    <w:p>
-      <w:pPr>
-        <w:rPr>
-          <w:rFonts w:ascii="Times New Roman" w:hAnsi="Times New Roman" w:cs="Times New Roman"/>
-        </w:rPr>
-      </w:pPr>
-    </w:p>
-    <w:p>
-      <w:pPr>
-        <w:rPr>
-          <w:rFonts w:ascii="Times New Roman" w:hAnsi="Times New Roman" w:cs="Times New Roman"/>
-        </w:rPr>
-      </w:pPr>
-    </w:p>
-    <w:p>
-      <w:pPr>
-        <w:rPr>
-          <w:rFonts w:ascii="Times New Roman" w:hAnsi="Times New Roman" w:cs="Times New Roman"/>
-        </w:rPr>
-      </w:pPr>
-    </w:p>
-    <w:p>
-      <w:pPr>
-        <w:rPr>
-          <w:rFonts w:ascii="Times New Roman" w:hAnsi="Times New Roman" w:cs="Times New Roman"/>
-        </w:rPr>
-      </w:pPr>
-    </w:p>
-    <w:p>
-      <w:pPr>
-        <w:rPr>
-          <w:rFonts w:ascii="Times New Roman" w:hAnsi="Times New Roman" w:cs="Times New Roman"/>
-        </w:rPr>
-      </w:pPr>
       <w:r>
         <w:rPr>
-          <w:rFonts w:ascii="Times New Roman" w:hAnsi="Times New Roman" w:cs="Times New Roman"/>
           <w:noProof/>
         </w:rPr>
         <mc:AlternateContent>
           <mc:Choice Requires="wps">
             <w:drawing>
-              <wp:anchor distT="0" distB="0" distL="114300" distR="114300" simplePos="0" relativeHeight="251680768" behindDoc="0" locked="0" layoutInCell="1" allowOverlap="1" wp14:anchorId="7B539A78" wp14:editId="273D7E48">
+              <wp:anchor distT="0" distB="0" distL="114300" distR="114300" simplePos="0" relativeHeight="251661312" behindDoc="0" locked="0" layoutInCell="1" allowOverlap="1" wp14:anchorId="7B7B72B2" wp14:editId="607DDDDB">
+                <wp:simplePos x="0" y="0"/>
+                <wp:positionH relativeFrom="column">
+                  <wp:posOffset>2362200</wp:posOffset>
+                </wp:positionH>
+                <wp:positionV relativeFrom="paragraph">
+                  <wp:posOffset>280670</wp:posOffset>
+                </wp:positionV>
+                <wp:extent cx="1016000" cy="219075"/>
+                <wp:effectExtent l="0" t="0" r="12700" b="28575"/>
+                <wp:wrapNone/>
+                <wp:docPr id="601009678" name="Rectangle 5"/>
+                <wp:cNvGraphicFramePr/>
+                <a:graphic xmlns:a="http://schemas.openxmlformats.org/drawingml/2006/main">
+                  <a:graphicData uri="http://schemas.microsoft.com/office/word/2010/wordprocessingShape">
+                    <wps:wsp>
+                      <wps:cNvSpPr/>
+                      <wps:spPr>
+                        <a:xfrm>
+                          <a:off x="0" y="0"/>
+                          <a:ext cx="1016000" cy="219075"/>
+                        </a:xfrm>
+                        <a:prstGeom prst="rect">
+                          <a:avLst/>
+                        </a:prstGeom>
+                        <a:noFill/>
+                        <a:ln>
+                          <a:solidFill>
+                            <a:srgbClr val="EE0000"/>
+                          </a:solidFill>
+                        </a:ln>
+                      </wps:spPr>
+                      <wps:style>
+                        <a:lnRef idx="2">
+                          <a:schemeClr val="accent1">
+                            <a:shade val="15000"/>
+                          </a:schemeClr>
+                        </a:lnRef>
+                        <a:fillRef idx="1">
+                          <a:schemeClr val="accent1"/>
+                        </a:fillRef>
+                        <a:effectRef idx="0">
+                          <a:schemeClr val="accent1"/>
+                        </a:effectRef>
+                        <a:fontRef idx="minor">
+                          <a:schemeClr val="lt1"/>
+                        </a:fontRef>
+                      </wps:style>
+                      <wps:bodyPr rot="0" spcFirstLastPara="0" vertOverflow="overflow" horzOverflow="overflow" vert="horz" wrap="square" lIns="91440" tIns="45720" rIns="91440" bIns="45720" numCol="1" spcCol="0" rtlCol="0" fromWordArt="0" anchor="ctr" anchorCtr="0" forceAA="0" compatLnSpc="1">
+                        <a:prstTxWarp prst="textNoShape">
+                          <a:avLst/>
+                        </a:prstTxWarp>
+                        <a:noAutofit/>
+                      </wps:bodyPr>
+                    </wps:wsp>
+                  </a:graphicData>
+                </a:graphic>
+                <wp14:sizeRelH relativeFrom="margin">
+                  <wp14:pctWidth>0</wp14:pctWidth>
+                </wp14:sizeRelH>
+              </wp:anchor>
+            </w:drawing>
+          </mc:Choice>
+          <mc:Fallback>
+            <w:pict>
+              <v:rect w14:anchorId="0B58FF90" id="Rectangle 5" o:spid="_x0000_s1026" style="position:absolute;margin-left:186pt;margin-top:22.1pt;width:80pt;height:17.25pt;z-index:251661312;visibility:visible;mso-wrap-style:square;mso-width-percent:0;mso-wrap-distance-left:9pt;mso-wrap-distance-top:0;mso-wrap-distance-right:9pt;mso-wrap-distance-bottom:0;mso-position-horizontal:absolute;mso-position-horizontal-relative:text;mso-position-vertical:absolute;mso-position-vertical-relative:text;mso-width-percent:0;mso-width-relative:margin;v-text-anchor:middle" o:gfxdata="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" filled="f" strokecolor="#e00" strokeweight="1pt"/>
+            </w:pict>
+          </mc:Fallback>
+        </mc:AlternateContent>
+      </w:r>
+      <w:r>
+        <w:rPr>
+          <w:noProof/>
+        </w:rPr>
+        <mc:AlternateContent>
+          <mc:Choice Requires="wps">
+            <w:drawing>
+              <wp:anchor distT="0" distB="0" distL="114300" distR="114300" simplePos="0" relativeHeight="251736064" behindDoc="0" locked="0" layoutInCell="1" allowOverlap="1" wp14:anchorId="281C8F1B" wp14:editId="57B5131E">
+                <wp:simplePos x="0" y="0"/>
+                <wp:positionH relativeFrom="column">
+                  <wp:posOffset>-709612</wp:posOffset>
+                </wp:positionH>
+                <wp:positionV relativeFrom="paragraph">
+                  <wp:posOffset>263208</wp:posOffset>
+                </wp:positionV>
+                <wp:extent cx="1258570" cy="235585"/>
+                <wp:effectExtent l="0" t="0" r="0" b="0"/>
+                <wp:wrapNone/>
+                <wp:docPr id="16" name="Text Box 16"/>
+                <wp:cNvGraphicFramePr/>
+                <a:graphic xmlns:a="http://schemas.openxmlformats.org/drawingml/2006/main">
+                  <a:graphicData uri="http://schemas.microsoft.com/office/word/2010/wordprocessingShape">
+                    <wps:wsp>
+                      <wps:cNvSpPr txBox="1"/>
+                      <wps:spPr>
+                        <a:xfrm>
+                          <a:off x="0" y="0"/>
+                          <a:ext cx="1258570" cy="235585"/>
+                        </a:xfrm>
+                        <a:prstGeom prst="rect">
+                          <a:avLst/>
+                        </a:prstGeom>
+                        <a:noFill/>
+                        <a:ln w="6350">
+                          <a:noFill/>
+                        </a:ln>
+                      </wps:spPr>
+                      <wps:txbx>
+                        <w:txbxContent>
+                          <w:p>
+                            <w:pPr>
+                              <w:rPr>
+                                <w:rFonts w:ascii="Times New Roman" w:hAnsi="Times New Roman" w:cs="Times New Roman"/>
+                                <w:sz w:val="18"/>
+                                <w:szCs w:val="18"/>
+                              </w:rPr>
+                            </w:pPr>
+                            <w:r>
+                              <w:rPr>
+                                <w:rFonts w:ascii="Times New Roman" w:hAnsi="Times New Roman" w:cs="Times New Roman"/>
+                                <w:sz w:val="18"/>
+                                <w:szCs w:val="18"/>
+                              </w:rPr>
+                              <w:t>Go to</w:t>
+                            </w:r>
+                            <w:r>
+                              <w:rPr>
+                                <w:rFonts w:ascii="Times New Roman" w:hAnsi="Times New Roman" w:cs="Times New Roman"/>
+                                <w:sz w:val="18"/>
+                                <w:szCs w:val="18"/>
+                              </w:rPr>
+                              <w:t xml:space="preserve"> Technician </w:t>
+                            </w:r>
+                            <w:r>
+                              <w:rPr>
+                                <w:rFonts w:ascii="Times New Roman" w:hAnsi="Times New Roman" w:cs="Times New Roman"/>
+                                <w:sz w:val="18"/>
+                                <w:szCs w:val="18"/>
+                              </w:rPr>
+                              <w:t>Page</w:t>
+                            </w:r>
+                          </w:p>
+                        </w:txbxContent>
+                      </wps:txbx>
+                      <wps:bodyPr rot="0" spcFirstLastPara="0" vertOverflow="overflow" horzOverflow="overflow" vert="horz" wrap="square" lIns="91440" tIns="45720" rIns="91440" bIns="45720" numCol="1" spcCol="0" rtlCol="0" fromWordArt="0" anchor="t" anchorCtr="0" forceAA="0" compatLnSpc="1">
+                        <a:prstTxWarp prst="textNoShape">
+                          <a:avLst/>
+                        </a:prstTxWarp>
+                        <a:noAutofit/>
+                      </wps:bodyPr>
+                    </wps:wsp>
+                  </a:graphicData>
+                </a:graphic>
+                <wp14:sizeRelH relativeFrom="margin">
+                  <wp14:pctWidth>0</wp14:pctWidth>
+                </wp14:sizeRelH>
+                <wp14:sizeRelV relativeFrom="margin">
+                  <wp14:pctHeight>0</wp14:pctHeight>
+                </wp14:sizeRelV>
+              </wp:anchor>
+            </w:drawing>
+          </mc:Choice>
+          <mc:Fallback>
+            <w:pict>
+              <v:shape w14:anchorId="281C8F1B" id="Text Box 16" o:spid="_x0000_s1033" type="#_x0000_t202" style="position:absolute;margin-left:-55.85pt;margin-top:20.75pt;width:99.1pt;height:18.55pt;z-index:251736064;visibility:visible;mso-wrap-style:square;mso-width-percent:0;mso-height-percent:0;mso-wrap-distance-left:9pt;mso-wrap-distance-top:0;mso-wrap-distance-right:9pt;mso-wrap-distance-bottom:0;mso-position-horizontal:absolute;mso-position-horizontal-relative:text;mso-position-vertical:absolute;mso-position-vertical-relative:text;mso-width-percent:0;mso-height-percent:0;mso-width-relative:margin;mso-height-relative:margin;v-text-anchor:top" o:gfxdata="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" filled="f" stroked="f" strokeweight=".5pt">
+                <v:textbox>
+                  <w:txbxContent>
+                    <w:p>
+                      <w:pPr>
+                        <w:rPr>
+                          <w:rFonts w:ascii="Times New Roman" w:hAnsi="Times New Roman" w:cs="Times New Roman"/>
+                          <w:sz w:val="18"/>
+                          <w:szCs w:val="18"/>
+                        </w:rPr>
+                      </w:pPr>
+                      <w:r>
+                        <w:rPr>
+                          <w:rFonts w:ascii="Times New Roman" w:hAnsi="Times New Roman" w:cs="Times New Roman"/>
+                          <w:sz w:val="18"/>
+                          <w:szCs w:val="18"/>
+                        </w:rPr>
+                        <w:t>Go to</w:t>
+                      </w:r>
+                      <w:r>
+                        <w:rPr>
+                          <w:rFonts w:ascii="Times New Roman" w:hAnsi="Times New Roman" w:cs="Times New Roman"/>
+                          <w:sz w:val="18"/>
+                          <w:szCs w:val="18"/>
+                        </w:rPr>
+                        <w:t xml:space="preserve"> Technician </w:t>
+                      </w:r>
+                      <w:r>
+                        <w:rPr>
+                          <w:rFonts w:ascii="Times New Roman" w:hAnsi="Times New Roman" w:cs="Times New Roman"/>
+                          <w:sz w:val="18"/>
+                          <w:szCs w:val="18"/>
+                        </w:rPr>
+                        <w:t>Page</w:t>
+                      </w:r>
+                    </w:p>
+                  </w:txbxContent>
+                </v:textbox>
+              </v:shape>
+            </w:pict>
+          </mc:Fallback>
+        </mc:AlternateContent>
+      </w:r>
+    </w:p>
+    <w:p>
+      <w:pPr>
+        <w:rPr>
+          <w:rFonts w:ascii="Times New Roman" w:hAnsi="Times New Roman" w:cs="Times New Roman"/>
+        </w:rPr>
+      </w:pPr>
+      <w:r>
+        <w:rPr>
+          <w:noProof/>
+        </w:rPr>
+        <mc:AlternateContent>
+          <mc:Choice Requires="wps">
+            <w:drawing>
+              <wp:anchor distT="0" distB="0" distL="114300" distR="114300" simplePos="0" relativeHeight="251743232" behindDoc="0" locked="0" layoutInCell="1" allowOverlap="1" wp14:anchorId="629576F8" wp14:editId="5339B7C3">
+                <wp:simplePos x="0" y="0"/>
+                <wp:positionH relativeFrom="column">
+                  <wp:posOffset>5255537</wp:posOffset>
+                </wp:positionH>
+                <wp:positionV relativeFrom="paragraph">
+                  <wp:posOffset>173286</wp:posOffset>
+                </wp:positionV>
+                <wp:extent cx="1129665" cy="506994"/>
+                <wp:effectExtent l="0" t="0" r="0" b="7620"/>
+                <wp:wrapNone/>
+                <wp:docPr id="21" name="Text Box 21"/>
+                <wp:cNvGraphicFramePr/>
+                <a:graphic xmlns:a="http://schemas.openxmlformats.org/drawingml/2006/main">
+                  <a:graphicData uri="http://schemas.microsoft.com/office/word/2010/wordprocessingShape">
+                    <wps:wsp>
+                      <wps:cNvSpPr txBox="1"/>
+                      <wps:spPr>
+                        <a:xfrm>
+                          <a:off x="0" y="0"/>
+                          <a:ext cx="1129665" cy="506994"/>
+                        </a:xfrm>
+                        <a:prstGeom prst="rect">
+                          <a:avLst/>
+                        </a:prstGeom>
+                        <a:noFill/>
+                        <a:ln w="6350">
+                          <a:noFill/>
+                        </a:ln>
+                      </wps:spPr>
+                      <wps:txbx>
+                        <w:txbxContent>
+                          <w:p>
+                            <w:pPr>
+                              <w:rPr>
+                                <w:rFonts w:ascii="Times New Roman" w:hAnsi="Times New Roman" w:cs="Times New Roman"/>
+                                <w:color w:val="808080" w:themeColor="background1" w:themeShade="80"/>
+                                <w:sz w:val="20"/>
+                                <w:szCs w:val="20"/>
+                              </w:rPr>
+                            </w:pPr>
+                            <w:r>
+                              <w:rPr>
+                                <w:rFonts w:ascii="Times New Roman" w:hAnsi="Times New Roman" w:cs="Times New Roman"/>
+                                <w:color w:val="808080" w:themeColor="background1" w:themeShade="80"/>
+                                <w:sz w:val="20"/>
+                                <w:szCs w:val="20"/>
+                              </w:rPr>
+                              <w:t>Redirected to login page</w:t>
+                            </w:r>
+                          </w:p>
+                        </w:txbxContent>
+                      </wps:txbx>
+                      <wps:bodyPr rot="0" spcFirstLastPara="0" vertOverflow="overflow" horzOverflow="overflow" vert="horz" wrap="square" lIns="91440" tIns="45720" rIns="91440" bIns="45720" numCol="1" spcCol="0" rtlCol="0" fromWordArt="0" anchor="t" anchorCtr="0" forceAA="0" compatLnSpc="1">
+                        <a:prstTxWarp prst="textNoShape">
+                          <a:avLst/>
+                        </a:prstTxWarp>
+                        <a:noAutofit/>
+                      </wps:bodyPr>
+                    </wps:wsp>
+                  </a:graphicData>
+                </a:graphic>
+                <wp14:sizeRelH relativeFrom="margin">
+                  <wp14:pctWidth>0</wp14:pctWidth>
+                </wp14:sizeRelH>
+                <wp14:sizeRelV relativeFrom="margin">
+                  <wp14:pctHeight>0</wp14:pctHeight>
+                </wp14:sizeRelV>
+              </wp:anchor>
+            </w:drawing>
+          </mc:Choice>
+          <mc:Fallback>
+            <w:pict>
+              <v:shape w14:anchorId="629576F8" id="Text Box 21" o:spid="_x0000_s1034" type="#_x0000_t202" style="position:absolute;margin-left:413.8pt;margin-top:13.65pt;width:88.95pt;height:39.9pt;z-index:251743232;visibility:visible;mso-wrap-style:square;mso-width-percent:0;mso-height-percent:0;mso-wrap-distance-left:9pt;mso-wrap-distance-top:0;mso-wrap-distance-right:9pt;mso-wrap-distance-bottom:0;mso-position-horizontal:absolute;mso-position-horizontal-relative:text;mso-position-vertical:absolute;mso-position-vertical-relative:text;mso-width-percent:0;mso-height-percent:0;mso-width-relative:margin;mso-height-relative:margin;v-text-anchor:top" o:gfxdata="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" filled="f" stroked="f" strokeweight=".5pt">
+                <v:textbox>
+                  <w:txbxContent>
+                    <w:p>
+                      <w:pPr>
+                        <w:rPr>
+                          <w:rFonts w:ascii="Times New Roman" w:hAnsi="Times New Roman" w:cs="Times New Roman"/>
+                          <w:color w:val="808080" w:themeColor="background1" w:themeShade="80"/>
+                          <w:sz w:val="20"/>
+                          <w:szCs w:val="20"/>
+                        </w:rPr>
+                      </w:pPr>
+                      <w:r>
+                        <w:rPr>
+                          <w:rFonts w:ascii="Times New Roman" w:hAnsi="Times New Roman" w:cs="Times New Roman"/>
+                          <w:color w:val="808080" w:themeColor="background1" w:themeShade="80"/>
+                          <w:sz w:val="20"/>
+                          <w:szCs w:val="20"/>
+                        </w:rPr>
+                        <w:t>Redirected to login page</w:t>
+                      </w:r>
+                    </w:p>
+                  </w:txbxContent>
+                </v:textbox>
+              </v:shape>
+            </w:pict>
+          </mc:Fallback>
+        </mc:AlternateContent>
+      </w:r>
+      <w:r>
+        <w:rPr>
+          <w:rFonts w:ascii="Times New Roman" w:hAnsi="Times New Roman" w:cs="Times New Roman"/>
+          <w:noProof/>
+        </w:rPr>
+        <mc:AlternateContent>
+          <mc:Choice Requires="wps">
+            <w:drawing>
+              <wp:anchor distT="0" distB="0" distL="114300" distR="114300" simplePos="0" relativeHeight="251734016" behindDoc="0" locked="0" layoutInCell="1" allowOverlap="1" wp14:anchorId="26C74563" wp14:editId="7D32E002">
+                <wp:simplePos x="0" y="0"/>
+                <wp:positionH relativeFrom="column">
+                  <wp:posOffset>547370</wp:posOffset>
+                </wp:positionH>
+                <wp:positionV relativeFrom="paragraph">
+                  <wp:posOffset>88900</wp:posOffset>
+                </wp:positionV>
+                <wp:extent cx="1887220" cy="0"/>
+                <wp:effectExtent l="0" t="76200" r="17780" b="95250"/>
+                <wp:wrapNone/>
+                <wp:docPr id="15" name="Straight Arrow Connector 15"/>
+                <wp:cNvGraphicFramePr/>
+                <a:graphic xmlns:a="http://schemas.openxmlformats.org/drawingml/2006/main">
+                  <a:graphicData uri="http://schemas.microsoft.com/office/word/2010/wordprocessingShape">
+                    <wps:wsp>
+                      <wps:cNvCnPr/>
+                      <wps:spPr>
+                        <a:xfrm>
+                          <a:off x="0" y="0"/>
+                          <a:ext cx="1887220" cy="0"/>
+                        </a:xfrm>
+                        <a:prstGeom prst="straightConnector1">
+                          <a:avLst/>
+                        </a:prstGeom>
+                        <a:ln w="9525">
+                          <a:solidFill>
+                            <a:srgbClr val="FF0000"/>
+                          </a:solidFill>
+                          <a:tailEnd type="triangle"/>
+                        </a:ln>
+                      </wps:spPr>
+                      <wps:style>
+                        <a:lnRef idx="1">
+                          <a:schemeClr val="accent1"/>
+                        </a:lnRef>
+                        <a:fillRef idx="0">
+                          <a:schemeClr val="accent1"/>
+                        </a:fillRef>
+                        <a:effectRef idx="0">
+                          <a:schemeClr val="accent1"/>
+                        </a:effectRef>
+                        <a:fontRef idx="minor">
+                          <a:schemeClr val="tx1"/>
+                        </a:fontRef>
+                      </wps:style>
+                      <wps:bodyPr/>
+                    </wps:wsp>
+                  </a:graphicData>
+                </a:graphic>
+                <wp14:sizeRelH relativeFrom="margin">
+                  <wp14:pctWidth>0</wp14:pctWidth>
+                </wp14:sizeRelH>
+                <wp14:sizeRelV relativeFrom="margin">
+                  <wp14:pctHeight>0</wp14:pctHeight>
+                </wp14:sizeRelV>
+              </wp:anchor>
+            </w:drawing>
+          </mc:Choice>
+          <mc:Fallback>
+            <w:pict>
+              <v:shape w14:anchorId="2E2BA9F6" id="Straight Arrow Connector 15" o:spid="_x0000_s1026" type="#_x0000_t32" style="position:absolute;margin-left:43.1pt;margin-top:7pt;width:148.6pt;height:0;z-index:251734016;visibility:visible;mso-wrap-style:square;mso-width-percent:0;mso-height-percent:0;mso-wrap-distance-left:9pt;mso-wrap-distance-top:0;mso-wrap-distance-right:9pt;mso-wrap-distance-bottom:0;mso-position-horizontal:absolute;mso-position-horizontal-relative:text;mso-position-vertical:absolute;mso-position-vertical-relative:text;mso-width-percent:0;mso-height-percent:0;mso-width-relative:margin;mso-height-relative:margin" o:gfxdata="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" strokecolor="red">
+                <v:stroke endarrow="block" joinstyle="miter"/>
+              </v:shape>
+            </w:pict>
+          </mc:Fallback>
+        </mc:AlternateContent>
+      </w:r>
+      <w:r>
+        <w:rPr>
+          <w:noProof/>
+        </w:rPr>
+        <mc:AlternateContent>
+          <mc:Choice Requires="wps">
+            <w:drawing>
+              <wp:anchor distT="0" distB="0" distL="114300" distR="114300" simplePos="0" relativeHeight="251739136" behindDoc="0" locked="0" layoutInCell="1" allowOverlap="1" wp14:anchorId="16E530FA" wp14:editId="23C8B7CC">
+                <wp:simplePos x="0" y="0"/>
+                <wp:positionH relativeFrom="column">
+                  <wp:posOffset>3302000</wp:posOffset>
+                </wp:positionH>
+                <wp:positionV relativeFrom="paragraph">
+                  <wp:posOffset>88900</wp:posOffset>
+                </wp:positionV>
+                <wp:extent cx="1955800" cy="0"/>
+                <wp:effectExtent l="38100" t="76200" r="0" b="95250"/>
+                <wp:wrapNone/>
+                <wp:docPr id="19" name="Straight Arrow Connector 19"/>
+                <wp:cNvGraphicFramePr/>
+                <a:graphic xmlns:a="http://schemas.openxmlformats.org/drawingml/2006/main">
+                  <a:graphicData uri="http://schemas.microsoft.com/office/word/2010/wordprocessingShape">
+                    <wps:wsp>
+                      <wps:cNvCnPr/>
+                      <wps:spPr>
+                        <a:xfrm flipH="1">
+                          <a:off x="0" y="0"/>
+                          <a:ext cx="1955800" cy="0"/>
+                        </a:xfrm>
+                        <a:prstGeom prst="straightConnector1">
+                          <a:avLst/>
+                        </a:prstGeom>
+                        <a:ln w="9525">
+                          <a:solidFill>
+                            <a:srgbClr val="FF0000"/>
+                          </a:solidFill>
+                          <a:tailEnd type="triangle"/>
+                        </a:ln>
+                      </wps:spPr>
+                      <wps:style>
+                        <a:lnRef idx="1">
+                          <a:schemeClr val="accent1"/>
+                        </a:lnRef>
+                        <a:fillRef idx="0">
+                          <a:schemeClr val="accent1"/>
+                        </a:fillRef>
+                        <a:effectRef idx="0">
+                          <a:schemeClr val="accent1"/>
+                        </a:effectRef>
+                        <a:fontRef idx="minor">
+                          <a:schemeClr val="tx1"/>
+                        </a:fontRef>
+                      </wps:style>
+                      <wps:bodyPr/>
+                    </wps:wsp>
+                  </a:graphicData>
+                </a:graphic>
+                <wp14:sizeRelH relativeFrom="margin">
+                  <wp14:pctWidth>0</wp14:pctWidth>
+                </wp14:sizeRelH>
+                <wp14:sizeRelV relativeFrom="margin">
+                  <wp14:pctHeight>0</wp14:pctHeight>
+                </wp14:sizeRelV>
+              </wp:anchor>
+            </w:drawing>
+          </mc:Choice>
+          <mc:Fallback>
+            <w:pict>
+              <v:shape w14:anchorId="020E86DD" id="Straight Arrow Connector 19" o:spid="_x0000_s1026" type="#_x0000_t32" style="position:absolute;margin-left:260pt;margin-top:7pt;width:154pt;height:0;flip:x;z-index:251739136;visibility:visible;mso-wrap-style:square;mso-width-percent:0;mso-height-percent:0;mso-wrap-distance-left:9pt;mso-wrap-distance-top:0;mso-wrap-distance-right:9pt;mso-wrap-distance-bottom:0;mso-position-horizontal:absolute;mso-position-horizontal-relative:text;mso-position-vertical:absolute;mso-position-vertical-relative:text;mso-width-percent:0;mso-height-percent:0;mso-width-relative:margin;mso-height-relative:margin" o:gfxdata="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" strokecolor="red">
+                <v:stroke endarrow="block" joinstyle="miter"/>
+              </v:shape>
+            </w:pict>
+          </mc:Fallback>
+        </mc:AlternateContent>
+      </w:r>
+      <w:r>
+        <w:rPr>
+          <w:noProof/>
+        </w:rPr>
+        <mc:AlternateContent>
+          <mc:Choice Requires="wps">
+            <w:drawing>
+              <wp:anchor distT="0" distB="0" distL="114300" distR="114300" simplePos="0" relativeHeight="251738112" behindDoc="0" locked="0" layoutInCell="1" allowOverlap="1" wp14:anchorId="1B13DDB1" wp14:editId="663FC561">
+                <wp:simplePos x="0" y="0"/>
+                <wp:positionH relativeFrom="column">
+                  <wp:posOffset>-590550</wp:posOffset>
+                </wp:positionH>
+                <wp:positionV relativeFrom="paragraph">
+                  <wp:posOffset>167640</wp:posOffset>
+                </wp:positionV>
+                <wp:extent cx="1129665" cy="1581150"/>
+                <wp:effectExtent l="0" t="0" r="0" b="0"/>
+                <wp:wrapNone/>
+                <wp:docPr id="17" name="Text Box 17"/>
+                <wp:cNvGraphicFramePr/>
+                <a:graphic xmlns:a="http://schemas.openxmlformats.org/drawingml/2006/main">
+                  <a:graphicData uri="http://schemas.microsoft.com/office/word/2010/wordprocessingShape">
+                    <wps:wsp>
+                      <wps:cNvSpPr txBox="1"/>
+                      <wps:spPr>
+                        <a:xfrm>
+                          <a:off x="0" y="0"/>
+                          <a:ext cx="1129665" cy="1581150"/>
+                        </a:xfrm>
+                        <a:prstGeom prst="rect">
+                          <a:avLst/>
+                        </a:prstGeom>
+                        <a:noFill/>
+                        <a:ln w="6350">
+                          <a:noFill/>
+                        </a:ln>
+                      </wps:spPr>
+                      <wps:txbx>
+                        <w:txbxContent>
+                          <w:p>
+                            <w:pPr>
+                              <w:rPr>
+                                <w:rFonts w:ascii="Times New Roman" w:hAnsi="Times New Roman" w:cs="Times New Roman"/>
+                                <w:color w:val="808080" w:themeColor="background1" w:themeShade="80"/>
+                                <w:sz w:val="20"/>
+                                <w:szCs w:val="20"/>
+                              </w:rPr>
+                            </w:pPr>
+                            <w:r>
+                              <w:rPr>
+                                <w:rFonts w:ascii="Times New Roman" w:hAnsi="Times New Roman" w:cs="Times New Roman"/>
+                                <w:color w:val="808080" w:themeColor="background1" w:themeShade="80"/>
+                                <w:sz w:val="20"/>
+                                <w:szCs w:val="20"/>
+                              </w:rPr>
+                              <w:t>If you are already logged in then it redirected to the technician page inside the system. If you not log in then it shows login page.</w:t>
+                            </w:r>
+                          </w:p>
+                        </w:txbxContent>
+                      </wps:txbx>
+                      <wps:bodyPr rot="0" spcFirstLastPara="0" vertOverflow="overflow" horzOverflow="overflow" vert="horz" wrap="square" lIns="91440" tIns="45720" rIns="91440" bIns="45720" numCol="1" spcCol="0" rtlCol="0" fromWordArt="0" anchor="t" anchorCtr="0" forceAA="0" compatLnSpc="1">
+                        <a:prstTxWarp prst="textNoShape">
+                          <a:avLst/>
+                        </a:prstTxWarp>
+                        <a:noAutofit/>
+                      </wps:bodyPr>
+                    </wps:wsp>
+                  </a:graphicData>
+                </a:graphic>
+                <wp14:sizeRelH relativeFrom="margin">
+                  <wp14:pctWidth>0</wp14:pctWidth>
+                </wp14:sizeRelH>
+                <wp14:sizeRelV relativeFrom="margin">
+                  <wp14:pctHeight>0</wp14:pctHeight>
+                </wp14:sizeRelV>
+              </wp:anchor>
+            </w:drawing>
+          </mc:Choice>
+          <mc:Fallback>
+            <w:pict>
+              <v:shape w14:anchorId="1B13DDB1" id="Text Box 17" o:spid="_x0000_s1035" type="#_x0000_t202" style="position:absolute;margin-left:-46.5pt;margin-top:13.2pt;width:88.95pt;height:124.5pt;z-index:251738112;visibility:visible;mso-wrap-style:square;mso-width-percent:0;mso-height-percent:0;mso-wrap-distance-left:9pt;mso-wrap-distance-top:0;mso-wrap-distance-right:9pt;mso-wrap-distance-bottom:0;mso-position-horizontal:absolute;mso-position-horizontal-relative:text;mso-position-vertical:absolute;mso-position-vertical-relative:text;mso-width-percent:0;mso-height-percent:0;mso-width-relative:margin;mso-height-relative:margin;v-text-anchor:top" o:gfxdata="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" filled="f" stroked="f" strokeweight=".5pt">
+                <v:textbox>
+                  <w:txbxContent>
+                    <w:p>
+                      <w:pPr>
+                        <w:rPr>
+                          <w:rFonts w:ascii="Times New Roman" w:hAnsi="Times New Roman" w:cs="Times New Roman"/>
+                          <w:color w:val="808080" w:themeColor="background1" w:themeShade="80"/>
+                          <w:sz w:val="20"/>
+                          <w:szCs w:val="20"/>
+                        </w:rPr>
+                      </w:pPr>
+                      <w:r>
+                        <w:rPr>
+                          <w:rFonts w:ascii="Times New Roman" w:hAnsi="Times New Roman" w:cs="Times New Roman"/>
+                          <w:color w:val="808080" w:themeColor="background1" w:themeShade="80"/>
+                          <w:sz w:val="20"/>
+                          <w:szCs w:val="20"/>
+                        </w:rPr>
+                        <w:t>If you are already logged in then it redirected to the technician page inside the system. If you not log in then it shows login page.</w:t>
+                      </w:r>
+                    </w:p>
+                  </w:txbxContent>
+                </v:textbox>
+              </v:shape>
+            </w:pict>
+          </mc:Fallback>
+        </mc:AlternateContent>
+      </w:r>
+    </w:p>
+    <w:p>
+      <w:pPr>
+        <w:rPr>
+          <w:rFonts w:ascii="Times New Roman" w:hAnsi="Times New Roman" w:cs="Times New Roman"/>
+        </w:rPr>
+      </w:pPr>
+      <w:r>
+        <w:rPr>
+          <w:rFonts w:ascii="Times New Roman" w:hAnsi="Times New Roman" w:cs="Times New Roman"/>
+          <w:noProof/>
+        </w:rPr>
+        <mc:AlternateContent>
+          <mc:Choice Requires="wps">
+            <w:drawing>
+              <wp:anchor distT="0" distB="0" distL="114300" distR="114300" simplePos="0" relativeHeight="251678720" behindDoc="0" locked="0" layoutInCell="1" allowOverlap="1" wp14:anchorId="5EA54308" wp14:editId="02D567B2">
+                <wp:simplePos x="0" y="0"/>
+                <wp:positionH relativeFrom="column">
+                  <wp:posOffset>644525</wp:posOffset>
+                </wp:positionH>
+                <wp:positionV relativeFrom="paragraph">
+                  <wp:posOffset>121920</wp:posOffset>
+                </wp:positionV>
+                <wp:extent cx="4441825" cy="1359243"/>
+                <wp:effectExtent l="0" t="0" r="15875" b="12700"/>
+                <wp:wrapNone/>
+                <wp:docPr id="1620824781" name="Rectangle 8"/>
+                <wp:cNvGraphicFramePr/>
+                <a:graphic xmlns:a="http://schemas.openxmlformats.org/drawingml/2006/main">
+                  <a:graphicData uri="http://schemas.microsoft.com/office/word/2010/wordprocessingShape">
+                    <wps:wsp>
+                      <wps:cNvSpPr/>
+                      <wps:spPr>
+                        <a:xfrm>
+                          <a:off x="0" y="0"/>
+                          <a:ext cx="4441825" cy="1359243"/>
+                        </a:xfrm>
+                        <a:prstGeom prst="rect">
+                          <a:avLst/>
+                        </a:prstGeom>
+                        <a:noFill/>
+                        <a:ln>
+                          <a:solidFill>
+                            <a:srgbClr val="EE0000"/>
+                          </a:solidFill>
+                        </a:ln>
+                      </wps:spPr>
+                      <wps:style>
+                        <a:lnRef idx="2">
+                          <a:schemeClr val="accent1">
+                            <a:shade val="15000"/>
+                          </a:schemeClr>
+                        </a:lnRef>
+                        <a:fillRef idx="1">
+                          <a:schemeClr val="accent1"/>
+                        </a:fillRef>
+                        <a:effectRef idx="0">
+                          <a:schemeClr val="accent1"/>
+                        </a:effectRef>
+                        <a:fontRef idx="minor">
+                          <a:schemeClr val="lt1"/>
+                        </a:fontRef>
+                      </wps:style>
+                      <wps:bodyPr rot="0" spcFirstLastPara="0" vertOverflow="overflow" horzOverflow="overflow" vert="horz" wrap="square" lIns="91440" tIns="45720" rIns="91440" bIns="45720" numCol="1" spcCol="0" rtlCol="0" fromWordArt="0" anchor="ctr" anchorCtr="0" forceAA="0" compatLnSpc="1">
+                        <a:prstTxWarp prst="textNoShape">
+                          <a:avLst/>
+                        </a:prstTxWarp>
+                        <a:noAutofit/>
+                      </wps:bodyPr>
+                    </wps:wsp>
+                  </a:graphicData>
+                </a:graphic>
+                <wp14:sizeRelH relativeFrom="margin">
+                  <wp14:pctWidth>0</wp14:pctWidth>
+                </wp14:sizeRelH>
+                <wp14:sizeRelV relativeFrom="margin">
+                  <wp14:pctHeight>0</wp14:pctHeight>
+                </wp14:sizeRelV>
+              </wp:anchor>
+            </w:drawing>
+          </mc:Choice>
+          <mc:Fallback>
+            <w:pict>
+              <v:rect w14:anchorId="4DA5F4CC" id="Rectangle 8" o:spid="_x0000_s1026" style="position:absolute;margin-left:50.75pt;margin-top:9.6pt;width:349.75pt;height:107.05pt;z-index:251678720;visibility:visible;mso-wrap-style:square;mso-width-percent:0;mso-height-percent:0;mso-wrap-distance-left:9pt;mso-wrap-distance-top:0;mso-wrap-distance-right:9pt;mso-wrap-distance-bottom:0;mso-position-horizontal:absolute;mso-position-horizontal-relative:text;mso-position-vertical:absolute;mso-position-vertical-relative:text;mso-width-percent:0;mso-height-percent:0;mso-width-relative:margin;mso-height-relative:margin;v-text-anchor:middle" o:gfxdata="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" filled="f" strokecolor="#e00" strokeweight="1pt"/>
+            </w:pict>
+          </mc:Fallback>
+        </mc:AlternateContent>
+      </w:r>
+    </w:p>
+    <w:p>
+      <w:pPr>
+        <w:rPr>
+          <w:rFonts w:ascii="Times New Roman" w:hAnsi="Times New Roman" w:cs="Times New Roman"/>
+        </w:rPr>
+      </w:pPr>
+    </w:p>
+    <w:p>
+      <w:pPr>
+        <w:rPr>
+          <w:rFonts w:ascii="Times New Roman" w:hAnsi="Times New Roman" w:cs="Times New Roman"/>
+        </w:rPr>
+      </w:pPr>
+    </w:p>
+    <w:p>
+      <w:pPr>
+        <w:rPr>
+          <w:rFonts w:ascii="Times New Roman" w:hAnsi="Times New Roman" w:cs="Times New Roman"/>
+        </w:rPr>
+      </w:pPr>
+    </w:p>
+    <w:p>
+      <w:pPr>
+        <w:rPr>
+          <w:rFonts w:ascii="Times New Roman" w:hAnsi="Times New Roman" w:cs="Times New Roman"/>
+        </w:rPr>
+      </w:pPr>
+    </w:p>
+    <w:p>
+      <w:pPr>
+        <w:rPr>
+          <w:rFonts w:ascii="Times New Roman" w:hAnsi="Times New Roman" w:cs="Times New Roman"/>
+        </w:rPr>
+      </w:pPr>
+      <w:r>
+        <w:rPr>
+          <w:rFonts w:ascii="Times New Roman" w:hAnsi="Times New Roman" w:cs="Times New Roman"/>
+          <w:noProof/>
+        </w:rPr>
+        <mc:AlternateContent>
+          <mc:Choice Requires="wps">
+            <w:drawing>
+              <wp:anchor distT="0" distB="0" distL="114300" distR="114300" simplePos="0" relativeHeight="251680768" behindDoc="0" locked="0" layoutInCell="1" allowOverlap="1" wp14:anchorId="7B539A78" wp14:editId="592CCC40">
                 <wp:simplePos x="0" y="0"/>
                 <wp:positionH relativeFrom="column">
                   <wp:posOffset>637953</wp:posOffset>
@@ -793,7 +2590,7 @@
           </mc:Choice>
           <mc:Fallback>
             <w:pict>
-              <v:rect w14:anchorId="278FDC0C" id="Rectangle 8" o:spid="_x0000_s1026" style="position:absolute;margin-left:50.25pt;margin-top:.6pt;width:350.65pt;height:120.15pt;z-index:251680768;visibility:visible;mso-wrap-style:square;mso-width-percent:0;mso-height-percent:0;mso-wrap-distance-left:9pt;mso-wrap-distance-top:0;mso-wrap-distance-right:9pt;mso-wrap-distance-bottom:0;mso-position-horizontal:absolute;mso-position-horizontal-relative:text;mso-position-vertical:absolute;mso-position-vertical-relative:text;mso-width-percent:0;mso-height-percent:0;mso-width-relative:margin;mso-height-relative:margin;v-text-anchor:middle" o:gfxdata="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" filled="f" strokecolor="#e00" strokeweight="1pt"/>
+              <v:rect w14:anchorId="3F590375" id="Rectangle 8" o:spid="_x0000_s1026" style="position:absolute;margin-left:50.25pt;margin-top:.6pt;width:350.65pt;height:120.15pt;z-index:251680768;visibility:visible;mso-wrap-style:square;mso-width-percent:0;mso-height-percent:0;mso-wrap-distance-left:9pt;mso-wrap-distance-top:0;mso-wrap-distance-right:9pt;mso-wrap-distance-bottom:0;mso-position-horizontal:absolute;mso-position-horizontal-relative:text;mso-position-vertical:absolute;mso-position-vertical-relative:text;mso-width-percent:0;mso-height-percent:0;mso-width-relative:margin;mso-height-relative:margin;v-text-anchor:middle" o:gfxdata="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" filled="f" strokecolor="#e00" strokeweight="1pt"/>
             </w:pict>
           </mc:Fallback>
         </mc:AlternateContent>
@@ -819,29 +2616,427 @@
           <w:rFonts w:ascii="Times New Roman" w:hAnsi="Times New Roman" w:cs="Times New Roman"/>
         </w:rPr>
       </w:pPr>
-    </w:p>
-    <w:p>
-      <w:pPr>
-        <w:rPr>
-          <w:rFonts w:ascii="Times New Roman" w:hAnsi="Times New Roman" w:cs="Times New Roman"/>
-        </w:rPr>
-      </w:pPr>
-    </w:p>
-    <w:p>
-      <w:pPr>
-        <w:rPr>
-          <w:rFonts w:ascii="Times New Roman" w:hAnsi="Times New Roman" w:cs="Times New Roman"/>
-        </w:rPr>
-      </w:pPr>
       <w:r>
         <w:rPr>
           <w:rFonts w:ascii="Times New Roman" w:hAnsi="Times New Roman" w:cs="Times New Roman"/>
-          <w:noProof/>
         </w:rPr>
         <mc:AlternateContent>
           <mc:Choice Requires="wps">
             <w:drawing>
-              <wp:anchor distT="0" distB="0" distL="114300" distR="114300" simplePos="0" relativeHeight="251682816" behindDoc="0" locked="0" layoutInCell="1" allowOverlap="1" wp14:anchorId="31EA5479" wp14:editId="4775463F">
+              <wp:anchor distT="0" distB="0" distL="114300" distR="114300" simplePos="0" relativeHeight="251747328" behindDoc="0" locked="0" layoutInCell="1" allowOverlap="1" wp14:anchorId="1A33739E" wp14:editId="37122E10">
+                <wp:simplePos x="0" y="0"/>
+                <wp:positionH relativeFrom="column">
+                  <wp:posOffset>5125926</wp:posOffset>
+                </wp:positionH>
+                <wp:positionV relativeFrom="paragraph">
+                  <wp:posOffset>100866</wp:posOffset>
+                </wp:positionV>
+                <wp:extent cx="1258570" cy="235585"/>
+                <wp:effectExtent l="0" t="0" r="0" b="0"/>
+                <wp:wrapNone/>
+                <wp:docPr id="23" name="Text Box 23"/>
+                <wp:cNvGraphicFramePr/>
+                <a:graphic xmlns:a="http://schemas.openxmlformats.org/drawingml/2006/main">
+                  <a:graphicData uri="http://schemas.microsoft.com/office/word/2010/wordprocessingShape">
+                    <wps:wsp>
+                      <wps:cNvSpPr txBox="1"/>
+                      <wps:spPr>
+                        <a:xfrm>
+                          <a:off x="0" y="0"/>
+                          <a:ext cx="1258570" cy="235585"/>
+                        </a:xfrm>
+                        <a:prstGeom prst="rect">
+                          <a:avLst/>
+                        </a:prstGeom>
+                        <a:noFill/>
+                        <a:ln w="6350">
+                          <a:noFill/>
+                        </a:ln>
+                      </wps:spPr>
+                      <wps:txbx>
+                        <w:txbxContent>
+                          <w:p>
+                            <w:pPr>
+                              <w:rPr>
+                                <w:rFonts w:ascii="Times New Roman" w:hAnsi="Times New Roman" w:cs="Times New Roman"/>
+                                <w:sz w:val="18"/>
+                                <w:szCs w:val="18"/>
+                              </w:rPr>
+                            </w:pPr>
+                            <w:r>
+                              <w:rPr>
+                                <w:rFonts w:ascii="Times New Roman" w:hAnsi="Times New Roman" w:cs="Times New Roman"/>
+                                <w:sz w:val="18"/>
+                                <w:szCs w:val="18"/>
+                              </w:rPr>
+                              <w:t>Go to</w:t>
+                            </w:r>
+                            <w:r>
+                              <w:rPr>
+                                <w:rFonts w:ascii="Times New Roman" w:hAnsi="Times New Roman" w:cs="Times New Roman"/>
+                                <w:sz w:val="18"/>
+                                <w:szCs w:val="18"/>
+                              </w:rPr>
+                              <w:t xml:space="preserve"> Technician </w:t>
+                            </w:r>
+                            <w:r>
+                              <w:rPr>
+                                <w:rFonts w:ascii="Times New Roman" w:hAnsi="Times New Roman" w:cs="Times New Roman"/>
+                                <w:sz w:val="18"/>
+                                <w:szCs w:val="18"/>
+                              </w:rPr>
+                              <w:t>Page</w:t>
+                            </w:r>
+                          </w:p>
+                        </w:txbxContent>
+                      </wps:txbx>
+                      <wps:bodyPr rot="0" spcFirstLastPara="0" vertOverflow="overflow" horzOverflow="overflow" vert="horz" wrap="square" lIns="91440" tIns="45720" rIns="91440" bIns="45720" numCol="1" spcCol="0" rtlCol="0" fromWordArt="0" anchor="t" anchorCtr="0" forceAA="0" compatLnSpc="1">
+                        <a:prstTxWarp prst="textNoShape">
+                          <a:avLst/>
+                        </a:prstTxWarp>
+                        <a:noAutofit/>
+                      </wps:bodyPr>
+                    </wps:wsp>
+                  </a:graphicData>
+                </a:graphic>
+                <wp14:sizeRelH relativeFrom="margin">
+                  <wp14:pctWidth>0</wp14:pctWidth>
+                </wp14:sizeRelH>
+                <wp14:sizeRelV relativeFrom="margin">
+                  <wp14:pctHeight>0</wp14:pctHeight>
+                </wp14:sizeRelV>
+              </wp:anchor>
+            </w:drawing>
+          </mc:Choice>
+          <mc:Fallback>
+            <w:pict>
+              <v:shape w14:anchorId="1A33739E" id="Text Box 23" o:spid="_x0000_s1036" type="#_x0000_t202" style="position:absolute;margin-left:403.6pt;margin-top:7.95pt;width:99.1pt;height:18.55pt;z-index:251747328;visibility:visible;mso-wrap-style:square;mso-width-percent:0;mso-height-percent:0;mso-wrap-distance-left:9pt;mso-wrap-distance-top:0;mso-wrap-distance-right:9pt;mso-wrap-distance-bottom:0;mso-position-horizontal:absolute;mso-position-horizontal-relative:text;mso-position-vertical:absolute;mso-position-vertical-relative:text;mso-width-percent:0;mso-height-percent:0;mso-width-relative:margin;mso-height-relative:margin;v-text-anchor:top" o:gfxdata="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" filled="f" stroked="f" strokeweight=".5pt">
+                <v:textbox>
+                  <w:txbxContent>
+                    <w:p>
+                      <w:pPr>
+                        <w:rPr>
+                          <w:rFonts w:ascii="Times New Roman" w:hAnsi="Times New Roman" w:cs="Times New Roman"/>
+                          <w:sz w:val="18"/>
+                          <w:szCs w:val="18"/>
+                        </w:rPr>
+                      </w:pPr>
+                      <w:r>
+                        <w:rPr>
+                          <w:rFonts w:ascii="Times New Roman" w:hAnsi="Times New Roman" w:cs="Times New Roman"/>
+                          <w:sz w:val="18"/>
+                          <w:szCs w:val="18"/>
+                        </w:rPr>
+                        <w:t>Go to</w:t>
+                      </w:r>
+                      <w:r>
+                        <w:rPr>
+                          <w:rFonts w:ascii="Times New Roman" w:hAnsi="Times New Roman" w:cs="Times New Roman"/>
+                          <w:sz w:val="18"/>
+                          <w:szCs w:val="18"/>
+                        </w:rPr>
+                        <w:t xml:space="preserve"> Technician </w:t>
+                      </w:r>
+                      <w:r>
+                        <w:rPr>
+                          <w:rFonts w:ascii="Times New Roman" w:hAnsi="Times New Roman" w:cs="Times New Roman"/>
+                          <w:sz w:val="18"/>
+                          <w:szCs w:val="18"/>
+                        </w:rPr>
+                        <w:t>Page</w:t>
+                      </w:r>
+                    </w:p>
+                  </w:txbxContent>
+                </v:textbox>
+              </v:shape>
+            </w:pict>
+          </mc:Fallback>
+        </mc:AlternateContent>
+      </w:r>
+      <w:r>
+        <w:rPr>
+          <w:noProof/>
+        </w:rPr>
+        <mc:AlternateContent>
+          <mc:Choice Requires="wps">
+            <w:drawing>
+              <wp:anchor distT="0" distB="0" distL="114300" distR="114300" simplePos="0" relativeHeight="251662336" behindDoc="0" locked="0" layoutInCell="1" allowOverlap="1" wp14:anchorId="688ED20A" wp14:editId="4F7DEEFB">
+                <wp:simplePos x="0" y="0"/>
+                <wp:positionH relativeFrom="column">
+                  <wp:posOffset>2824480</wp:posOffset>
+                </wp:positionH>
+                <wp:positionV relativeFrom="paragraph">
+                  <wp:posOffset>138842</wp:posOffset>
+                </wp:positionV>
+                <wp:extent cx="492760" cy="186055"/>
+                <wp:effectExtent l="0" t="0" r="21590" b="23495"/>
+                <wp:wrapNone/>
+                <wp:docPr id="1469357021" name="Rectangle 6"/>
+                <wp:cNvGraphicFramePr/>
+                <a:graphic xmlns:a="http://schemas.openxmlformats.org/drawingml/2006/main">
+                  <a:graphicData uri="http://schemas.microsoft.com/office/word/2010/wordprocessingShape">
+                    <wps:wsp>
+                      <wps:cNvSpPr/>
+                      <wps:spPr>
+                        <a:xfrm>
+                          <a:off x="0" y="0"/>
+                          <a:ext cx="492760" cy="186055"/>
+                        </a:xfrm>
+                        <a:prstGeom prst="rect">
+                          <a:avLst/>
+                        </a:prstGeom>
+                        <a:noFill/>
+                        <a:ln>
+                          <a:solidFill>
+                            <a:srgbClr val="EE0000"/>
+                          </a:solidFill>
+                        </a:ln>
+                      </wps:spPr>
+                      <wps:style>
+                        <a:lnRef idx="2">
+                          <a:schemeClr val="accent1">
+                            <a:shade val="15000"/>
+                          </a:schemeClr>
+                        </a:lnRef>
+                        <a:fillRef idx="1">
+                          <a:schemeClr val="accent1"/>
+                        </a:fillRef>
+                        <a:effectRef idx="0">
+                          <a:schemeClr val="accent1"/>
+                        </a:effectRef>
+                        <a:fontRef idx="minor">
+                          <a:schemeClr val="lt1"/>
+                        </a:fontRef>
+                      </wps:style>
+                      <wps:bodyPr rot="0" spcFirstLastPara="0" vertOverflow="overflow" horzOverflow="overflow" vert="horz" wrap="square" lIns="91440" tIns="45720" rIns="91440" bIns="45720" numCol="1" spcCol="0" rtlCol="0" fromWordArt="0" anchor="ctr" anchorCtr="0" forceAA="0" compatLnSpc="1">
+                        <a:prstTxWarp prst="textNoShape">
+                          <a:avLst/>
+                        </a:prstTxWarp>
+                        <a:noAutofit/>
+                      </wps:bodyPr>
+                    </wps:wsp>
+                  </a:graphicData>
+                </a:graphic>
+                <wp14:sizeRelH relativeFrom="margin">
+                  <wp14:pctWidth>0</wp14:pctWidth>
+                </wp14:sizeRelH>
+              </wp:anchor>
+            </w:drawing>
+          </mc:Choice>
+          <mc:Fallback>
+            <w:pict>
+              <v:rect w14:anchorId="64AB393B" id="Rectangle 6" o:spid="_x0000_s1026" style="position:absolute;margin-left:222.4pt;margin-top:10.95pt;width:38.8pt;height:14.65pt;z-index:251662336;visibility:visible;mso-wrap-style:square;mso-width-percent:0;mso-wrap-distance-left:9pt;mso-wrap-distance-top:0;mso-wrap-distance-right:9pt;mso-wrap-distance-bottom:0;mso-position-horizontal:absolute;mso-position-horizontal-relative:text;mso-position-vertical:absolute;mso-position-vertical-relative:text;mso-width-percent:0;mso-width-relative:margin;v-text-anchor:middle" o:gfxdata="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" filled="f" strokecolor="#e00" strokeweight="1pt"/>
+            </w:pict>
+          </mc:Fallback>
+        </mc:AlternateContent>
+      </w:r>
+      <w:r>
+        <w:rPr>
+          <w:noProof/>
+        </w:rPr>
+        <mc:AlternateContent>
+          <mc:Choice Requires="wps">
+            <w:drawing>
+              <wp:anchor distT="0" distB="0" distL="114300" distR="114300" simplePos="0" relativeHeight="251745280" behindDoc="0" locked="0" layoutInCell="1" allowOverlap="1" wp14:anchorId="1C81D6FA" wp14:editId="2D4604DA">
+                <wp:simplePos x="0" y="0"/>
+                <wp:positionH relativeFrom="column">
+                  <wp:posOffset>3237230</wp:posOffset>
+                </wp:positionH>
+                <wp:positionV relativeFrom="paragraph">
+                  <wp:posOffset>229012</wp:posOffset>
+                </wp:positionV>
+                <wp:extent cx="1955800" cy="0"/>
+                <wp:effectExtent l="38100" t="76200" r="0" b="95250"/>
+                <wp:wrapNone/>
+                <wp:docPr id="22" name="Straight Arrow Connector 22"/>
+                <wp:cNvGraphicFramePr/>
+                <a:graphic xmlns:a="http://schemas.openxmlformats.org/drawingml/2006/main">
+                  <a:graphicData uri="http://schemas.microsoft.com/office/word/2010/wordprocessingShape">
+                    <wps:wsp>
+                      <wps:cNvCnPr/>
+                      <wps:spPr>
+                        <a:xfrm flipH="1">
+                          <a:off x="0" y="0"/>
+                          <a:ext cx="1955800" cy="0"/>
+                        </a:xfrm>
+                        <a:prstGeom prst="straightConnector1">
+                          <a:avLst/>
+                        </a:prstGeom>
+                        <a:ln w="9525">
+                          <a:solidFill>
+                            <a:srgbClr val="FF0000"/>
+                          </a:solidFill>
+                          <a:tailEnd type="triangle"/>
+                        </a:ln>
+                      </wps:spPr>
+                      <wps:style>
+                        <a:lnRef idx="1">
+                          <a:schemeClr val="accent1"/>
+                        </a:lnRef>
+                        <a:fillRef idx="0">
+                          <a:schemeClr val="accent1"/>
+                        </a:fillRef>
+                        <a:effectRef idx="0">
+                          <a:schemeClr val="accent1"/>
+                        </a:effectRef>
+                        <a:fontRef idx="minor">
+                          <a:schemeClr val="tx1"/>
+                        </a:fontRef>
+                      </wps:style>
+                      <wps:bodyPr/>
+                    </wps:wsp>
+                  </a:graphicData>
+                </a:graphic>
+                <wp14:sizeRelH relativeFrom="margin">
+                  <wp14:pctWidth>0</wp14:pctWidth>
+                </wp14:sizeRelH>
+                <wp14:sizeRelV relativeFrom="margin">
+                  <wp14:pctHeight>0</wp14:pctHeight>
+                </wp14:sizeRelV>
+              </wp:anchor>
+            </w:drawing>
+          </mc:Choice>
+          <mc:Fallback>
+            <w:pict>
+              <v:shape w14:anchorId="1C390184" id="Straight Arrow Connector 22" o:spid="_x0000_s1026" type="#_x0000_t32" style="position:absolute;margin-left:254.9pt;margin-top:18.05pt;width:154pt;height:0;flip:x;z-index:251745280;visibility:visible;mso-wrap-style:square;mso-width-percent:0;mso-height-percent:0;mso-wrap-distance-left:9pt;mso-wrap-distance-top:0;mso-wrap-distance-right:9pt;mso-wrap-distance-bottom:0;mso-position-horizontal:absolute;mso-position-horizontal-relative:text;mso-position-vertical:absolute;mso-position-vertical-relative:text;mso-width-percent:0;mso-height-percent:0;mso-width-relative:margin;mso-height-relative:margin" o:gfxdata="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" strokecolor="red">
+                <v:stroke endarrow="block" joinstyle="miter"/>
+              </v:shape>
+            </w:pict>
+          </mc:Fallback>
+        </mc:AlternateContent>
+      </w:r>
+    </w:p>
+    <w:p>
+      <w:pPr>
+        <w:rPr>
+          <w:rFonts w:ascii="Times New Roman" w:hAnsi="Times New Roman" w:cs="Times New Roman"/>
+        </w:rPr>
+      </w:pPr>
+      <w:r>
+        <w:rPr>
+          <w:rFonts w:ascii="Times New Roman" w:hAnsi="Times New Roman" w:cs="Times New Roman"/>
+        </w:rPr>
+        <mc:AlternateContent>
+          <mc:Choice Requires="wps">
+            <w:drawing>
+              <wp:anchor distT="0" distB="0" distL="114300" distR="114300" simplePos="0" relativeHeight="251748352" behindDoc="0" locked="0" layoutInCell="1" allowOverlap="1" wp14:anchorId="3B7E27B2" wp14:editId="5C3EDA25">
+                <wp:simplePos x="0" y="0"/>
+                <wp:positionH relativeFrom="column">
+                  <wp:posOffset>5244671</wp:posOffset>
+                </wp:positionH>
+                <wp:positionV relativeFrom="paragraph">
+                  <wp:posOffset>5616</wp:posOffset>
+                </wp:positionV>
+                <wp:extent cx="1129665" cy="1581150"/>
+                <wp:effectExtent l="0" t="0" r="0" b="0"/>
+                <wp:wrapNone/>
+                <wp:docPr id="24" name="Text Box 24"/>
+                <wp:cNvGraphicFramePr/>
+                <a:graphic xmlns:a="http://schemas.openxmlformats.org/drawingml/2006/main">
+                  <a:graphicData uri="http://schemas.microsoft.com/office/word/2010/wordprocessingShape">
+                    <wps:wsp>
+                      <wps:cNvSpPr txBox="1"/>
+                      <wps:spPr>
+                        <a:xfrm>
+                          <a:off x="0" y="0"/>
+                          <a:ext cx="1129665" cy="1581150"/>
+                        </a:xfrm>
+                        <a:prstGeom prst="rect">
+                          <a:avLst/>
+                        </a:prstGeom>
+                        <a:noFill/>
+                        <a:ln w="6350">
+                          <a:noFill/>
+                        </a:ln>
+                      </wps:spPr>
+                      <wps:txbx>
+                        <w:txbxContent>
+                          <w:p>
+                            <w:pPr>
+                              <w:rPr>
+                                <w:rFonts w:ascii="Times New Roman" w:hAnsi="Times New Roman" w:cs="Times New Roman"/>
+                                <w:color w:val="808080" w:themeColor="background1" w:themeShade="80"/>
+                                <w:sz w:val="20"/>
+                                <w:szCs w:val="20"/>
+                              </w:rPr>
+                            </w:pPr>
+                            <w:r>
+                              <w:rPr>
+                                <w:rFonts w:ascii="Times New Roman" w:hAnsi="Times New Roman" w:cs="Times New Roman"/>
+                                <w:color w:val="808080" w:themeColor="background1" w:themeShade="80"/>
+                                <w:sz w:val="20"/>
+                                <w:szCs w:val="20"/>
+                              </w:rPr>
+                              <w:t>If you are already logged in then it redirected to the technician page inside the system. If you not log in then it shows login page.</w:t>
+                            </w:r>
+                          </w:p>
+                        </w:txbxContent>
+                      </wps:txbx>
+                      <wps:bodyPr rot="0" spcFirstLastPara="0" vertOverflow="overflow" horzOverflow="overflow" vert="horz" wrap="square" lIns="91440" tIns="45720" rIns="91440" bIns="45720" numCol="1" spcCol="0" rtlCol="0" fromWordArt="0" anchor="t" anchorCtr="0" forceAA="0" compatLnSpc="1">
+                        <a:prstTxWarp prst="textNoShape">
+                          <a:avLst/>
+                        </a:prstTxWarp>
+                        <a:noAutofit/>
+                      </wps:bodyPr>
+                    </wps:wsp>
+                  </a:graphicData>
+                </a:graphic>
+                <wp14:sizeRelH relativeFrom="margin">
+                  <wp14:pctWidth>0</wp14:pctWidth>
+                </wp14:sizeRelH>
+                <wp14:sizeRelV relativeFrom="margin">
+                  <wp14:pctHeight>0</wp14:pctHeight>
+                </wp14:sizeRelV>
+              </wp:anchor>
+            </w:drawing>
+          </mc:Choice>
+          <mc:Fallback>
+            <w:pict>
+              <v:shape w14:anchorId="3B7E27B2" id="Text Box 24" o:spid="_x0000_s1037" type="#_x0000_t202" style="position:absolute;margin-left:412.95pt;margin-top:.45pt;width:88.95pt;height:124.5pt;z-index:251748352;visibility:visible;mso-wrap-style:square;mso-width-percent:0;mso-height-percent:0;mso-wrap-distance-left:9pt;mso-wrap-distance-top:0;mso-wrap-distance-right:9pt;mso-wrap-distance-bottom:0;mso-position-horizontal:absolute;mso-position-horizontal-relative:text;mso-position-vertical:absolute;mso-position-vertical-relative:text;mso-width-percent:0;mso-height-percent:0;mso-width-relative:margin;mso-height-relative:margin;v-text-anchor:top" o:gfxdata="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" filled="f" stroked="f" strokeweight=".5pt">
+                <v:textbox>
+                  <w:txbxContent>
+                    <w:p>
+                      <w:pPr>
+                        <w:rPr>
+                          <w:rFonts w:ascii="Times New Roman" w:hAnsi="Times New Roman" w:cs="Times New Roman"/>
+                          <w:color w:val="808080" w:themeColor="background1" w:themeShade="80"/>
+                          <w:sz w:val="20"/>
+                          <w:szCs w:val="20"/>
+                        </w:rPr>
+                      </w:pPr>
+                      <w:r>
+                        <w:rPr>
+                          <w:rFonts w:ascii="Times New Roman" w:hAnsi="Times New Roman" w:cs="Times New Roman"/>
+                          <w:color w:val="808080" w:themeColor="background1" w:themeShade="80"/>
+                          <w:sz w:val="20"/>
+                          <w:szCs w:val="20"/>
+                        </w:rPr>
+                        <w:t>If you are already logged in then it redirected to the technician page inside the system. If you not log in then it shows login page.</w:t>
+                      </w:r>
+                    </w:p>
+                  </w:txbxContent>
+                </v:textbox>
+              </v:shape>
+            </w:pict>
+          </mc:Fallback>
+        </mc:AlternateContent>
+      </w:r>
+    </w:p>
+    <w:p>
+      <w:pPr>
+        <w:rPr>
+          <w:rFonts w:ascii="Times New Roman" w:hAnsi="Times New Roman" w:cs="Times New Roman"/>
+        </w:rPr>
+      </w:pPr>
+      <w:r>
+        <w:rPr>
+          <w:rFonts w:ascii="Times New Roman" w:hAnsi="Times New Roman" w:cs="Times New Roman"/>
+          <w:noProof/>
+        </w:rPr>
+        <mc:AlternateContent>
+          <mc:Choice Requires="wps">
+            <w:drawing>
+              <wp:anchor distT="0" distB="0" distL="114300" distR="114300" simplePos="0" relativeHeight="251682816" behindDoc="0" locked="0" layoutInCell="1" allowOverlap="1" wp14:anchorId="31EA5479" wp14:editId="0D5F0349">
                 <wp:simplePos x="0" y="0"/>
                 <wp:positionH relativeFrom="margin">
                   <wp:posOffset>632637</wp:posOffset>
@@ -909,7 +3104,7 @@
           </mc:Choice>
           <mc:Fallback>
             <w:pict>
-              <v:rect w14:anchorId="7A871B56" id="Rectangle 8" o:spid="_x0000_s1026" style="position:absolute;margin-left:49.8pt;margin-top:5.45pt;width:350.65pt;height:87.55pt;z-index:251682816;visibility:visible;mso-wrap-style:square;mso-width-percent:0;mso-height-percent:0;mso-wrap-distance-left:9pt;mso-wrap-distance-top:0;mso-wrap-distance-right:9pt;mso-wrap-distance-bottom:0;mso-position-horizontal:absolute;mso-position-horizontal-relative:margin;mso-position-vertical:absolute;mso-position-vertical-relative:text;mso-width-percent:0;mso-height-percent:0;mso-width-relative:margin;mso-height-relative:margin;v-text-anchor:middle" o:gfxdata="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" filled="f" strokecolor="#e00" strokeweight="1pt">
+              <v:rect w14:anchorId="2CF2B038" id="Rectangle 8" o:spid="_x0000_s1026" style="position:absolute;margin-left:49.8pt;margin-top:5.45pt;width:350.65pt;height:87.55pt;z-index:251682816;visibility:visible;mso-wrap-style:square;mso-width-percent:0;mso-height-percent:0;mso-wrap-distance-left:9pt;mso-wrap-distance-top:0;mso-wrap-distance-right:9pt;mso-wrap-distance-bottom:0;mso-position-horizontal:absolute;mso-position-horizontal-relative:margin;mso-position-vertical:absolute;mso-position-vertical-relative:text;mso-width-percent:0;mso-height-percent:0;mso-width-relative:margin;mso-height-relative:margin;v-text-anchor:middle" o:gfxdata="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" filled="f" strokecolor="#e00" strokeweight="1pt">
                 <w10:wrap anchorx="margin"/>
               </v:rect>
             </w:pict>
@@ -952,7 +3147,7 @@
         <mc:AlternateContent>
           <mc:Choice Requires="wps">
             <w:drawing>
-              <wp:anchor distT="0" distB="0" distL="114300" distR="114300" simplePos="0" relativeHeight="251684864" behindDoc="0" locked="0" layoutInCell="1" allowOverlap="1" wp14:anchorId="23AF4062" wp14:editId="4D35C733">
+              <wp:anchor distT="0" distB="0" distL="114300" distR="114300" simplePos="0" relativeHeight="251684864" behindDoc="0" locked="0" layoutInCell="1" allowOverlap="1" wp14:anchorId="23AF4062" wp14:editId="06FBFDC9">
                 <wp:simplePos x="0" y="0"/>
                 <wp:positionH relativeFrom="margin">
                   <wp:posOffset>637953</wp:posOffset>
@@ -1020,7 +3215,7 @@
           </mc:Choice>
           <mc:Fallback>
             <w:pict>
-              <v:rect w14:anchorId="1450C6D9" id="Rectangle 8" o:spid="_x0000_s1026" style="position:absolute;margin-left:50.25pt;margin-top:2.45pt;width:350.25pt;height:97.8pt;z-index:251684864;visibility:visible;mso-wrap-style:square;mso-width-percent:0;mso-height-percent:0;mso-wrap-distance-left:9pt;mso-wrap-distance-top:0;mso-wrap-distance-right:9pt;mso-wrap-distance-bottom:0;mso-position-horizontal:absolute;mso-position-horizontal-relative:margin;mso-position-vertical:absolute;mso-position-vertical-relative:text;mso-width-percent:0;mso-height-percent:0;mso-width-relative:margin;mso-height-relative:margin;v-text-anchor:middle" o:gfxdata="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" filled="f" strokecolor="#e00" strokeweight="1pt">
+              <v:rect w14:anchorId="6618D007" id="Rectangle 8" o:spid="_x0000_s1026" style="position:absolute;margin-left:50.25pt;margin-top:2.45pt;width:350.25pt;height:97.8pt;z-index:251684864;visibility:visible;mso-wrap-style:square;mso-width-percent:0;mso-height-percent:0;mso-wrap-distance-left:9pt;mso-wrap-distance-top:0;mso-wrap-distance-right:9pt;mso-wrap-distance-bottom:0;mso-position-horizontal:absolute;mso-position-horizontal-relative:margin;mso-position-vertical:absolute;mso-position-vertical-relative:text;mso-width-percent:0;mso-height-percent:0;mso-width-relative:margin;mso-height-relative:margin;v-text-anchor:middle" o:gfxdata="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" filled="f" strokecolor="#e00" strokeweight="1pt">
                 <w10:wrap anchorx="margin"/>
               </v:rect>
             </w:pict>
@@ -1041,13 +3236,414 @@
           <w:rFonts w:ascii="Times New Roman" w:hAnsi="Times New Roman" w:cs="Times New Roman"/>
         </w:rPr>
       </w:pPr>
-    </w:p>
-    <w:p>
-      <w:pPr>
-        <w:rPr>
-          <w:rFonts w:ascii="Times New Roman" w:hAnsi="Times New Roman" w:cs="Times New Roman"/>
-        </w:rPr>
-      </w:pPr>
+      <w:r>
+        <w:rPr>
+          <w:rFonts w:ascii="Times New Roman" w:hAnsi="Times New Roman" w:cs="Times New Roman"/>
+        </w:rPr>
+        <mc:AlternateContent>
+          <mc:Choice Requires="wps">
+            <w:drawing>
+              <wp:anchor distT="0" distB="0" distL="114300" distR="114300" simplePos="0" relativeHeight="251752448" behindDoc="0" locked="0" layoutInCell="1" allowOverlap="1" wp14:anchorId="3E7246FE" wp14:editId="4775B628">
+                <wp:simplePos x="0" y="0"/>
+                <wp:positionH relativeFrom="column">
+                  <wp:posOffset>-617302</wp:posOffset>
+                </wp:positionH>
+                <wp:positionV relativeFrom="paragraph">
+                  <wp:posOffset>288892</wp:posOffset>
+                </wp:positionV>
+                <wp:extent cx="1258570" cy="235585"/>
+                <wp:effectExtent l="0" t="0" r="0" b="0"/>
+                <wp:wrapNone/>
+                <wp:docPr id="26" name="Text Box 26"/>
+                <wp:cNvGraphicFramePr/>
+                <a:graphic xmlns:a="http://schemas.openxmlformats.org/drawingml/2006/main">
+                  <a:graphicData uri="http://schemas.microsoft.com/office/word/2010/wordprocessingShape">
+                    <wps:wsp>
+                      <wps:cNvSpPr txBox="1"/>
+                      <wps:spPr>
+                        <a:xfrm>
+                          <a:off x="0" y="0"/>
+                          <a:ext cx="1258570" cy="235585"/>
+                        </a:xfrm>
+                        <a:prstGeom prst="rect">
+                          <a:avLst/>
+                        </a:prstGeom>
+                        <a:noFill/>
+                        <a:ln w="6350">
+                          <a:noFill/>
+                        </a:ln>
+                      </wps:spPr>
+                      <wps:txbx>
+                        <w:txbxContent>
+                          <w:p>
+                            <w:pPr>
+                              <w:rPr>
+                                <w:rFonts w:ascii="Times New Roman" w:hAnsi="Times New Roman" w:cs="Times New Roman"/>
+                                <w:sz w:val="18"/>
+                                <w:szCs w:val="18"/>
+                              </w:rPr>
+                            </w:pPr>
+                            <w:r>
+                              <w:rPr>
+                                <w:rFonts w:ascii="Times New Roman" w:hAnsi="Times New Roman" w:cs="Times New Roman"/>
+                                <w:sz w:val="18"/>
+                                <w:szCs w:val="18"/>
+                              </w:rPr>
+                              <w:t>Go to</w:t>
+                            </w:r>
+                            <w:r>
+                              <w:rPr>
+                                <w:rFonts w:ascii="Times New Roman" w:hAnsi="Times New Roman" w:cs="Times New Roman"/>
+                                <w:sz w:val="18"/>
+                                <w:szCs w:val="18"/>
+                              </w:rPr>
+                              <w:t xml:space="preserve"> Technician </w:t>
+                            </w:r>
+                            <w:r>
+                              <w:rPr>
+                                <w:rFonts w:ascii="Times New Roman" w:hAnsi="Times New Roman" w:cs="Times New Roman"/>
+                                <w:sz w:val="18"/>
+                                <w:szCs w:val="18"/>
+                              </w:rPr>
+                              <w:t>Page</w:t>
+                            </w:r>
+                          </w:p>
+                        </w:txbxContent>
+                      </wps:txbx>
+                      <wps:bodyPr rot="0" spcFirstLastPara="0" vertOverflow="overflow" horzOverflow="overflow" vert="horz" wrap="square" lIns="91440" tIns="45720" rIns="91440" bIns="45720" numCol="1" spcCol="0" rtlCol="0" fromWordArt="0" anchor="t" anchorCtr="0" forceAA="0" compatLnSpc="1">
+                        <a:prstTxWarp prst="textNoShape">
+                          <a:avLst/>
+                        </a:prstTxWarp>
+                        <a:noAutofit/>
+                      </wps:bodyPr>
+                    </wps:wsp>
+                  </a:graphicData>
+                </a:graphic>
+                <wp14:sizeRelH relativeFrom="margin">
+                  <wp14:pctWidth>0</wp14:pctWidth>
+                </wp14:sizeRelH>
+                <wp14:sizeRelV relativeFrom="margin">
+                  <wp14:pctHeight>0</wp14:pctHeight>
+                </wp14:sizeRelV>
+              </wp:anchor>
+            </w:drawing>
+          </mc:Choice>
+          <mc:Fallback>
+            <w:pict>
+              <v:shape w14:anchorId="3E7246FE" id="Text Box 26" o:spid="_x0000_s1038" type="#_x0000_t202" style="position:absolute;margin-left:-48.6pt;margin-top:22.75pt;width:99.1pt;height:18.55pt;z-index:251752448;visibility:visible;mso-wrap-style:square;mso-width-percent:0;mso-height-percent:0;mso-wrap-distance-left:9pt;mso-wrap-distance-top:0;mso-wrap-distance-right:9pt;mso-wrap-distance-bottom:0;mso-position-horizontal:absolute;mso-position-horizontal-relative:text;mso-position-vertical:absolute;mso-position-vertical-relative:text;mso-width-percent:0;mso-height-percent:0;mso-width-relative:margin;mso-height-relative:margin;v-text-anchor:top" o:gfxdata="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" filled="f" stroked="f" strokeweight=".5pt">
+                <v:textbox>
+                  <w:txbxContent>
+                    <w:p>
+                      <w:pPr>
+                        <w:rPr>
+                          <w:rFonts w:ascii="Times New Roman" w:hAnsi="Times New Roman" w:cs="Times New Roman"/>
+                          <w:sz w:val="18"/>
+                          <w:szCs w:val="18"/>
+                        </w:rPr>
+                      </w:pPr>
+                      <w:r>
+                        <w:rPr>
+                          <w:rFonts w:ascii="Times New Roman" w:hAnsi="Times New Roman" w:cs="Times New Roman"/>
+                          <w:sz w:val="18"/>
+                          <w:szCs w:val="18"/>
+                        </w:rPr>
+                        <w:t>Go to</w:t>
+                      </w:r>
+                      <w:r>
+                        <w:rPr>
+                          <w:rFonts w:ascii="Times New Roman" w:hAnsi="Times New Roman" w:cs="Times New Roman"/>
+                          <w:sz w:val="18"/>
+                          <w:szCs w:val="18"/>
+                        </w:rPr>
+                        <w:t xml:space="preserve"> Technician </w:t>
+                      </w:r>
+                      <w:r>
+                        <w:rPr>
+                          <w:rFonts w:ascii="Times New Roman" w:hAnsi="Times New Roman" w:cs="Times New Roman"/>
+                          <w:sz w:val="18"/>
+                          <w:szCs w:val="18"/>
+                        </w:rPr>
+                        <w:t>Page</w:t>
+                      </w:r>
+                    </w:p>
+                  </w:txbxContent>
+                </v:textbox>
+              </v:shape>
+            </w:pict>
+          </mc:Fallback>
+        </mc:AlternateContent>
+      </w:r>
+    </w:p>
+    <w:p>
+      <w:pPr>
+        <w:rPr>
+          <w:rFonts w:ascii="Times New Roman" w:hAnsi="Times New Roman" w:cs="Times New Roman"/>
+        </w:rPr>
+      </w:pPr>
+      <w:r>
+        <w:rPr>
+          <w:rFonts w:ascii="Times New Roman" w:hAnsi="Times New Roman" w:cs="Times New Roman"/>
+        </w:rPr>
+        <mc:AlternateContent>
+          <mc:Choice Requires="wps">
+            <w:drawing>
+              <wp:anchor distT="0" distB="0" distL="114300" distR="114300" simplePos="0" relativeHeight="251753472" behindDoc="0" locked="0" layoutInCell="1" allowOverlap="1" wp14:anchorId="287FBB8E" wp14:editId="0C349083">
+                <wp:simplePos x="0" y="0"/>
+                <wp:positionH relativeFrom="column">
+                  <wp:posOffset>-498557</wp:posOffset>
+                </wp:positionH>
+                <wp:positionV relativeFrom="paragraph">
+                  <wp:posOffset>193642</wp:posOffset>
+                </wp:positionV>
+                <wp:extent cx="1129665" cy="1581150"/>
+                <wp:effectExtent l="0" t="0" r="0" b="0"/>
+                <wp:wrapNone/>
+                <wp:docPr id="27" name="Text Box 27"/>
+                <wp:cNvGraphicFramePr/>
+                <a:graphic xmlns:a="http://schemas.openxmlformats.org/drawingml/2006/main">
+                  <a:graphicData uri="http://schemas.microsoft.com/office/word/2010/wordprocessingShape">
+                    <wps:wsp>
+                      <wps:cNvSpPr txBox="1"/>
+                      <wps:spPr>
+                        <a:xfrm>
+                          <a:off x="0" y="0"/>
+                          <a:ext cx="1129665" cy="1581150"/>
+                        </a:xfrm>
+                        <a:prstGeom prst="rect">
+                          <a:avLst/>
+                        </a:prstGeom>
+                        <a:noFill/>
+                        <a:ln w="6350">
+                          <a:noFill/>
+                        </a:ln>
+                      </wps:spPr>
+                      <wps:txbx>
+                        <w:txbxContent>
+                          <w:p>
+                            <w:pPr>
+                              <w:rPr>
+                                <w:rFonts w:ascii="Times New Roman" w:hAnsi="Times New Roman" w:cs="Times New Roman"/>
+                                <w:color w:val="808080" w:themeColor="background1" w:themeShade="80"/>
+                                <w:sz w:val="20"/>
+                                <w:szCs w:val="20"/>
+                              </w:rPr>
+                            </w:pPr>
+                            <w:r>
+                              <w:rPr>
+                                <w:rFonts w:ascii="Times New Roman" w:hAnsi="Times New Roman" w:cs="Times New Roman"/>
+                                <w:color w:val="808080" w:themeColor="background1" w:themeShade="80"/>
+                                <w:sz w:val="20"/>
+                                <w:szCs w:val="20"/>
+                              </w:rPr>
+                              <w:t>If you are already logged in then it redirected to the technician page inside the system. If you not log in then it shows login page.</w:t>
+                            </w:r>
+                          </w:p>
+                        </w:txbxContent>
+                      </wps:txbx>
+                      <wps:bodyPr rot="0" spcFirstLastPara="0" vertOverflow="overflow" horzOverflow="overflow" vert="horz" wrap="square" lIns="91440" tIns="45720" rIns="91440" bIns="45720" numCol="1" spcCol="0" rtlCol="0" fromWordArt="0" anchor="t" anchorCtr="0" forceAA="0" compatLnSpc="1">
+                        <a:prstTxWarp prst="textNoShape">
+                          <a:avLst/>
+                        </a:prstTxWarp>
+                        <a:noAutofit/>
+                      </wps:bodyPr>
+                    </wps:wsp>
+                  </a:graphicData>
+                </a:graphic>
+                <wp14:sizeRelH relativeFrom="margin">
+                  <wp14:pctWidth>0</wp14:pctWidth>
+                </wp14:sizeRelH>
+                <wp14:sizeRelV relativeFrom="margin">
+                  <wp14:pctHeight>0</wp14:pctHeight>
+                </wp14:sizeRelV>
+              </wp:anchor>
+            </w:drawing>
+          </mc:Choice>
+          <mc:Fallback>
+            <w:pict>
+              <v:shape w14:anchorId="287FBB8E" id="Text Box 27" o:spid="_x0000_s1039" type="#_x0000_t202" style="position:absolute;margin-left:-39.25pt;margin-top:15.25pt;width:88.95pt;height:124.5pt;z-index:251753472;visibility:visible;mso-wrap-style:square;mso-width-percent:0;mso-height-percent:0;mso-wrap-distance-left:9pt;mso-wrap-distance-top:0;mso-wrap-distance-right:9pt;mso-wrap-distance-bottom:0;mso-position-horizontal:absolute;mso-position-horizontal-relative:text;mso-position-vertical:absolute;mso-position-vertical-relative:text;mso-width-percent:0;mso-height-percent:0;mso-width-relative:margin;mso-height-relative:margin;v-text-anchor:top" o:gfxdata="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" filled="f" stroked="f" strokeweight=".5pt">
+                <v:textbox>
+                  <w:txbxContent>
+                    <w:p>
+                      <w:pPr>
+                        <w:rPr>
+                          <w:rFonts w:ascii="Times New Roman" w:hAnsi="Times New Roman" w:cs="Times New Roman"/>
+                          <w:color w:val="808080" w:themeColor="background1" w:themeShade="80"/>
+                          <w:sz w:val="20"/>
+                          <w:szCs w:val="20"/>
+                        </w:rPr>
+                      </w:pPr>
+                      <w:r>
+                        <w:rPr>
+                          <w:rFonts w:ascii="Times New Roman" w:hAnsi="Times New Roman" w:cs="Times New Roman"/>
+                          <w:color w:val="808080" w:themeColor="background1" w:themeShade="80"/>
+                          <w:sz w:val="20"/>
+                          <w:szCs w:val="20"/>
+                        </w:rPr>
+                        <w:t>If you are already logged in then it redirected to the technician page inside the system. If you not log in then it shows login page.</w:t>
+                      </w:r>
+                    </w:p>
+                  </w:txbxContent>
+                </v:textbox>
+              </v:shape>
+            </w:pict>
+          </mc:Fallback>
+        </mc:AlternateContent>
+      </w:r>
+      <w:r>
+        <w:rPr>
+          <w:rFonts w:ascii="Times New Roman" w:hAnsi="Times New Roman" w:cs="Times New Roman"/>
+          <w:noProof/>
+        </w:rPr>
+        <mc:AlternateContent>
+          <mc:Choice Requires="wps">
+            <w:drawing>
+              <wp:anchor distT="0" distB="0" distL="114300" distR="114300" simplePos="0" relativeHeight="251750400" behindDoc="0" locked="0" layoutInCell="1" allowOverlap="1" wp14:anchorId="1268ED48" wp14:editId="0F4BFC35">
+                <wp:simplePos x="0" y="0"/>
+                <wp:positionH relativeFrom="column">
+                  <wp:posOffset>528320</wp:posOffset>
+                </wp:positionH>
+                <wp:positionV relativeFrom="paragraph">
+                  <wp:posOffset>116617</wp:posOffset>
+                </wp:positionV>
+                <wp:extent cx="2077225" cy="0"/>
+                <wp:effectExtent l="0" t="76200" r="18415" b="95250"/>
+                <wp:wrapNone/>
+                <wp:docPr id="25" name="Straight Arrow Connector 25"/>
+                <wp:cNvGraphicFramePr/>
+                <a:graphic xmlns:a="http://schemas.openxmlformats.org/drawingml/2006/main">
+                  <a:graphicData uri="http://schemas.microsoft.com/office/word/2010/wordprocessingShape">
+                    <wps:wsp>
+                      <wps:cNvCnPr/>
+                      <wps:spPr>
+                        <a:xfrm>
+                          <a:off x="0" y="0"/>
+                          <a:ext cx="2077225" cy="0"/>
+                        </a:xfrm>
+                        <a:prstGeom prst="straightConnector1">
+                          <a:avLst/>
+                        </a:prstGeom>
+                        <a:ln w="9525">
+                          <a:solidFill>
+                            <a:srgbClr val="FF0000"/>
+                          </a:solidFill>
+                          <a:tailEnd type="triangle"/>
+                        </a:ln>
+                      </wps:spPr>
+                      <wps:style>
+                        <a:lnRef idx="1">
+                          <a:schemeClr val="accent1"/>
+                        </a:lnRef>
+                        <a:fillRef idx="0">
+                          <a:schemeClr val="accent1"/>
+                        </a:fillRef>
+                        <a:effectRef idx="0">
+                          <a:schemeClr val="accent1"/>
+                        </a:effectRef>
+                        <a:fontRef idx="minor">
+                          <a:schemeClr val="tx1"/>
+                        </a:fontRef>
+                      </wps:style>
+                      <wps:bodyPr/>
+                    </wps:wsp>
+                  </a:graphicData>
+                </a:graphic>
+                <wp14:sizeRelH relativeFrom="margin">
+                  <wp14:pctWidth>0</wp14:pctWidth>
+                </wp14:sizeRelH>
+                <wp14:sizeRelV relativeFrom="margin">
+                  <wp14:pctHeight>0</wp14:pctHeight>
+                </wp14:sizeRelV>
+              </wp:anchor>
+            </w:drawing>
+          </mc:Choice>
+          <mc:Fallback>
+            <w:pict>
+              <v:shape w14:anchorId="05096DA6" id="Straight Arrow Connector 25" o:spid="_x0000_s1026" type="#_x0000_t32" style="position:absolute;margin-left:41.6pt;margin-top:9.2pt;width:163.55pt;height:0;z-index:251750400;visibility:visible;mso-wrap-style:square;mso-width-percent:0;mso-height-percent:0;mso-wrap-distance-left:9pt;mso-wrap-distance-top:0;mso-wrap-distance-right:9pt;mso-wrap-distance-bottom:0;mso-position-horizontal:absolute;mso-position-horizontal-relative:text;mso-position-vertical:absolute;mso-position-vertical-relative:text;mso-width-percent:0;mso-height-percent:0;mso-width-relative:margin;mso-height-relative:margin" o:gfxdata="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" strokecolor="red">
+                <v:stroke endarrow="block" joinstyle="miter"/>
+              </v:shape>
+            </w:pict>
+          </mc:Fallback>
+        </mc:AlternateContent>
+      </w:r>
+      <w:r>
+        <w:rPr>
+          <w:noProof/>
+        </w:rPr>
+        <mc:AlternateContent>
+          <mc:Choice Requires="wps">
+            <w:drawing>
+              <wp:anchor distT="0" distB="0" distL="114300" distR="114300" simplePos="0" relativeHeight="251664384" behindDoc="0" locked="0" layoutInCell="1" allowOverlap="1" wp14:anchorId="717DAA8D" wp14:editId="6BA721F6">
+                <wp:simplePos x="0" y="0"/>
+                <wp:positionH relativeFrom="margin">
+                  <wp:posOffset>2533015</wp:posOffset>
+                </wp:positionH>
+                <wp:positionV relativeFrom="paragraph">
+                  <wp:posOffset>24765</wp:posOffset>
+                </wp:positionV>
+                <wp:extent cx="661670" cy="186055"/>
+                <wp:effectExtent l="0" t="0" r="24130" b="23495"/>
+                <wp:wrapNone/>
+                <wp:docPr id="1685086290" name="Rectangle 6"/>
+                <wp:cNvGraphicFramePr/>
+                <a:graphic xmlns:a="http://schemas.openxmlformats.org/drawingml/2006/main">
+                  <a:graphicData uri="http://schemas.microsoft.com/office/word/2010/wordprocessingShape">
+                    <wps:wsp>
+                      <wps:cNvSpPr/>
+                      <wps:spPr>
+                        <a:xfrm>
+                          <a:off x="0" y="0"/>
+                          <a:ext cx="661670" cy="186055"/>
+                        </a:xfrm>
+                        <a:prstGeom prst="rect">
+                          <a:avLst/>
+                        </a:prstGeom>
+                        <a:noFill/>
+                        <a:ln>
+                          <a:solidFill>
+                            <a:srgbClr val="EE0000"/>
+                          </a:solidFill>
+                        </a:ln>
+                      </wps:spPr>
+                      <wps:style>
+                        <a:lnRef idx="2">
+                          <a:schemeClr val="accent1">
+                            <a:shade val="15000"/>
+                          </a:schemeClr>
+                        </a:lnRef>
+                        <a:fillRef idx="1">
+                          <a:schemeClr val="accent1"/>
+                        </a:fillRef>
+                        <a:effectRef idx="0">
+                          <a:schemeClr val="accent1"/>
+                        </a:effectRef>
+                        <a:fontRef idx="minor">
+                          <a:schemeClr val="lt1"/>
+                        </a:fontRef>
+                      </wps:style>
+                      <wps:bodyPr rot="0" spcFirstLastPara="0" vertOverflow="overflow" horzOverflow="overflow" vert="horz" wrap="square" lIns="91440" tIns="45720" rIns="91440" bIns="45720" numCol="1" spcCol="0" rtlCol="0" fromWordArt="0" anchor="ctr" anchorCtr="0" forceAA="0" compatLnSpc="1">
+                        <a:prstTxWarp prst="textNoShape">
+                          <a:avLst/>
+                        </a:prstTxWarp>
+                        <a:noAutofit/>
+                      </wps:bodyPr>
+                    </wps:wsp>
+                  </a:graphicData>
+                </a:graphic>
+                <wp14:sizeRelH relativeFrom="margin">
+                  <wp14:pctWidth>0</wp14:pctWidth>
+                </wp14:sizeRelH>
+              </wp:anchor>
+            </w:drawing>
+          </mc:Choice>
+          <mc:Fallback>
+            <w:pict>
+              <v:rect w14:anchorId="507C1795" id="Rectangle 6" o:spid="_x0000_s1026" style="position:absolute;margin-left:199.45pt;margin-top:1.95pt;width:52.1pt;height:14.65pt;z-index:251664384;visibility:visible;mso-wrap-style:square;mso-width-percent:0;mso-wrap-distance-left:9pt;mso-wrap-distance-top:0;mso-wrap-distance-right:9pt;mso-wrap-distance-bottom:0;mso-position-horizontal:absolute;mso-position-horizontal-relative:margin;mso-position-vertical:absolute;mso-position-vertical-relative:text;mso-width-percent:0;mso-width-relative:margin;v-text-anchor:middle" o:gfxdata="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" filled="f" strokecolor="#e00" strokeweight="1pt">
+                <w10:wrap anchorx="margin"/>
+              </v:rect>
+            </w:pict>
+          </mc:Fallback>
+        </mc:AlternateContent>
+      </w:r>
     </w:p>
     <w:p>
       <w:pPr>
@@ -1246,7 +3842,7 @@
               </wp:anchor>
             </w:drawing>
           </mc:Choice>
-          <mc:Fallback>
+          <mc:Fallback xmlns:w16sdtfl="http://schemas.microsoft.com/office/word/2024/wordml/sdtformatlock" xmlns:w16du="http://schemas.microsoft.com/office/word/2023/wordml/word16du" xmlns:oel="http://schemas.microsoft.com/office/2019/extlst">
             <w:pict>
               <v:rect w14:anchorId="319677E9" id="Rectangle 8" o:spid="_x0000_s1026" style="position:absolute;margin-left:35.5pt;margin-top:2.55pt;width:379.5pt;height:125.3pt;z-index:251670528;visibility:visible;mso-wrap-style:square;mso-width-percent:0;mso-height-percent:0;mso-wrap-distance-left:9pt;mso-wrap-distance-top:0;mso-wrap-distance-right:9pt;mso-wrap-distance-bottom:0;mso-position-horizontal:absolute;mso-position-horizontal-relative:text;mso-position-vertical:absolute;mso-position-vertical-relative:text;mso-width-percent:0;mso-height-percent:0;mso-width-relative:margin;mso-height-relative:margin;v-text-anchor:middle" o:gfxdata="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" filled="f" strokecolor="#e00" strokeweight="1pt"/>
             </w:pict>
@@ -1349,7 +3945,7 @@
               </wp:anchor>
             </w:drawing>
           </mc:Choice>
-          <mc:Fallback>
+          <mc:Fallback xmlns:w16sdtfl="http://schemas.microsoft.com/office/word/2024/wordml/sdtformatlock" xmlns:w16du="http://schemas.microsoft.com/office/word/2023/wordml/word16du" xmlns:oel="http://schemas.microsoft.com/office/2019/extlst">
             <w:pict>
               <v:rect w14:anchorId="00E2FCEB" id="Rectangle 8" o:spid="_x0000_s1026" style="position:absolute;margin-left:203.7pt;margin-top:2.25pt;width:44.25pt;height:17.6pt;z-index:251666432;visibility:visible;mso-wrap-style:square;mso-wrap-distance-left:9pt;mso-wrap-distance-top:0;mso-wrap-distance-right:9pt;mso-wrap-distance-bottom:0;mso-position-horizontal:absolute;mso-position-horizontal-relative:text;mso-position-vertical:absolute;mso-position-vertical-relative:text;v-text-anchor:middle" o:gfxdata="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" filled="f" strokecolor="#e00" strokeweight="1pt"/>
             </w:pict>
@@ -1437,7 +4033,7 @@
               </wp:anchor>
             </w:drawing>
           </mc:Choice>
-          <mc:Fallback>
+          <mc:Fallback xmlns:w16sdtfl="http://schemas.microsoft.com/office/word/2024/wordml/sdtformatlock" xmlns:w16du="http://schemas.microsoft.com/office/word/2023/wordml/word16du" xmlns:oel="http://schemas.microsoft.com/office/2019/extlst">
             <w:pict>
               <v:rect w14:anchorId="6A26EC6C" id="Rectangle 8" o:spid="_x0000_s1026" style="position:absolute;margin-left:0;margin-top:16.15pt;width:379.5pt;height:139.75pt;z-index:251672576;visibility:visible;mso-wrap-style:square;mso-width-percent:0;mso-height-percent:0;mso-wrap-distance-left:9pt;mso-wrap-distance-top:0;mso-wrap-distance-right:9pt;mso-wrap-distance-bottom:0;mso-position-horizontal:center;mso-position-horizontal-relative:margin;mso-position-vertical:absolute;mso-position-vertical-relative:text;mso-width-percent:0;mso-height-percent:0;mso-width-relative:margin;mso-height-relative:margin;v-text-anchor:middle" o:gfxdata="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" filled="f" strokecolor="#e00" strokeweight="1pt">
                 <w10:wrap anchorx="margin"/>
@@ -1549,7 +4145,7 @@
               </wp:anchor>
             </w:drawing>
           </mc:Choice>
-          <mc:Fallback>
+          <mc:Fallback xmlns:w16sdtfl="http://schemas.microsoft.com/office/word/2024/wordml/sdtformatlock" xmlns:w16du="http://schemas.microsoft.com/office/word/2023/wordml/word16du" xmlns:oel="http://schemas.microsoft.com/office/2019/extlst">
             <w:pict>
               <v:rect w14:anchorId="64F76FE2" id="Rectangle 8" o:spid="_x0000_s1026" style="position:absolute;margin-left:202.4pt;margin-top:6.9pt;width:44.25pt;height:17.6pt;z-index:251668480;visibility:visible;mso-wrap-style:square;mso-wrap-distance-left:9pt;mso-wrap-distance-top:0;mso-wrap-distance-right:9pt;mso-wrap-distance-bottom:0;mso-position-horizontal:absolute;mso-position-horizontal-relative:margin;mso-position-vertical:absolute;mso-position-vertical-relative:text;v-text-anchor:middle" o:gfxdata="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" filled="f" strokecolor="#e00" strokeweight="1pt">
                 <w10:wrap anchorx="margin"/>
@@ -1639,7 +4235,7 @@
               </wp:anchor>
             </w:drawing>
           </mc:Choice>
-          <mc:Fallback>
+          <mc:Fallback xmlns:w16sdtfl="http://schemas.microsoft.com/office/word/2024/wordml/sdtformatlock" xmlns:w16du="http://schemas.microsoft.com/office/word/2023/wordml/word16du" xmlns:oel="http://schemas.microsoft.com/office/2019/extlst">
             <w:pict>
               <v:rect w14:anchorId="7102B62B" id="Rectangle 8" o:spid="_x0000_s1026" style="position:absolute;margin-left:34.5pt;margin-top:21.25pt;width:379pt;height:128.5pt;z-index:251674624;visibility:visible;mso-wrap-style:square;mso-width-percent:0;mso-height-percent:0;mso-wrap-distance-left:9pt;mso-wrap-distance-top:0;mso-wrap-distance-right:9pt;mso-wrap-distance-bottom:0;mso-position-horizontal:absolute;mso-position-horizontal-relative:margin;mso-position-vertical:absolute;mso-position-vertical-relative:text;mso-width-percent:0;mso-height-percent:0;mso-width-relative:margin;mso-height-relative:margin;v-text-anchor:middle" o:gfxdata="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" filled="f" strokecolor="#e00" strokeweight="1pt">
                 <w10:wrap anchorx="margin"/>
@@ -1828,7 +4424,7 @@
               </wp:anchor>
             </w:drawing>
           </mc:Choice>
-          <mc:Fallback>
+          <mc:Fallback xmlns:w16sdtfl="http://schemas.microsoft.com/office/word/2024/wordml/sdtformatlock" xmlns:w16du="http://schemas.microsoft.com/office/word/2023/wordml/word16du" xmlns:oel="http://schemas.microsoft.com/office/2019/extlst">
             <w:pict>
               <v:rect w14:anchorId="1CD27E75" id="Rectangle 8" o:spid="_x0000_s1026" style="position:absolute;margin-left:196.35pt;margin-top:564.6pt;width:59.8pt;height:18.5pt;z-index:251700224;visibility:visible;mso-wrap-style:square;mso-width-percent:0;mso-height-percent:0;mso-wrap-distance-left:9pt;mso-wrap-distance-top:0;mso-wrap-distance-right:9pt;mso-wrap-distance-bottom:0;mso-position-horizontal:absolute;mso-position-horizontal-relative:margin;mso-position-vertical:absolute;mso-position-vertical-relative:text;mso-width-percent:0;mso-height-percent:0;mso-width-relative:margin;mso-height-relative:margin;v-text-anchor:middle" o:gfxdata="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" filled="f" strokecolor="#e00" strokeweight="1pt">
                 <w10:wrap anchorx="margin"/>
@@ -1911,7 +4507,7 @@
               </wp:anchor>
             </w:drawing>
           </mc:Choice>
-          <mc:Fallback>
+          <mc:Fallback xmlns:w16sdtfl="http://schemas.microsoft.com/office/word/2024/wordml/sdtformatlock" xmlns:w16du="http://schemas.microsoft.com/office/word/2023/wordml/word16du" xmlns:oel="http://schemas.microsoft.com/office/2019/extlst">
             <w:pict>
               <v:rect w14:anchorId="0BEA72FE" id="Rectangle 8" o:spid="_x0000_s1026" style="position:absolute;margin-left:18.1pt;margin-top:488.65pt;width:413.2pt;height:111.35pt;z-index:251698176;visibility:visible;mso-wrap-style:square;mso-width-percent:0;mso-height-percent:0;mso-wrap-distance-left:9pt;mso-wrap-distance-top:0;mso-wrap-distance-right:9pt;mso-wrap-distance-bottom:0;mso-position-horizontal:absolute;mso-position-horizontal-relative:margin;mso-position-vertical:absolute;mso-position-vertical-relative:text;mso-width-percent:0;mso-height-percent:0;mso-width-relative:margin;mso-height-relative:margin;v-text-anchor:middle" o:gfxdata="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" filled="f" strokecolor="#e00" strokeweight="1pt">
                 <w10:wrap anchorx="margin"/>
@@ -1994,7 +4590,7 @@
               </wp:anchor>
             </w:drawing>
           </mc:Choice>
-          <mc:Fallback>
+          <mc:Fallback xmlns:w16sdtfl="http://schemas.microsoft.com/office/word/2024/wordml/sdtformatlock" xmlns:w16du="http://schemas.microsoft.com/office/word/2023/wordml/word16du" xmlns:oel="http://schemas.microsoft.com/office/2019/extlst">
             <w:pict>
               <v:rect w14:anchorId="0FF50DE6" id="Rectangle 8" o:spid="_x0000_s1026" style="position:absolute;margin-left:86.1pt;margin-top:250.1pt;width:90.65pt;height:114.1pt;z-index:251694080;visibility:visible;mso-wrap-style:square;mso-width-percent:0;mso-height-percent:0;mso-wrap-distance-left:9pt;mso-wrap-distance-top:0;mso-wrap-distance-right:9pt;mso-wrap-distance-bottom:0;mso-position-horizontal:absolute;mso-position-horizontal-relative:margin;mso-position-vertical:absolute;mso-position-vertical-relative:text;mso-width-percent:0;mso-height-percent:0;mso-width-relative:margin;mso-height-relative:margin;v-text-anchor:middle" o:gfxdata="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" filled="f" strokecolor="#e00" strokeweight="1pt">
                 <w10:wrap anchorx="margin"/>
@@ -2077,7 +4673,7 @@
               </wp:anchor>
             </w:drawing>
           </mc:Choice>
-          <mc:Fallback>
+          <mc:Fallback xmlns:w16sdtfl="http://schemas.microsoft.com/office/word/2024/wordml/sdtformatlock" xmlns:w16du="http://schemas.microsoft.com/office/word/2023/wordml/word16du" xmlns:oel="http://schemas.microsoft.com/office/2019/extlst">
             <w:pict>
               <v:rect w14:anchorId="63903C5B" id="Rectangle 8" o:spid="_x0000_s1026" style="position:absolute;margin-left:92.35pt;margin-top:346.7pt;width:77.9pt;height:12.05pt;z-index:251696128;visibility:visible;mso-wrap-style:square;mso-width-percent:0;mso-height-percent:0;mso-wrap-distance-left:9pt;mso-wrap-distance-top:0;mso-wrap-distance-right:9pt;mso-wrap-distance-bottom:0;mso-position-horizontal:absolute;mso-position-horizontal-relative:margin;mso-position-vertical:absolute;mso-position-vertical-relative:text;mso-width-percent:0;mso-height-percent:0;mso-width-relative:margin;mso-height-relative:margin;v-text-anchor:middle" o:gfxdata="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" filled="f" strokecolor="#e00" strokeweight="1pt">
                 <w10:wrap anchorx="margin"/>
@@ -2160,7 +4756,7 @@
               </wp:anchor>
             </w:drawing>
           </mc:Choice>
-          <mc:Fallback>
+          <mc:Fallback xmlns:w16sdtfl="http://schemas.microsoft.com/office/word/2024/wordml/sdtformatlock" xmlns:w16du="http://schemas.microsoft.com/office/word/2023/wordml/word16du" xmlns:oel="http://schemas.microsoft.com/office/2019/extlst">
             <w:pict>
               <v:rect w14:anchorId="0974CF68" id="Rectangle 8" o:spid="_x0000_s1026" style="position:absolute;margin-left:0;margin-top:231.7pt;width:412.8pt;height:251.2pt;z-index:251692032;visibility:visible;mso-wrap-style:square;mso-width-percent:0;mso-height-percent:0;mso-wrap-distance-left:9pt;mso-wrap-distance-top:0;mso-wrap-distance-right:9pt;mso-wrap-distance-bottom:0;mso-position-horizontal:center;mso-position-horizontal-relative:margin;mso-position-vertical:absolute;mso-position-vertical-relative:text;mso-width-percent:0;mso-height-percent:0;mso-width-relative:margin;mso-height-relative:margin;v-text-anchor:middle" o:gfxdata="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" filled="f" strokecolor="#e00" strokeweight="1pt">
                 <w10:wrap anchorx="margin"/>
@@ -2243,7 +4839,7 @@
               </wp:anchor>
             </w:drawing>
           </mc:Choice>
-          <mc:Fallback>
+          <mc:Fallback xmlns:w16sdtfl="http://schemas.microsoft.com/office/word/2024/wordml/sdtformatlock" xmlns:w16du="http://schemas.microsoft.com/office/word/2023/wordml/word16du" xmlns:oel="http://schemas.microsoft.com/office/2019/extlst">
             <w:pict>
               <v:rect w14:anchorId="76AF9932" id="Rectangle 8" o:spid="_x0000_s1026" style="position:absolute;margin-left:57.55pt;margin-top:148.15pt;width:52.8pt;height:18.15pt;z-index:251689984;visibility:visible;mso-wrap-style:square;mso-width-percent:0;mso-height-percent:0;mso-wrap-distance-left:9pt;mso-wrap-distance-top:0;mso-wrap-distance-right:9pt;mso-wrap-distance-bottom:0;mso-position-horizontal:absolute;mso-position-horizontal-relative:margin;mso-position-vertical:absolute;mso-position-vertical-relative:text;mso-width-percent:0;mso-height-percent:0;mso-width-relative:margin;mso-height-relative:margin;v-text-anchor:middle" o:gfxdata="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" filled="f" strokecolor="#e00" strokeweight="1pt">
                 <w10:wrap anchorx="margin"/>
@@ -2326,7 +4922,7 @@
               </wp:anchor>
             </w:drawing>
           </mc:Choice>
-          <mc:Fallback>
+          <mc:Fallback xmlns:w16sdtfl="http://schemas.microsoft.com/office/word/2024/wordml/sdtformatlock" xmlns:w16du="http://schemas.microsoft.com/office/word/2023/wordml/word16du" xmlns:oel="http://schemas.microsoft.com/office/2019/extlst">
             <w:pict>
               <v:rect w14:anchorId="43828F46" id="Rectangle 8" o:spid="_x0000_s1026" style="position:absolute;margin-left:18.65pt;margin-top:67.75pt;width:412.8pt;height:157.85pt;z-index:251687936;visibility:visible;mso-wrap-style:square;mso-width-percent:0;mso-height-percent:0;mso-wrap-distance-left:9pt;mso-wrap-distance-top:0;mso-wrap-distance-right:9pt;mso-wrap-distance-bottom:0;mso-position-horizontal:absolute;mso-position-horizontal-relative:margin;mso-position-vertical:absolute;mso-position-vertical-relative:text;mso-width-percent:0;mso-height-percent:0;mso-width-relative:margin;mso-height-relative:margin;v-text-anchor:middle" o:gfxdata="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" filled="f" strokecolor="#e00" strokeweight="1pt">
                 <w10:wrap anchorx="margin"/>
@@ -2761,7 +5357,7 @@
               </wp:anchor>
             </w:drawing>
           </mc:Choice>
-          <mc:Fallback>
+          <mc:Fallback xmlns:w16sdtfl="http://schemas.microsoft.com/office/word/2024/wordml/sdtformatlock" xmlns:w16du="http://schemas.microsoft.com/office/word/2023/wordml/word16du" xmlns:oel="http://schemas.microsoft.com/office/2019/extlst">
             <w:pict>
               <v:rect w14:anchorId="4BE18D9A" id="Rectangle 8" o:spid="_x0000_s1026" style="position:absolute;margin-left:0;margin-top:9.7pt;width:450.8pt;height:151.5pt;z-index:251702272;visibility:visible;mso-wrap-style:square;mso-width-percent:0;mso-height-percent:0;mso-wrap-distance-left:9pt;mso-wrap-distance-top:0;mso-wrap-distance-right:9pt;mso-wrap-distance-bottom:0;mso-position-horizontal:absolute;mso-position-horizontal-relative:margin;mso-position-vertical:absolute;mso-position-vertical-relative:text;mso-width-percent:0;mso-height-percent:0;mso-width-relative:margin;mso-height-relative:margin;v-text-anchor:middle" o:gfxdata="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" filled="f" strokecolor="#e00" strokeweight="1pt">
                 <w10:wrap anchorx="margin"/>
@@ -2854,10 +5450,116 @@
           <w:rFonts w:ascii="Times New Roman" w:hAnsi="Times New Roman" w:cs="Times New Roman"/>
         </w:rPr>
       </w:pPr>
+    </w:p>
+    <w:p>
+      <w:pPr>
+        <w:rPr>
+          <w:rFonts w:ascii="Times New Roman" w:hAnsi="Times New Roman" w:cs="Times New Roman"/>
+        </w:rPr>
+      </w:pPr>
+    </w:p>
+    <w:p>
+      <w:pPr>
+        <w:rPr>
+          <w:rFonts w:ascii="Times New Roman" w:hAnsi="Times New Roman" w:cs="Times New Roman"/>
+        </w:rPr>
+      </w:pPr>
+    </w:p>
+    <w:p>
+      <w:pPr>
+        <w:rPr>
+          <w:rFonts w:ascii="Times New Roman" w:hAnsi="Times New Roman" w:cs="Times New Roman"/>
+        </w:rPr>
+      </w:pPr>
+    </w:p>
+    <w:p>
+      <w:pPr>
+        <w:rPr>
+          <w:rFonts w:ascii="Times New Roman" w:hAnsi="Times New Roman" w:cs="Times New Roman"/>
+        </w:rPr>
+      </w:pPr>
+    </w:p>
+    <w:p>
+      <w:pPr>
+        <w:rPr>
+          <w:rFonts w:ascii="Times New Roman" w:hAnsi="Times New Roman" w:cs="Times New Roman"/>
+        </w:rPr>
+      </w:pPr>
+    </w:p>
+    <w:p>
+      <w:pPr>
+        <w:rPr>
+          <w:rFonts w:ascii="Times New Roman" w:hAnsi="Times New Roman" w:cs="Times New Roman"/>
+        </w:rPr>
+      </w:pPr>
+    </w:p>
+    <w:p>
+      <w:pPr>
+        <w:rPr>
+          <w:rFonts w:ascii="Times New Roman" w:hAnsi="Times New Roman" w:cs="Times New Roman"/>
+        </w:rPr>
+      </w:pPr>
+    </w:p>
+    <w:p>
+      <w:pPr>
+        <w:rPr>
+          <w:rFonts w:ascii="Times New Roman" w:hAnsi="Times New Roman" w:cs="Times New Roman"/>
+        </w:rPr>
+      </w:pPr>
+    </w:p>
+    <w:p>
+      <w:pPr>
+        <w:rPr>
+          <w:rFonts w:ascii="Times New Roman" w:hAnsi="Times New Roman" w:cs="Times New Roman"/>
+        </w:rPr>
+      </w:pPr>
+    </w:p>
+    <w:p>
+      <w:pPr>
+        <w:rPr>
+          <w:rFonts w:ascii="Times New Roman" w:hAnsi="Times New Roman" w:cs="Times New Roman"/>
+        </w:rPr>
+      </w:pPr>
+    </w:p>
+    <w:p>
+      <w:pPr>
+        <w:rPr>
+          <w:rFonts w:ascii="Times New Roman" w:hAnsi="Times New Roman" w:cs="Times New Roman"/>
+        </w:rPr>
+      </w:pPr>
+    </w:p>
+    <w:p>
+      <w:pPr>
+        <w:rPr>
+          <w:rFonts w:ascii="Times New Roman" w:hAnsi="Times New Roman" w:cs="Times New Roman"/>
+        </w:rPr>
+      </w:pPr>
+    </w:p>
+    <w:p>
+      <w:pPr>
+        <w:rPr>
+          <w:rFonts w:ascii="Times New Roman" w:hAnsi="Times New Roman" w:cs="Times New Roman"/>
+        </w:rPr>
+      </w:pPr>
+    </w:p>
+    <w:p>
+      <w:pPr>
+        <w:rPr>
+          <w:rFonts w:ascii="Times New Roman" w:hAnsi="Times New Roman" w:cs="Times New Roman"/>
+        </w:rPr>
+      </w:pPr>
+    </w:p>
+    <w:p>
+      <w:pPr>
+        <w:rPr>
+          <w:rFonts w:ascii="Times New Roman" w:hAnsi="Times New Roman" w:cs="Times New Roman"/>
+        </w:rPr>
+      </w:pPr>
       <w:r>
         <w:rPr>
           <w:rFonts w:ascii="Times New Roman" w:hAnsi="Times New Roman" w:cs="Times New Roman"/>
         </w:rPr>
+        <w:lastRenderedPageBreak/>
         <w:t>Login Page</w:t>
       </w:r>
     </w:p>
@@ -2972,6 +5674,87 @@
         <mc:AlternateContent>
           <mc:Choice Requires="wps">
             <w:drawing>
+              <wp:anchor distT="0" distB="0" distL="114300" distR="114300" simplePos="0" relativeHeight="251756544" behindDoc="0" locked="0" layoutInCell="1" allowOverlap="1" wp14:anchorId="30705A10" wp14:editId="000686D5">
+                <wp:simplePos x="0" y="0"/>
+                <wp:positionH relativeFrom="column">
+                  <wp:posOffset>3406645</wp:posOffset>
+                </wp:positionH>
+                <wp:positionV relativeFrom="paragraph">
+                  <wp:posOffset>230110</wp:posOffset>
+                </wp:positionV>
+                <wp:extent cx="634599" cy="158650"/>
+                <wp:effectExtent l="0" t="0" r="13335" b="13335"/>
+                <wp:wrapNone/>
+                <wp:docPr id="28" name="Rectangle 18"/>
+                <wp:cNvGraphicFramePr/>
+                <a:graphic xmlns:a="http://schemas.openxmlformats.org/drawingml/2006/main">
+                  <a:graphicData uri="http://schemas.microsoft.com/office/word/2010/wordprocessingShape">
+                    <wps:wsp>
+                      <wps:cNvSpPr/>
+                      <wps:spPr>
+                        <a:xfrm>
+                          <a:off x="0" y="0"/>
+                          <a:ext cx="634599" cy="158650"/>
+                        </a:xfrm>
+                        <a:prstGeom prst="rect">
+                          <a:avLst/>
+                        </a:prstGeom>
+                        <a:noFill/>
+                        <a:ln>
+                          <a:solidFill>
+                            <a:srgbClr val="EE0000"/>
+                          </a:solidFill>
+                        </a:ln>
+                      </wps:spPr>
+                      <wps:style>
+                        <a:lnRef idx="2">
+                          <a:schemeClr val="accent1">
+                            <a:shade val="15000"/>
+                          </a:schemeClr>
+                        </a:lnRef>
+                        <a:fillRef idx="1">
+                          <a:schemeClr val="accent1"/>
+                        </a:fillRef>
+                        <a:effectRef idx="0">
+                          <a:schemeClr val="accent1"/>
+                        </a:effectRef>
+                        <a:fontRef idx="minor">
+                          <a:schemeClr val="lt1"/>
+                        </a:fontRef>
+                      </wps:style>
+                      <wps:bodyPr rot="0" spcFirstLastPara="0" vertOverflow="overflow" horzOverflow="overflow" vert="horz" wrap="square" lIns="91440" tIns="45720" rIns="91440" bIns="45720" numCol="1" spcCol="0" rtlCol="0" fromWordArt="0" anchor="ctr" anchorCtr="0" forceAA="0" compatLnSpc="1">
+                        <a:prstTxWarp prst="textNoShape">
+                          <a:avLst/>
+                        </a:prstTxWarp>
+                        <a:noAutofit/>
+                      </wps:bodyPr>
+                    </wps:wsp>
+                  </a:graphicData>
+                </a:graphic>
+                <wp14:sizeRelH relativeFrom="margin">
+                  <wp14:pctWidth>0</wp14:pctWidth>
+                </wp14:sizeRelH>
+                <wp14:sizeRelV relativeFrom="margin">
+                  <wp14:pctHeight>0</wp14:pctHeight>
+                </wp14:sizeRelV>
+              </wp:anchor>
+            </w:drawing>
+          </mc:Choice>
+          <mc:Fallback>
+            <w:pict>
+              <v:rect w14:anchorId="7165777A" id="Rectangle 18" o:spid="_x0000_s1026" style="position:absolute;margin-left:268.25pt;margin-top:18.1pt;width:49.95pt;height:12.5pt;z-index:251756544;visibility:visible;mso-wrap-style:square;mso-width-percent:0;mso-height-percent:0;mso-wrap-distance-left:9pt;mso-wrap-distance-top:0;mso-wrap-distance-right:9pt;mso-wrap-distance-bottom:0;mso-position-horizontal:absolute;mso-position-horizontal-relative:text;mso-position-vertical:absolute;mso-position-vertical-relative:text;mso-width-percent:0;mso-height-percent:0;mso-width-relative:margin;mso-height-relative:margin;v-text-anchor:middle" o:gfxdata="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" filled="f" strokecolor="#e00" strokeweight="1pt"/>
+            </w:pict>
+          </mc:Fallback>
+        </mc:AlternateContent>
+      </w:r>
+      <w:r>
+        <w:rPr>
+          <w:rFonts w:ascii="Times New Roman" w:hAnsi="Times New Roman" w:cs="Times New Roman"/>
+          <w:noProof/>
+        </w:rPr>
+        <mc:AlternateContent>
+          <mc:Choice Requires="wps">
+            <w:drawing>
               <wp:anchor distT="0" distB="0" distL="114300" distR="114300" simplePos="0" relativeHeight="251705344" behindDoc="0" locked="0" layoutInCell="1" allowOverlap="1" wp14:anchorId="56C92FE8" wp14:editId="630A9096">
                 <wp:simplePos x="0" y="0"/>
                 <wp:positionH relativeFrom="column">
@@ -3038,7 +5821,7 @@
               </wp:anchor>
             </w:drawing>
           </mc:Choice>
-          <mc:Fallback>
+          <mc:Fallback xmlns:w16sdtfl="http://schemas.microsoft.com/office/word/2024/wordml/sdtformatlock" xmlns:w16du="http://schemas.microsoft.com/office/word/2023/wordml/word16du" xmlns:oel="http://schemas.microsoft.com/office/2019/extlst">
             <w:pict>
               <v:rect w14:anchorId="509DDCE7" id="Rectangle 18" o:spid="_x0000_s1026" style="position:absolute;margin-left:104.65pt;margin-top:10.1pt;width:105.35pt;height:13.5pt;z-index:251705344;visibility:visible;mso-wrap-style:square;mso-width-percent:0;mso-height-percent:0;mso-wrap-distance-left:9pt;mso-wrap-distance-top:0;mso-wrap-distance-right:9pt;mso-wrap-distance-bottom:0;mso-position-horizontal:absolute;mso-position-horizontal-relative:text;mso-position-vertical:absolute;mso-position-vertical-relative:text;mso-width-percent:0;mso-height-percent:0;mso-width-relative:margin;mso-height-relative:margin;v-text-anchor:middle" o:gfxdata="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" filled="f" strokecolor="#e00" strokeweight="1pt"/>
             </w:pict>
@@ -3126,7 +5909,7 @@
               </wp:anchor>
             </w:drawing>
           </mc:Choice>
-          <mc:Fallback>
+          <mc:Fallback xmlns:w16sdtfl="http://schemas.microsoft.com/office/word/2024/wordml/sdtformatlock" xmlns:w16du="http://schemas.microsoft.com/office/word/2023/wordml/word16du" xmlns:oel="http://schemas.microsoft.com/office/2019/extlst">
             <w:pict>
               <v:rect w14:anchorId="347AED4C" id="Rectangle 18" o:spid="_x0000_s1026" style="position:absolute;margin-left:104.75pt;margin-top:20.9pt;width:106.4pt;height:6.45pt;z-index:251711488;visibility:visible;mso-wrap-style:square;mso-width-percent:0;mso-height-percent:0;mso-wrap-distance-left:9pt;mso-wrap-distance-top:0;mso-wrap-distance-right:9pt;mso-wrap-distance-bottom:0;mso-position-horizontal:absolute;mso-position-horizontal-relative:text;mso-position-vertical:absolute;mso-position-vertical-relative:text;mso-width-percent:0;mso-height-percent:0;mso-width-relative:margin;mso-height-relative:margin;v-text-anchor:middle" o:gfxdata="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" filled="f" strokecolor="#e00" strokeweight="1pt"/>
             </w:pict>
@@ -3207,7 +5990,7 @@
               </wp:anchor>
             </w:drawing>
           </mc:Choice>
-          <mc:Fallback>
+          <mc:Fallback xmlns:w16sdtfl="http://schemas.microsoft.com/office/word/2024/wordml/sdtformatlock" xmlns:w16du="http://schemas.microsoft.com/office/word/2023/wordml/word16du" xmlns:oel="http://schemas.microsoft.com/office/2019/extlst">
             <w:pict>
               <v:rect w14:anchorId="4ECB4365" id="Rectangle 18" o:spid="_x0000_s1026" style="position:absolute;margin-left:105pt;margin-top:3.35pt;width:104.95pt;height:13.45pt;z-index:251707392;visibility:visible;mso-wrap-style:square;mso-width-percent:0;mso-height-percent:0;mso-wrap-distance-left:9pt;mso-wrap-distance-top:0;mso-wrap-distance-right:9pt;mso-wrap-distance-bottom:0;mso-position-horizontal:absolute;mso-position-horizontal-relative:text;mso-position-vertical:absolute;mso-position-vertical-relative:text;mso-width-percent:0;mso-height-percent:0;mso-width-relative:margin;mso-height-relative:margin;v-text-anchor:middle" o:gfxdata="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" filled="f" strokecolor="#e00" strokeweight="1pt"/>
             </w:pict>
@@ -3232,15 +6015,15 @@
         <mc:AlternateContent>
           <mc:Choice Requires="wps">
             <w:drawing>
-              <wp:anchor distT="0" distB="0" distL="114300" distR="114300" simplePos="0" relativeHeight="251709440" behindDoc="0" locked="0" layoutInCell="1" allowOverlap="1" wp14:anchorId="6AD99CA1" wp14:editId="631FB821">
+              <wp:anchor distT="0" distB="0" distL="114300" distR="114300" simplePos="0" relativeHeight="251709440" behindDoc="0" locked="0" layoutInCell="1" allowOverlap="1" wp14:anchorId="6AD99CA1" wp14:editId="538BC024">
                 <wp:simplePos x="0" y="0"/>
                 <wp:positionH relativeFrom="column">
-                  <wp:posOffset>1330570</wp:posOffset>
+                  <wp:posOffset>1330325</wp:posOffset>
                 </wp:positionH>
                 <wp:positionV relativeFrom="paragraph">
-                  <wp:posOffset>101795</wp:posOffset>
+                  <wp:posOffset>93980</wp:posOffset>
                 </wp:positionV>
-                <wp:extent cx="1335796" cy="138545"/>
+                <wp:extent cx="1335405" cy="138430"/>
                 <wp:effectExtent l="0" t="0" r="17145" b="13970"/>
                 <wp:wrapNone/>
                 <wp:docPr id="1021264131" name="Rectangle 18"/>
@@ -3252,7 +6035,7 @@
                       <wps:spPr>
                         <a:xfrm>
                           <a:off x="0" y="0"/>
-                          <a:ext cx="1335796" cy="138545"/>
+                          <a:ext cx="1335405" cy="138430"/>
                         </a:xfrm>
                         <a:prstGeom prst="rect">
                           <a:avLst/>
@@ -3300,11 +6083,61 @@
           </mc:Choice>
           <mc:Fallback>
             <w:pict>
-              <v:rect w14:anchorId="4EC7317A" id="Rectangle 18" o:spid="_x0000_s1026" style="position:absolute;margin-left:104.75pt;margin-top:8pt;width:105.2pt;height:10.9pt;z-index:251709440;visibility:visible;mso-wrap-style:square;mso-width-percent:0;mso-height-percent:0;mso-wrap-distance-left:9pt;mso-wrap-distance-top:0;mso-wrap-distance-right:9pt;mso-wrap-distance-bottom:0;mso-position-horizontal:absolute;mso-position-horizontal-relative:text;mso-position-vertical:absolute;mso-position-vertical-relative:text;mso-width-percent:0;mso-height-percent:0;mso-width-relative:margin;mso-height-relative:margin;v-text-anchor:middle" o:gfxdata="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" filled="f" strokecolor="#e00" strokeweight="1pt"/>
+              <v:rect w14:anchorId="2BCC2221" id="Rectangle 18" o:spid="_x0000_s1026" style="position:absolute;margin-left:104.75pt;margin-top:7.4pt;width:105.15pt;height:10.9pt;z-index:251709440;visibility:visible;mso-wrap-style:square;mso-width-percent:0;mso-height-percent:0;mso-wrap-distance-left:9pt;mso-wrap-distance-top:0;mso-wrap-distance-right:9pt;mso-wrap-distance-bottom:0;mso-position-horizontal:absolute;mso-position-horizontal-relative:text;mso-position-vertical:absolute;mso-position-vertical-relative:text;mso-width-percent:0;mso-height-percent:0;mso-width-relative:margin;mso-height-relative:margin;v-text-anchor:middle" o:gfxdata="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" filled="f" strokecolor="#e00" strokeweight="1pt"/>
             </w:pict>
           </mc:Fallback>
         </mc:AlternateContent>
       </w:r>
+    </w:p>
+    <w:p>
+      <w:pPr>
+        <w:tabs>
+          <w:tab w:val="left" w:pos="2040"/>
+        </w:tabs>
+        <w:rPr>
+          <w:rFonts w:ascii="Times New Roman" w:hAnsi="Times New Roman" w:cs="Times New Roman"/>
+        </w:rPr>
+      </w:pPr>
+    </w:p>
+    <w:p>
+      <w:pPr>
+        <w:tabs>
+          <w:tab w:val="left" w:pos="2040"/>
+        </w:tabs>
+        <w:rPr>
+          <w:rFonts w:ascii="Times New Roman" w:hAnsi="Times New Roman" w:cs="Times New Roman"/>
+        </w:rPr>
+      </w:pPr>
+    </w:p>
+    <w:p>
+      <w:pPr>
+        <w:tabs>
+          <w:tab w:val="left" w:pos="2040"/>
+        </w:tabs>
+        <w:rPr>
+          <w:rFonts w:ascii="Times New Roman" w:hAnsi="Times New Roman" w:cs="Times New Roman"/>
+        </w:rPr>
+      </w:pPr>
+    </w:p>
+    <w:p>
+      <w:pPr>
+        <w:tabs>
+          <w:tab w:val="left" w:pos="2040"/>
+        </w:tabs>
+        <w:rPr>
+          <w:rFonts w:ascii="Times New Roman" w:hAnsi="Times New Roman" w:cs="Times New Roman"/>
+        </w:rPr>
+      </w:pPr>
+    </w:p>
+    <w:p>
+      <w:pPr>
+        <w:tabs>
+          <w:tab w:val="left" w:pos="2040"/>
+        </w:tabs>
+        <w:rPr>
+          <w:rFonts w:ascii="Times New Roman" w:hAnsi="Times New Roman" w:cs="Times New Roman"/>
+        </w:rPr>
+      </w:pPr>
       <w:r>
         <w:rPr>
           <w:rFonts w:ascii="Times New Roman" w:hAnsi="Times New Roman" w:cs="Times New Roman"/>
@@ -3314,41 +6147,9 @@
     </w:p>
     <w:p>
       <w:pPr>
-        <w:rPr>
-          <w:rFonts w:ascii="Times New Roman" w:hAnsi="Times New Roman" w:cs="Times New Roman"/>
-        </w:rPr>
-      </w:pPr>
-    </w:p>
-    <w:p>
-      <w:pPr>
-        <w:rPr>
-          <w:rFonts w:ascii="Times New Roman" w:hAnsi="Times New Roman" w:cs="Times New Roman"/>
-        </w:rPr>
-      </w:pPr>
-    </w:p>
-    <w:p>
-      <w:pPr>
-        <w:rPr>
-          <w:rFonts w:ascii="Times New Roman" w:hAnsi="Times New Roman" w:cs="Times New Roman"/>
-        </w:rPr>
-      </w:pPr>
-    </w:p>
-    <w:p>
-      <w:pPr>
-        <w:rPr>
-          <w:rFonts w:ascii="Times New Roman" w:hAnsi="Times New Roman" w:cs="Times New Roman"/>
-        </w:rPr>
-      </w:pPr>
-    </w:p>
-    <w:p>
-      <w:pPr>
-        <w:rPr>
-          <w:rFonts w:ascii="Times New Roman" w:hAnsi="Times New Roman" w:cs="Times New Roman"/>
-        </w:rPr>
-      </w:pPr>
-    </w:p>
-    <w:p>
-      <w:pPr>
+        <w:tabs>
+          <w:tab w:val="left" w:pos="2040"/>
+        </w:tabs>
         <w:rPr>
           <w:rFonts w:ascii="Times New Roman" w:hAnsi="Times New Roman" w:cs="Times New Roman"/>
         </w:rPr>
@@ -3357,7 +6158,6 @@
         <w:rPr>
           <w:rFonts w:ascii="Times New Roman" w:hAnsi="Times New Roman" w:cs="Times New Roman"/>
         </w:rPr>
-        <w:lastRenderedPageBreak/>
         <w:t>Technician Registration Page</w:t>
       </w:r>
     </w:p>
@@ -3380,9 +6180,17 @@
           <w:noProof/>
         </w:rPr>
         <w:drawing>
-          <wp:inline distT="0" distB="0" distL="0" distR="0" wp14:anchorId="11DB0DF9" wp14:editId="22D2A622">
+          <wp:anchor distT="0" distB="0" distL="114300" distR="114300" simplePos="0" relativeHeight="251754496" behindDoc="1" locked="0" layoutInCell="1" allowOverlap="1" wp14:anchorId="11DB0DF9" wp14:editId="1A2D9637">
+            <wp:simplePos x="0" y="0"/>
+            <wp:positionH relativeFrom="column">
+              <wp:posOffset>0</wp:posOffset>
+            </wp:positionH>
+            <wp:positionV relativeFrom="paragraph">
+              <wp:posOffset>5184</wp:posOffset>
+            </wp:positionV>
             <wp:extent cx="5731510" cy="3057525"/>
             <wp:effectExtent l="0" t="0" r="2540" b="9525"/>
+            <wp:wrapNone/>
             <wp:docPr id="1111645903" name="Picture 16"/>
             <wp:cNvGraphicFramePr>
               <a:graphicFrameLocks xmlns:a="http://schemas.openxmlformats.org/drawingml/2006/main" noChangeAspect="1"/>
@@ -3418,7 +6226,7 @@
                 </pic:pic>
               </a:graphicData>
             </a:graphic>
-          </wp:inline>
+          </wp:anchor>
         </w:drawing>
       </w:r>
       <w:r>
@@ -3439,7 +6247,7 @@
 </file>
 
 <file path=word/styles.xml><?xml version="1.0" encoding="utf-8"?>
-<w:styles xmlns:mc="http://schemas.openxmlformats.org/markup-compatibility/2006" xmlns:r="http://schemas.openxmlformats.org/officeDocument/2006/relationships" xmlns:w="http://schemas.openxmlformats.org/wordprocessingml/2006/main" xmlns:w14="http://schemas.microsoft.com/office/word/2010/wordml" xmlns:w15="http://schemas.microsoft.com/office/word/2012/wordml" xmlns:w16cex="http://schemas.microsoft.com/office/word/2018/wordml/cex" xmlns:w16cid="http://schemas.microsoft.com/office/word/2016/wordml/cid" xmlns:w16="http://schemas.microsoft.com/office/word/2018/wordml" xmlns:w16du="http://schemas.microsoft.com/office/word/2023/wordml/word16du" xmlns:w16sdtdh="http://schemas.microsoft.com/office/word/2020/wordml/sdtdatahash" xmlns:w16sdtfl="http://schemas.microsoft.com/office/word/2024/wordml/sdtformatlock" xmlns:w16se="http://schemas.microsoft.com/office/word/2015/wordml/symex" mc:Ignorable="w14 w15 w16se w16cid w16 w16cex w16sdtdh w16sdtfl w16du">
+<w:styles xmlns:mc="http://schemas.openxmlformats.org/markup-compatibility/2006" xmlns:r="http://schemas.openxmlformats.org/officeDocument/2006/relationships" xmlns:w="http://schemas.openxmlformats.org/wordprocessingml/2006/main" xmlns:w14="http://schemas.microsoft.com/office/word/2010/wordml" xmlns:w15="http://schemas.microsoft.com/office/word/2012/wordml" xmlns:w16cex="http://schemas.microsoft.com/office/word/2018/wordml/cex" xmlns:w16cid="http://schemas.microsoft.com/office/word/2016/wordml/cid" xmlns:w16="http://schemas.microsoft.com/office/word/2018/wordml" xmlns:w16sdtdh="http://schemas.microsoft.com/office/word/2020/wordml/sdtdatahash" xmlns:w16se="http://schemas.microsoft.com/office/word/2015/wordml/symex" mc:Ignorable="w14 w15 w16se w16cid w16 w16cex w16sdtdh">
   <w:docDefaults>
     <w:rPrDefault>
       <w:rPr>

--- a/Instrument Care Guide.docx
+++ b/Instrument Care Guide.docx
@@ -345,7 +345,7 @@
           </mc:Choice>
           <mc:Fallback>
             <w:pict>
-              <v:shapetype w14:anchorId="23820C97" id="_x0000_t32" coordsize="21600,21600" o:spt="32" o:oned="t" path="m,l21600,21600e" filled="f">
+              <v:shapetype w14:anchorId="66E10C12" id="_x0000_t32" coordsize="21600,21600" o:spt="32" o:oned="t" path="m,l21600,21600e" filled="f">
                 <v:path arrowok="t" fillok="f" o:connecttype="none"/>
                 <o:lock v:ext="edit" shapetype="t"/>
               </v:shapetype>
@@ -835,7 +835,7 @@
           </mc:Choice>
           <mc:Fallback>
             <w:pict>
-              <v:shape w14:anchorId="5FC08F4D" id="Straight Arrow Connector 3" o:spid="_x0000_s1026" type="#_x0000_t32" style="position:absolute;margin-left:191.7pt;margin-top:-11.05pt;width:25.6pt;height:73.3pt;z-index:251715584;visibility:visible;mso-wrap-style:square;mso-width-percent:0;mso-height-percent:0;mso-wrap-distance-left:9pt;mso-wrap-distance-top:0;mso-wrap-distance-right:9pt;mso-wrap-distance-bottom:0;mso-position-horizontal:absolute;mso-position-horizontal-relative:text;mso-position-vertical:absolute;mso-position-vertical-relative:text;mso-width-percent:0;mso-height-percent:0;mso-width-relative:margin;mso-height-relative:margin" o:gfxdata="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" strokecolor="red">
+              <v:shape w14:anchorId="2F800C67" id="Straight Arrow Connector 3" o:spid="_x0000_s1026" type="#_x0000_t32" style="position:absolute;margin-left:191.7pt;margin-top:-11.05pt;width:25.6pt;height:73.3pt;z-index:251715584;visibility:visible;mso-wrap-style:square;mso-width-percent:0;mso-height-percent:0;mso-wrap-distance-left:9pt;mso-wrap-distance-top:0;mso-wrap-distance-right:9pt;mso-wrap-distance-bottom:0;mso-position-horizontal:absolute;mso-position-horizontal-relative:text;mso-position-vertical:absolute;mso-position-vertical-relative:text;mso-width-percent:0;mso-height-percent:0;mso-width-relative:margin;mso-height-relative:margin" o:gfxdata="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" strokecolor="red">
                 <v:stroke endarrow="block" joinstyle="miter"/>
               </v:shape>
             </w:pict>
@@ -1047,7 +1047,7 @@
           </mc:Choice>
           <mc:Fallback>
             <w:pict>
-              <v:shape w14:anchorId="1D248A7D" id="Straight Arrow Connector 2" o:spid="_x0000_s1026" type="#_x0000_t32" style="position:absolute;margin-left:168.75pt;margin-top:7.5pt;width:19.85pt;height:54.75pt;z-index:251713536;visibility:visible;mso-wrap-style:square;mso-width-percent:0;mso-height-percent:0;mso-wrap-distance-left:9pt;mso-wrap-distance-top:0;mso-wrap-distance-right:9pt;mso-wrap-distance-bottom:0;mso-position-horizontal:absolute;mso-position-horizontal-relative:text;mso-position-vertical:absolute;mso-position-vertical-relative:text;mso-width-percent:0;mso-height-percent:0;mso-width-relative:margin;mso-height-relative:margin" o:gfxdata="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" strokecolor="red">
+              <v:shape w14:anchorId="5841D0CF" id="Straight Arrow Connector 2" o:spid="_x0000_s1026" type="#_x0000_t32" style="position:absolute;margin-left:168.75pt;margin-top:7.5pt;width:19.85pt;height:54.75pt;z-index:251713536;visibility:visible;mso-wrap-style:square;mso-width-percent:0;mso-height-percent:0;mso-wrap-distance-left:9pt;mso-wrap-distance-top:0;mso-wrap-distance-right:9pt;mso-wrap-distance-bottom:0;mso-position-horizontal:absolute;mso-position-horizontal-relative:text;mso-position-vertical:absolute;mso-position-vertical-relative:text;mso-width-percent:0;mso-height-percent:0;mso-width-relative:margin;mso-height-relative:margin" o:gfxdata="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" strokecolor="red">
                 <v:stroke endarrow="block" joinstyle="miter"/>
               </v:shape>
             </w:pict>
@@ -1294,7 +1294,7 @@
           </mc:Choice>
           <mc:Fallback>
             <w:pict>
-              <v:shape w14:anchorId="53FFE752" id="Straight Arrow Connector 6" o:spid="_x0000_s1026" type="#_x0000_t32" style="position:absolute;margin-left:359.6pt;margin-top:.3pt;width:14.55pt;height:37.95pt;z-index:251721728;visibility:visible;mso-wrap-style:square;mso-wrap-distance-left:9pt;mso-wrap-distance-top:0;mso-wrap-distance-right:9pt;mso-wrap-distance-bottom:0;mso-position-horizontal:absolute;mso-position-horizontal-relative:text;mso-position-vertical:absolute;mso-position-vertical-relative:text" o:gfxdata="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" strokecolor="red">
+              <v:shape w14:anchorId="1993AF3E" id="Straight Arrow Connector 6" o:spid="_x0000_s1026" type="#_x0000_t32" style="position:absolute;margin-left:359.6pt;margin-top:.3pt;width:14.55pt;height:37.95pt;z-index:251721728;visibility:visible;mso-wrap-style:square;mso-wrap-distance-left:9pt;mso-wrap-distance-top:0;mso-wrap-distance-right:9pt;mso-wrap-distance-bottom:0;mso-position-horizontal:absolute;mso-position-horizontal-relative:text;mso-position-vertical:absolute;mso-position-vertical-relative:text" o:gfxdata="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" strokecolor="red">
                 <v:stroke endarrow="block" joinstyle="miter"/>
               </v:shape>
             </w:pict>
@@ -1363,7 +1363,7 @@
           </mc:Choice>
           <mc:Fallback>
             <w:pict>
-              <v:shape w14:anchorId="242B2966" id="Straight Arrow Connector 4" o:spid="_x0000_s1026" type="#_x0000_t32" style="position:absolute;margin-left:239pt;margin-top:.3pt;width:14.55pt;height:37.95pt;z-index:251717632;visibility:visible;mso-wrap-style:square;mso-wrap-distance-left:9pt;mso-wrap-distance-top:0;mso-wrap-distance-right:9pt;mso-wrap-distance-bottom:0;mso-position-horizontal:absolute;mso-position-horizontal-relative:text;mso-position-vertical:absolute;mso-position-vertical-relative:text" o:gfxdata="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" strokecolor="red">
+              <v:shape w14:anchorId="03FE6D1A" id="Straight Arrow Connector 4" o:spid="_x0000_s1026" type="#_x0000_t32" style="position:absolute;margin-left:239pt;margin-top:.3pt;width:14.55pt;height:37.95pt;z-index:251717632;visibility:visible;mso-wrap-style:square;mso-wrap-distance-left:9pt;mso-wrap-distance-top:0;mso-wrap-distance-right:9pt;mso-wrap-distance-bottom:0;mso-position-horizontal:absolute;mso-position-horizontal-relative:text;mso-position-vertical:absolute;mso-position-vertical-relative:text" o:gfxdata="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" strokecolor="red">
                 <v:stroke endarrow="block" joinstyle="miter"/>
               </v:shape>
             </w:pict>
@@ -1436,7 +1436,7 @@
           </mc:Choice>
           <mc:Fallback>
             <w:pict>
-              <v:shape w14:anchorId="27C39834" id="Straight Arrow Connector 1" o:spid="_x0000_s1026" type="#_x0000_t32" style="position:absolute;margin-left:2in;margin-top:1.6pt;width:14.1pt;height:37.95pt;z-index:251712512;visibility:visible;mso-wrap-style:square;mso-width-percent:0;mso-wrap-distance-left:9pt;mso-wrap-distance-top:0;mso-wrap-distance-right:9pt;mso-wrap-distance-bottom:0;mso-position-horizontal:absolute;mso-position-horizontal-relative:text;mso-position-vertical:absolute;mso-position-vertical-relative:text;mso-width-percent:0;mso-width-relative:margin" o:gfxdata="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" strokecolor="red">
+              <v:shape w14:anchorId="4E8CAA8C" id="Straight Arrow Connector 1" o:spid="_x0000_s1026" type="#_x0000_t32" style="position:absolute;margin-left:2in;margin-top:1.6pt;width:14.1pt;height:37.95pt;z-index:251712512;visibility:visible;mso-wrap-style:square;mso-width-percent:0;mso-wrap-distance-left:9pt;mso-wrap-distance-top:0;mso-wrap-distance-right:9pt;mso-wrap-distance-bottom:0;mso-position-horizontal:absolute;mso-position-horizontal-relative:text;mso-position-vertical:absolute;mso-position-vertical-relative:text;mso-width-percent:0;mso-width-relative:margin" o:gfxdata="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" strokecolor="red">
                 <v:stroke endarrow="block" joinstyle="miter"/>
               </v:shape>
             </w:pict>
@@ -1525,7 +1525,7 @@
           </mc:Choice>
           <mc:Fallback>
             <w:pict>
-              <v:rect w14:anchorId="34528292" id="Rectangle 4" o:spid="_x0000_s1026" style="position:absolute;margin-left:50.25pt;margin-top:10.65pt;width:350.3pt;height:14.65pt;z-index:251660288;visibility:visible;mso-wrap-style:square;mso-width-percent:0;mso-height-percent:0;mso-wrap-distance-left:9pt;mso-wrap-distance-top:0;mso-wrap-distance-right:9pt;mso-wrap-distance-bottom:0;mso-position-horizontal:absolute;mso-position-horizontal-relative:text;mso-position-vertical:absolute;mso-position-vertical-relative:text;mso-width-percent:0;mso-height-percent:0;mso-width-relative:margin;mso-height-relative:margin;v-text-anchor:middle" o:gfxdata="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" filled="f" strokecolor="#e00"/>
+              <v:rect w14:anchorId="3F833693" id="Rectangle 4" o:spid="_x0000_s1026" style="position:absolute;margin-left:50.25pt;margin-top:10.65pt;width:350.3pt;height:14.65pt;z-index:251660288;visibility:visible;mso-wrap-style:square;mso-width-percent:0;mso-height-percent:0;mso-wrap-distance-left:9pt;mso-wrap-distance-top:0;mso-wrap-distance-right:9pt;mso-wrap-distance-bottom:0;mso-position-horizontal:absolute;mso-position-horizontal-relative:text;mso-position-vertical:absolute;mso-position-vertical-relative:text;mso-width-percent:0;mso-height-percent:0;mso-width-relative:margin;mso-height-relative:margin;v-text-anchor:middle" o:gfxdata="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" filled="f" strokecolor="#e00"/>
             </w:pict>
           </mc:Fallback>
         </mc:AlternateContent>
@@ -1613,7 +1613,7 @@
           </mc:Choice>
           <mc:Fallback>
             <w:pict>
-              <v:rect w14:anchorId="44AC0FC1" id="Rectangle 8" o:spid="_x0000_s1026" style="position:absolute;margin-left:50.65pt;margin-top:3.8pt;width:349.85pt;height:93.9pt;z-index:251676672;visibility:visible;mso-wrap-style:square;mso-width-percent:0;mso-height-percent:0;mso-wrap-distance-left:9pt;mso-wrap-distance-top:0;mso-wrap-distance-right:9pt;mso-wrap-distance-bottom:0;mso-position-horizontal:absolute;mso-position-horizontal-relative:text;mso-position-vertical:absolute;mso-position-vertical-relative:text;mso-width-percent:0;mso-height-percent:0;mso-width-relative:margin;mso-height-relative:margin;v-text-anchor:middle" o:gfxdata="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" filled="f" strokecolor="#e00" strokeweight="1pt"/>
+              <v:rect w14:anchorId="31BDF62F" id="Rectangle 8" o:spid="_x0000_s1026" style="position:absolute;margin-left:50.65pt;margin-top:3.8pt;width:349.85pt;height:93.9pt;z-index:251676672;visibility:visible;mso-wrap-style:square;mso-width-percent:0;mso-height-percent:0;mso-wrap-distance-left:9pt;mso-wrap-distance-top:0;mso-wrap-distance-right:9pt;mso-wrap-distance-bottom:0;mso-position-horizontal:absolute;mso-position-horizontal-relative:text;mso-position-vertical:absolute;mso-position-vertical-relative:text;mso-width-percent:0;mso-height-percent:0;mso-width-relative:margin;mso-height-relative:margin;v-text-anchor:middle" o:gfxdata="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" filled="f" strokecolor="#e00" strokeweight="1pt"/>
             </w:pict>
           </mc:Fallback>
         </mc:AlternateContent>
@@ -1873,7 +1873,7 @@
           </mc:Choice>
           <mc:Fallback>
             <w:pict>
-              <v:rect w14:anchorId="0B58FF90" id="Rectangle 5" o:spid="_x0000_s1026" style="position:absolute;margin-left:186pt;margin-top:22.1pt;width:80pt;height:17.25pt;z-index:251661312;visibility:visible;mso-wrap-style:square;mso-width-percent:0;mso-wrap-distance-left:9pt;mso-wrap-distance-top:0;mso-wrap-distance-right:9pt;mso-wrap-distance-bottom:0;mso-position-horizontal:absolute;mso-position-horizontal-relative:text;mso-position-vertical:absolute;mso-position-vertical-relative:text;mso-width-percent:0;mso-width-relative:margin;v-text-anchor:middle" o:gfxdata="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" filled="f" strokecolor="#e00" strokeweight="1pt"/>
+              <v:rect w14:anchorId="1F7B1481" id="Rectangle 5" o:spid="_x0000_s1026" style="position:absolute;margin-left:186pt;margin-top:22.1pt;width:80pt;height:17.25pt;z-index:251661312;visibility:visible;mso-wrap-style:square;mso-width-percent:0;mso-wrap-distance-left:9pt;mso-wrap-distance-top:0;mso-wrap-distance-right:9pt;mso-wrap-distance-bottom:0;mso-position-horizontal:absolute;mso-position-horizontal-relative:text;mso-position-vertical:absolute;mso-position-vertical-relative:text;mso-width-percent:0;mso-width-relative:margin;v-text-anchor:middle" o:gfxdata="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" filled="f" strokecolor="#e00" strokeweight="1pt"/>
             </w:pict>
           </mc:Fallback>
         </mc:AlternateContent>
@@ -2200,7 +2200,7 @@
           </mc:Choice>
           <mc:Fallback>
             <w:pict>
-              <v:shape w14:anchorId="2E2BA9F6" id="Straight Arrow Connector 15" o:spid="_x0000_s1026" type="#_x0000_t32" style="position:absolute;margin-left:43.1pt;margin-top:7pt;width:148.6pt;height:0;z-index:251734016;visibility:visible;mso-wrap-style:square;mso-width-percent:0;mso-height-percent:0;mso-wrap-distance-left:9pt;mso-wrap-distance-top:0;mso-wrap-distance-right:9pt;mso-wrap-distance-bottom:0;mso-position-horizontal:absolute;mso-position-horizontal-relative:text;mso-position-vertical:absolute;mso-position-vertical-relative:text;mso-width-percent:0;mso-height-percent:0;mso-width-relative:margin;mso-height-relative:margin" o:gfxdata="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" strokecolor="red">
+              <v:shape w14:anchorId="404E8AAA" id="Straight Arrow Connector 15" o:spid="_x0000_s1026" type="#_x0000_t32" style="position:absolute;margin-left:43.1pt;margin-top:7pt;width:148.6pt;height:0;z-index:251734016;visibility:visible;mso-wrap-style:square;mso-width-percent:0;mso-height-percent:0;mso-wrap-distance-left:9pt;mso-wrap-distance-top:0;mso-wrap-distance-right:9pt;mso-wrap-distance-bottom:0;mso-position-horizontal:absolute;mso-position-horizontal-relative:text;mso-position-vertical:absolute;mso-position-vertical-relative:text;mso-width-percent:0;mso-height-percent:0;mso-width-relative:margin;mso-height-relative:margin" o:gfxdata="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" strokecolor="red">
                 <v:stroke endarrow="block" joinstyle="miter"/>
               </v:shape>
             </w:pict>
@@ -2275,7 +2275,7 @@
           </mc:Choice>
           <mc:Fallback>
             <w:pict>
-              <v:shape w14:anchorId="020E86DD" id="Straight Arrow Connector 19" o:spid="_x0000_s1026" type="#_x0000_t32" style="position:absolute;margin-left:260pt;margin-top:7pt;width:154pt;height:0;flip:x;z-index:251739136;visibility:visible;mso-wrap-style:square;mso-width-percent:0;mso-height-percent:0;mso-wrap-distance-left:9pt;mso-wrap-distance-top:0;mso-wrap-distance-right:9pt;mso-wrap-distance-bottom:0;mso-position-horizontal:absolute;mso-position-horizontal-relative:text;mso-position-vertical:absolute;mso-position-vertical-relative:text;mso-width-percent:0;mso-height-percent:0;mso-width-relative:margin;mso-height-relative:margin" o:gfxdata="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" strokecolor="red">
+              <v:shape w14:anchorId="7A8A0AFE" id="Straight Arrow Connector 19" o:spid="_x0000_s1026" type="#_x0000_t32" style="position:absolute;margin-left:260pt;margin-top:7pt;width:154pt;height:0;flip:x;z-index:251739136;visibility:visible;mso-wrap-style:square;mso-width-percent:0;mso-height-percent:0;mso-wrap-distance-left:9pt;mso-wrap-distance-top:0;mso-wrap-distance-right:9pt;mso-wrap-distance-bottom:0;mso-position-horizontal:absolute;mso-position-horizontal-relative:text;mso-position-vertical:absolute;mso-position-vertical-relative:text;mso-width-percent:0;mso-height-percent:0;mso-width-relative:margin;mso-height-relative:margin" o:gfxdata="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" strokecolor="red">
                 <v:stroke endarrow="block" joinstyle="miter"/>
               </v:shape>
             </w:pict>
@@ -2474,7 +2474,7 @@
           </mc:Choice>
           <mc:Fallback>
             <w:pict>
-              <v:rect w14:anchorId="4DA5F4CC" id="Rectangle 8" o:spid="_x0000_s1026" style="position:absolute;margin-left:50.75pt;margin-top:9.6pt;width:349.75pt;height:107.05pt;z-index:251678720;visibility:visible;mso-wrap-style:square;mso-width-percent:0;mso-height-percent:0;mso-wrap-distance-left:9pt;mso-wrap-distance-top:0;mso-wrap-distance-right:9pt;mso-wrap-distance-bottom:0;mso-position-horizontal:absolute;mso-position-horizontal-relative:text;mso-position-vertical:absolute;mso-position-vertical-relative:text;mso-width-percent:0;mso-height-percent:0;mso-width-relative:margin;mso-height-relative:margin;v-text-anchor:middle" o:gfxdata="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" filled="f" strokecolor="#e00" strokeweight="1pt"/>
+              <v:rect w14:anchorId="0EBC5216" id="Rectangle 8" o:spid="_x0000_s1026" style="position:absolute;margin-left:50.75pt;margin-top:9.6pt;width:349.75pt;height:107.05pt;z-index:251678720;visibility:visible;mso-wrap-style:square;mso-width-percent:0;mso-height-percent:0;mso-wrap-distance-left:9pt;mso-wrap-distance-top:0;mso-wrap-distance-right:9pt;mso-wrap-distance-bottom:0;mso-position-horizontal:absolute;mso-position-horizontal-relative:text;mso-position-vertical:absolute;mso-position-vertical-relative:text;mso-width-percent:0;mso-height-percent:0;mso-width-relative:margin;mso-height-relative:margin;v-text-anchor:middle" o:gfxdata="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" filled="f" strokecolor="#e00" strokeweight="1pt"/>
             </w:pict>
           </mc:Fallback>
         </mc:AlternateContent>
@@ -2590,7 +2590,7 @@
           </mc:Choice>
           <mc:Fallback>
             <w:pict>
-              <v:rect w14:anchorId="3F590375" id="Rectangle 8" o:spid="_x0000_s1026" style="position:absolute;margin-left:50.25pt;margin-top:.6pt;width:350.65pt;height:120.15pt;z-index:251680768;visibility:visible;mso-wrap-style:square;mso-width-percent:0;mso-height-percent:0;mso-wrap-distance-left:9pt;mso-wrap-distance-top:0;mso-wrap-distance-right:9pt;mso-wrap-distance-bottom:0;mso-position-horizontal:absolute;mso-position-horizontal-relative:text;mso-position-vertical:absolute;mso-position-vertical-relative:text;mso-width-percent:0;mso-height-percent:0;mso-width-relative:margin;mso-height-relative:margin;v-text-anchor:middle" o:gfxdata="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" filled="f" strokecolor="#e00" strokeweight="1pt"/>
+              <v:rect w14:anchorId="62698895" id="Rectangle 8" o:spid="_x0000_s1026" style="position:absolute;margin-left:50.25pt;margin-top:.6pt;width:350.65pt;height:120.15pt;z-index:251680768;visibility:visible;mso-wrap-style:square;mso-width-percent:0;mso-height-percent:0;mso-wrap-distance-left:9pt;mso-wrap-distance-top:0;mso-wrap-distance-right:9pt;mso-wrap-distance-bottom:0;mso-position-horizontal:absolute;mso-position-horizontal-relative:text;mso-position-vertical:absolute;mso-position-vertical-relative:text;mso-width-percent:0;mso-height-percent:0;mso-width-relative:margin;mso-height-relative:margin;v-text-anchor:middle" o:gfxdata="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" filled="f" strokecolor="#e00" strokeweight="1pt"/>
             </w:pict>
           </mc:Fallback>
         </mc:AlternateContent>
@@ -2825,7 +2825,7 @@
           </mc:Choice>
           <mc:Fallback>
             <w:pict>
-              <v:rect w14:anchorId="64AB393B" id="Rectangle 6" o:spid="_x0000_s1026" style="position:absolute;margin-left:222.4pt;margin-top:10.95pt;width:38.8pt;height:14.65pt;z-index:251662336;visibility:visible;mso-wrap-style:square;mso-width-percent:0;mso-wrap-distance-left:9pt;mso-wrap-distance-top:0;mso-wrap-distance-right:9pt;mso-wrap-distance-bottom:0;mso-position-horizontal:absolute;mso-position-horizontal-relative:text;mso-position-vertical:absolute;mso-position-vertical-relative:text;mso-width-percent:0;mso-width-relative:margin;v-text-anchor:middle" o:gfxdata="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" filled="f" strokecolor="#e00" strokeweight="1pt"/>
+              <v:rect w14:anchorId="2A6B5246" id="Rectangle 6" o:spid="_x0000_s1026" style="position:absolute;margin-left:222.4pt;margin-top:10.95pt;width:38.8pt;height:14.65pt;z-index:251662336;visibility:visible;mso-wrap-style:square;mso-width-percent:0;mso-wrap-distance-left:9pt;mso-wrap-distance-top:0;mso-wrap-distance-right:9pt;mso-wrap-distance-bottom:0;mso-position-horizontal:absolute;mso-position-horizontal-relative:text;mso-position-vertical:absolute;mso-position-vertical-relative:text;mso-width-percent:0;mso-width-relative:margin;v-text-anchor:middle" o:gfxdata="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" filled="f" strokecolor="#e00" strokeweight="1pt"/>
             </w:pict>
           </mc:Fallback>
         </mc:AlternateContent>
@@ -2898,7 +2898,7 @@
           </mc:Choice>
           <mc:Fallback>
             <w:pict>
-              <v:shape w14:anchorId="1C390184" id="Straight Arrow Connector 22" o:spid="_x0000_s1026" type="#_x0000_t32" style="position:absolute;margin-left:254.9pt;margin-top:18.05pt;width:154pt;height:0;flip:x;z-index:251745280;visibility:visible;mso-wrap-style:square;mso-width-percent:0;mso-height-percent:0;mso-wrap-distance-left:9pt;mso-wrap-distance-top:0;mso-wrap-distance-right:9pt;mso-wrap-distance-bottom:0;mso-position-horizontal:absolute;mso-position-horizontal-relative:text;mso-position-vertical:absolute;mso-position-vertical-relative:text;mso-width-percent:0;mso-height-percent:0;mso-width-relative:margin;mso-height-relative:margin" o:gfxdata="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" strokecolor="red">
+              <v:shape w14:anchorId="058F32BC" id="Straight Arrow Connector 22" o:spid="_x0000_s1026" type="#_x0000_t32" style="position:absolute;margin-left:254.9pt;margin-top:18.05pt;width:154pt;height:0;flip:x;z-index:251745280;visibility:visible;mso-wrap-style:square;mso-width-percent:0;mso-height-percent:0;mso-wrap-distance-left:9pt;mso-wrap-distance-top:0;mso-wrap-distance-right:9pt;mso-wrap-distance-bottom:0;mso-position-horizontal:absolute;mso-position-horizontal-relative:text;mso-position-vertical:absolute;mso-position-vertical-relative:text;mso-width-percent:0;mso-height-percent:0;mso-width-relative:margin;mso-height-relative:margin" o:gfxdata="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" strokecolor="red">
                 <v:stroke endarrow="block" joinstyle="miter"/>
               </v:shape>
             </w:pict>
@@ -3104,7 +3104,7 @@
           </mc:Choice>
           <mc:Fallback>
             <w:pict>
-              <v:rect w14:anchorId="2CF2B038" id="Rectangle 8" o:spid="_x0000_s1026" style="position:absolute;margin-left:49.8pt;margin-top:5.45pt;width:350.65pt;height:87.55pt;z-index:251682816;visibility:visible;mso-wrap-style:square;mso-width-percent:0;mso-height-percent:0;mso-wrap-distance-left:9pt;mso-wrap-distance-top:0;mso-wrap-distance-right:9pt;mso-wrap-distance-bottom:0;mso-position-horizontal:absolute;mso-position-horizontal-relative:margin;mso-position-vertical:absolute;mso-position-vertical-relative:text;mso-width-percent:0;mso-height-percent:0;mso-width-relative:margin;mso-height-relative:margin;v-text-anchor:middle" o:gfxdata="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" filled="f" strokecolor="#e00" strokeweight="1pt">
+              <v:rect w14:anchorId="4E171F36" id="Rectangle 8" o:spid="_x0000_s1026" style="position:absolute;margin-left:49.8pt;margin-top:5.45pt;width:350.65pt;height:87.55pt;z-index:251682816;visibility:visible;mso-wrap-style:square;mso-width-percent:0;mso-height-percent:0;mso-wrap-distance-left:9pt;mso-wrap-distance-top:0;mso-wrap-distance-right:9pt;mso-wrap-distance-bottom:0;mso-position-horizontal:absolute;mso-position-horizontal-relative:margin;mso-position-vertical:absolute;mso-position-vertical-relative:text;mso-width-percent:0;mso-height-percent:0;mso-width-relative:margin;mso-height-relative:margin;v-text-anchor:middle" o:gfxdata="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" filled="f" strokecolor="#e00" strokeweight="1pt">
                 <w10:wrap anchorx="margin"/>
               </v:rect>
             </w:pict>
@@ -3215,7 +3215,7 @@
           </mc:Choice>
           <mc:Fallback>
             <w:pict>
-              <v:rect w14:anchorId="6618D007" id="Rectangle 8" o:spid="_x0000_s1026" style="position:absolute;margin-left:50.25pt;margin-top:2.45pt;width:350.25pt;height:97.8pt;z-index:251684864;visibility:visible;mso-wrap-style:square;mso-width-percent:0;mso-height-percent:0;mso-wrap-distance-left:9pt;mso-wrap-distance-top:0;mso-wrap-distance-right:9pt;mso-wrap-distance-bottom:0;mso-position-horizontal:absolute;mso-position-horizontal-relative:margin;mso-position-vertical:absolute;mso-position-vertical-relative:text;mso-width-percent:0;mso-height-percent:0;mso-width-relative:margin;mso-height-relative:margin;v-text-anchor:middle" o:gfxdata="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" filled="f" strokecolor="#e00" strokeweight="1pt">
+              <v:rect w14:anchorId="73F1876D" id="Rectangle 8" o:spid="_x0000_s1026" style="position:absolute;margin-left:50.25pt;margin-top:2.45pt;width:350.25pt;height:97.8pt;z-index:251684864;visibility:visible;mso-wrap-style:square;mso-width-percent:0;mso-height-percent:0;mso-wrap-distance-left:9pt;mso-wrap-distance-top:0;mso-wrap-distance-right:9pt;mso-wrap-distance-bottom:0;mso-position-horizontal:absolute;mso-position-horizontal-relative:margin;mso-position-vertical:absolute;mso-position-vertical-relative:text;mso-width-percent:0;mso-height-percent:0;mso-width-relative:margin;mso-height-relative:margin;v-text-anchor:middle" o:gfxdata="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" filled="f" strokecolor="#e00" strokeweight="1pt">
                 <w10:wrap anchorx="margin"/>
               </v:rect>
             </w:pict>
@@ -3558,7 +3558,7 @@
           </mc:Choice>
           <mc:Fallback>
             <w:pict>
-              <v:shape w14:anchorId="05096DA6" id="Straight Arrow Connector 25" o:spid="_x0000_s1026" type="#_x0000_t32" style="position:absolute;margin-left:41.6pt;margin-top:9.2pt;width:163.55pt;height:0;z-index:251750400;visibility:visible;mso-wrap-style:square;mso-width-percent:0;mso-height-percent:0;mso-wrap-distance-left:9pt;mso-wrap-distance-top:0;mso-wrap-distance-right:9pt;mso-wrap-distance-bottom:0;mso-position-horizontal:absolute;mso-position-horizontal-relative:text;mso-position-vertical:absolute;mso-position-vertical-relative:text;mso-width-percent:0;mso-height-percent:0;mso-width-relative:margin;mso-height-relative:margin" o:gfxdata="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" strokecolor="red">
+              <v:shape w14:anchorId="58FBBF13" id="Straight Arrow Connector 25" o:spid="_x0000_s1026" type="#_x0000_t32" style="position:absolute;margin-left:41.6pt;margin-top:9.2pt;width:163.55pt;height:0;z-index:251750400;visibility:visible;mso-wrap-style:square;mso-width-percent:0;mso-height-percent:0;mso-wrap-distance-left:9pt;mso-wrap-distance-top:0;mso-wrap-distance-right:9pt;mso-wrap-distance-bottom:0;mso-position-horizontal:absolute;mso-position-horizontal-relative:text;mso-position-vertical:absolute;mso-position-vertical-relative:text;mso-width-percent:0;mso-height-percent:0;mso-width-relative:margin;mso-height-relative:margin" o:gfxdata="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" strokecolor="red">
                 <v:stroke endarrow="block" joinstyle="miter"/>
               </v:shape>
             </w:pict>
@@ -3637,7 +3637,7 @@
           </mc:Choice>
           <mc:Fallback>
             <w:pict>
-              <v:rect w14:anchorId="507C1795" id="Rectangle 6" o:spid="_x0000_s1026" style="position:absolute;margin-left:199.45pt;margin-top:1.95pt;width:52.1pt;height:14.65pt;z-index:251664384;visibility:visible;mso-wrap-style:square;mso-width-percent:0;mso-wrap-distance-left:9pt;mso-wrap-distance-top:0;mso-wrap-distance-right:9pt;mso-wrap-distance-bottom:0;mso-position-horizontal:absolute;mso-position-horizontal-relative:margin;mso-position-vertical:absolute;mso-position-vertical-relative:text;mso-width-percent:0;mso-width-relative:margin;v-text-anchor:middle" o:gfxdata="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" filled="f" strokecolor="#e00" strokeweight="1pt">
+              <v:rect w14:anchorId="387BB217" id="Rectangle 6" o:spid="_x0000_s1026" style="position:absolute;margin-left:199.45pt;margin-top:1.95pt;width:52.1pt;height:14.65pt;z-index:251664384;visibility:visible;mso-wrap-style:square;mso-width-percent:0;mso-wrap-distance-left:9pt;mso-wrap-distance-top:0;mso-wrap-distance-right:9pt;mso-wrap-distance-bottom:0;mso-position-horizontal:absolute;mso-position-horizontal-relative:margin;mso-position-vertical:absolute;mso-position-vertical-relative:text;mso-width-percent:0;mso-width-relative:margin;v-text-anchor:middle" o:gfxdata="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" filled="f" strokecolor="#e00" strokeweight="1pt">
                 <w10:wrap anchorx="margin"/>
               </v:rect>
             </w:pict>
@@ -3682,22 +3682,123 @@
       <w:r>
         <w:rPr>
           <w:rFonts w:ascii="Times New Roman" w:hAnsi="Times New Roman" w:cs="Times New Roman"/>
+        </w:rPr>
+        <w:lastRenderedPageBreak/>
+        <w:t>About Page</w:t>
+      </w:r>
+    </w:p>
+    <w:p>
+      <w:pPr>
+        <w:rPr>
+          <w:rFonts w:ascii="Times New Roman" w:hAnsi="Times New Roman" w:cs="Times New Roman"/>
+        </w:rPr>
+      </w:pPr>
+    </w:p>
+    <w:p>
+      <w:pPr>
+        <w:rPr>
+          <w:rFonts w:ascii="Times New Roman" w:hAnsi="Times New Roman" w:cs="Times New Roman"/>
+        </w:rPr>
+      </w:pPr>
+      <w:r>
+        <w:rPr>
+          <w:rFonts w:ascii="Times New Roman" w:hAnsi="Times New Roman" w:cs="Times New Roman"/>
           <w:noProof/>
         </w:rPr>
-        <w:lastRenderedPageBreak/>
+        <mc:AlternateContent>
+          <mc:Choice Requires="wps">
+            <w:drawing>
+              <wp:anchor distT="0" distB="0" distL="114300" distR="114300" simplePos="0" relativeHeight="251670528" behindDoc="0" locked="0" layoutInCell="1" allowOverlap="1" wp14:anchorId="10374970" wp14:editId="6F1F93C7">
+                <wp:simplePos x="0" y="0"/>
+                <wp:positionH relativeFrom="column">
+                  <wp:posOffset>365760</wp:posOffset>
+                </wp:positionH>
+                <wp:positionV relativeFrom="paragraph">
+                  <wp:posOffset>221946</wp:posOffset>
+                </wp:positionV>
+                <wp:extent cx="5037151" cy="1717482"/>
+                <wp:effectExtent l="0" t="0" r="11430" b="16510"/>
+                <wp:wrapNone/>
+                <wp:docPr id="649044424" name="Rectangle 8"/>
+                <wp:cNvGraphicFramePr/>
+                <a:graphic xmlns:a="http://schemas.openxmlformats.org/drawingml/2006/main">
+                  <a:graphicData uri="http://schemas.microsoft.com/office/word/2010/wordprocessingShape">
+                    <wps:wsp>
+                      <wps:cNvSpPr/>
+                      <wps:spPr>
+                        <a:xfrm>
+                          <a:off x="0" y="0"/>
+                          <a:ext cx="5037151" cy="1717482"/>
+                        </a:xfrm>
+                        <a:prstGeom prst="rect">
+                          <a:avLst/>
+                        </a:prstGeom>
+                        <a:noFill/>
+                        <a:ln>
+                          <a:solidFill>
+                            <a:srgbClr val="EE0000"/>
+                          </a:solidFill>
+                        </a:ln>
+                      </wps:spPr>
+                      <wps:style>
+                        <a:lnRef idx="2">
+                          <a:schemeClr val="accent1">
+                            <a:shade val="15000"/>
+                          </a:schemeClr>
+                        </a:lnRef>
+                        <a:fillRef idx="1">
+                          <a:schemeClr val="accent1"/>
+                        </a:fillRef>
+                        <a:effectRef idx="0">
+                          <a:schemeClr val="accent1"/>
+                        </a:effectRef>
+                        <a:fontRef idx="minor">
+                          <a:schemeClr val="lt1"/>
+                        </a:fontRef>
+                      </wps:style>
+                      <wps:bodyPr rot="0" spcFirstLastPara="0" vertOverflow="overflow" horzOverflow="overflow" vert="horz" wrap="square" lIns="91440" tIns="45720" rIns="91440" bIns="45720" numCol="1" spcCol="0" rtlCol="0" fromWordArt="0" anchor="ctr" anchorCtr="0" forceAA="0" compatLnSpc="1">
+                        <a:prstTxWarp prst="textNoShape">
+                          <a:avLst/>
+                        </a:prstTxWarp>
+                        <a:noAutofit/>
+                      </wps:bodyPr>
+                    </wps:wsp>
+                  </a:graphicData>
+                </a:graphic>
+                <wp14:sizeRelH relativeFrom="margin">
+                  <wp14:pctWidth>0</wp14:pctWidth>
+                </wp14:sizeRelH>
+                <wp14:sizeRelV relativeFrom="margin">
+                  <wp14:pctHeight>0</wp14:pctHeight>
+                </wp14:sizeRelV>
+              </wp:anchor>
+            </w:drawing>
+          </mc:Choice>
+          <mc:Fallback>
+            <w:pict>
+              <v:rect w14:anchorId="18026032" id="Rectangle 8" o:spid="_x0000_s1026" style="position:absolute;margin-left:28.8pt;margin-top:17.5pt;width:396.65pt;height:135.25pt;z-index:251670528;visibility:visible;mso-wrap-style:square;mso-width-percent:0;mso-height-percent:0;mso-wrap-distance-left:9pt;mso-wrap-distance-top:0;mso-wrap-distance-right:9pt;mso-wrap-distance-bottom:0;mso-position-horizontal:absolute;mso-position-horizontal-relative:text;mso-position-vertical:absolute;mso-position-vertical-relative:text;mso-width-percent:0;mso-height-percent:0;mso-width-relative:margin;mso-height-relative:margin;v-text-anchor:middle" o:gfxdata="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" filled="f" strokecolor="#e00" strokeweight="1pt"/>
+            </w:pict>
+          </mc:Fallback>
+        </mc:AlternateContent>
+      </w:r>
+      <w:r>
+        <w:rPr>
+          <w:rFonts w:ascii="Times New Roman" w:hAnsi="Times New Roman" w:cs="Times New Roman"/>
+          <w:noProof/>
+        </w:rPr>
         <w:drawing>
-          <wp:anchor distT="0" distB="0" distL="114300" distR="114300" simplePos="0" relativeHeight="251665408" behindDoc="1" locked="0" layoutInCell="1" allowOverlap="1" wp14:anchorId="53000287" wp14:editId="063C3DCC">
+          <wp:anchor distT="0" distB="0" distL="114300" distR="114300" simplePos="0" relativeHeight="251757568" behindDoc="1" locked="0" layoutInCell="1" allowOverlap="1" wp14:anchorId="00B5AC6E" wp14:editId="592B8ACF">
             <wp:simplePos x="0" y="0"/>
             <wp:positionH relativeFrom="margin">
-              <wp:align>center</wp:align>
+              <wp:posOffset>359410</wp:posOffset>
             </wp:positionH>
             <wp:positionV relativeFrom="paragraph">
-              <wp:posOffset>711200</wp:posOffset>
+              <wp:posOffset>48098</wp:posOffset>
             </wp:positionV>
-            <wp:extent cx="4833257" cy="5958304"/>
-            <wp:effectExtent l="0" t="0" r="5715" b="4445"/>
+            <wp:extent cx="5050155" cy="6225540"/>
+            <wp:effectExtent l="0" t="0" r="0" b="3810"/>
             <wp:wrapNone/>
-            <wp:docPr id="1450350338" name="Picture 7"/>
+            <wp:docPr id="29" name="Picture 29"/>
             <wp:cNvGraphicFramePr>
               <a:graphicFrameLocks xmlns:a="http://schemas.openxmlformats.org/drawingml/2006/main" noChangeAspect="1"/>
             </wp:cNvGraphicFramePr>
@@ -3705,7 +3806,7 @@
               <a:graphicData uri="http://schemas.openxmlformats.org/drawingml/2006/picture">
                 <pic:pic xmlns:pic="http://schemas.openxmlformats.org/drawingml/2006/picture">
                   <pic:nvPicPr>
-                    <pic:cNvPr id="1450350338" name="Picture 1450350338"/>
+                    <pic:cNvPr id="29" name="Picture 29"/>
                     <pic:cNvPicPr/>
                   </pic:nvPicPr>
                   <pic:blipFill>
@@ -3723,7 +3824,7 @@
                   <pic:spPr>
                     <a:xfrm>
                       <a:off x="0" y="0"/>
-                      <a:ext cx="4833257" cy="5958304"/>
+                      <a:ext cx="5050155" cy="6225540"/>
                     </a:xfrm>
                     <a:prstGeom prst="rect">
                       <a:avLst/>
@@ -3741,12 +3842,20 @@
           </wp:anchor>
         </w:drawing>
       </w:r>
-      <w:r>
-        <w:rPr>
-          <w:rFonts w:ascii="Times New Roman" w:hAnsi="Times New Roman" w:cs="Times New Roman"/>
-        </w:rPr>
-        <w:t>About Page</w:t>
-      </w:r>
+    </w:p>
+    <w:p>
+      <w:pPr>
+        <w:rPr>
+          <w:rFonts w:ascii="Times New Roman" w:hAnsi="Times New Roman" w:cs="Times New Roman"/>
+        </w:rPr>
+      </w:pPr>
+    </w:p>
+    <w:p>
+      <w:pPr>
+        <w:rPr>
+          <w:rFonts w:ascii="Times New Roman" w:hAnsi="Times New Roman" w:cs="Times New Roman"/>
+        </w:rPr>
+      </w:pPr>
     </w:p>
     <w:p>
       <w:pPr>
@@ -3776,18 +3885,18 @@
         <mc:AlternateContent>
           <mc:Choice Requires="wps">
             <w:drawing>
-              <wp:anchor distT="0" distB="0" distL="114300" distR="114300" simplePos="0" relativeHeight="251670528" behindDoc="0" locked="0" layoutInCell="1" allowOverlap="1" wp14:anchorId="10374970" wp14:editId="1E81E7E0">
+              <wp:anchor distT="0" distB="0" distL="114300" distR="114300" simplePos="0" relativeHeight="251666432" behindDoc="0" locked="0" layoutInCell="1" allowOverlap="1" wp14:anchorId="703FB720" wp14:editId="79CBFAB5">
                 <wp:simplePos x="0" y="0"/>
                 <wp:positionH relativeFrom="column">
-                  <wp:posOffset>450850</wp:posOffset>
+                  <wp:posOffset>2597951</wp:posOffset>
                 </wp:positionH>
                 <wp:positionV relativeFrom="paragraph">
-                  <wp:posOffset>32385</wp:posOffset>
+                  <wp:posOffset>57150</wp:posOffset>
                 </wp:positionV>
-                <wp:extent cx="4819650" cy="1591310"/>
-                <wp:effectExtent l="0" t="0" r="19050" b="27940"/>
+                <wp:extent cx="561975" cy="187739"/>
+                <wp:effectExtent l="0" t="0" r="28575" b="22225"/>
                 <wp:wrapNone/>
-                <wp:docPr id="649044424" name="Rectangle 8"/>
+                <wp:docPr id="1109464233" name="Rectangle 8"/>
                 <wp:cNvGraphicFramePr/>
                 <a:graphic xmlns:a="http://schemas.openxmlformats.org/drawingml/2006/main">
                   <a:graphicData uri="http://schemas.microsoft.com/office/word/2010/wordprocessingShape">
@@ -3796,7 +3905,7 @@
                       <wps:spPr>
                         <a:xfrm>
                           <a:off x="0" y="0"/>
-                          <a:ext cx="4819650" cy="1591310"/>
+                          <a:ext cx="561975" cy="187739"/>
                         </a:xfrm>
                         <a:prstGeom prst="rect">
                           <a:avLst/>
@@ -3833,18 +3942,15 @@
                     </wps:wsp>
                   </a:graphicData>
                 </a:graphic>
-                <wp14:sizeRelH relativeFrom="margin">
-                  <wp14:pctWidth>0</wp14:pctWidth>
-                </wp14:sizeRelH>
                 <wp14:sizeRelV relativeFrom="margin">
                   <wp14:pctHeight>0</wp14:pctHeight>
                 </wp14:sizeRelV>
               </wp:anchor>
             </w:drawing>
           </mc:Choice>
-          <mc:Fallback xmlns:w16sdtfl="http://schemas.microsoft.com/office/word/2024/wordml/sdtformatlock" xmlns:w16du="http://schemas.microsoft.com/office/word/2023/wordml/word16du" xmlns:oel="http://schemas.microsoft.com/office/2019/extlst">
+          <mc:Fallback>
             <w:pict>
-              <v:rect w14:anchorId="319677E9" id="Rectangle 8" o:spid="_x0000_s1026" style="position:absolute;margin-left:35.5pt;margin-top:2.55pt;width:379.5pt;height:125.3pt;z-index:251670528;visibility:visible;mso-wrap-style:square;mso-width-percent:0;mso-height-percent:0;mso-wrap-distance-left:9pt;mso-wrap-distance-top:0;mso-wrap-distance-right:9pt;mso-wrap-distance-bottom:0;mso-position-horizontal:absolute;mso-position-horizontal-relative:text;mso-position-vertical:absolute;mso-position-vertical-relative:text;mso-width-percent:0;mso-height-percent:0;mso-width-relative:margin;mso-height-relative:margin;v-text-anchor:middle" o:gfxdata="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" filled="f" strokecolor="#e00" strokeweight="1pt"/>
+              <v:rect w14:anchorId="36222D8C" id="Rectangle 8" o:spid="_x0000_s1026" style="position:absolute;margin-left:204.55pt;margin-top:4.5pt;width:44.25pt;height:14.8pt;z-index:251666432;visibility:visible;mso-wrap-style:square;mso-height-percent:0;mso-wrap-distance-left:9pt;mso-wrap-distance-top:0;mso-wrap-distance-right:9pt;mso-wrap-distance-bottom:0;mso-position-horizontal:absolute;mso-position-horizontal-relative:text;mso-position-vertical:absolute;mso-position-vertical-relative:text;mso-height-percent:0;mso-height-relative:margin;v-text-anchor:middle" o:gfxdata="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" filled="f" strokecolor="#e00" strokeweight="1pt"/>
             </w:pict>
           </mc:Fallback>
         </mc:AlternateContent>
@@ -3856,27 +3962,6 @@
           <w:rFonts w:ascii="Times New Roman" w:hAnsi="Times New Roman" w:cs="Times New Roman"/>
         </w:rPr>
       </w:pPr>
-    </w:p>
-    <w:p>
-      <w:pPr>
-        <w:rPr>
-          <w:rFonts w:ascii="Times New Roman" w:hAnsi="Times New Roman" w:cs="Times New Roman"/>
-        </w:rPr>
-      </w:pPr>
-    </w:p>
-    <w:p>
-      <w:pPr>
-        <w:rPr>
-          <w:rFonts w:ascii="Times New Roman" w:hAnsi="Times New Roman" w:cs="Times New Roman"/>
-        </w:rPr>
-      </w:pPr>
-    </w:p>
-    <w:p>
-      <w:pPr>
-        <w:rPr>
-          <w:rFonts w:ascii="Times New Roman" w:hAnsi="Times New Roman" w:cs="Times New Roman"/>
-        </w:rPr>
-      </w:pPr>
       <w:r>
         <w:rPr>
           <w:rFonts w:ascii="Times New Roman" w:hAnsi="Times New Roman" w:cs="Times New Roman"/>
@@ -3885,18 +3970,18 @@
         <mc:AlternateContent>
           <mc:Choice Requires="wps">
             <w:drawing>
-              <wp:anchor distT="0" distB="0" distL="114300" distR="114300" simplePos="0" relativeHeight="251666432" behindDoc="0" locked="0" layoutInCell="1" allowOverlap="1" wp14:anchorId="703FB720" wp14:editId="58A2694C">
+              <wp:anchor distT="0" distB="0" distL="114300" distR="114300" simplePos="0" relativeHeight="251672576" behindDoc="0" locked="0" layoutInCell="1" allowOverlap="1" wp14:anchorId="176D0A32" wp14:editId="11A54C7D">
                 <wp:simplePos x="0" y="0"/>
-                <wp:positionH relativeFrom="column">
-                  <wp:posOffset>2586990</wp:posOffset>
+                <wp:positionH relativeFrom="margin">
+                  <wp:posOffset>357809</wp:posOffset>
                 </wp:positionH>
                 <wp:positionV relativeFrom="paragraph">
-                  <wp:posOffset>28575</wp:posOffset>
+                  <wp:posOffset>207314</wp:posOffset>
                 </wp:positionV>
-                <wp:extent cx="561975" cy="223520"/>
-                <wp:effectExtent l="0" t="0" r="28575" b="24130"/>
+                <wp:extent cx="5044771" cy="1423283"/>
+                <wp:effectExtent l="0" t="0" r="22860" b="24765"/>
                 <wp:wrapNone/>
-                <wp:docPr id="1109464233" name="Rectangle 8"/>
+                <wp:docPr id="1138602842" name="Rectangle 8"/>
                 <wp:cNvGraphicFramePr/>
                 <a:graphic xmlns:a="http://schemas.openxmlformats.org/drawingml/2006/main">
                   <a:graphicData uri="http://schemas.microsoft.com/office/word/2010/wordprocessingShape">
@@ -3905,7 +3990,7 @@
                       <wps:spPr>
                         <a:xfrm>
                           <a:off x="0" y="0"/>
-                          <a:ext cx="561975" cy="223520"/>
+                          <a:ext cx="5044771" cy="1423283"/>
                         </a:xfrm>
                         <a:prstGeom prst="rect">
                           <a:avLst/>
@@ -3942,12 +4027,20 @@
                     </wps:wsp>
                   </a:graphicData>
                 </a:graphic>
+                <wp14:sizeRelH relativeFrom="margin">
+                  <wp14:pctWidth>0</wp14:pctWidth>
+                </wp14:sizeRelH>
+                <wp14:sizeRelV relativeFrom="margin">
+                  <wp14:pctHeight>0</wp14:pctHeight>
+                </wp14:sizeRelV>
               </wp:anchor>
             </w:drawing>
           </mc:Choice>
-          <mc:Fallback xmlns:w16sdtfl="http://schemas.microsoft.com/office/word/2024/wordml/sdtformatlock" xmlns:w16du="http://schemas.microsoft.com/office/word/2023/wordml/word16du" xmlns:oel="http://schemas.microsoft.com/office/2019/extlst">
+          <mc:Fallback>
             <w:pict>
-              <v:rect w14:anchorId="00E2FCEB" id="Rectangle 8" o:spid="_x0000_s1026" style="position:absolute;margin-left:203.7pt;margin-top:2.25pt;width:44.25pt;height:17.6pt;z-index:251666432;visibility:visible;mso-wrap-style:square;mso-wrap-distance-left:9pt;mso-wrap-distance-top:0;mso-wrap-distance-right:9pt;mso-wrap-distance-bottom:0;mso-position-horizontal:absolute;mso-position-horizontal-relative:text;mso-position-vertical:absolute;mso-position-vertical-relative:text;v-text-anchor:middle" o:gfxdata="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" filled="f" strokecolor="#e00" strokeweight="1pt"/>
+              <v:rect w14:anchorId="324DDF1C" id="Rectangle 8" o:spid="_x0000_s1026" style="position:absolute;margin-left:28.15pt;margin-top:16.3pt;width:397.25pt;height:112.05pt;z-index:251672576;visibility:visible;mso-wrap-style:square;mso-width-percent:0;mso-height-percent:0;mso-wrap-distance-left:9pt;mso-wrap-distance-top:0;mso-wrap-distance-right:9pt;mso-wrap-distance-bottom:0;mso-position-horizontal:absolute;mso-position-horizontal-relative:margin;mso-position-vertical:absolute;mso-position-vertical-relative:text;mso-width-percent:0;mso-height-percent:0;mso-width-relative:margin;mso-height-relative:margin;v-text-anchor:middle" o:gfxdata="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" filled="f" strokecolor="#e00" strokeweight="1pt">
+                <w10:wrap anchorx="margin"/>
+              </v:rect>
             </w:pict>
           </mc:Fallback>
         </mc:AlternateContent>
@@ -3959,6 +4052,34 @@
           <w:rFonts w:ascii="Times New Roman" w:hAnsi="Times New Roman" w:cs="Times New Roman"/>
         </w:rPr>
       </w:pPr>
+    </w:p>
+    <w:p>
+      <w:pPr>
+        <w:rPr>
+          <w:rFonts w:ascii="Times New Roman" w:hAnsi="Times New Roman" w:cs="Times New Roman"/>
+        </w:rPr>
+      </w:pPr>
+    </w:p>
+    <w:p>
+      <w:pPr>
+        <w:rPr>
+          <w:rFonts w:ascii="Times New Roman" w:hAnsi="Times New Roman" w:cs="Times New Roman"/>
+        </w:rPr>
+      </w:pPr>
+    </w:p>
+    <w:p>
+      <w:pPr>
+        <w:rPr>
+          <w:rFonts w:ascii="Times New Roman" w:hAnsi="Times New Roman" w:cs="Times New Roman"/>
+        </w:rPr>
+      </w:pPr>
+    </w:p>
+    <w:p>
+      <w:pPr>
+        <w:rPr>
+          <w:rFonts w:ascii="Times New Roman" w:hAnsi="Times New Roman" w:cs="Times New Roman"/>
+        </w:rPr>
+      </w:pPr>
       <w:r>
         <w:rPr>
           <w:rFonts w:ascii="Times New Roman" w:hAnsi="Times New Roman" w:cs="Times New Roman"/>
@@ -3967,18 +4088,18 @@
         <mc:AlternateContent>
           <mc:Choice Requires="wps">
             <w:drawing>
-              <wp:anchor distT="0" distB="0" distL="114300" distR="114300" simplePos="0" relativeHeight="251672576" behindDoc="0" locked="0" layoutInCell="1" allowOverlap="1" wp14:anchorId="176D0A32" wp14:editId="340948BE">
+              <wp:anchor distT="0" distB="0" distL="114300" distR="114300" simplePos="0" relativeHeight="251674624" behindDoc="0" locked="0" layoutInCell="1" allowOverlap="1" wp14:anchorId="0C0C1BBE" wp14:editId="02AD2547">
                 <wp:simplePos x="0" y="0"/>
                 <wp:positionH relativeFrom="margin">
-                  <wp:align>center</wp:align>
+                  <wp:posOffset>365760</wp:posOffset>
                 </wp:positionH>
                 <wp:positionV relativeFrom="paragraph">
-                  <wp:posOffset>205105</wp:posOffset>
+                  <wp:posOffset>230476</wp:posOffset>
                 </wp:positionV>
-                <wp:extent cx="4819650" cy="1774613"/>
-                <wp:effectExtent l="0" t="0" r="19050" b="16510"/>
+                <wp:extent cx="5035053" cy="2138901"/>
+                <wp:effectExtent l="0" t="0" r="13335" b="13970"/>
                 <wp:wrapNone/>
-                <wp:docPr id="1138602842" name="Rectangle 8"/>
+                <wp:docPr id="251601883" name="Rectangle 8"/>
                 <wp:cNvGraphicFramePr/>
                 <a:graphic xmlns:a="http://schemas.openxmlformats.org/drawingml/2006/main">
                   <a:graphicData uri="http://schemas.microsoft.com/office/word/2010/wordprocessingShape">
@@ -3987,7 +4108,7 @@
                       <wps:spPr>
                         <a:xfrm>
                           <a:off x="0" y="0"/>
-                          <a:ext cx="4819650" cy="1774613"/>
+                          <a:ext cx="5035053" cy="2138901"/>
                         </a:xfrm>
                         <a:prstGeom prst="rect">
                           <a:avLst/>
@@ -4033,9 +4154,9 @@
               </wp:anchor>
             </w:drawing>
           </mc:Choice>
-          <mc:Fallback xmlns:w16sdtfl="http://schemas.microsoft.com/office/word/2024/wordml/sdtformatlock" xmlns:w16du="http://schemas.microsoft.com/office/word/2023/wordml/word16du" xmlns:oel="http://schemas.microsoft.com/office/2019/extlst">
+          <mc:Fallback>
             <w:pict>
-              <v:rect w14:anchorId="6A26EC6C" id="Rectangle 8" o:spid="_x0000_s1026" style="position:absolute;margin-left:0;margin-top:16.15pt;width:379.5pt;height:139.75pt;z-index:251672576;visibility:visible;mso-wrap-style:square;mso-width-percent:0;mso-height-percent:0;mso-wrap-distance-left:9pt;mso-wrap-distance-top:0;mso-wrap-distance-right:9pt;mso-wrap-distance-bottom:0;mso-position-horizontal:center;mso-position-horizontal-relative:margin;mso-position-vertical:absolute;mso-position-vertical-relative:text;mso-width-percent:0;mso-height-percent:0;mso-width-relative:margin;mso-height-relative:margin;v-text-anchor:middle" o:gfxdata="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" filled="f" strokecolor="#e00" strokeweight="1pt">
+              <v:rect w14:anchorId="212C9EEE" id="Rectangle 8" o:spid="_x0000_s1026" style="position:absolute;margin-left:28.8pt;margin-top:18.15pt;width:396.45pt;height:168.4pt;z-index:251674624;visibility:visible;mso-wrap-style:square;mso-width-percent:0;mso-height-percent:0;mso-wrap-distance-left:9pt;mso-wrap-distance-top:0;mso-wrap-distance-right:9pt;mso-wrap-distance-bottom:0;mso-position-horizontal:absolute;mso-position-horizontal-relative:margin;mso-position-vertical:absolute;mso-position-vertical-relative:text;mso-width-percent:0;mso-height-percent:0;mso-width-relative:margin;mso-height-relative:margin;v-text-anchor:middle" o:gfxdata="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" filled="f" strokecolor="#e00" strokeweight="1pt">
                 <w10:wrap anchorx="margin"/>
               </v:rect>
             </w:pict>
@@ -4049,34 +4170,6 @@
           <w:rFonts w:ascii="Times New Roman" w:hAnsi="Times New Roman" w:cs="Times New Roman"/>
         </w:rPr>
       </w:pPr>
-    </w:p>
-    <w:p>
-      <w:pPr>
-        <w:rPr>
-          <w:rFonts w:ascii="Times New Roman" w:hAnsi="Times New Roman" w:cs="Times New Roman"/>
-        </w:rPr>
-      </w:pPr>
-    </w:p>
-    <w:p>
-      <w:pPr>
-        <w:rPr>
-          <w:rFonts w:ascii="Times New Roman" w:hAnsi="Times New Roman" w:cs="Times New Roman"/>
-        </w:rPr>
-      </w:pPr>
-    </w:p>
-    <w:p>
-      <w:pPr>
-        <w:rPr>
-          <w:rFonts w:ascii="Times New Roman" w:hAnsi="Times New Roman" w:cs="Times New Roman"/>
-        </w:rPr>
-      </w:pPr>
-    </w:p>
-    <w:p>
-      <w:pPr>
-        <w:rPr>
-          <w:rFonts w:ascii="Times New Roman" w:hAnsi="Times New Roman" w:cs="Times New Roman"/>
-        </w:rPr>
-      </w:pPr>
       <w:r>
         <w:rPr>
           <w:rFonts w:ascii="Times New Roman" w:hAnsi="Times New Roman" w:cs="Times New Roman"/>
@@ -4085,18 +4178,18 @@
         <mc:AlternateContent>
           <mc:Choice Requires="wps">
             <w:drawing>
-              <wp:anchor distT="0" distB="0" distL="114300" distR="114300" simplePos="0" relativeHeight="251668480" behindDoc="0" locked="0" layoutInCell="1" allowOverlap="1" wp14:anchorId="54D8E98F" wp14:editId="51617502">
+              <wp:anchor distT="0" distB="0" distL="114300" distR="114300" simplePos="0" relativeHeight="251759616" behindDoc="0" locked="0" layoutInCell="1" allowOverlap="1" wp14:anchorId="0C465FD7" wp14:editId="37018A6D">
                 <wp:simplePos x="0" y="0"/>
                 <wp:positionH relativeFrom="margin">
-                  <wp:posOffset>2570480</wp:posOffset>
+                  <wp:posOffset>1101891</wp:posOffset>
                 </wp:positionH>
                 <wp:positionV relativeFrom="paragraph">
-                  <wp:posOffset>87630</wp:posOffset>
+                  <wp:posOffset>220345</wp:posOffset>
                 </wp:positionV>
-                <wp:extent cx="561975" cy="223520"/>
-                <wp:effectExtent l="0" t="0" r="28575" b="24130"/>
+                <wp:extent cx="337931" cy="135172"/>
+                <wp:effectExtent l="0" t="0" r="24130" b="17780"/>
                 <wp:wrapNone/>
-                <wp:docPr id="1847717897" name="Rectangle 8"/>
+                <wp:docPr id="30" name="Rectangle 8"/>
                 <wp:cNvGraphicFramePr/>
                 <a:graphic xmlns:a="http://schemas.openxmlformats.org/drawingml/2006/main">
                   <a:graphicData uri="http://schemas.microsoft.com/office/word/2010/wordprocessingShape">
@@ -4105,7 +4198,7 @@
                       <wps:spPr>
                         <a:xfrm>
                           <a:off x="0" y="0"/>
-                          <a:ext cx="561975" cy="223520"/>
+                          <a:ext cx="337931" cy="135172"/>
                         </a:xfrm>
                         <a:prstGeom prst="rect">
                           <a:avLst/>
@@ -4142,25 +4235,24 @@
                     </wps:wsp>
                   </a:graphicData>
                 </a:graphic>
+                <wp14:sizeRelH relativeFrom="margin">
+                  <wp14:pctWidth>0</wp14:pctWidth>
+                </wp14:sizeRelH>
+                <wp14:sizeRelV relativeFrom="margin">
+                  <wp14:pctHeight>0</wp14:pctHeight>
+                </wp14:sizeRelV>
               </wp:anchor>
             </w:drawing>
           </mc:Choice>
-          <mc:Fallback xmlns:w16sdtfl="http://schemas.microsoft.com/office/word/2024/wordml/sdtformatlock" xmlns:w16du="http://schemas.microsoft.com/office/word/2023/wordml/word16du" xmlns:oel="http://schemas.microsoft.com/office/2019/extlst">
+          <mc:Fallback>
             <w:pict>
-              <v:rect w14:anchorId="64F76FE2" id="Rectangle 8" o:spid="_x0000_s1026" style="position:absolute;margin-left:202.4pt;margin-top:6.9pt;width:44.25pt;height:17.6pt;z-index:251668480;visibility:visible;mso-wrap-style:square;mso-wrap-distance-left:9pt;mso-wrap-distance-top:0;mso-wrap-distance-right:9pt;mso-wrap-distance-bottom:0;mso-position-horizontal:absolute;mso-position-horizontal-relative:margin;mso-position-vertical:absolute;mso-position-vertical-relative:text;v-text-anchor:middle" o:gfxdata="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" filled="f" strokecolor="#e00" strokeweight="1pt">
+              <v:rect w14:anchorId="0DDAC278" id="Rectangle 8" o:spid="_x0000_s1026" style="position:absolute;margin-left:86.75pt;margin-top:17.35pt;width:26.6pt;height:10.65pt;z-index:251759616;visibility:visible;mso-wrap-style:square;mso-width-percent:0;mso-height-percent:0;mso-wrap-distance-left:9pt;mso-wrap-distance-top:0;mso-wrap-distance-right:9pt;mso-wrap-distance-bottom:0;mso-position-horizontal:absolute;mso-position-horizontal-relative:margin;mso-position-vertical:absolute;mso-position-vertical-relative:text;mso-width-percent:0;mso-height-percent:0;mso-width-relative:margin;mso-height-relative:margin;v-text-anchor:middle" o:gfxdata="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" filled="f" strokecolor="#e00" strokeweight="1pt">
                 <w10:wrap anchorx="margin"/>
               </v:rect>
             </w:pict>
           </mc:Fallback>
         </mc:AlternateContent>
       </w:r>
-    </w:p>
-    <w:p>
-      <w:pPr>
-        <w:rPr>
-          <w:rFonts w:ascii="Times New Roman" w:hAnsi="Times New Roman" w:cs="Times New Roman"/>
-        </w:rPr>
-      </w:pPr>
       <w:r>
         <w:rPr>
           <w:rFonts w:ascii="Times New Roman" w:hAnsi="Times New Roman" w:cs="Times New Roman"/>
@@ -4169,18 +4261,18 @@
         <mc:AlternateContent>
           <mc:Choice Requires="wps">
             <w:drawing>
-              <wp:anchor distT="0" distB="0" distL="114300" distR="114300" simplePos="0" relativeHeight="251674624" behindDoc="0" locked="0" layoutInCell="1" allowOverlap="1" wp14:anchorId="0C0C1BBE" wp14:editId="14C2B444">
+              <wp:anchor distT="0" distB="0" distL="114300" distR="114300" simplePos="0" relativeHeight="251668480" behindDoc="0" locked="0" layoutInCell="1" allowOverlap="1" wp14:anchorId="54D8E98F" wp14:editId="08A16EC9">
                 <wp:simplePos x="0" y="0"/>
                 <wp:positionH relativeFrom="margin">
-                  <wp:posOffset>438150</wp:posOffset>
+                  <wp:posOffset>4315626</wp:posOffset>
                 </wp:positionH>
                 <wp:positionV relativeFrom="paragraph">
-                  <wp:posOffset>269875</wp:posOffset>
+                  <wp:posOffset>220345</wp:posOffset>
                 </wp:positionV>
-                <wp:extent cx="4813300" cy="1631950"/>
-                <wp:effectExtent l="0" t="0" r="25400" b="25400"/>
+                <wp:extent cx="337931" cy="135172"/>
+                <wp:effectExtent l="0" t="0" r="24130" b="17780"/>
                 <wp:wrapNone/>
-                <wp:docPr id="251601883" name="Rectangle 8"/>
+                <wp:docPr id="1847717897" name="Rectangle 8"/>
                 <wp:cNvGraphicFramePr/>
                 <a:graphic xmlns:a="http://schemas.openxmlformats.org/drawingml/2006/main">
                   <a:graphicData uri="http://schemas.microsoft.com/office/word/2010/wordprocessingShape">
@@ -4189,7 +4281,7 @@
                       <wps:spPr>
                         <a:xfrm>
                           <a:off x="0" y="0"/>
-                          <a:ext cx="4813300" cy="1631950"/>
+                          <a:ext cx="337931" cy="135172"/>
                         </a:xfrm>
                         <a:prstGeom prst="rect">
                           <a:avLst/>
@@ -4235,9 +4327,9 @@
               </wp:anchor>
             </w:drawing>
           </mc:Choice>
-          <mc:Fallback xmlns:w16sdtfl="http://schemas.microsoft.com/office/word/2024/wordml/sdtformatlock" xmlns:w16du="http://schemas.microsoft.com/office/word/2023/wordml/word16du" xmlns:oel="http://schemas.microsoft.com/office/2019/extlst">
+          <mc:Fallback>
             <w:pict>
-              <v:rect w14:anchorId="7102B62B" id="Rectangle 8" o:spid="_x0000_s1026" style="position:absolute;margin-left:34.5pt;margin-top:21.25pt;width:379pt;height:128.5pt;z-index:251674624;visibility:visible;mso-wrap-style:square;mso-width-percent:0;mso-height-percent:0;mso-wrap-distance-left:9pt;mso-wrap-distance-top:0;mso-wrap-distance-right:9pt;mso-wrap-distance-bottom:0;mso-position-horizontal:absolute;mso-position-horizontal-relative:margin;mso-position-vertical:absolute;mso-position-vertical-relative:text;mso-width-percent:0;mso-height-percent:0;mso-width-relative:margin;mso-height-relative:margin;v-text-anchor:middle" o:gfxdata="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" filled="f" strokecolor="#e00" strokeweight="1pt">
+              <v:rect w14:anchorId="0046CE1E" id="Rectangle 8" o:spid="_x0000_s1026" style="position:absolute;margin-left:339.8pt;margin-top:17.35pt;width:26.6pt;height:10.65pt;z-index:251668480;visibility:visible;mso-wrap-style:square;mso-width-percent:0;mso-height-percent:0;mso-wrap-distance-left:9pt;mso-wrap-distance-top:0;mso-wrap-distance-right:9pt;mso-wrap-distance-bottom:0;mso-position-horizontal:absolute;mso-position-horizontal-relative:margin;mso-position-vertical:absolute;mso-position-vertical-relative:text;mso-width-percent:0;mso-height-percent:0;mso-width-relative:margin;mso-height-relative:margin;v-text-anchor:middle" o:gfxdata="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" filled="f" strokecolor="#e00" strokeweight="1pt">
                 <w10:wrap anchorx="margin"/>
               </v:rect>
             </w:pict>
@@ -5742,7 +5834,7 @@
           </mc:Choice>
           <mc:Fallback>
             <w:pict>
-              <v:rect w14:anchorId="7165777A" id="Rectangle 18" o:spid="_x0000_s1026" style="position:absolute;margin-left:268.25pt;margin-top:18.1pt;width:49.95pt;height:12.5pt;z-index:251756544;visibility:visible;mso-wrap-style:square;mso-width-percent:0;mso-height-percent:0;mso-wrap-distance-left:9pt;mso-wrap-distance-top:0;mso-wrap-distance-right:9pt;mso-wrap-distance-bottom:0;mso-position-horizontal:absolute;mso-position-horizontal-relative:text;mso-position-vertical:absolute;mso-position-vertical-relative:text;mso-width-percent:0;mso-height-percent:0;mso-width-relative:margin;mso-height-relative:margin;v-text-anchor:middle" o:gfxdata="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" filled="f" strokecolor="#e00" strokeweight="1pt"/>
+              <v:rect w14:anchorId="545040AC" id="Rectangle 18" o:spid="_x0000_s1026" style="position:absolute;margin-left:268.25pt;margin-top:18.1pt;width:49.95pt;height:12.5pt;z-index:251756544;visibility:visible;mso-wrap-style:square;mso-width-percent:0;mso-height-percent:0;mso-wrap-distance-left:9pt;mso-wrap-distance-top:0;mso-wrap-distance-right:9pt;mso-wrap-distance-bottom:0;mso-position-horizontal:absolute;mso-position-horizontal-relative:text;mso-position-vertical:absolute;mso-position-vertical-relative:text;mso-width-percent:0;mso-height-percent:0;mso-width-relative:margin;mso-height-relative:margin;v-text-anchor:middle" o:gfxdata="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" filled="f" strokecolor="#e00" strokeweight="1pt"/>
             </w:pict>
           </mc:Fallback>
         </mc:AlternateContent>
@@ -6083,7 +6175,7 @@
           </mc:Choice>
           <mc:Fallback>
             <w:pict>
-              <v:rect w14:anchorId="2BCC2221" id="Rectangle 18" o:spid="_x0000_s1026" style="position:absolute;margin-left:104.75pt;margin-top:7.4pt;width:105.15pt;height:10.9pt;z-index:251709440;visibility:visible;mso-wrap-style:square;mso-width-percent:0;mso-height-percent:0;mso-wrap-distance-left:9pt;mso-wrap-distance-top:0;mso-wrap-distance-right:9pt;mso-wrap-distance-bottom:0;mso-position-horizontal:absolute;mso-position-horizontal-relative:text;mso-position-vertical:absolute;mso-position-vertical-relative:text;mso-width-percent:0;mso-height-percent:0;mso-width-relative:margin;mso-height-relative:margin;v-text-anchor:middle" o:gfxdata="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" filled="f" strokecolor="#e00" strokeweight="1pt"/>
+              <v:rect w14:anchorId="556F9014" id="Rectangle 18" o:spid="_x0000_s1026" style="position:absolute;margin-left:104.75pt;margin-top:7.4pt;width:105.15pt;height:10.9pt;z-index:251709440;visibility:visible;mso-wrap-style:square;mso-width-percent:0;mso-height-percent:0;mso-wrap-distance-left:9pt;mso-wrap-distance-top:0;mso-wrap-distance-right:9pt;mso-wrap-distance-bottom:0;mso-position-horizontal:absolute;mso-position-horizontal-relative:text;mso-position-vertical:absolute;mso-position-vertical-relative:text;mso-width-percent:0;mso-height-percent:0;mso-width-relative:margin;mso-height-relative:margin;v-text-anchor:middle" o:gfxdata="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" filled="f" strokecolor="#e00" strokeweight="1pt"/>
             </w:pict>
           </mc:Fallback>
         </mc:AlternateContent>

--- a/Instrument Care Guide.docx
+++ b/Instrument Care Guide.docx
@@ -31,7 +31,7 @@
                     <pic:cNvPicPr/>
                   </pic:nvPicPr>
                   <pic:blipFill>
-                    <a:blip r:embed="rId4" cstate="print">
+                    <a:blip r:embed="rId5" cstate="print">
                       <a:extLst>
                         <a:ext uri="{28A0092B-C50C-407E-A947-70E740481C1C}">
                           <a14:useLocalDpi xmlns:a14="http://schemas.microsoft.com/office/drawing/2010/main" val="0"/>
@@ -345,7 +345,7 @@
           </mc:Choice>
           <mc:Fallback>
             <w:pict>
-              <v:shapetype w14:anchorId="66E10C12" id="_x0000_t32" coordsize="21600,21600" o:spt="32" o:oned="t" path="m,l21600,21600e" filled="f">
+              <v:shapetype w14:anchorId="17EC5DFE" id="_x0000_t32" coordsize="21600,21600" o:spt="32" o:oned="t" path="m,l21600,21600e" filled="f">
                 <v:path arrowok="t" fillok="f" o:connecttype="none"/>
                 <o:lock v:ext="edit" shapetype="t"/>
               </v:shapetype>
@@ -835,7 +835,7 @@
           </mc:Choice>
           <mc:Fallback>
             <w:pict>
-              <v:shape w14:anchorId="2F800C67" id="Straight Arrow Connector 3" o:spid="_x0000_s1026" type="#_x0000_t32" style="position:absolute;margin-left:191.7pt;margin-top:-11.05pt;width:25.6pt;height:73.3pt;z-index:251715584;visibility:visible;mso-wrap-style:square;mso-width-percent:0;mso-height-percent:0;mso-wrap-distance-left:9pt;mso-wrap-distance-top:0;mso-wrap-distance-right:9pt;mso-wrap-distance-bottom:0;mso-position-horizontal:absolute;mso-position-horizontal-relative:text;mso-position-vertical:absolute;mso-position-vertical-relative:text;mso-width-percent:0;mso-height-percent:0;mso-width-relative:margin;mso-height-relative:margin" o:gfxdata="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" strokecolor="red">
+              <v:shape w14:anchorId="4E6B9B20" id="Straight Arrow Connector 3" o:spid="_x0000_s1026" type="#_x0000_t32" style="position:absolute;margin-left:191.7pt;margin-top:-11.05pt;width:25.6pt;height:73.3pt;z-index:251715584;visibility:visible;mso-wrap-style:square;mso-width-percent:0;mso-height-percent:0;mso-wrap-distance-left:9pt;mso-wrap-distance-top:0;mso-wrap-distance-right:9pt;mso-wrap-distance-bottom:0;mso-position-horizontal:absolute;mso-position-horizontal-relative:text;mso-position-vertical:absolute;mso-position-vertical-relative:text;mso-width-percent:0;mso-height-percent:0;mso-width-relative:margin;mso-height-relative:margin" o:gfxdata="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" strokecolor="red">
                 <v:stroke endarrow="block" joinstyle="miter"/>
               </v:shape>
             </w:pict>
@@ -1047,7 +1047,7 @@
           </mc:Choice>
           <mc:Fallback>
             <w:pict>
-              <v:shape w14:anchorId="5841D0CF" id="Straight Arrow Connector 2" o:spid="_x0000_s1026" type="#_x0000_t32" style="position:absolute;margin-left:168.75pt;margin-top:7.5pt;width:19.85pt;height:54.75pt;z-index:251713536;visibility:visible;mso-wrap-style:square;mso-width-percent:0;mso-height-percent:0;mso-wrap-distance-left:9pt;mso-wrap-distance-top:0;mso-wrap-distance-right:9pt;mso-wrap-distance-bottom:0;mso-position-horizontal:absolute;mso-position-horizontal-relative:text;mso-position-vertical:absolute;mso-position-vertical-relative:text;mso-width-percent:0;mso-height-percent:0;mso-width-relative:margin;mso-height-relative:margin" o:gfxdata="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" strokecolor="red">
+              <v:shape w14:anchorId="6675457C" id="Straight Arrow Connector 2" o:spid="_x0000_s1026" type="#_x0000_t32" style="position:absolute;margin-left:168.75pt;margin-top:7.5pt;width:19.85pt;height:54.75pt;z-index:251713536;visibility:visible;mso-wrap-style:square;mso-width-percent:0;mso-height-percent:0;mso-wrap-distance-left:9pt;mso-wrap-distance-top:0;mso-wrap-distance-right:9pt;mso-wrap-distance-bottom:0;mso-position-horizontal:absolute;mso-position-horizontal-relative:text;mso-position-vertical:absolute;mso-position-vertical-relative:text;mso-width-percent:0;mso-height-percent:0;mso-width-relative:margin;mso-height-relative:margin" o:gfxdata="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" strokecolor="red">
                 <v:stroke endarrow="block" joinstyle="miter"/>
               </v:shape>
             </w:pict>
@@ -1187,7 +1187,7 @@
                     <pic:cNvPicPr/>
                   </pic:nvPicPr>
                   <pic:blipFill>
-                    <a:blip r:embed="rId5" cstate="print">
+                    <a:blip r:embed="rId6" cstate="print">
                       <a:extLst>
                         <a:ext uri="{28A0092B-C50C-407E-A947-70E740481C1C}">
                           <a14:useLocalDpi xmlns:a14="http://schemas.microsoft.com/office/drawing/2010/main" val="0"/>
@@ -1294,7 +1294,7 @@
           </mc:Choice>
           <mc:Fallback>
             <w:pict>
-              <v:shape w14:anchorId="1993AF3E" id="Straight Arrow Connector 6" o:spid="_x0000_s1026" type="#_x0000_t32" style="position:absolute;margin-left:359.6pt;margin-top:.3pt;width:14.55pt;height:37.95pt;z-index:251721728;visibility:visible;mso-wrap-style:square;mso-wrap-distance-left:9pt;mso-wrap-distance-top:0;mso-wrap-distance-right:9pt;mso-wrap-distance-bottom:0;mso-position-horizontal:absolute;mso-position-horizontal-relative:text;mso-position-vertical:absolute;mso-position-vertical-relative:text" o:gfxdata="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" strokecolor="red">
+              <v:shape w14:anchorId="28BC3964" id="Straight Arrow Connector 6" o:spid="_x0000_s1026" type="#_x0000_t32" style="position:absolute;margin-left:359.6pt;margin-top:.3pt;width:14.55pt;height:37.95pt;z-index:251721728;visibility:visible;mso-wrap-style:square;mso-wrap-distance-left:9pt;mso-wrap-distance-top:0;mso-wrap-distance-right:9pt;mso-wrap-distance-bottom:0;mso-position-horizontal:absolute;mso-position-horizontal-relative:text;mso-position-vertical:absolute;mso-position-vertical-relative:text" o:gfxdata="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" strokecolor="red">
                 <v:stroke endarrow="block" joinstyle="miter"/>
               </v:shape>
             </w:pict>
@@ -1363,7 +1363,7 @@
           </mc:Choice>
           <mc:Fallback>
             <w:pict>
-              <v:shape w14:anchorId="03FE6D1A" id="Straight Arrow Connector 4" o:spid="_x0000_s1026" type="#_x0000_t32" style="position:absolute;margin-left:239pt;margin-top:.3pt;width:14.55pt;height:37.95pt;z-index:251717632;visibility:visible;mso-wrap-style:square;mso-wrap-distance-left:9pt;mso-wrap-distance-top:0;mso-wrap-distance-right:9pt;mso-wrap-distance-bottom:0;mso-position-horizontal:absolute;mso-position-horizontal-relative:text;mso-position-vertical:absolute;mso-position-vertical-relative:text" o:gfxdata="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" strokecolor="red">
+              <v:shape w14:anchorId="29326D3B" id="Straight Arrow Connector 4" o:spid="_x0000_s1026" type="#_x0000_t32" style="position:absolute;margin-left:239pt;margin-top:.3pt;width:14.55pt;height:37.95pt;z-index:251717632;visibility:visible;mso-wrap-style:square;mso-wrap-distance-left:9pt;mso-wrap-distance-top:0;mso-wrap-distance-right:9pt;mso-wrap-distance-bottom:0;mso-position-horizontal:absolute;mso-position-horizontal-relative:text;mso-position-vertical:absolute;mso-position-vertical-relative:text" o:gfxdata="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" strokecolor="red">
                 <v:stroke endarrow="block" joinstyle="miter"/>
               </v:shape>
             </w:pict>
@@ -1436,7 +1436,7 @@
           </mc:Choice>
           <mc:Fallback>
             <w:pict>
-              <v:shape w14:anchorId="4E8CAA8C" id="Straight Arrow Connector 1" o:spid="_x0000_s1026" type="#_x0000_t32" style="position:absolute;margin-left:2in;margin-top:1.6pt;width:14.1pt;height:37.95pt;z-index:251712512;visibility:visible;mso-wrap-style:square;mso-width-percent:0;mso-wrap-distance-left:9pt;mso-wrap-distance-top:0;mso-wrap-distance-right:9pt;mso-wrap-distance-bottom:0;mso-position-horizontal:absolute;mso-position-horizontal-relative:text;mso-position-vertical:absolute;mso-position-vertical-relative:text;mso-width-percent:0;mso-width-relative:margin" o:gfxdata="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" strokecolor="red">
+              <v:shape w14:anchorId="4D784A87" id="Straight Arrow Connector 1" o:spid="_x0000_s1026" type="#_x0000_t32" style="position:absolute;margin-left:2in;margin-top:1.6pt;width:14.1pt;height:37.95pt;z-index:251712512;visibility:visible;mso-wrap-style:square;mso-width-percent:0;mso-wrap-distance-left:9pt;mso-wrap-distance-top:0;mso-wrap-distance-right:9pt;mso-wrap-distance-bottom:0;mso-position-horizontal:absolute;mso-position-horizontal-relative:text;mso-position-vertical:absolute;mso-position-vertical-relative:text;mso-width-percent:0;mso-width-relative:margin" o:gfxdata="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" strokecolor="red">
                 <v:stroke endarrow="block" joinstyle="miter"/>
               </v:shape>
             </w:pict>
@@ -1525,7 +1525,7 @@
           </mc:Choice>
           <mc:Fallback>
             <w:pict>
-              <v:rect w14:anchorId="3F833693" id="Rectangle 4" o:spid="_x0000_s1026" style="position:absolute;margin-left:50.25pt;margin-top:10.65pt;width:350.3pt;height:14.65pt;z-index:251660288;visibility:visible;mso-wrap-style:square;mso-width-percent:0;mso-height-percent:0;mso-wrap-distance-left:9pt;mso-wrap-distance-top:0;mso-wrap-distance-right:9pt;mso-wrap-distance-bottom:0;mso-position-horizontal:absolute;mso-position-horizontal-relative:text;mso-position-vertical:absolute;mso-position-vertical-relative:text;mso-width-percent:0;mso-height-percent:0;mso-width-relative:margin;mso-height-relative:margin;v-text-anchor:middle" o:gfxdata="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" filled="f" strokecolor="#e00"/>
+              <v:rect w14:anchorId="28D0E589" id="Rectangle 4" o:spid="_x0000_s1026" style="position:absolute;margin-left:50.25pt;margin-top:10.65pt;width:350.3pt;height:14.65pt;z-index:251660288;visibility:visible;mso-wrap-style:square;mso-width-percent:0;mso-height-percent:0;mso-wrap-distance-left:9pt;mso-wrap-distance-top:0;mso-wrap-distance-right:9pt;mso-wrap-distance-bottom:0;mso-position-horizontal:absolute;mso-position-horizontal-relative:text;mso-position-vertical:absolute;mso-position-vertical-relative:text;mso-width-percent:0;mso-height-percent:0;mso-width-relative:margin;mso-height-relative:margin;v-text-anchor:middle" o:gfxdata="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" filled="f" strokecolor="#e00"/>
             </w:pict>
           </mc:Fallback>
         </mc:AlternateContent>
@@ -1613,7 +1613,7 @@
           </mc:Choice>
           <mc:Fallback>
             <w:pict>
-              <v:rect w14:anchorId="31BDF62F" id="Rectangle 8" o:spid="_x0000_s1026" style="position:absolute;margin-left:50.65pt;margin-top:3.8pt;width:349.85pt;height:93.9pt;z-index:251676672;visibility:visible;mso-wrap-style:square;mso-width-percent:0;mso-height-percent:0;mso-wrap-distance-left:9pt;mso-wrap-distance-top:0;mso-wrap-distance-right:9pt;mso-wrap-distance-bottom:0;mso-position-horizontal:absolute;mso-position-horizontal-relative:text;mso-position-vertical:absolute;mso-position-vertical-relative:text;mso-width-percent:0;mso-height-percent:0;mso-width-relative:margin;mso-height-relative:margin;v-text-anchor:middle" o:gfxdata="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" filled="f" strokecolor="#e00" strokeweight="1pt"/>
+              <v:rect w14:anchorId="0EE39C8A" id="Rectangle 8" o:spid="_x0000_s1026" style="position:absolute;margin-left:50.65pt;margin-top:3.8pt;width:349.85pt;height:93.9pt;z-index:251676672;visibility:visible;mso-wrap-style:square;mso-width-percent:0;mso-height-percent:0;mso-wrap-distance-left:9pt;mso-wrap-distance-top:0;mso-wrap-distance-right:9pt;mso-wrap-distance-bottom:0;mso-position-horizontal:absolute;mso-position-horizontal-relative:text;mso-position-vertical:absolute;mso-position-vertical-relative:text;mso-width-percent:0;mso-height-percent:0;mso-width-relative:margin;mso-height-relative:margin;v-text-anchor:middle" o:gfxdata="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" filled="f" strokecolor="#e00" strokeweight="1pt"/>
             </w:pict>
           </mc:Fallback>
         </mc:AlternateContent>
@@ -1873,7 +1873,7 @@
           </mc:Choice>
           <mc:Fallback>
             <w:pict>
-              <v:rect w14:anchorId="1F7B1481" id="Rectangle 5" o:spid="_x0000_s1026" style="position:absolute;margin-left:186pt;margin-top:22.1pt;width:80pt;height:17.25pt;z-index:251661312;visibility:visible;mso-wrap-style:square;mso-width-percent:0;mso-wrap-distance-left:9pt;mso-wrap-distance-top:0;mso-wrap-distance-right:9pt;mso-wrap-distance-bottom:0;mso-position-horizontal:absolute;mso-position-horizontal-relative:text;mso-position-vertical:absolute;mso-position-vertical-relative:text;mso-width-percent:0;mso-width-relative:margin;v-text-anchor:middle" o:gfxdata="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" filled="f" strokecolor="#e00" strokeweight="1pt"/>
+              <v:rect w14:anchorId="64010F29" id="Rectangle 5" o:spid="_x0000_s1026" style="position:absolute;margin-left:186pt;margin-top:22.1pt;width:80pt;height:17.25pt;z-index:251661312;visibility:visible;mso-wrap-style:square;mso-width-percent:0;mso-wrap-distance-left:9pt;mso-wrap-distance-top:0;mso-wrap-distance-right:9pt;mso-wrap-distance-bottom:0;mso-position-horizontal:absolute;mso-position-horizontal-relative:text;mso-position-vertical:absolute;mso-position-vertical-relative:text;mso-width-percent:0;mso-width-relative:margin;v-text-anchor:middle" o:gfxdata="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" filled="f" strokecolor="#e00" strokeweight="1pt"/>
             </w:pict>
           </mc:Fallback>
         </mc:AlternateContent>
@@ -2200,7 +2200,7 @@
           </mc:Choice>
           <mc:Fallback>
             <w:pict>
-              <v:shape w14:anchorId="404E8AAA" id="Straight Arrow Connector 15" o:spid="_x0000_s1026" type="#_x0000_t32" style="position:absolute;margin-left:43.1pt;margin-top:7pt;width:148.6pt;height:0;z-index:251734016;visibility:visible;mso-wrap-style:square;mso-width-percent:0;mso-height-percent:0;mso-wrap-distance-left:9pt;mso-wrap-distance-top:0;mso-wrap-distance-right:9pt;mso-wrap-distance-bottom:0;mso-position-horizontal:absolute;mso-position-horizontal-relative:text;mso-position-vertical:absolute;mso-position-vertical-relative:text;mso-width-percent:0;mso-height-percent:0;mso-width-relative:margin;mso-height-relative:margin" o:gfxdata="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" strokecolor="red">
+              <v:shape w14:anchorId="6E09B2D7" id="Straight Arrow Connector 15" o:spid="_x0000_s1026" type="#_x0000_t32" style="position:absolute;margin-left:43.1pt;margin-top:7pt;width:148.6pt;height:0;z-index:251734016;visibility:visible;mso-wrap-style:square;mso-width-percent:0;mso-height-percent:0;mso-wrap-distance-left:9pt;mso-wrap-distance-top:0;mso-wrap-distance-right:9pt;mso-wrap-distance-bottom:0;mso-position-horizontal:absolute;mso-position-horizontal-relative:text;mso-position-vertical:absolute;mso-position-vertical-relative:text;mso-width-percent:0;mso-height-percent:0;mso-width-relative:margin;mso-height-relative:margin" o:gfxdata="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" strokecolor="red">
                 <v:stroke endarrow="block" joinstyle="miter"/>
               </v:shape>
             </w:pict>
@@ -2275,7 +2275,7 @@
           </mc:Choice>
           <mc:Fallback>
             <w:pict>
-              <v:shape w14:anchorId="7A8A0AFE" id="Straight Arrow Connector 19" o:spid="_x0000_s1026" type="#_x0000_t32" style="position:absolute;margin-left:260pt;margin-top:7pt;width:154pt;height:0;flip:x;z-index:251739136;visibility:visible;mso-wrap-style:square;mso-width-percent:0;mso-height-percent:0;mso-wrap-distance-left:9pt;mso-wrap-distance-top:0;mso-wrap-distance-right:9pt;mso-wrap-distance-bottom:0;mso-position-horizontal:absolute;mso-position-horizontal-relative:text;mso-position-vertical:absolute;mso-position-vertical-relative:text;mso-width-percent:0;mso-height-percent:0;mso-width-relative:margin;mso-height-relative:margin" o:gfxdata="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" strokecolor="red">
+              <v:shape w14:anchorId="263807D5" id="Straight Arrow Connector 19" o:spid="_x0000_s1026" type="#_x0000_t32" style="position:absolute;margin-left:260pt;margin-top:7pt;width:154pt;height:0;flip:x;z-index:251739136;visibility:visible;mso-wrap-style:square;mso-width-percent:0;mso-height-percent:0;mso-wrap-distance-left:9pt;mso-wrap-distance-top:0;mso-wrap-distance-right:9pt;mso-wrap-distance-bottom:0;mso-position-horizontal:absolute;mso-position-horizontal-relative:text;mso-position-vertical:absolute;mso-position-vertical-relative:text;mso-width-percent:0;mso-height-percent:0;mso-width-relative:margin;mso-height-relative:margin" o:gfxdata="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" strokecolor="red">
                 <v:stroke endarrow="block" joinstyle="miter"/>
               </v:shape>
             </w:pict>
@@ -2474,7 +2474,7 @@
           </mc:Choice>
           <mc:Fallback>
             <w:pict>
-              <v:rect w14:anchorId="0EBC5216" id="Rectangle 8" o:spid="_x0000_s1026" style="position:absolute;margin-left:50.75pt;margin-top:9.6pt;width:349.75pt;height:107.05pt;z-index:251678720;visibility:visible;mso-wrap-style:square;mso-width-percent:0;mso-height-percent:0;mso-wrap-distance-left:9pt;mso-wrap-distance-top:0;mso-wrap-distance-right:9pt;mso-wrap-distance-bottom:0;mso-position-horizontal:absolute;mso-position-horizontal-relative:text;mso-position-vertical:absolute;mso-position-vertical-relative:text;mso-width-percent:0;mso-height-percent:0;mso-width-relative:margin;mso-height-relative:margin;v-text-anchor:middle" o:gfxdata="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" filled="f" strokecolor="#e00" strokeweight="1pt"/>
+              <v:rect w14:anchorId="028EA64E" id="Rectangle 8" o:spid="_x0000_s1026" style="position:absolute;margin-left:50.75pt;margin-top:9.6pt;width:349.75pt;height:107.05pt;z-index:251678720;visibility:visible;mso-wrap-style:square;mso-width-percent:0;mso-height-percent:0;mso-wrap-distance-left:9pt;mso-wrap-distance-top:0;mso-wrap-distance-right:9pt;mso-wrap-distance-bottom:0;mso-position-horizontal:absolute;mso-position-horizontal-relative:text;mso-position-vertical:absolute;mso-position-vertical-relative:text;mso-width-percent:0;mso-height-percent:0;mso-width-relative:margin;mso-height-relative:margin;v-text-anchor:middle" o:gfxdata="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" filled="f" strokecolor="#e00" strokeweight="1pt"/>
             </w:pict>
           </mc:Fallback>
         </mc:AlternateContent>
@@ -2590,7 +2590,7 @@
           </mc:Choice>
           <mc:Fallback>
             <w:pict>
-              <v:rect w14:anchorId="62698895" id="Rectangle 8" o:spid="_x0000_s1026" style="position:absolute;margin-left:50.25pt;margin-top:.6pt;width:350.65pt;height:120.15pt;z-index:251680768;visibility:visible;mso-wrap-style:square;mso-width-percent:0;mso-height-percent:0;mso-wrap-distance-left:9pt;mso-wrap-distance-top:0;mso-wrap-distance-right:9pt;mso-wrap-distance-bottom:0;mso-position-horizontal:absolute;mso-position-horizontal-relative:text;mso-position-vertical:absolute;mso-position-vertical-relative:text;mso-width-percent:0;mso-height-percent:0;mso-width-relative:margin;mso-height-relative:margin;v-text-anchor:middle" o:gfxdata="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" filled="f" strokecolor="#e00" strokeweight="1pt"/>
+              <v:rect w14:anchorId="638313CA" id="Rectangle 8" o:spid="_x0000_s1026" style="position:absolute;margin-left:50.25pt;margin-top:.6pt;width:350.65pt;height:120.15pt;z-index:251680768;visibility:visible;mso-wrap-style:square;mso-width-percent:0;mso-height-percent:0;mso-wrap-distance-left:9pt;mso-wrap-distance-top:0;mso-wrap-distance-right:9pt;mso-wrap-distance-bottom:0;mso-position-horizontal:absolute;mso-position-horizontal-relative:text;mso-position-vertical:absolute;mso-position-vertical-relative:text;mso-width-percent:0;mso-height-percent:0;mso-width-relative:margin;mso-height-relative:margin;v-text-anchor:middle" o:gfxdata="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" filled="f" strokecolor="#e00" strokeweight="1pt"/>
             </w:pict>
           </mc:Fallback>
         </mc:AlternateContent>
@@ -2623,7 +2623,7 @@
         <mc:AlternateContent>
           <mc:Choice Requires="wps">
             <w:drawing>
-              <wp:anchor distT="0" distB="0" distL="114300" distR="114300" simplePos="0" relativeHeight="251747328" behindDoc="0" locked="0" layoutInCell="1" allowOverlap="1" wp14:anchorId="1A33739E" wp14:editId="37122E10">
+              <wp:anchor distT="0" distB="0" distL="114300" distR="114300" simplePos="0" relativeHeight="251747328" behindDoc="0" locked="0" layoutInCell="1" allowOverlap="1" wp14:anchorId="1A33739E" wp14:editId="26E4C263">
                 <wp:simplePos x="0" y="0"/>
                 <wp:positionH relativeFrom="column">
                   <wp:posOffset>5125926</wp:posOffset>
@@ -2825,7 +2825,7 @@
           </mc:Choice>
           <mc:Fallback>
             <w:pict>
-              <v:rect w14:anchorId="2A6B5246" id="Rectangle 6" o:spid="_x0000_s1026" style="position:absolute;margin-left:222.4pt;margin-top:10.95pt;width:38.8pt;height:14.65pt;z-index:251662336;visibility:visible;mso-wrap-style:square;mso-width-percent:0;mso-wrap-distance-left:9pt;mso-wrap-distance-top:0;mso-wrap-distance-right:9pt;mso-wrap-distance-bottom:0;mso-position-horizontal:absolute;mso-position-horizontal-relative:text;mso-position-vertical:absolute;mso-position-vertical-relative:text;mso-width-percent:0;mso-width-relative:margin;v-text-anchor:middle" o:gfxdata="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" filled="f" strokecolor="#e00" strokeweight="1pt"/>
+              <v:rect w14:anchorId="1B301E74" id="Rectangle 6" o:spid="_x0000_s1026" style="position:absolute;margin-left:222.4pt;margin-top:10.95pt;width:38.8pt;height:14.65pt;z-index:251662336;visibility:visible;mso-wrap-style:square;mso-width-percent:0;mso-wrap-distance-left:9pt;mso-wrap-distance-top:0;mso-wrap-distance-right:9pt;mso-wrap-distance-bottom:0;mso-position-horizontal:absolute;mso-position-horizontal-relative:text;mso-position-vertical:absolute;mso-position-vertical-relative:text;mso-width-percent:0;mso-width-relative:margin;v-text-anchor:middle" o:gfxdata="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" filled="f" strokecolor="#e00" strokeweight="1pt"/>
             </w:pict>
           </mc:Fallback>
         </mc:AlternateContent>
@@ -2898,7 +2898,7 @@
           </mc:Choice>
           <mc:Fallback>
             <w:pict>
-              <v:shape w14:anchorId="058F32BC" id="Straight Arrow Connector 22" o:spid="_x0000_s1026" type="#_x0000_t32" style="position:absolute;margin-left:254.9pt;margin-top:18.05pt;width:154pt;height:0;flip:x;z-index:251745280;visibility:visible;mso-wrap-style:square;mso-width-percent:0;mso-height-percent:0;mso-wrap-distance-left:9pt;mso-wrap-distance-top:0;mso-wrap-distance-right:9pt;mso-wrap-distance-bottom:0;mso-position-horizontal:absolute;mso-position-horizontal-relative:text;mso-position-vertical:absolute;mso-position-vertical-relative:text;mso-width-percent:0;mso-height-percent:0;mso-width-relative:margin;mso-height-relative:margin" o:gfxdata="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" strokecolor="red">
+              <v:shape w14:anchorId="1126BF0B" id="Straight Arrow Connector 22" o:spid="_x0000_s1026" type="#_x0000_t32" style="position:absolute;margin-left:254.9pt;margin-top:18.05pt;width:154pt;height:0;flip:x;z-index:251745280;visibility:visible;mso-wrap-style:square;mso-width-percent:0;mso-height-percent:0;mso-wrap-distance-left:9pt;mso-wrap-distance-top:0;mso-wrap-distance-right:9pt;mso-wrap-distance-bottom:0;mso-position-horizontal:absolute;mso-position-horizontal-relative:text;mso-position-vertical:absolute;mso-position-vertical-relative:text;mso-width-percent:0;mso-height-percent:0;mso-width-relative:margin;mso-height-relative:margin" o:gfxdata="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" strokecolor="red">
                 <v:stroke endarrow="block" joinstyle="miter"/>
               </v:shape>
             </w:pict>
@@ -2919,7 +2919,7 @@
         <mc:AlternateContent>
           <mc:Choice Requires="wps">
             <w:drawing>
-              <wp:anchor distT="0" distB="0" distL="114300" distR="114300" simplePos="0" relativeHeight="251748352" behindDoc="0" locked="0" layoutInCell="1" allowOverlap="1" wp14:anchorId="3B7E27B2" wp14:editId="5C3EDA25">
+              <wp:anchor distT="0" distB="0" distL="114300" distR="114300" simplePos="0" relativeHeight="251748352" behindDoc="0" locked="0" layoutInCell="1" allowOverlap="1" wp14:anchorId="3B7E27B2" wp14:editId="3CDF43E8">
                 <wp:simplePos x="0" y="0"/>
                 <wp:positionH relativeFrom="column">
                   <wp:posOffset>5244671</wp:posOffset>
@@ -3036,7 +3036,7 @@
         <mc:AlternateContent>
           <mc:Choice Requires="wps">
             <w:drawing>
-              <wp:anchor distT="0" distB="0" distL="114300" distR="114300" simplePos="0" relativeHeight="251682816" behindDoc="0" locked="0" layoutInCell="1" allowOverlap="1" wp14:anchorId="31EA5479" wp14:editId="0D5F0349">
+              <wp:anchor distT="0" distB="0" distL="114300" distR="114300" simplePos="0" relativeHeight="251682816" behindDoc="0" locked="0" layoutInCell="1" allowOverlap="1" wp14:anchorId="31EA5479" wp14:editId="2896C8EB">
                 <wp:simplePos x="0" y="0"/>
                 <wp:positionH relativeFrom="margin">
                   <wp:posOffset>632637</wp:posOffset>
@@ -3104,7 +3104,7 @@
           </mc:Choice>
           <mc:Fallback>
             <w:pict>
-              <v:rect w14:anchorId="4E171F36" id="Rectangle 8" o:spid="_x0000_s1026" style="position:absolute;margin-left:49.8pt;margin-top:5.45pt;width:350.65pt;height:87.55pt;z-index:251682816;visibility:visible;mso-wrap-style:square;mso-width-percent:0;mso-height-percent:0;mso-wrap-distance-left:9pt;mso-wrap-distance-top:0;mso-wrap-distance-right:9pt;mso-wrap-distance-bottom:0;mso-position-horizontal:absolute;mso-position-horizontal-relative:margin;mso-position-vertical:absolute;mso-position-vertical-relative:text;mso-width-percent:0;mso-height-percent:0;mso-width-relative:margin;mso-height-relative:margin;v-text-anchor:middle" o:gfxdata="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" filled="f" strokecolor="#e00" strokeweight="1pt">
+              <v:rect w14:anchorId="5F20E79D" id="Rectangle 8" o:spid="_x0000_s1026" style="position:absolute;margin-left:49.8pt;margin-top:5.45pt;width:350.65pt;height:87.55pt;z-index:251682816;visibility:visible;mso-wrap-style:square;mso-width-percent:0;mso-height-percent:0;mso-wrap-distance-left:9pt;mso-wrap-distance-top:0;mso-wrap-distance-right:9pt;mso-wrap-distance-bottom:0;mso-position-horizontal:absolute;mso-position-horizontal-relative:margin;mso-position-vertical:absolute;mso-position-vertical-relative:text;mso-width-percent:0;mso-height-percent:0;mso-width-relative:margin;mso-height-relative:margin;v-text-anchor:middle" o:gfxdata="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" filled="f" strokecolor="#e00" strokeweight="1pt">
                 <w10:wrap anchorx="margin"/>
               </v:rect>
             </w:pict>
@@ -3147,7 +3147,7 @@
         <mc:AlternateContent>
           <mc:Choice Requires="wps">
             <w:drawing>
-              <wp:anchor distT="0" distB="0" distL="114300" distR="114300" simplePos="0" relativeHeight="251684864" behindDoc="0" locked="0" layoutInCell="1" allowOverlap="1" wp14:anchorId="23AF4062" wp14:editId="06FBFDC9">
+              <wp:anchor distT="0" distB="0" distL="114300" distR="114300" simplePos="0" relativeHeight="251684864" behindDoc="0" locked="0" layoutInCell="1" allowOverlap="1" wp14:anchorId="23AF4062" wp14:editId="25511CF9">
                 <wp:simplePos x="0" y="0"/>
                 <wp:positionH relativeFrom="margin">
                   <wp:posOffset>637953</wp:posOffset>
@@ -3215,7 +3215,7 @@
           </mc:Choice>
           <mc:Fallback>
             <w:pict>
-              <v:rect w14:anchorId="73F1876D" id="Rectangle 8" o:spid="_x0000_s1026" style="position:absolute;margin-left:50.25pt;margin-top:2.45pt;width:350.25pt;height:97.8pt;z-index:251684864;visibility:visible;mso-wrap-style:square;mso-width-percent:0;mso-height-percent:0;mso-wrap-distance-left:9pt;mso-wrap-distance-top:0;mso-wrap-distance-right:9pt;mso-wrap-distance-bottom:0;mso-position-horizontal:absolute;mso-position-horizontal-relative:margin;mso-position-vertical:absolute;mso-position-vertical-relative:text;mso-width-percent:0;mso-height-percent:0;mso-width-relative:margin;mso-height-relative:margin;v-text-anchor:middle" o:gfxdata="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" filled="f" strokecolor="#e00" strokeweight="1pt">
+              <v:rect w14:anchorId="618DA866" id="Rectangle 8" o:spid="_x0000_s1026" style="position:absolute;margin-left:50.25pt;margin-top:2.45pt;width:350.25pt;height:97.8pt;z-index:251684864;visibility:visible;mso-wrap-style:square;mso-width-percent:0;mso-height-percent:0;mso-wrap-distance-left:9pt;mso-wrap-distance-top:0;mso-wrap-distance-right:9pt;mso-wrap-distance-bottom:0;mso-position-horizontal:absolute;mso-position-horizontal-relative:margin;mso-position-vertical:absolute;mso-position-vertical-relative:text;mso-width-percent:0;mso-height-percent:0;mso-width-relative:margin;mso-height-relative:margin;v-text-anchor:middle" o:gfxdata="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" filled="f" strokecolor="#e00" strokeweight="1pt">
                 <w10:wrap anchorx="margin"/>
               </v:rect>
             </w:pict>
@@ -3243,7 +3243,7 @@
         <mc:AlternateContent>
           <mc:Choice Requires="wps">
             <w:drawing>
-              <wp:anchor distT="0" distB="0" distL="114300" distR="114300" simplePos="0" relativeHeight="251752448" behindDoc="0" locked="0" layoutInCell="1" allowOverlap="1" wp14:anchorId="3E7246FE" wp14:editId="4775B628">
+              <wp:anchor distT="0" distB="0" distL="114300" distR="114300" simplePos="0" relativeHeight="251752448" behindDoc="0" locked="0" layoutInCell="1" allowOverlap="1" wp14:anchorId="3E7246FE" wp14:editId="48702A96">
                 <wp:simplePos x="0" y="0"/>
                 <wp:positionH relativeFrom="column">
                   <wp:posOffset>-617302</wp:posOffset>
@@ -3387,7 +3387,7 @@
         <mc:AlternateContent>
           <mc:Choice Requires="wps">
             <w:drawing>
-              <wp:anchor distT="0" distB="0" distL="114300" distR="114300" simplePos="0" relativeHeight="251753472" behindDoc="0" locked="0" layoutInCell="1" allowOverlap="1" wp14:anchorId="287FBB8E" wp14:editId="0C349083">
+              <wp:anchor distT="0" distB="0" distL="114300" distR="114300" simplePos="0" relativeHeight="251753472" behindDoc="0" locked="0" layoutInCell="1" allowOverlap="1" wp14:anchorId="287FBB8E" wp14:editId="3ACD4EEC">
                 <wp:simplePos x="0" y="0"/>
                 <wp:positionH relativeFrom="column">
                   <wp:posOffset>-498557</wp:posOffset>
@@ -3558,7 +3558,7 @@
           </mc:Choice>
           <mc:Fallback>
             <w:pict>
-              <v:shape w14:anchorId="58FBBF13" id="Straight Arrow Connector 25" o:spid="_x0000_s1026" type="#_x0000_t32" style="position:absolute;margin-left:41.6pt;margin-top:9.2pt;width:163.55pt;height:0;z-index:251750400;visibility:visible;mso-wrap-style:square;mso-width-percent:0;mso-height-percent:0;mso-wrap-distance-left:9pt;mso-wrap-distance-top:0;mso-wrap-distance-right:9pt;mso-wrap-distance-bottom:0;mso-position-horizontal:absolute;mso-position-horizontal-relative:text;mso-position-vertical:absolute;mso-position-vertical-relative:text;mso-width-percent:0;mso-height-percent:0;mso-width-relative:margin;mso-height-relative:margin" o:gfxdata="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" strokecolor="red">
+              <v:shape w14:anchorId="66C53620" id="Straight Arrow Connector 25" o:spid="_x0000_s1026" type="#_x0000_t32" style="position:absolute;margin-left:41.6pt;margin-top:9.2pt;width:163.55pt;height:0;z-index:251750400;visibility:visible;mso-wrap-style:square;mso-width-percent:0;mso-height-percent:0;mso-wrap-distance-left:9pt;mso-wrap-distance-top:0;mso-wrap-distance-right:9pt;mso-wrap-distance-bottom:0;mso-position-horizontal:absolute;mso-position-horizontal-relative:text;mso-position-vertical:absolute;mso-position-vertical-relative:text;mso-width-percent:0;mso-height-percent:0;mso-width-relative:margin;mso-height-relative:margin" o:gfxdata="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" strokecolor="red">
                 <v:stroke endarrow="block" joinstyle="miter"/>
               </v:shape>
             </w:pict>
@@ -3637,7 +3637,7 @@
           </mc:Choice>
           <mc:Fallback>
             <w:pict>
-              <v:rect w14:anchorId="387BB217" id="Rectangle 6" o:spid="_x0000_s1026" style="position:absolute;margin-left:199.45pt;margin-top:1.95pt;width:52.1pt;height:14.65pt;z-index:251664384;visibility:visible;mso-wrap-style:square;mso-width-percent:0;mso-wrap-distance-left:9pt;mso-wrap-distance-top:0;mso-wrap-distance-right:9pt;mso-wrap-distance-bottom:0;mso-position-horizontal:absolute;mso-position-horizontal-relative:margin;mso-position-vertical:absolute;mso-position-vertical-relative:text;mso-width-percent:0;mso-width-relative:margin;v-text-anchor:middle" o:gfxdata="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" filled="f" strokecolor="#e00" strokeweight="1pt">
+              <v:rect w14:anchorId="6BD8C10E" id="Rectangle 6" o:spid="_x0000_s1026" style="position:absolute;margin-left:199.45pt;margin-top:1.95pt;width:52.1pt;height:14.65pt;z-index:251664384;visibility:visible;mso-wrap-style:square;mso-width-percent:0;mso-wrap-distance-left:9pt;mso-wrap-distance-top:0;mso-wrap-distance-right:9pt;mso-wrap-distance-bottom:0;mso-position-horizontal:absolute;mso-position-horizontal-relative:margin;mso-position-vertical:absolute;mso-position-vertical-relative:text;mso-width-percent:0;mso-width-relative:margin;v-text-anchor:middle" o:gfxdata="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" filled="f" strokecolor="#e00" strokeweight="1pt">
                 <w10:wrap anchorx="margin"/>
               </v:rect>
             </w:pict>
@@ -3708,7 +3708,7 @@
         <mc:AlternateContent>
           <mc:Choice Requires="wps">
             <w:drawing>
-              <wp:anchor distT="0" distB="0" distL="114300" distR="114300" simplePos="0" relativeHeight="251670528" behindDoc="0" locked="0" layoutInCell="1" allowOverlap="1" wp14:anchorId="10374970" wp14:editId="6F1F93C7">
+              <wp:anchor distT="0" distB="0" distL="114300" distR="114300" simplePos="0" relativeHeight="251670528" behindDoc="0" locked="0" layoutInCell="1" allowOverlap="1" wp14:anchorId="10374970" wp14:editId="215D7663">
                 <wp:simplePos x="0" y="0"/>
                 <wp:positionH relativeFrom="column">
                   <wp:posOffset>365760</wp:posOffset>
@@ -3776,7 +3776,7 @@
           </mc:Choice>
           <mc:Fallback>
             <w:pict>
-              <v:rect w14:anchorId="18026032" id="Rectangle 8" o:spid="_x0000_s1026" style="position:absolute;margin-left:28.8pt;margin-top:17.5pt;width:396.65pt;height:135.25pt;z-index:251670528;visibility:visible;mso-wrap-style:square;mso-width-percent:0;mso-height-percent:0;mso-wrap-distance-left:9pt;mso-wrap-distance-top:0;mso-wrap-distance-right:9pt;mso-wrap-distance-bottom:0;mso-position-horizontal:absolute;mso-position-horizontal-relative:text;mso-position-vertical:absolute;mso-position-vertical-relative:text;mso-width-percent:0;mso-height-percent:0;mso-width-relative:margin;mso-height-relative:margin;v-text-anchor:middle" o:gfxdata="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" filled="f" strokecolor="#e00" strokeweight="1pt"/>
+              <v:rect w14:anchorId="1F54C8AD" id="Rectangle 8" o:spid="_x0000_s1026" style="position:absolute;margin-left:28.8pt;margin-top:17.5pt;width:396.65pt;height:135.25pt;z-index:251670528;visibility:visible;mso-wrap-style:square;mso-width-percent:0;mso-height-percent:0;mso-wrap-distance-left:9pt;mso-wrap-distance-top:0;mso-wrap-distance-right:9pt;mso-wrap-distance-bottom:0;mso-position-horizontal:absolute;mso-position-horizontal-relative:text;mso-position-vertical:absolute;mso-position-vertical-relative:text;mso-width-percent:0;mso-height-percent:0;mso-width-relative:margin;mso-height-relative:margin;v-text-anchor:middle" o:gfxdata="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" filled="f" strokecolor="#e00" strokeweight="1pt"/>
             </w:pict>
           </mc:Fallback>
         </mc:AlternateContent>
@@ -3810,7 +3810,7 @@
                     <pic:cNvPicPr/>
                   </pic:nvPicPr>
                   <pic:blipFill>
-                    <a:blip r:embed="rId6" cstate="print">
+                    <a:blip r:embed="rId7" cstate="print">
                       <a:extLst>
                         <a:ext uri="{28A0092B-C50C-407E-A947-70E740481C1C}">
                           <a14:useLocalDpi xmlns:a14="http://schemas.microsoft.com/office/drawing/2010/main" val="0"/>
@@ -3880,18 +3880,199 @@
       <w:r>
         <w:rPr>
           <w:rFonts w:ascii="Times New Roman" w:hAnsi="Times New Roman" w:cs="Times New Roman"/>
-          <w:noProof/>
         </w:rPr>
         <mc:AlternateContent>
           <mc:Choice Requires="wps">
             <w:drawing>
-              <wp:anchor distT="0" distB="0" distL="114300" distR="114300" simplePos="0" relativeHeight="251666432" behindDoc="0" locked="0" layoutInCell="1" allowOverlap="1" wp14:anchorId="703FB720" wp14:editId="79CBFAB5">
+              <wp:anchor distT="0" distB="0" distL="114300" distR="114300" simplePos="0" relativeHeight="251763712" behindDoc="0" locked="0" layoutInCell="1" allowOverlap="1" wp14:anchorId="1F39C9D6" wp14:editId="0B0C785A">
+                <wp:simplePos x="0" y="0"/>
+                <wp:positionH relativeFrom="page">
+                  <wp:posOffset>6376876</wp:posOffset>
+                </wp:positionH>
+                <wp:positionV relativeFrom="paragraph">
+                  <wp:posOffset>38735</wp:posOffset>
+                </wp:positionV>
+                <wp:extent cx="1047148" cy="235585"/>
+                <wp:effectExtent l="0" t="0" r="0" b="0"/>
+                <wp:wrapNone/>
+                <wp:docPr id="32" name="Text Box 32"/>
+                <wp:cNvGraphicFramePr/>
+                <a:graphic xmlns:a="http://schemas.openxmlformats.org/drawingml/2006/main">
+                  <a:graphicData uri="http://schemas.microsoft.com/office/word/2010/wordprocessingShape">
+                    <wps:wsp>
+                      <wps:cNvSpPr txBox="1"/>
+                      <wps:spPr>
+                        <a:xfrm>
+                          <a:off x="0" y="0"/>
+                          <a:ext cx="1047148" cy="235585"/>
+                        </a:xfrm>
+                        <a:prstGeom prst="rect">
+                          <a:avLst/>
+                        </a:prstGeom>
+                        <a:noFill/>
+                        <a:ln w="6350">
+                          <a:noFill/>
+                        </a:ln>
+                      </wps:spPr>
+                      <wps:txbx>
+                        <w:txbxContent>
+                          <w:p>
+                            <w:pPr>
+                              <w:rPr>
+                                <w:rFonts w:ascii="Times New Roman" w:hAnsi="Times New Roman" w:cs="Times New Roman"/>
+                                <w:sz w:val="18"/>
+                                <w:szCs w:val="18"/>
+                              </w:rPr>
+                            </w:pPr>
+                            <w:r>
+                              <w:rPr>
+                                <w:rFonts w:ascii="Times New Roman" w:hAnsi="Times New Roman" w:cs="Times New Roman"/>
+                                <w:sz w:val="18"/>
+                                <w:szCs w:val="18"/>
+                              </w:rPr>
+                              <w:t>Redirect to NID</w:t>
+                            </w:r>
+                          </w:p>
+                        </w:txbxContent>
+                      </wps:txbx>
+                      <wps:bodyPr rot="0" spcFirstLastPara="0" vertOverflow="overflow" horzOverflow="overflow" vert="horz" wrap="square" lIns="91440" tIns="45720" rIns="91440" bIns="45720" numCol="1" spcCol="0" rtlCol="0" fromWordArt="0" anchor="t" anchorCtr="0" forceAA="0" compatLnSpc="1">
+                        <a:prstTxWarp prst="textNoShape">
+                          <a:avLst/>
+                        </a:prstTxWarp>
+                        <a:noAutofit/>
+                      </wps:bodyPr>
+                    </wps:wsp>
+                  </a:graphicData>
+                </a:graphic>
+                <wp14:sizeRelH relativeFrom="margin">
+                  <wp14:pctWidth>0</wp14:pctWidth>
+                </wp14:sizeRelH>
+                <wp14:sizeRelV relativeFrom="margin">
+                  <wp14:pctHeight>0</wp14:pctHeight>
+                </wp14:sizeRelV>
+              </wp:anchor>
+            </w:drawing>
+          </mc:Choice>
+          <mc:Fallback>
+            <w:pict>
+              <v:shape w14:anchorId="1F39C9D6" id="Text Box 32" o:spid="_x0000_s1040" type="#_x0000_t202" style="position:absolute;margin-left:502.1pt;margin-top:3.05pt;width:82.45pt;height:18.55pt;z-index:251763712;visibility:visible;mso-wrap-style:square;mso-width-percent:0;mso-height-percent:0;mso-wrap-distance-left:9pt;mso-wrap-distance-top:0;mso-wrap-distance-right:9pt;mso-wrap-distance-bottom:0;mso-position-horizontal:absolute;mso-position-horizontal-relative:page;mso-position-vertical:absolute;mso-position-vertical-relative:text;mso-width-percent:0;mso-height-percent:0;mso-width-relative:margin;mso-height-relative:margin;v-text-anchor:top" o:gfxdata="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" filled="f" stroked="f" strokeweight=".5pt">
+                <v:textbox>
+                  <w:txbxContent>
+                    <w:p>
+                      <w:pPr>
+                        <w:rPr>
+                          <w:rFonts w:ascii="Times New Roman" w:hAnsi="Times New Roman" w:cs="Times New Roman"/>
+                          <w:sz w:val="18"/>
+                          <w:szCs w:val="18"/>
+                        </w:rPr>
+                      </w:pPr>
+                      <w:r>
+                        <w:rPr>
+                          <w:rFonts w:ascii="Times New Roman" w:hAnsi="Times New Roman" w:cs="Times New Roman"/>
+                          <w:sz w:val="18"/>
+                          <w:szCs w:val="18"/>
+                        </w:rPr>
+                        <w:t>Redirect to NID</w:t>
+                      </w:r>
+                    </w:p>
+                  </w:txbxContent>
+                </v:textbox>
+                <w10:wrap anchorx="page"/>
+              </v:shape>
+            </w:pict>
+          </mc:Fallback>
+        </mc:AlternateContent>
+      </w:r>
+      <w:r>
+        <w:rPr>
+          <w:noProof/>
+        </w:rPr>
+        <mc:AlternateContent>
+          <mc:Choice Requires="wps">
+            <w:drawing>
+              <wp:anchor distT="0" distB="0" distL="114300" distR="114300" simplePos="0" relativeHeight="251761664" behindDoc="0" locked="0" layoutInCell="1" allowOverlap="1" wp14:anchorId="3C251AF4" wp14:editId="271F90B4">
                 <wp:simplePos x="0" y="0"/>
                 <wp:positionH relativeFrom="column">
-                  <wp:posOffset>2597951</wp:posOffset>
+                  <wp:posOffset>3145790</wp:posOffset>
                 </wp:positionH>
                 <wp:positionV relativeFrom="paragraph">
-                  <wp:posOffset>57150</wp:posOffset>
+                  <wp:posOffset>158321</wp:posOffset>
+                </wp:positionV>
+                <wp:extent cx="2398538" cy="0"/>
+                <wp:effectExtent l="38100" t="76200" r="0" b="95250"/>
+                <wp:wrapNone/>
+                <wp:docPr id="31" name="Straight Arrow Connector 31"/>
+                <wp:cNvGraphicFramePr/>
+                <a:graphic xmlns:a="http://schemas.openxmlformats.org/drawingml/2006/main">
+                  <a:graphicData uri="http://schemas.microsoft.com/office/word/2010/wordprocessingShape">
+                    <wps:wsp>
+                      <wps:cNvCnPr/>
+                      <wps:spPr>
+                        <a:xfrm flipH="1">
+                          <a:off x="0" y="0"/>
+                          <a:ext cx="2398538" cy="0"/>
+                        </a:xfrm>
+                        <a:prstGeom prst="straightConnector1">
+                          <a:avLst/>
+                        </a:prstGeom>
+                        <a:ln w="9525">
+                          <a:solidFill>
+                            <a:srgbClr val="FF0000"/>
+                          </a:solidFill>
+                          <a:tailEnd type="triangle"/>
+                        </a:ln>
+                      </wps:spPr>
+                      <wps:style>
+                        <a:lnRef idx="1">
+                          <a:schemeClr val="accent1"/>
+                        </a:lnRef>
+                        <a:fillRef idx="0">
+                          <a:schemeClr val="accent1"/>
+                        </a:fillRef>
+                        <a:effectRef idx="0">
+                          <a:schemeClr val="accent1"/>
+                        </a:effectRef>
+                        <a:fontRef idx="minor">
+                          <a:schemeClr val="tx1"/>
+                        </a:fontRef>
+                      </wps:style>
+                      <wps:bodyPr/>
+                    </wps:wsp>
+                  </a:graphicData>
+                </a:graphic>
+                <wp14:sizeRelH relativeFrom="margin">
+                  <wp14:pctWidth>0</wp14:pctWidth>
+                </wp14:sizeRelH>
+                <wp14:sizeRelV relativeFrom="margin">
+                  <wp14:pctHeight>0</wp14:pctHeight>
+                </wp14:sizeRelV>
+              </wp:anchor>
+            </w:drawing>
+          </mc:Choice>
+          <mc:Fallback>
+            <w:pict>
+              <v:shape w14:anchorId="3A0DAF54" id="Straight Arrow Connector 31" o:spid="_x0000_s1026" type="#_x0000_t32" style="position:absolute;margin-left:247.7pt;margin-top:12.45pt;width:188.85pt;height:0;flip:x;z-index:251761664;visibility:visible;mso-wrap-style:square;mso-width-percent:0;mso-height-percent:0;mso-wrap-distance-left:9pt;mso-wrap-distance-top:0;mso-wrap-distance-right:9pt;mso-wrap-distance-bottom:0;mso-position-horizontal:absolute;mso-position-horizontal-relative:text;mso-position-vertical:absolute;mso-position-vertical-relative:text;mso-width-percent:0;mso-height-percent:0;mso-width-relative:margin;mso-height-relative:margin" o:gfxdata="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" strokecolor="red">
+                <v:stroke endarrow="block" joinstyle="miter"/>
+              </v:shape>
+            </w:pict>
+          </mc:Fallback>
+        </mc:AlternateContent>
+      </w:r>
+      <w:r>
+        <w:rPr>
+          <w:rFonts w:ascii="Times New Roman" w:hAnsi="Times New Roman" w:cs="Times New Roman"/>
+          <w:noProof/>
+        </w:rPr>
+        <mc:AlternateContent>
+          <mc:Choice Requires="wps">
+            <w:drawing>
+              <wp:anchor distT="0" distB="0" distL="114300" distR="114300" simplePos="0" relativeHeight="251666432" behindDoc="0" locked="0" layoutInCell="1" allowOverlap="1" wp14:anchorId="703FB720" wp14:editId="3847179E">
+                <wp:simplePos x="0" y="0"/>
+                <wp:positionH relativeFrom="column">
+                  <wp:posOffset>2597785</wp:posOffset>
+                </wp:positionH>
+                <wp:positionV relativeFrom="paragraph">
+                  <wp:posOffset>65101</wp:posOffset>
                 </wp:positionV>
                 <wp:extent cx="561975" cy="187739"/>
                 <wp:effectExtent l="0" t="0" r="28575" b="22225"/>
@@ -3950,7 +4131,7 @@
           </mc:Choice>
           <mc:Fallback>
             <w:pict>
-              <v:rect w14:anchorId="36222D8C" id="Rectangle 8" o:spid="_x0000_s1026" style="position:absolute;margin-left:204.55pt;margin-top:4.5pt;width:44.25pt;height:14.8pt;z-index:251666432;visibility:visible;mso-wrap-style:square;mso-height-percent:0;mso-wrap-distance-left:9pt;mso-wrap-distance-top:0;mso-wrap-distance-right:9pt;mso-wrap-distance-bottom:0;mso-position-horizontal:absolute;mso-position-horizontal-relative:text;mso-position-vertical:absolute;mso-position-vertical-relative:text;mso-height-percent:0;mso-height-relative:margin;v-text-anchor:middle" o:gfxdata="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" filled="f" strokecolor="#e00" strokeweight="1pt"/>
+              <v:rect w14:anchorId="0FD82241" id="Rectangle 8" o:spid="_x0000_s1026" style="position:absolute;margin-left:204.55pt;margin-top:5.15pt;width:44.25pt;height:14.8pt;z-index:251666432;visibility:visible;mso-wrap-style:square;mso-height-percent:0;mso-wrap-distance-left:9pt;mso-wrap-distance-top:0;mso-wrap-distance-right:9pt;mso-wrap-distance-bottom:0;mso-position-horizontal:absolute;mso-position-horizontal-relative:text;mso-position-vertical:absolute;mso-position-vertical-relative:text;mso-height-percent:0;mso-height-relative:margin;v-text-anchor:middle" o:gfxdata="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" filled="f" strokecolor="#e00" strokeweight="1pt"/>
             </w:pict>
           </mc:Fallback>
         </mc:AlternateContent>
@@ -3962,6 +4143,119 @@
           <w:rFonts w:ascii="Times New Roman" w:hAnsi="Times New Roman" w:cs="Times New Roman"/>
         </w:rPr>
       </w:pPr>
+      <w:r>
+        <w:rPr>
+          <w:rFonts w:ascii="Times New Roman" w:hAnsi="Times New Roman" w:cs="Times New Roman"/>
+        </w:rPr>
+        <mc:AlternateContent>
+          <mc:Choice Requires="wps">
+            <w:drawing>
+              <wp:anchor distT="0" distB="0" distL="114300" distR="114300" simplePos="0" relativeHeight="251764736" behindDoc="0" locked="0" layoutInCell="1" allowOverlap="1" wp14:anchorId="452C6E93" wp14:editId="637847C1">
+                <wp:simplePos x="0" y="0"/>
+                <wp:positionH relativeFrom="column">
+                  <wp:posOffset>5446643</wp:posOffset>
+                </wp:positionH>
+                <wp:positionV relativeFrom="paragraph">
+                  <wp:posOffset>4555</wp:posOffset>
+                </wp:positionV>
+                <wp:extent cx="1129665" cy="580446"/>
+                <wp:effectExtent l="0" t="0" r="0" b="0"/>
+                <wp:wrapNone/>
+                <wp:docPr id="33" name="Text Box 33"/>
+                <wp:cNvGraphicFramePr/>
+                <a:graphic xmlns:a="http://schemas.openxmlformats.org/drawingml/2006/main">
+                  <a:graphicData uri="http://schemas.microsoft.com/office/word/2010/wordprocessingShape">
+                    <wps:wsp>
+                      <wps:cNvSpPr txBox="1"/>
+                      <wps:spPr>
+                        <a:xfrm>
+                          <a:off x="0" y="0"/>
+                          <a:ext cx="1129665" cy="580446"/>
+                        </a:xfrm>
+                        <a:prstGeom prst="rect">
+                          <a:avLst/>
+                        </a:prstGeom>
+                        <a:noFill/>
+                        <a:ln w="6350">
+                          <a:noFill/>
+                        </a:ln>
+                      </wps:spPr>
+                      <wps:txbx>
+                        <w:txbxContent>
+                          <w:p>
+                            <w:pPr>
+                              <w:rPr>
+                                <w:rFonts w:ascii="Times New Roman" w:hAnsi="Times New Roman" w:cs="Times New Roman"/>
+                                <w:color w:val="808080" w:themeColor="background1" w:themeShade="80"/>
+                                <w:sz w:val="16"/>
+                                <w:szCs w:val="16"/>
+                              </w:rPr>
+                            </w:pPr>
+                            <w:hyperlink r:id="rId8" w:history="1">
+                              <w:r>
+                                <w:rPr>
+                                  <w:rStyle w:val="Hyperlink"/>
+                                  <w:rFonts w:ascii="Times New Roman" w:hAnsi="Times New Roman" w:cs="Times New Roman"/>
+                                  <w:sz w:val="20"/>
+                                  <w:szCs w:val="20"/>
+                                </w:rPr>
+                                <w:t>National Instrument Database</w:t>
+                              </w:r>
+                            </w:hyperlink>
+                          </w:p>
+                        </w:txbxContent>
+                      </wps:txbx>
+                      <wps:bodyPr rot="0" spcFirstLastPara="0" vertOverflow="overflow" horzOverflow="overflow" vert="horz" wrap="square" lIns="91440" tIns="45720" rIns="91440" bIns="45720" numCol="1" spcCol="0" rtlCol="0" fromWordArt="0" anchor="t" anchorCtr="0" forceAA="0" compatLnSpc="1">
+                        <a:prstTxWarp prst="textNoShape">
+                          <a:avLst/>
+                        </a:prstTxWarp>
+                        <a:noAutofit/>
+                      </wps:bodyPr>
+                    </wps:wsp>
+                  </a:graphicData>
+                </a:graphic>
+                <wp14:sizeRelH relativeFrom="margin">
+                  <wp14:pctWidth>0</wp14:pctWidth>
+                </wp14:sizeRelH>
+                <wp14:sizeRelV relativeFrom="margin">
+                  <wp14:pctHeight>0</wp14:pctHeight>
+                </wp14:sizeRelV>
+              </wp:anchor>
+            </w:drawing>
+          </mc:Choice>
+          <mc:Fallback>
+            <w:pict>
+              <v:shape w14:anchorId="452C6E93" id="Text Box 33" o:spid="_x0000_s1041" type="#_x0000_t202" style="position:absolute;margin-left:428.85pt;margin-top:.35pt;width:88.95pt;height:45.7pt;z-index:251764736;visibility:visible;mso-wrap-style:square;mso-width-percent:0;mso-height-percent:0;mso-wrap-distance-left:9pt;mso-wrap-distance-top:0;mso-wrap-distance-right:9pt;mso-wrap-distance-bottom:0;mso-position-horizontal:absolute;mso-position-horizontal-relative:text;mso-position-vertical:absolute;mso-position-vertical-relative:text;mso-width-percent:0;mso-height-percent:0;mso-width-relative:margin;mso-height-relative:margin;v-text-anchor:top" o:gfxdata="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" filled="f" stroked="f" strokeweight=".5pt">
+                <v:textbox>
+                  <w:txbxContent>
+                    <w:p>
+                      <w:pPr>
+                        <w:rPr>
+                          <w:rFonts w:ascii="Times New Roman" w:hAnsi="Times New Roman" w:cs="Times New Roman"/>
+                          <w:color w:val="808080" w:themeColor="background1" w:themeShade="80"/>
+                          <w:sz w:val="16"/>
+                          <w:szCs w:val="16"/>
+                        </w:rPr>
+                      </w:pPr>
+                      <w:hyperlink r:id="rId9" w:history="1">
+                        <w:r>
+                          <w:rPr>
+                            <w:rStyle w:val="Hyperlink"/>
+                            <w:rFonts w:ascii="Times New Roman" w:hAnsi="Times New Roman" w:cs="Times New Roman"/>
+                            <w:sz w:val="20"/>
+                            <w:szCs w:val="20"/>
+                          </w:rPr>
+                          <w:t>National Instrument Database</w:t>
+                        </w:r>
+                      </w:hyperlink>
+                    </w:p>
+                  </w:txbxContent>
+                </v:textbox>
+              </v:shape>
+            </w:pict>
+          </mc:Fallback>
+        </mc:AlternateContent>
+      </w:r>
       <w:r>
         <w:rPr>
           <w:rFonts w:ascii="Times New Roman" w:hAnsi="Times New Roman" w:cs="Times New Roman"/>
@@ -4038,7 +4332,7 @@
           </mc:Choice>
           <mc:Fallback>
             <w:pict>
-              <v:rect w14:anchorId="324DDF1C" id="Rectangle 8" o:spid="_x0000_s1026" style="position:absolute;margin-left:28.15pt;margin-top:16.3pt;width:397.25pt;height:112.05pt;z-index:251672576;visibility:visible;mso-wrap-style:square;mso-width-percent:0;mso-height-percent:0;mso-wrap-distance-left:9pt;mso-wrap-distance-top:0;mso-wrap-distance-right:9pt;mso-wrap-distance-bottom:0;mso-position-horizontal:absolute;mso-position-horizontal-relative:margin;mso-position-vertical:absolute;mso-position-vertical-relative:text;mso-width-percent:0;mso-height-percent:0;mso-width-relative:margin;mso-height-relative:margin;v-text-anchor:middle" o:gfxdata="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" filled="f" strokecolor="#e00" strokeweight="1pt">
+              <v:rect w14:anchorId="31D9AF05" id="Rectangle 8" o:spid="_x0000_s1026" style="position:absolute;margin-left:28.15pt;margin-top:16.3pt;width:397.25pt;height:112.05pt;z-index:251672576;visibility:visible;mso-wrap-style:square;mso-width-percent:0;mso-height-percent:0;mso-wrap-distance-left:9pt;mso-wrap-distance-top:0;mso-wrap-distance-right:9pt;mso-wrap-distance-bottom:0;mso-position-horizontal:absolute;mso-position-horizontal-relative:margin;mso-position-vertical:absolute;mso-position-vertical-relative:text;mso-width-percent:0;mso-height-percent:0;mso-width-relative:margin;mso-height-relative:margin;v-text-anchor:middle" o:gfxdata="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" filled="f" strokecolor="#e00" strokeweight="1pt">
                 <w10:wrap anchorx="margin"/>
               </v:rect>
             </w:pict>
@@ -4088,7 +4382,7 @@
         <mc:AlternateContent>
           <mc:Choice Requires="wps">
             <w:drawing>
-              <wp:anchor distT="0" distB="0" distL="114300" distR="114300" simplePos="0" relativeHeight="251674624" behindDoc="0" locked="0" layoutInCell="1" allowOverlap="1" wp14:anchorId="0C0C1BBE" wp14:editId="02AD2547">
+              <wp:anchor distT="0" distB="0" distL="114300" distR="114300" simplePos="0" relativeHeight="251674624" behindDoc="0" locked="0" layoutInCell="1" allowOverlap="1" wp14:anchorId="0C0C1BBE" wp14:editId="11759509">
                 <wp:simplePos x="0" y="0"/>
                 <wp:positionH relativeFrom="margin">
                   <wp:posOffset>365760</wp:posOffset>
@@ -4156,7 +4450,7 @@
           </mc:Choice>
           <mc:Fallback>
             <w:pict>
-              <v:rect w14:anchorId="212C9EEE" id="Rectangle 8" o:spid="_x0000_s1026" style="position:absolute;margin-left:28.8pt;margin-top:18.15pt;width:396.45pt;height:168.4pt;z-index:251674624;visibility:visible;mso-wrap-style:square;mso-width-percent:0;mso-height-percent:0;mso-wrap-distance-left:9pt;mso-wrap-distance-top:0;mso-wrap-distance-right:9pt;mso-wrap-distance-bottom:0;mso-position-horizontal:absolute;mso-position-horizontal-relative:margin;mso-position-vertical:absolute;mso-position-vertical-relative:text;mso-width-percent:0;mso-height-percent:0;mso-width-relative:margin;mso-height-relative:margin;v-text-anchor:middle" o:gfxdata="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" filled="f" strokecolor="#e00" strokeweight="1pt">
+              <v:rect w14:anchorId="59C3B9AC" id="Rectangle 8" o:spid="_x0000_s1026" style="position:absolute;margin-left:28.8pt;margin-top:18.15pt;width:396.45pt;height:168.4pt;z-index:251674624;visibility:visible;mso-wrap-style:square;mso-width-percent:0;mso-height-percent:0;mso-wrap-distance-left:9pt;mso-wrap-distance-top:0;mso-wrap-distance-right:9pt;mso-wrap-distance-bottom:0;mso-position-horizontal:absolute;mso-position-horizontal-relative:margin;mso-position-vertical:absolute;mso-position-vertical-relative:text;mso-width-percent:0;mso-height-percent:0;mso-width-relative:margin;mso-height-relative:margin;v-text-anchor:middle" o:gfxdata="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" filled="f" strokecolor="#e00" strokeweight="1pt">
                 <w10:wrap anchorx="margin"/>
               </v:rect>
             </w:pict>
@@ -4173,60 +4467,78 @@
       <w:r>
         <w:rPr>
           <w:rFonts w:ascii="Times New Roman" w:hAnsi="Times New Roman" w:cs="Times New Roman"/>
-          <w:noProof/>
         </w:rPr>
         <mc:AlternateContent>
           <mc:Choice Requires="wps">
             <w:drawing>
-              <wp:anchor distT="0" distB="0" distL="114300" distR="114300" simplePos="0" relativeHeight="251759616" behindDoc="0" locked="0" layoutInCell="1" allowOverlap="1" wp14:anchorId="0C465FD7" wp14:editId="37018A6D">
+              <wp:anchor distT="0" distB="0" distL="114300" distR="114300" simplePos="0" relativeHeight="251772928" behindDoc="0" locked="0" layoutInCell="1" allowOverlap="1" wp14:anchorId="5ADA4B4E" wp14:editId="2A2F6295">
                 <wp:simplePos x="0" y="0"/>
-                <wp:positionH relativeFrom="margin">
-                  <wp:posOffset>1101891</wp:posOffset>
+                <wp:positionH relativeFrom="page">
+                  <wp:posOffset>442278</wp:posOffset>
                 </wp:positionH>
                 <wp:positionV relativeFrom="paragraph">
-                  <wp:posOffset>220345</wp:posOffset>
+                  <wp:posOffset>98425</wp:posOffset>
                 </wp:positionV>
-                <wp:extent cx="337931" cy="135172"/>
-                <wp:effectExtent l="0" t="0" r="24130" b="17780"/>
+                <wp:extent cx="962025" cy="390525"/>
+                <wp:effectExtent l="0" t="0" r="0" b="0"/>
                 <wp:wrapNone/>
-                <wp:docPr id="30" name="Rectangle 8"/>
+                <wp:docPr id="37" name="Text Box 37"/>
                 <wp:cNvGraphicFramePr/>
                 <a:graphic xmlns:a="http://schemas.openxmlformats.org/drawingml/2006/main">
                   <a:graphicData uri="http://schemas.microsoft.com/office/word/2010/wordprocessingShape">
                     <wps:wsp>
-                      <wps:cNvSpPr/>
+                      <wps:cNvSpPr txBox="1"/>
                       <wps:spPr>
                         <a:xfrm>
                           <a:off x="0" y="0"/>
-                          <a:ext cx="337931" cy="135172"/>
+                          <a:ext cx="962025" cy="390525"/>
                         </a:xfrm>
                         <a:prstGeom prst="rect">
                           <a:avLst/>
                         </a:prstGeom>
                         <a:noFill/>
-                        <a:ln>
-                          <a:solidFill>
-                            <a:srgbClr val="EE0000"/>
-                          </a:solidFill>
+                        <a:ln w="6350">
+                          <a:noFill/>
                         </a:ln>
                       </wps:spPr>
-                      <wps:style>
-                        <a:lnRef idx="2">
-                          <a:schemeClr val="accent1">
-                            <a:shade val="15000"/>
-                          </a:schemeClr>
-                        </a:lnRef>
-                        <a:fillRef idx="1">
-                          <a:schemeClr val="accent1"/>
-                        </a:fillRef>
-                        <a:effectRef idx="0">
-                          <a:schemeClr val="accent1"/>
-                        </a:effectRef>
-                        <a:fontRef idx="minor">
-                          <a:schemeClr val="lt1"/>
-                        </a:fontRef>
-                      </wps:style>
-                      <wps:bodyPr rot="0" spcFirstLastPara="0" vertOverflow="overflow" horzOverflow="overflow" vert="horz" wrap="square" lIns="91440" tIns="45720" rIns="91440" bIns="45720" numCol="1" spcCol="0" rtlCol="0" fromWordArt="0" anchor="ctr" anchorCtr="0" forceAA="0" compatLnSpc="1">
+                      <wps:txbx>
+                        <w:txbxContent>
+                          <w:p>
+                            <w:pPr>
+                              <w:rPr>
+                                <w:rFonts w:ascii="Times New Roman" w:hAnsi="Times New Roman" w:cs="Times New Roman"/>
+                                <w:sz w:val="18"/>
+                                <w:szCs w:val="18"/>
+                              </w:rPr>
+                            </w:pPr>
+                            <w:r>
+                              <w:rPr>
+                                <w:rFonts w:ascii="Times New Roman" w:hAnsi="Times New Roman" w:cs="Times New Roman"/>
+                                <w:sz w:val="18"/>
+                                <w:szCs w:val="18"/>
+                              </w:rPr>
+                              <w:t xml:space="preserve">Go to </w:t>
+                            </w:r>
+                            <w:r>
+                              <w:rPr>
+                                <w:rFonts w:ascii="Times New Roman" w:hAnsi="Times New Roman" w:cs="Times New Roman"/>
+                                <w:sz w:val="18"/>
+                                <w:szCs w:val="18"/>
+                              </w:rPr>
+                              <w:t>Previous</w:t>
+                            </w:r>
+                            <w:r>
+                              <w:rPr>
+                                <w:rFonts w:ascii="Times New Roman" w:hAnsi="Times New Roman" w:cs="Times New Roman"/>
+                                <w:sz w:val="18"/>
+                                <w:szCs w:val="18"/>
+                              </w:rPr>
+                              <w:t xml:space="preserve"> message</w:t>
+                            </w:r>
+                          </w:p>
+                        </w:txbxContent>
+                      </wps:txbx>
+                      <wps:bodyPr rot="0" spcFirstLastPara="0" vertOverflow="overflow" horzOverflow="overflow" vert="horz" wrap="square" lIns="91440" tIns="45720" rIns="91440" bIns="45720" numCol="1" spcCol="0" rtlCol="0" fromWordArt="0" anchor="t" anchorCtr="0" forceAA="0" compatLnSpc="1">
                         <a:prstTxWarp prst="textNoShape">
                           <a:avLst/>
                         </a:prstTxWarp>
@@ -4246,33 +4558,146 @@
           </mc:Choice>
           <mc:Fallback>
             <w:pict>
-              <v:rect w14:anchorId="0DDAC278" id="Rectangle 8" o:spid="_x0000_s1026" style="position:absolute;margin-left:86.75pt;margin-top:17.35pt;width:26.6pt;height:10.65pt;z-index:251759616;visibility:visible;mso-wrap-style:square;mso-width-percent:0;mso-height-percent:0;mso-wrap-distance-left:9pt;mso-wrap-distance-top:0;mso-wrap-distance-right:9pt;mso-wrap-distance-bottom:0;mso-position-horizontal:absolute;mso-position-horizontal-relative:margin;mso-position-vertical:absolute;mso-position-vertical-relative:text;mso-width-percent:0;mso-height-percent:0;mso-width-relative:margin;mso-height-relative:margin;v-text-anchor:middle" o:gfxdata="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" filled="f" strokecolor="#e00" strokeweight="1pt">
-                <w10:wrap anchorx="margin"/>
-              </v:rect>
+              <v:shape w14:anchorId="5ADA4B4E" id="Text Box 37" o:spid="_x0000_s1042" type="#_x0000_t202" style="position:absolute;margin-left:34.85pt;margin-top:7.75pt;width:75.75pt;height:30.75pt;z-index:251772928;visibility:visible;mso-wrap-style:square;mso-width-percent:0;mso-height-percent:0;mso-wrap-distance-left:9pt;mso-wrap-distance-top:0;mso-wrap-distance-right:9pt;mso-wrap-distance-bottom:0;mso-position-horizontal:absolute;mso-position-horizontal-relative:page;mso-position-vertical:absolute;mso-position-vertical-relative:text;mso-width-percent:0;mso-height-percent:0;mso-width-relative:margin;mso-height-relative:margin;v-text-anchor:top" o:gfxdata="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" filled="f" stroked="f" strokeweight=".5pt">
+                <v:textbox>
+                  <w:txbxContent>
+                    <w:p>
+                      <w:pPr>
+                        <w:rPr>
+                          <w:rFonts w:ascii="Times New Roman" w:hAnsi="Times New Roman" w:cs="Times New Roman"/>
+                          <w:sz w:val="18"/>
+                          <w:szCs w:val="18"/>
+                        </w:rPr>
+                      </w:pPr>
+                      <w:r>
+                        <w:rPr>
+                          <w:rFonts w:ascii="Times New Roman" w:hAnsi="Times New Roman" w:cs="Times New Roman"/>
+                          <w:sz w:val="18"/>
+                          <w:szCs w:val="18"/>
+                        </w:rPr>
+                        <w:t xml:space="preserve">Go to </w:t>
+                      </w:r>
+                      <w:r>
+                        <w:rPr>
+                          <w:rFonts w:ascii="Times New Roman" w:hAnsi="Times New Roman" w:cs="Times New Roman"/>
+                          <w:sz w:val="18"/>
+                          <w:szCs w:val="18"/>
+                        </w:rPr>
+                        <w:t>Previous</w:t>
+                      </w:r>
+                      <w:r>
+                        <w:rPr>
+                          <w:rFonts w:ascii="Times New Roman" w:hAnsi="Times New Roman" w:cs="Times New Roman"/>
+                          <w:sz w:val="18"/>
+                          <w:szCs w:val="18"/>
+                        </w:rPr>
+                        <w:t xml:space="preserve"> message</w:t>
+                      </w:r>
+                    </w:p>
+                  </w:txbxContent>
+                </v:textbox>
+                <w10:wrap anchorx="page"/>
+              </v:shape>
             </w:pict>
           </mc:Fallback>
         </mc:AlternateContent>
       </w:r>
       <w:r>
         <w:rPr>
-          <w:rFonts w:ascii="Times New Roman" w:hAnsi="Times New Roman" w:cs="Times New Roman"/>
           <w:noProof/>
         </w:rPr>
         <mc:AlternateContent>
           <mc:Choice Requires="wps">
             <w:drawing>
-              <wp:anchor distT="0" distB="0" distL="114300" distR="114300" simplePos="0" relativeHeight="251668480" behindDoc="0" locked="0" layoutInCell="1" allowOverlap="1" wp14:anchorId="54D8E98F" wp14:editId="08A16EC9">
+              <wp:anchor distT="0" distB="0" distL="114300" distR="114300" simplePos="0" relativeHeight="251770880" behindDoc="0" locked="0" layoutInCell="1" allowOverlap="1" wp14:anchorId="14585999" wp14:editId="41F953F0">
+                <wp:simplePos x="0" y="0"/>
+                <wp:positionH relativeFrom="page">
+                  <wp:posOffset>1185228</wp:posOffset>
+                </wp:positionH>
+                <wp:positionV relativeFrom="paragraph">
+                  <wp:posOffset>287655</wp:posOffset>
+                </wp:positionV>
+                <wp:extent cx="833438" cy="0"/>
+                <wp:effectExtent l="0" t="76200" r="24130" b="95250"/>
+                <wp:wrapNone/>
+                <wp:docPr id="36" name="Straight Arrow Connector 36"/>
+                <wp:cNvGraphicFramePr/>
+                <a:graphic xmlns:a="http://schemas.openxmlformats.org/drawingml/2006/main">
+                  <a:graphicData uri="http://schemas.microsoft.com/office/word/2010/wordprocessingShape">
+                    <wps:wsp>
+                      <wps:cNvCnPr/>
+                      <wps:spPr>
+                        <a:xfrm>
+                          <a:off x="0" y="0"/>
+                          <a:ext cx="833438" cy="0"/>
+                        </a:xfrm>
+                        <a:prstGeom prst="straightConnector1">
+                          <a:avLst/>
+                        </a:prstGeom>
+                        <a:ln w="9525">
+                          <a:solidFill>
+                            <a:srgbClr val="FF0000"/>
+                          </a:solidFill>
+                          <a:tailEnd type="triangle"/>
+                        </a:ln>
+                      </wps:spPr>
+                      <wps:style>
+                        <a:lnRef idx="1">
+                          <a:schemeClr val="accent1"/>
+                        </a:lnRef>
+                        <a:fillRef idx="0">
+                          <a:schemeClr val="accent1"/>
+                        </a:fillRef>
+                        <a:effectRef idx="0">
+                          <a:schemeClr val="accent1"/>
+                        </a:effectRef>
+                        <a:fontRef idx="minor">
+                          <a:schemeClr val="tx1"/>
+                        </a:fontRef>
+                      </wps:style>
+                      <wps:bodyPr/>
+                    </wps:wsp>
+                  </a:graphicData>
+                </a:graphic>
+                <wp14:sizeRelH relativeFrom="margin">
+                  <wp14:pctWidth>0</wp14:pctWidth>
+                </wp14:sizeRelH>
+                <wp14:sizeRelV relativeFrom="margin">
+                  <wp14:pctHeight>0</wp14:pctHeight>
+                </wp14:sizeRelV>
+              </wp:anchor>
+            </w:drawing>
+          </mc:Choice>
+          <mc:Fallback>
+            <w:pict>
+              <v:shape w14:anchorId="2D8B2A49" id="Straight Arrow Connector 36" o:spid="_x0000_s1026" type="#_x0000_t32" style="position:absolute;margin-left:93.35pt;margin-top:22.65pt;width:65.65pt;height:0;z-index:251770880;visibility:visible;mso-wrap-style:square;mso-width-percent:0;mso-height-percent:0;mso-wrap-distance-left:9pt;mso-wrap-distance-top:0;mso-wrap-distance-right:9pt;mso-wrap-distance-bottom:0;mso-position-horizontal:absolute;mso-position-horizontal-relative:page;mso-position-vertical:absolute;mso-position-vertical-relative:text;mso-width-percent:0;mso-height-percent:0;mso-width-relative:margin;mso-height-relative:margin" o:gfxdata="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" strokecolor="red">
+                <v:stroke endarrow="block" joinstyle="miter"/>
+                <w10:wrap anchorx="page"/>
+              </v:shape>
+            </w:pict>
+          </mc:Fallback>
+        </mc:AlternateContent>
+      </w:r>
+      <w:r>
+        <w:rPr>
+          <w:rFonts w:ascii="Times New Roman" w:hAnsi="Times New Roman" w:cs="Times New Roman"/>
+          <w:noProof/>
+        </w:rPr>
+        <mc:AlternateContent>
+          <mc:Choice Requires="wps">
+            <w:drawing>
+              <wp:anchor distT="0" distB="0" distL="114300" distR="114300" simplePos="0" relativeHeight="251759616" behindDoc="0" locked="0" layoutInCell="1" allowOverlap="1" wp14:anchorId="0C465FD7" wp14:editId="512B5159">
                 <wp:simplePos x="0" y="0"/>
                 <wp:positionH relativeFrom="margin">
-                  <wp:posOffset>4315626</wp:posOffset>
+                  <wp:posOffset>1101725</wp:posOffset>
                 </wp:positionH>
                 <wp:positionV relativeFrom="paragraph">
-                  <wp:posOffset>220345</wp:posOffset>
+                  <wp:posOffset>223520</wp:posOffset>
                 </wp:positionV>
-                <wp:extent cx="337931" cy="135172"/>
+                <wp:extent cx="337820" cy="134620"/>
                 <wp:effectExtent l="0" t="0" r="24130" b="17780"/>
                 <wp:wrapNone/>
-                <wp:docPr id="1847717897" name="Rectangle 8"/>
+                <wp:docPr id="30" name="Rectangle 8"/>
                 <wp:cNvGraphicFramePr/>
                 <a:graphic xmlns:a="http://schemas.openxmlformats.org/drawingml/2006/main">
                   <a:graphicData uri="http://schemas.microsoft.com/office/word/2010/wordprocessingShape">
@@ -4281,7 +4706,7 @@
                       <wps:spPr>
                         <a:xfrm>
                           <a:off x="0" y="0"/>
-                          <a:ext cx="337931" cy="135172"/>
+                          <a:ext cx="337820" cy="134620"/>
                         </a:xfrm>
                         <a:prstGeom prst="rect">
                           <a:avLst/>
@@ -4329,139 +4754,33 @@
           </mc:Choice>
           <mc:Fallback>
             <w:pict>
-              <v:rect w14:anchorId="0046CE1E" id="Rectangle 8" o:spid="_x0000_s1026" style="position:absolute;margin-left:339.8pt;margin-top:17.35pt;width:26.6pt;height:10.65pt;z-index:251668480;visibility:visible;mso-wrap-style:square;mso-width-percent:0;mso-height-percent:0;mso-wrap-distance-left:9pt;mso-wrap-distance-top:0;mso-wrap-distance-right:9pt;mso-wrap-distance-bottom:0;mso-position-horizontal:absolute;mso-position-horizontal-relative:margin;mso-position-vertical:absolute;mso-position-vertical-relative:text;mso-width-percent:0;mso-height-percent:0;mso-width-relative:margin;mso-height-relative:margin;v-text-anchor:middle" o:gfxdata="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" filled="f" strokecolor="#e00" strokeweight="1pt">
+              <v:rect w14:anchorId="60FD3C67" id="Rectangle 8" o:spid="_x0000_s1026" style="position:absolute;margin-left:86.75pt;margin-top:17.6pt;width:26.6pt;height:10.6pt;z-index:251759616;visibility:visible;mso-wrap-style:square;mso-width-percent:0;mso-height-percent:0;mso-wrap-distance-left:9pt;mso-wrap-distance-top:0;mso-wrap-distance-right:9pt;mso-wrap-distance-bottom:0;mso-position-horizontal:absolute;mso-position-horizontal-relative:margin;mso-position-vertical:absolute;mso-position-vertical-relative:text;mso-width-percent:0;mso-height-percent:0;mso-width-relative:margin;mso-height-relative:margin;v-text-anchor:middle" o:gfxdata="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" filled="f" strokecolor="#e00" strokeweight="1pt">
                 <w10:wrap anchorx="margin"/>
               </v:rect>
             </w:pict>
           </mc:Fallback>
         </mc:AlternateContent>
       </w:r>
-    </w:p>
-    <w:p>
-      <w:pPr>
-        <w:rPr>
-          <w:rFonts w:ascii="Times New Roman" w:hAnsi="Times New Roman" w:cs="Times New Roman"/>
-        </w:rPr>
-      </w:pPr>
-    </w:p>
-    <w:p>
-      <w:pPr>
-        <w:rPr>
-          <w:rFonts w:ascii="Times New Roman" w:hAnsi="Times New Roman" w:cs="Times New Roman"/>
-        </w:rPr>
-      </w:pPr>
-    </w:p>
-    <w:p>
-      <w:pPr>
-        <w:rPr>
-          <w:rFonts w:ascii="Times New Roman" w:hAnsi="Times New Roman" w:cs="Times New Roman"/>
-        </w:rPr>
-      </w:pPr>
-    </w:p>
-    <w:p>
-      <w:pPr>
-        <w:rPr>
-          <w:rFonts w:ascii="Times New Roman" w:hAnsi="Times New Roman" w:cs="Times New Roman"/>
-        </w:rPr>
-      </w:pPr>
-    </w:p>
-    <w:p>
-      <w:pPr>
-        <w:rPr>
-          <w:rFonts w:ascii="Times New Roman" w:hAnsi="Times New Roman" w:cs="Times New Roman"/>
-        </w:rPr>
-      </w:pPr>
-    </w:p>
-    <w:p>
-      <w:pPr>
-        <w:rPr>
-          <w:rFonts w:ascii="Times New Roman" w:hAnsi="Times New Roman" w:cs="Times New Roman"/>
-        </w:rPr>
-      </w:pPr>
-    </w:p>
-    <w:p>
-      <w:pPr>
-        <w:rPr>
-          <w:rFonts w:ascii="Times New Roman" w:hAnsi="Times New Roman" w:cs="Times New Roman"/>
-        </w:rPr>
-      </w:pPr>
-    </w:p>
-    <w:p>
-      <w:pPr>
-        <w:rPr>
-          <w:rFonts w:ascii="Times New Roman" w:hAnsi="Times New Roman" w:cs="Times New Roman"/>
-        </w:rPr>
-      </w:pPr>
-    </w:p>
-    <w:p>
-      <w:pPr>
-        <w:rPr>
-          <w:rFonts w:ascii="Times New Roman" w:hAnsi="Times New Roman" w:cs="Times New Roman"/>
-        </w:rPr>
-      </w:pPr>
-    </w:p>
-    <w:p>
-      <w:pPr>
-        <w:rPr>
-          <w:rFonts w:ascii="Times New Roman" w:hAnsi="Times New Roman" w:cs="Times New Roman"/>
-        </w:rPr>
-      </w:pPr>
-    </w:p>
-    <w:p>
-      <w:pPr>
-        <w:rPr>
-          <w:rFonts w:ascii="Times New Roman" w:hAnsi="Times New Roman" w:cs="Times New Roman"/>
-        </w:rPr>
-      </w:pPr>
-    </w:p>
-    <w:p>
-      <w:pPr>
-        <w:rPr>
-          <w:rFonts w:ascii="Times New Roman" w:hAnsi="Times New Roman" w:cs="Times New Roman"/>
-        </w:rPr>
-      </w:pPr>
-    </w:p>
-    <w:p>
-      <w:pPr>
-        <w:rPr>
-          <w:rFonts w:ascii="Times New Roman" w:hAnsi="Times New Roman" w:cs="Times New Roman"/>
-        </w:rPr>
-      </w:pPr>
-    </w:p>
-    <w:p>
-      <w:pPr>
-        <w:rPr>
-          <w:rFonts w:ascii="Times New Roman" w:hAnsi="Times New Roman" w:cs="Times New Roman"/>
-        </w:rPr>
-      </w:pPr>
-    </w:p>
-    <w:p>
-      <w:pPr>
-        <w:rPr>
-          <w:rFonts w:ascii="Times New Roman" w:hAnsi="Times New Roman" w:cs="Times New Roman"/>
-        </w:rPr>
-      </w:pPr>
       <w:r>
         <w:rPr>
           <w:rFonts w:ascii="Times New Roman" w:hAnsi="Times New Roman" w:cs="Times New Roman"/>
           <w:noProof/>
         </w:rPr>
-        <w:lastRenderedPageBreak/>
         <mc:AlternateContent>
           <mc:Choice Requires="wps">
             <w:drawing>
-              <wp:anchor distT="0" distB="0" distL="114300" distR="114300" simplePos="0" relativeHeight="251700224" behindDoc="0" locked="0" layoutInCell="1" allowOverlap="1" wp14:anchorId="3663425D" wp14:editId="426CE563">
+              <wp:anchor distT="0" distB="0" distL="114300" distR="114300" simplePos="0" relativeHeight="251668480" behindDoc="0" locked="0" layoutInCell="1" allowOverlap="1" wp14:anchorId="54D8E98F" wp14:editId="50778611">
                 <wp:simplePos x="0" y="0"/>
                 <wp:positionH relativeFrom="margin">
-                  <wp:posOffset>2493364</wp:posOffset>
+                  <wp:posOffset>4315460</wp:posOffset>
                 </wp:positionH>
                 <wp:positionV relativeFrom="paragraph">
-                  <wp:posOffset>7170295</wp:posOffset>
+                  <wp:posOffset>223202</wp:posOffset>
                 </wp:positionV>
-                <wp:extent cx="759502" cy="234846"/>
-                <wp:effectExtent l="0" t="0" r="21590" b="13335"/>
+                <wp:extent cx="337820" cy="134620"/>
+                <wp:effectExtent l="0" t="0" r="24130" b="17780"/>
                 <wp:wrapNone/>
-                <wp:docPr id="408662057" name="Rectangle 8"/>
+                <wp:docPr id="1847717897" name="Rectangle 8"/>
                 <wp:cNvGraphicFramePr/>
                 <a:graphic xmlns:a="http://schemas.openxmlformats.org/drawingml/2006/main">
                   <a:graphicData uri="http://schemas.microsoft.com/office/word/2010/wordprocessingShape">
@@ -4470,7 +4789,7 @@
                       <wps:spPr>
                         <a:xfrm>
                           <a:off x="0" y="0"/>
-                          <a:ext cx="759502" cy="234846"/>
+                          <a:ext cx="337820" cy="134620"/>
                         </a:xfrm>
                         <a:prstGeom prst="rect">
                           <a:avLst/>
@@ -4516,9 +4835,9 @@
               </wp:anchor>
             </w:drawing>
           </mc:Choice>
-          <mc:Fallback xmlns:w16sdtfl="http://schemas.microsoft.com/office/word/2024/wordml/sdtformatlock" xmlns:w16du="http://schemas.microsoft.com/office/word/2023/wordml/word16du" xmlns:oel="http://schemas.microsoft.com/office/2019/extlst">
+          <mc:Fallback>
             <w:pict>
-              <v:rect w14:anchorId="1CD27E75" id="Rectangle 8" o:spid="_x0000_s1026" style="position:absolute;margin-left:196.35pt;margin-top:564.6pt;width:59.8pt;height:18.5pt;z-index:251700224;visibility:visible;mso-wrap-style:square;mso-width-percent:0;mso-height-percent:0;mso-wrap-distance-left:9pt;mso-wrap-distance-top:0;mso-wrap-distance-right:9pt;mso-wrap-distance-bottom:0;mso-position-horizontal:absolute;mso-position-horizontal-relative:margin;mso-position-vertical:absolute;mso-position-vertical-relative:text;mso-width-percent:0;mso-height-percent:0;mso-width-relative:margin;mso-height-relative:margin;v-text-anchor:middle" o:gfxdata="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" filled="f" strokecolor="#e00" strokeweight="1pt">
+              <v:rect w14:anchorId="522F9C09" id="Rectangle 8" o:spid="_x0000_s1026" style="position:absolute;margin-left:339.8pt;margin-top:17.55pt;width:26.6pt;height:10.6pt;z-index:251668480;visibility:visible;mso-wrap-style:square;mso-width-percent:0;mso-height-percent:0;mso-wrap-distance-left:9pt;mso-wrap-distance-top:0;mso-wrap-distance-right:9pt;mso-wrap-distance-bottom:0;mso-position-horizontal:absolute;mso-position-horizontal-relative:margin;mso-position-vertical:absolute;mso-position-vertical-relative:text;mso-width-percent:0;mso-height-percent:0;mso-width-relative:margin;mso-height-relative:margin;v-text-anchor:middle" o:gfxdata="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" filled="f" strokecolor="#e00" strokeweight="1pt">
                 <w10:wrap anchorx="margin"/>
               </v:rect>
             </w:pict>
@@ -4528,60 +4847,62 @@
       <w:r>
         <w:rPr>
           <w:rFonts w:ascii="Times New Roman" w:hAnsi="Times New Roman" w:cs="Times New Roman"/>
-          <w:noProof/>
         </w:rPr>
         <mc:AlternateContent>
           <mc:Choice Requires="wps">
             <w:drawing>
-              <wp:anchor distT="0" distB="0" distL="114300" distR="114300" simplePos="0" relativeHeight="251698176" behindDoc="0" locked="0" layoutInCell="1" allowOverlap="1" wp14:anchorId="59637989" wp14:editId="3540ED19">
+              <wp:anchor distT="0" distB="0" distL="114300" distR="114300" simplePos="0" relativeHeight="251768832" behindDoc="0" locked="0" layoutInCell="1" allowOverlap="1" wp14:anchorId="2D5C12E1" wp14:editId="65966817">
                 <wp:simplePos x="0" y="0"/>
-                <wp:positionH relativeFrom="margin">
-                  <wp:posOffset>229849</wp:posOffset>
+                <wp:positionH relativeFrom="page">
+                  <wp:posOffset>6424295</wp:posOffset>
                 </wp:positionH>
                 <wp:positionV relativeFrom="paragraph">
-                  <wp:posOffset>6205928</wp:posOffset>
+                  <wp:posOffset>164782</wp:posOffset>
                 </wp:positionV>
-                <wp:extent cx="5247557" cy="1414072"/>
-                <wp:effectExtent l="0" t="0" r="10795" b="15240"/>
+                <wp:extent cx="1104265" cy="235585"/>
+                <wp:effectExtent l="0" t="0" r="0" b="0"/>
                 <wp:wrapNone/>
-                <wp:docPr id="1478006965" name="Rectangle 8"/>
+                <wp:docPr id="35" name="Text Box 35"/>
                 <wp:cNvGraphicFramePr/>
                 <a:graphic xmlns:a="http://schemas.openxmlformats.org/drawingml/2006/main">
                   <a:graphicData uri="http://schemas.microsoft.com/office/word/2010/wordprocessingShape">
                     <wps:wsp>
-                      <wps:cNvSpPr/>
+                      <wps:cNvSpPr txBox="1"/>
                       <wps:spPr>
                         <a:xfrm>
                           <a:off x="0" y="0"/>
-                          <a:ext cx="5247557" cy="1414072"/>
+                          <a:ext cx="1104265" cy="235585"/>
                         </a:xfrm>
                         <a:prstGeom prst="rect">
                           <a:avLst/>
                         </a:prstGeom>
                         <a:noFill/>
-                        <a:ln>
-                          <a:solidFill>
-                            <a:srgbClr val="EE0000"/>
-                          </a:solidFill>
+                        <a:ln w="6350">
+                          <a:noFill/>
                         </a:ln>
                       </wps:spPr>
-                      <wps:style>
-                        <a:lnRef idx="2">
-                          <a:schemeClr val="accent1">
-                            <a:shade val="15000"/>
-                          </a:schemeClr>
-                        </a:lnRef>
-                        <a:fillRef idx="1">
-                          <a:schemeClr val="accent1"/>
-                        </a:fillRef>
-                        <a:effectRef idx="0">
-                          <a:schemeClr val="accent1"/>
-                        </a:effectRef>
-                        <a:fontRef idx="minor">
-                          <a:schemeClr val="lt1"/>
-                        </a:fontRef>
-                      </wps:style>
-                      <wps:bodyPr rot="0" spcFirstLastPara="0" vertOverflow="overflow" horzOverflow="overflow" vert="horz" wrap="square" lIns="91440" tIns="45720" rIns="91440" bIns="45720" numCol="1" spcCol="0" rtlCol="0" fromWordArt="0" anchor="ctr" anchorCtr="0" forceAA="0" compatLnSpc="1">
+                      <wps:txbx>
+                        <w:txbxContent>
+                          <w:p>
+                            <w:pPr>
+                              <w:rPr>
+                                <w:rFonts w:ascii="Times New Roman" w:hAnsi="Times New Roman" w:cs="Times New Roman"/>
+                                <w:sz w:val="18"/>
+                                <w:szCs w:val="18"/>
+                              </w:rPr>
+                            </w:pPr>
+                            <w:r>
+                              <w:rPr>
+                                <w:rFonts w:ascii="Times New Roman" w:hAnsi="Times New Roman" w:cs="Times New Roman"/>
+                                <w:sz w:val="18"/>
+                                <w:szCs w:val="18"/>
+                              </w:rPr>
+                              <w:t>Go to next message</w:t>
+                            </w:r>
+                          </w:p>
+                        </w:txbxContent>
+                      </wps:txbx>
+                      <wps:bodyPr rot="0" spcFirstLastPara="0" vertOverflow="overflow" horzOverflow="overflow" vert="horz" wrap="square" lIns="91440" tIns="45720" rIns="91440" bIns="45720" numCol="1" spcCol="0" rtlCol="0" fromWordArt="0" anchor="t" anchorCtr="0" forceAA="0" compatLnSpc="1">
                         <a:prstTxWarp prst="textNoShape">
                           <a:avLst/>
                         </a:prstTxWarp>
@@ -4599,24 +4920,226 @@
               </wp:anchor>
             </w:drawing>
           </mc:Choice>
-          <mc:Fallback xmlns:w16sdtfl="http://schemas.microsoft.com/office/word/2024/wordml/sdtformatlock" xmlns:w16du="http://schemas.microsoft.com/office/word/2023/wordml/word16du" xmlns:oel="http://schemas.microsoft.com/office/2019/extlst">
+          <mc:Fallback>
             <w:pict>
-              <v:rect w14:anchorId="0BEA72FE" id="Rectangle 8" o:spid="_x0000_s1026" style="position:absolute;margin-left:18.1pt;margin-top:488.65pt;width:413.2pt;height:111.35pt;z-index:251698176;visibility:visible;mso-wrap-style:square;mso-width-percent:0;mso-height-percent:0;mso-wrap-distance-left:9pt;mso-wrap-distance-top:0;mso-wrap-distance-right:9pt;mso-wrap-distance-bottom:0;mso-position-horizontal:absolute;mso-position-horizontal-relative:margin;mso-position-vertical:absolute;mso-position-vertical-relative:text;mso-width-percent:0;mso-height-percent:0;mso-width-relative:margin;mso-height-relative:margin;v-text-anchor:middle" o:gfxdata="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" filled="f" strokecolor="#e00" strokeweight="1pt">
-                <w10:wrap anchorx="margin"/>
-              </v:rect>
+              <v:shape w14:anchorId="2D5C12E1" id="Text Box 35" o:spid="_x0000_s1043" type="#_x0000_t202" style="position:absolute;margin-left:505.85pt;margin-top:12.95pt;width:86.95pt;height:18.55pt;z-index:251768832;visibility:visible;mso-wrap-style:square;mso-width-percent:0;mso-height-percent:0;mso-wrap-distance-left:9pt;mso-wrap-distance-top:0;mso-wrap-distance-right:9pt;mso-wrap-distance-bottom:0;mso-position-horizontal:absolute;mso-position-horizontal-relative:page;mso-position-vertical:absolute;mso-position-vertical-relative:text;mso-width-percent:0;mso-height-percent:0;mso-width-relative:margin;mso-height-relative:margin;v-text-anchor:top" o:gfxdata="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" filled="f" stroked="f" strokeweight=".5pt">
+                <v:textbox>
+                  <w:txbxContent>
+                    <w:p>
+                      <w:pPr>
+                        <w:rPr>
+                          <w:rFonts w:ascii="Times New Roman" w:hAnsi="Times New Roman" w:cs="Times New Roman"/>
+                          <w:sz w:val="18"/>
+                          <w:szCs w:val="18"/>
+                        </w:rPr>
+                      </w:pPr>
+                      <w:r>
+                        <w:rPr>
+                          <w:rFonts w:ascii="Times New Roman" w:hAnsi="Times New Roman" w:cs="Times New Roman"/>
+                          <w:sz w:val="18"/>
+                          <w:szCs w:val="18"/>
+                        </w:rPr>
+                        <w:t>Go to next message</w:t>
+                      </w:r>
+                    </w:p>
+                  </w:txbxContent>
+                </v:textbox>
+                <w10:wrap anchorx="page"/>
+              </v:shape>
             </w:pict>
           </mc:Fallback>
         </mc:AlternateContent>
       </w:r>
       <w:r>
         <w:rPr>
-          <w:rFonts w:ascii="Times New Roman" w:hAnsi="Times New Roman" w:cs="Times New Roman"/>
           <w:noProof/>
         </w:rPr>
         <mc:AlternateContent>
           <mc:Choice Requires="wps">
             <w:drawing>
-              <wp:anchor distT="0" distB="0" distL="114300" distR="114300" simplePos="0" relativeHeight="251694080" behindDoc="0" locked="0" layoutInCell="1" allowOverlap="1" wp14:anchorId="52DDBDC7" wp14:editId="132C7E08">
+              <wp:anchor distT="0" distB="0" distL="114300" distR="114300" simplePos="0" relativeHeight="251766784" behindDoc="0" locked="0" layoutInCell="1" allowOverlap="1" wp14:anchorId="72A5907F" wp14:editId="2B528B8A">
+                <wp:simplePos x="0" y="0"/>
+                <wp:positionH relativeFrom="column">
+                  <wp:posOffset>4657407</wp:posOffset>
+                </wp:positionH>
+                <wp:positionV relativeFrom="paragraph">
+                  <wp:posOffset>289560</wp:posOffset>
+                </wp:positionV>
+                <wp:extent cx="923925" cy="0"/>
+                <wp:effectExtent l="38100" t="76200" r="0" b="95250"/>
+                <wp:wrapNone/>
+                <wp:docPr id="34" name="Straight Arrow Connector 34"/>
+                <wp:cNvGraphicFramePr/>
+                <a:graphic xmlns:a="http://schemas.openxmlformats.org/drawingml/2006/main">
+                  <a:graphicData uri="http://schemas.microsoft.com/office/word/2010/wordprocessingShape">
+                    <wps:wsp>
+                      <wps:cNvCnPr/>
+                      <wps:spPr>
+                        <a:xfrm flipH="1">
+                          <a:off x="0" y="0"/>
+                          <a:ext cx="923925" cy="0"/>
+                        </a:xfrm>
+                        <a:prstGeom prst="straightConnector1">
+                          <a:avLst/>
+                        </a:prstGeom>
+                        <a:ln w="9525">
+                          <a:solidFill>
+                            <a:srgbClr val="FF0000"/>
+                          </a:solidFill>
+                          <a:tailEnd type="triangle"/>
+                        </a:ln>
+                      </wps:spPr>
+                      <wps:style>
+                        <a:lnRef idx="1">
+                          <a:schemeClr val="accent1"/>
+                        </a:lnRef>
+                        <a:fillRef idx="0">
+                          <a:schemeClr val="accent1"/>
+                        </a:fillRef>
+                        <a:effectRef idx="0">
+                          <a:schemeClr val="accent1"/>
+                        </a:effectRef>
+                        <a:fontRef idx="minor">
+                          <a:schemeClr val="tx1"/>
+                        </a:fontRef>
+                      </wps:style>
+                      <wps:bodyPr/>
+                    </wps:wsp>
+                  </a:graphicData>
+                </a:graphic>
+                <wp14:sizeRelH relativeFrom="margin">
+                  <wp14:pctWidth>0</wp14:pctWidth>
+                </wp14:sizeRelH>
+                <wp14:sizeRelV relativeFrom="margin">
+                  <wp14:pctHeight>0</wp14:pctHeight>
+                </wp14:sizeRelV>
+              </wp:anchor>
+            </w:drawing>
+          </mc:Choice>
+          <mc:Fallback>
+            <w:pict>
+              <v:shape w14:anchorId="7C87D8E4" id="Straight Arrow Connector 34" o:spid="_x0000_s1026" type="#_x0000_t32" style="position:absolute;margin-left:366.7pt;margin-top:22.8pt;width:72.75pt;height:0;flip:x;z-index:251766784;visibility:visible;mso-wrap-style:square;mso-width-percent:0;mso-height-percent:0;mso-wrap-distance-left:9pt;mso-wrap-distance-top:0;mso-wrap-distance-right:9pt;mso-wrap-distance-bottom:0;mso-position-horizontal:absolute;mso-position-horizontal-relative:text;mso-position-vertical:absolute;mso-position-vertical-relative:text;mso-width-percent:0;mso-height-percent:0;mso-width-relative:margin;mso-height-relative:margin" o:gfxdata="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" strokecolor="red">
+                <v:stroke endarrow="block" joinstyle="miter"/>
+              </v:shape>
+            </w:pict>
+          </mc:Fallback>
+        </mc:AlternateContent>
+      </w:r>
+    </w:p>
+    <w:p>
+      <w:pPr>
+        <w:rPr>
+          <w:rFonts w:ascii="Times New Roman" w:hAnsi="Times New Roman" w:cs="Times New Roman"/>
+        </w:rPr>
+      </w:pPr>
+    </w:p>
+    <w:p>
+      <w:pPr>
+        <w:rPr>
+          <w:rFonts w:ascii="Times New Roman" w:hAnsi="Times New Roman" w:cs="Times New Roman"/>
+        </w:rPr>
+      </w:pPr>
+    </w:p>
+    <w:p>
+      <w:pPr>
+        <w:rPr>
+          <w:rFonts w:ascii="Times New Roman" w:hAnsi="Times New Roman" w:cs="Times New Roman"/>
+        </w:rPr>
+      </w:pPr>
+    </w:p>
+    <w:p>
+      <w:pPr>
+        <w:rPr>
+          <w:rFonts w:ascii="Times New Roman" w:hAnsi="Times New Roman" w:cs="Times New Roman"/>
+        </w:rPr>
+      </w:pPr>
+    </w:p>
+    <w:p>
+      <w:pPr>
+        <w:rPr>
+          <w:rFonts w:ascii="Times New Roman" w:hAnsi="Times New Roman" w:cs="Times New Roman"/>
+        </w:rPr>
+      </w:pPr>
+    </w:p>
+    <w:p>
+      <w:pPr>
+        <w:rPr>
+          <w:rFonts w:ascii="Times New Roman" w:hAnsi="Times New Roman" w:cs="Times New Roman"/>
+        </w:rPr>
+      </w:pPr>
+    </w:p>
+    <w:p>
+      <w:pPr>
+        <w:rPr>
+          <w:rFonts w:ascii="Times New Roman" w:hAnsi="Times New Roman" w:cs="Times New Roman"/>
+        </w:rPr>
+      </w:pPr>
+    </w:p>
+    <w:p>
+      <w:pPr>
+        <w:rPr>
+          <w:rFonts w:ascii="Times New Roman" w:hAnsi="Times New Roman" w:cs="Times New Roman"/>
+        </w:rPr>
+      </w:pPr>
+    </w:p>
+    <w:p>
+      <w:pPr>
+        <w:rPr>
+          <w:rFonts w:ascii="Times New Roman" w:hAnsi="Times New Roman" w:cs="Times New Roman"/>
+        </w:rPr>
+      </w:pPr>
+    </w:p>
+    <w:p>
+      <w:pPr>
+        <w:rPr>
+          <w:rFonts w:ascii="Times New Roman" w:hAnsi="Times New Roman" w:cs="Times New Roman"/>
+        </w:rPr>
+      </w:pPr>
+    </w:p>
+    <w:p>
+      <w:pPr>
+        <w:rPr>
+          <w:rFonts w:ascii="Times New Roman" w:hAnsi="Times New Roman" w:cs="Times New Roman"/>
+        </w:rPr>
+      </w:pPr>
+    </w:p>
+    <w:p>
+      <w:pPr>
+        <w:rPr>
+          <w:rFonts w:ascii="Times New Roman" w:hAnsi="Times New Roman" w:cs="Times New Roman"/>
+        </w:rPr>
+      </w:pPr>
+    </w:p>
+    <w:p>
+      <w:pPr>
+        <w:rPr>
+          <w:rFonts w:ascii="Times New Roman" w:hAnsi="Times New Roman" w:cs="Times New Roman"/>
+        </w:rPr>
+      </w:pPr>
+    </w:p>
+    <w:p>
+      <w:pPr>
+        <w:rPr>
+          <w:rFonts w:ascii="Times New Roman" w:hAnsi="Times New Roman" w:cs="Times New Roman"/>
+        </w:rPr>
+      </w:pPr>
+    </w:p>
+    <w:p>
+      <w:pPr>
+        <w:rPr>
+          <w:rFonts w:ascii="Times New Roman" w:hAnsi="Times New Roman" w:cs="Times New Roman"/>
+        </w:rPr>
+      </w:pPr>
+      <w:r>
+        <w:rPr>
+          <w:rFonts w:ascii="Times New Roman" w:hAnsi="Times New Roman" w:cs="Times New Roman"/>
+          <w:noProof/>
+        </w:rPr>
+        <w:lastRenderedPageBreak/>
+        <mc:AlternateContent>
+          <mc:Choice Requires="wps">
+            <w:drawing>
+              <wp:anchor distT="0" distB="0" distL="114300" distR="114300" simplePos="0" relativeHeight="251694080" behindDoc="0" locked="0" layoutInCell="1" allowOverlap="1" wp14:anchorId="52DDBDC7" wp14:editId="245C309B">
                 <wp:simplePos x="0" y="0"/>
                 <wp:positionH relativeFrom="margin">
                   <wp:posOffset>1093470</wp:posOffset>
@@ -4682,9 +5205,9 @@
               </wp:anchor>
             </w:drawing>
           </mc:Choice>
-          <mc:Fallback xmlns:w16sdtfl="http://schemas.microsoft.com/office/word/2024/wordml/sdtformatlock" xmlns:w16du="http://schemas.microsoft.com/office/word/2023/wordml/word16du" xmlns:oel="http://schemas.microsoft.com/office/2019/extlst">
+          <mc:Fallback>
             <w:pict>
-              <v:rect w14:anchorId="0FF50DE6" id="Rectangle 8" o:spid="_x0000_s1026" style="position:absolute;margin-left:86.1pt;margin-top:250.1pt;width:90.65pt;height:114.1pt;z-index:251694080;visibility:visible;mso-wrap-style:square;mso-width-percent:0;mso-height-percent:0;mso-wrap-distance-left:9pt;mso-wrap-distance-top:0;mso-wrap-distance-right:9pt;mso-wrap-distance-bottom:0;mso-position-horizontal:absolute;mso-position-horizontal-relative:margin;mso-position-vertical:absolute;mso-position-vertical-relative:text;mso-width-percent:0;mso-height-percent:0;mso-width-relative:margin;mso-height-relative:margin;v-text-anchor:middle" o:gfxdata="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" filled="f" strokecolor="#e00" strokeweight="1pt">
+              <v:rect w14:anchorId="0366A1DD" id="Rectangle 8" o:spid="_x0000_s1026" style="position:absolute;margin-left:86.1pt;margin-top:250.1pt;width:90.65pt;height:114.1pt;z-index:251694080;visibility:visible;mso-wrap-style:square;mso-width-percent:0;mso-height-percent:0;mso-wrap-distance-left:9pt;mso-wrap-distance-top:0;mso-wrap-distance-right:9pt;mso-wrap-distance-bottom:0;mso-position-horizontal:absolute;mso-position-horizontal-relative:margin;mso-position-vertical:absolute;mso-position-vertical-relative:text;mso-width-percent:0;mso-height-percent:0;mso-width-relative:margin;mso-height-relative:margin;v-text-anchor:middle" o:gfxdata="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" filled="f" strokecolor="#e00" strokeweight="1pt">
                 <w10:wrap anchorx="margin"/>
               </v:rect>
             </w:pict>
@@ -4779,257 +5302,8 @@
           <w:rFonts w:ascii="Times New Roman" w:hAnsi="Times New Roman" w:cs="Times New Roman"/>
           <w:noProof/>
         </w:rPr>
-        <mc:AlternateContent>
-          <mc:Choice Requires="wps">
-            <w:drawing>
-              <wp:anchor distT="0" distB="0" distL="114300" distR="114300" simplePos="0" relativeHeight="251692032" behindDoc="0" locked="0" layoutInCell="1" allowOverlap="1" wp14:anchorId="5D126A9D" wp14:editId="3E575745">
-                <wp:simplePos x="0" y="0"/>
-                <wp:positionH relativeFrom="margin">
-                  <wp:align>center</wp:align>
-                </wp:positionH>
-                <wp:positionV relativeFrom="paragraph">
-                  <wp:posOffset>2942590</wp:posOffset>
-                </wp:positionV>
-                <wp:extent cx="5242560" cy="3190240"/>
-                <wp:effectExtent l="0" t="0" r="15240" b="10160"/>
-                <wp:wrapNone/>
-                <wp:docPr id="593269059" name="Rectangle 8"/>
-                <wp:cNvGraphicFramePr/>
-                <a:graphic xmlns:a="http://schemas.openxmlformats.org/drawingml/2006/main">
-                  <a:graphicData uri="http://schemas.microsoft.com/office/word/2010/wordprocessingShape">
-                    <wps:wsp>
-                      <wps:cNvSpPr/>
-                      <wps:spPr>
-                        <a:xfrm>
-                          <a:off x="0" y="0"/>
-                          <a:ext cx="5242560" cy="3190240"/>
-                        </a:xfrm>
-                        <a:prstGeom prst="rect">
-                          <a:avLst/>
-                        </a:prstGeom>
-                        <a:noFill/>
-                        <a:ln>
-                          <a:solidFill>
-                            <a:srgbClr val="EE0000"/>
-                          </a:solidFill>
-                        </a:ln>
-                      </wps:spPr>
-                      <wps:style>
-                        <a:lnRef idx="2">
-                          <a:schemeClr val="accent1">
-                            <a:shade val="15000"/>
-                          </a:schemeClr>
-                        </a:lnRef>
-                        <a:fillRef idx="1">
-                          <a:schemeClr val="accent1"/>
-                        </a:fillRef>
-                        <a:effectRef idx="0">
-                          <a:schemeClr val="accent1"/>
-                        </a:effectRef>
-                        <a:fontRef idx="minor">
-                          <a:schemeClr val="lt1"/>
-                        </a:fontRef>
-                      </wps:style>
-                      <wps:bodyPr rot="0" spcFirstLastPara="0" vertOverflow="overflow" horzOverflow="overflow" vert="horz" wrap="square" lIns="91440" tIns="45720" rIns="91440" bIns="45720" numCol="1" spcCol="0" rtlCol="0" fromWordArt="0" anchor="ctr" anchorCtr="0" forceAA="0" compatLnSpc="1">
-                        <a:prstTxWarp prst="textNoShape">
-                          <a:avLst/>
-                        </a:prstTxWarp>
-                        <a:noAutofit/>
-                      </wps:bodyPr>
-                    </wps:wsp>
-                  </a:graphicData>
-                </a:graphic>
-                <wp14:sizeRelH relativeFrom="margin">
-                  <wp14:pctWidth>0</wp14:pctWidth>
-                </wp14:sizeRelH>
-                <wp14:sizeRelV relativeFrom="margin">
-                  <wp14:pctHeight>0</wp14:pctHeight>
-                </wp14:sizeRelV>
-              </wp:anchor>
-            </w:drawing>
-          </mc:Choice>
-          <mc:Fallback xmlns:w16sdtfl="http://schemas.microsoft.com/office/word/2024/wordml/sdtformatlock" xmlns:w16du="http://schemas.microsoft.com/office/word/2023/wordml/word16du" xmlns:oel="http://schemas.microsoft.com/office/2019/extlst">
-            <w:pict>
-              <v:rect w14:anchorId="0974CF68" id="Rectangle 8" o:spid="_x0000_s1026" style="position:absolute;margin-left:0;margin-top:231.7pt;width:412.8pt;height:251.2pt;z-index:251692032;visibility:visible;mso-wrap-style:square;mso-width-percent:0;mso-height-percent:0;mso-wrap-distance-left:9pt;mso-wrap-distance-top:0;mso-wrap-distance-right:9pt;mso-wrap-distance-bottom:0;mso-position-horizontal:center;mso-position-horizontal-relative:margin;mso-position-vertical:absolute;mso-position-vertical-relative:text;mso-width-percent:0;mso-height-percent:0;mso-width-relative:margin;mso-height-relative:margin;v-text-anchor:middle" o:gfxdata="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" filled="f" strokecolor="#e00" strokeweight="1pt">
-                <w10:wrap anchorx="margin"/>
-              </v:rect>
-            </w:pict>
-          </mc:Fallback>
-        </mc:AlternateContent>
-      </w:r>
-      <w:r>
-        <w:rPr>
-          <w:rFonts w:ascii="Times New Roman" w:hAnsi="Times New Roman" w:cs="Times New Roman"/>
-          <w:noProof/>
-        </w:rPr>
-        <mc:AlternateContent>
-          <mc:Choice Requires="wps">
-            <w:drawing>
-              <wp:anchor distT="0" distB="0" distL="114300" distR="114300" simplePos="0" relativeHeight="251689984" behindDoc="0" locked="0" layoutInCell="1" allowOverlap="1" wp14:anchorId="4009A74E" wp14:editId="129964E6">
-                <wp:simplePos x="0" y="0"/>
-                <wp:positionH relativeFrom="margin">
-                  <wp:posOffset>731097</wp:posOffset>
-                </wp:positionH>
-                <wp:positionV relativeFrom="paragraph">
-                  <wp:posOffset>1881505</wp:posOffset>
-                </wp:positionV>
-                <wp:extent cx="670560" cy="230293"/>
-                <wp:effectExtent l="0" t="0" r="15240" b="17780"/>
-                <wp:wrapNone/>
-                <wp:docPr id="84108647" name="Rectangle 8"/>
-                <wp:cNvGraphicFramePr/>
-                <a:graphic xmlns:a="http://schemas.openxmlformats.org/drawingml/2006/main">
-                  <a:graphicData uri="http://schemas.microsoft.com/office/word/2010/wordprocessingShape">
-                    <wps:wsp>
-                      <wps:cNvSpPr/>
-                      <wps:spPr>
-                        <a:xfrm>
-                          <a:off x="0" y="0"/>
-                          <a:ext cx="670560" cy="230293"/>
-                        </a:xfrm>
-                        <a:prstGeom prst="rect">
-                          <a:avLst/>
-                        </a:prstGeom>
-                        <a:noFill/>
-                        <a:ln>
-                          <a:solidFill>
-                            <a:srgbClr val="EE0000"/>
-                          </a:solidFill>
-                        </a:ln>
-                      </wps:spPr>
-                      <wps:style>
-                        <a:lnRef idx="2">
-                          <a:schemeClr val="accent1">
-                            <a:shade val="15000"/>
-                          </a:schemeClr>
-                        </a:lnRef>
-                        <a:fillRef idx="1">
-                          <a:schemeClr val="accent1"/>
-                        </a:fillRef>
-                        <a:effectRef idx="0">
-                          <a:schemeClr val="accent1"/>
-                        </a:effectRef>
-                        <a:fontRef idx="minor">
-                          <a:schemeClr val="lt1"/>
-                        </a:fontRef>
-                      </wps:style>
-                      <wps:bodyPr rot="0" spcFirstLastPara="0" vertOverflow="overflow" horzOverflow="overflow" vert="horz" wrap="square" lIns="91440" tIns="45720" rIns="91440" bIns="45720" numCol="1" spcCol="0" rtlCol="0" fromWordArt="0" anchor="ctr" anchorCtr="0" forceAA="0" compatLnSpc="1">
-                        <a:prstTxWarp prst="textNoShape">
-                          <a:avLst/>
-                        </a:prstTxWarp>
-                        <a:noAutofit/>
-                      </wps:bodyPr>
-                    </wps:wsp>
-                  </a:graphicData>
-                </a:graphic>
-                <wp14:sizeRelH relativeFrom="margin">
-                  <wp14:pctWidth>0</wp14:pctWidth>
-                </wp14:sizeRelH>
-                <wp14:sizeRelV relativeFrom="margin">
-                  <wp14:pctHeight>0</wp14:pctHeight>
-                </wp14:sizeRelV>
-              </wp:anchor>
-            </w:drawing>
-          </mc:Choice>
-          <mc:Fallback xmlns:w16sdtfl="http://schemas.microsoft.com/office/word/2024/wordml/sdtformatlock" xmlns:w16du="http://schemas.microsoft.com/office/word/2023/wordml/word16du" xmlns:oel="http://schemas.microsoft.com/office/2019/extlst">
-            <w:pict>
-              <v:rect w14:anchorId="76AF9932" id="Rectangle 8" o:spid="_x0000_s1026" style="position:absolute;margin-left:57.55pt;margin-top:148.15pt;width:52.8pt;height:18.15pt;z-index:251689984;visibility:visible;mso-wrap-style:square;mso-width-percent:0;mso-height-percent:0;mso-wrap-distance-left:9pt;mso-wrap-distance-top:0;mso-wrap-distance-right:9pt;mso-wrap-distance-bottom:0;mso-position-horizontal:absolute;mso-position-horizontal-relative:margin;mso-position-vertical:absolute;mso-position-vertical-relative:text;mso-width-percent:0;mso-height-percent:0;mso-width-relative:margin;mso-height-relative:margin;v-text-anchor:middle" o:gfxdata="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" filled="f" strokecolor="#e00" strokeweight="1pt">
-                <w10:wrap anchorx="margin"/>
-              </v:rect>
-            </w:pict>
-          </mc:Fallback>
-        </mc:AlternateContent>
-      </w:r>
-      <w:r>
-        <w:rPr>
-          <w:rFonts w:ascii="Times New Roman" w:hAnsi="Times New Roman" w:cs="Times New Roman"/>
-          <w:noProof/>
-        </w:rPr>
-        <mc:AlternateContent>
-          <mc:Choice Requires="wps">
-            <w:drawing>
-              <wp:anchor distT="0" distB="0" distL="114300" distR="114300" simplePos="0" relativeHeight="251687936" behindDoc="0" locked="0" layoutInCell="1" allowOverlap="1" wp14:anchorId="7F1F8F93" wp14:editId="2C75A234">
-                <wp:simplePos x="0" y="0"/>
-                <wp:positionH relativeFrom="margin">
-                  <wp:posOffset>237067</wp:posOffset>
-                </wp:positionH>
-                <wp:positionV relativeFrom="paragraph">
-                  <wp:posOffset>860213</wp:posOffset>
-                </wp:positionV>
-                <wp:extent cx="5242560" cy="2004907"/>
-                <wp:effectExtent l="0" t="0" r="15240" b="14605"/>
-                <wp:wrapNone/>
-                <wp:docPr id="2079492803" name="Rectangle 8"/>
-                <wp:cNvGraphicFramePr/>
-                <a:graphic xmlns:a="http://schemas.openxmlformats.org/drawingml/2006/main">
-                  <a:graphicData uri="http://schemas.microsoft.com/office/word/2010/wordprocessingShape">
-                    <wps:wsp>
-                      <wps:cNvSpPr/>
-                      <wps:spPr>
-                        <a:xfrm>
-                          <a:off x="0" y="0"/>
-                          <a:ext cx="5242560" cy="2004907"/>
-                        </a:xfrm>
-                        <a:prstGeom prst="rect">
-                          <a:avLst/>
-                        </a:prstGeom>
-                        <a:noFill/>
-                        <a:ln>
-                          <a:solidFill>
-                            <a:srgbClr val="EE0000"/>
-                          </a:solidFill>
-                        </a:ln>
-                      </wps:spPr>
-                      <wps:style>
-                        <a:lnRef idx="2">
-                          <a:schemeClr val="accent1">
-                            <a:shade val="15000"/>
-                          </a:schemeClr>
-                        </a:lnRef>
-                        <a:fillRef idx="1">
-                          <a:schemeClr val="accent1"/>
-                        </a:fillRef>
-                        <a:effectRef idx="0">
-                          <a:schemeClr val="accent1"/>
-                        </a:effectRef>
-                        <a:fontRef idx="minor">
-                          <a:schemeClr val="lt1"/>
-                        </a:fontRef>
-                      </wps:style>
-                      <wps:bodyPr rot="0" spcFirstLastPara="0" vertOverflow="overflow" horzOverflow="overflow" vert="horz" wrap="square" lIns="91440" tIns="45720" rIns="91440" bIns="45720" numCol="1" spcCol="0" rtlCol="0" fromWordArt="0" anchor="ctr" anchorCtr="0" forceAA="0" compatLnSpc="1">
-                        <a:prstTxWarp prst="textNoShape">
-                          <a:avLst/>
-                        </a:prstTxWarp>
-                        <a:noAutofit/>
-                      </wps:bodyPr>
-                    </wps:wsp>
-                  </a:graphicData>
-                </a:graphic>
-                <wp14:sizeRelH relativeFrom="margin">
-                  <wp14:pctWidth>0</wp14:pctWidth>
-                </wp14:sizeRelH>
-                <wp14:sizeRelV relativeFrom="margin">
-                  <wp14:pctHeight>0</wp14:pctHeight>
-                </wp14:sizeRelV>
-              </wp:anchor>
-            </w:drawing>
-          </mc:Choice>
-          <mc:Fallback xmlns:w16sdtfl="http://schemas.microsoft.com/office/word/2024/wordml/sdtformatlock" xmlns:w16du="http://schemas.microsoft.com/office/word/2023/wordml/word16du" xmlns:oel="http://schemas.microsoft.com/office/2019/extlst">
-            <w:pict>
-              <v:rect w14:anchorId="43828F46" id="Rectangle 8" o:spid="_x0000_s1026" style="position:absolute;margin-left:18.65pt;margin-top:67.75pt;width:412.8pt;height:157.85pt;z-index:251687936;visibility:visible;mso-wrap-style:square;mso-width-percent:0;mso-height-percent:0;mso-wrap-distance-left:9pt;mso-wrap-distance-top:0;mso-wrap-distance-right:9pt;mso-wrap-distance-bottom:0;mso-position-horizontal:absolute;mso-position-horizontal-relative:margin;mso-position-vertical:absolute;mso-position-vertical-relative:text;mso-width-percent:0;mso-height-percent:0;mso-width-relative:margin;mso-height-relative:margin;v-text-anchor:middle" o:gfxdata="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" filled="f" strokecolor="#e00" strokeweight="1pt">
-                <w10:wrap anchorx="margin"/>
-              </v:rect>
-            </w:pict>
-          </mc:Fallback>
-        </mc:AlternateContent>
-      </w:r>
-      <w:r>
-        <w:rPr>
-          <w:rFonts w:ascii="Times New Roman" w:hAnsi="Times New Roman" w:cs="Times New Roman"/>
-          <w:noProof/>
-        </w:rPr>
         <w:drawing>
-          <wp:anchor distT="0" distB="0" distL="114300" distR="114300" simplePos="0" relativeHeight="251685888" behindDoc="1" locked="0" layoutInCell="1" allowOverlap="1" wp14:anchorId="083CB430" wp14:editId="00C19101">
+          <wp:anchor distT="0" distB="0" distL="114300" distR="114300" simplePos="0" relativeHeight="251685888" behindDoc="1" locked="0" layoutInCell="1" allowOverlap="1" wp14:anchorId="083CB430" wp14:editId="200E1C4B">
             <wp:simplePos x="0" y="0"/>
             <wp:positionH relativeFrom="margin">
               <wp:align>center</wp:align>
@@ -5052,7 +5326,7 @@
                     <pic:cNvPicPr/>
                   </pic:nvPicPr>
                   <pic:blipFill>
-                    <a:blip r:embed="rId7" cstate="print">
+                    <a:blip r:embed="rId10" cstate="print">
                       <a:extLst>
                         <a:ext uri="{28A0092B-C50C-407E-A947-70E740481C1C}">
                           <a14:useLocalDpi xmlns:a14="http://schemas.microsoft.com/office/drawing/2010/main" val="0"/>
@@ -5104,160 +5378,1880 @@
           <w:rFonts w:ascii="Times New Roman" w:hAnsi="Times New Roman" w:cs="Times New Roman"/>
         </w:rPr>
       </w:pPr>
-    </w:p>
-    <w:p>
-      <w:pPr>
-        <w:rPr>
-          <w:rFonts w:ascii="Times New Roman" w:hAnsi="Times New Roman" w:cs="Times New Roman"/>
-        </w:rPr>
-      </w:pPr>
-    </w:p>
-    <w:p>
-      <w:pPr>
-        <w:rPr>
-          <w:rFonts w:ascii="Times New Roman" w:hAnsi="Times New Roman" w:cs="Times New Roman"/>
-        </w:rPr>
-      </w:pPr>
-    </w:p>
-    <w:p>
-      <w:pPr>
-        <w:rPr>
-          <w:rFonts w:ascii="Times New Roman" w:hAnsi="Times New Roman" w:cs="Times New Roman"/>
-        </w:rPr>
-      </w:pPr>
-    </w:p>
-    <w:p>
-      <w:pPr>
-        <w:rPr>
-          <w:rFonts w:ascii="Times New Roman" w:hAnsi="Times New Roman" w:cs="Times New Roman"/>
-        </w:rPr>
-      </w:pPr>
-    </w:p>
-    <w:p>
-      <w:pPr>
-        <w:rPr>
-          <w:rFonts w:ascii="Times New Roman" w:hAnsi="Times New Roman" w:cs="Times New Roman"/>
-        </w:rPr>
-      </w:pPr>
-    </w:p>
-    <w:p>
-      <w:pPr>
-        <w:rPr>
-          <w:rFonts w:ascii="Times New Roman" w:hAnsi="Times New Roman" w:cs="Times New Roman"/>
-        </w:rPr>
-      </w:pPr>
-    </w:p>
-    <w:p>
-      <w:pPr>
-        <w:rPr>
-          <w:rFonts w:ascii="Times New Roman" w:hAnsi="Times New Roman" w:cs="Times New Roman"/>
-        </w:rPr>
-      </w:pPr>
-    </w:p>
-    <w:p>
-      <w:pPr>
-        <w:rPr>
-          <w:rFonts w:ascii="Times New Roman" w:hAnsi="Times New Roman" w:cs="Times New Roman"/>
-        </w:rPr>
-      </w:pPr>
-    </w:p>
-    <w:p>
-      <w:pPr>
-        <w:rPr>
-          <w:rFonts w:ascii="Times New Roman" w:hAnsi="Times New Roman" w:cs="Times New Roman"/>
-        </w:rPr>
-      </w:pPr>
-    </w:p>
-    <w:p>
-      <w:pPr>
-        <w:rPr>
-          <w:rFonts w:ascii="Times New Roman" w:hAnsi="Times New Roman" w:cs="Times New Roman"/>
-        </w:rPr>
-      </w:pPr>
-    </w:p>
-    <w:p>
-      <w:pPr>
-        <w:rPr>
-          <w:rFonts w:ascii="Times New Roman" w:hAnsi="Times New Roman" w:cs="Times New Roman"/>
-        </w:rPr>
-      </w:pPr>
-    </w:p>
-    <w:p>
-      <w:pPr>
-        <w:rPr>
-          <w:rFonts w:ascii="Times New Roman" w:hAnsi="Times New Roman" w:cs="Times New Roman"/>
-        </w:rPr>
-      </w:pPr>
-    </w:p>
-    <w:p>
-      <w:pPr>
-        <w:rPr>
-          <w:rFonts w:ascii="Times New Roman" w:hAnsi="Times New Roman" w:cs="Times New Roman"/>
-        </w:rPr>
-      </w:pPr>
-    </w:p>
-    <w:p>
-      <w:pPr>
-        <w:rPr>
-          <w:rFonts w:ascii="Times New Roman" w:hAnsi="Times New Roman" w:cs="Times New Roman"/>
-        </w:rPr>
-      </w:pPr>
-    </w:p>
-    <w:p>
-      <w:pPr>
-        <w:rPr>
-          <w:rFonts w:ascii="Times New Roman" w:hAnsi="Times New Roman" w:cs="Times New Roman"/>
-        </w:rPr>
-      </w:pPr>
-    </w:p>
-    <w:p>
-      <w:pPr>
-        <w:rPr>
-          <w:rFonts w:ascii="Times New Roman" w:hAnsi="Times New Roman" w:cs="Times New Roman"/>
-        </w:rPr>
-      </w:pPr>
-    </w:p>
-    <w:p>
-      <w:pPr>
-        <w:rPr>
-          <w:rFonts w:ascii="Times New Roman" w:hAnsi="Times New Roman" w:cs="Times New Roman"/>
-        </w:rPr>
-      </w:pPr>
-    </w:p>
-    <w:p>
-      <w:pPr>
-        <w:rPr>
-          <w:rFonts w:ascii="Times New Roman" w:hAnsi="Times New Roman" w:cs="Times New Roman"/>
-        </w:rPr>
-      </w:pPr>
-    </w:p>
-    <w:p>
-      <w:pPr>
-        <w:rPr>
-          <w:rFonts w:ascii="Times New Roman" w:hAnsi="Times New Roman" w:cs="Times New Roman"/>
-        </w:rPr>
-      </w:pPr>
-    </w:p>
-    <w:p>
-      <w:pPr>
-        <w:rPr>
-          <w:rFonts w:ascii="Times New Roman" w:hAnsi="Times New Roman" w:cs="Times New Roman"/>
-        </w:rPr>
-      </w:pPr>
-    </w:p>
-    <w:p>
-      <w:pPr>
-        <w:rPr>
-          <w:rFonts w:ascii="Times New Roman" w:hAnsi="Times New Roman" w:cs="Times New Roman"/>
-        </w:rPr>
-      </w:pPr>
-    </w:p>
-    <w:p>
-      <w:pPr>
-        <w:rPr>
-          <w:rFonts w:ascii="Times New Roman" w:hAnsi="Times New Roman" w:cs="Times New Roman"/>
-        </w:rPr>
-      </w:pPr>
+      <w:r>
+        <w:rPr>
+          <w:rFonts w:ascii="Times New Roman" w:hAnsi="Times New Roman" w:cs="Times New Roman"/>
+          <w:noProof/>
+        </w:rPr>
+        <mc:AlternateContent>
+          <mc:Choice Requires="wps">
+            <w:drawing>
+              <wp:anchor distT="0" distB="0" distL="114300" distR="114300" simplePos="0" relativeHeight="251687936" behindDoc="0" locked="0" layoutInCell="1" allowOverlap="1" wp14:anchorId="7F1F8F93" wp14:editId="4F82CF38">
+                <wp:simplePos x="0" y="0"/>
+                <wp:positionH relativeFrom="margin">
+                  <wp:posOffset>244803</wp:posOffset>
+                </wp:positionH>
+                <wp:positionV relativeFrom="paragraph">
+                  <wp:posOffset>250825</wp:posOffset>
+                </wp:positionV>
+                <wp:extent cx="5242560" cy="2004695"/>
+                <wp:effectExtent l="0" t="0" r="15240" b="14605"/>
+                <wp:wrapNone/>
+                <wp:docPr id="2079492803" name="Rectangle 8"/>
+                <wp:cNvGraphicFramePr/>
+                <a:graphic xmlns:a="http://schemas.openxmlformats.org/drawingml/2006/main">
+                  <a:graphicData uri="http://schemas.microsoft.com/office/word/2010/wordprocessingShape">
+                    <wps:wsp>
+                      <wps:cNvSpPr/>
+                      <wps:spPr>
+                        <a:xfrm>
+                          <a:off x="0" y="0"/>
+                          <a:ext cx="5242560" cy="2004695"/>
+                        </a:xfrm>
+                        <a:prstGeom prst="rect">
+                          <a:avLst/>
+                        </a:prstGeom>
+                        <a:noFill/>
+                        <a:ln>
+                          <a:solidFill>
+                            <a:srgbClr val="EE0000"/>
+                          </a:solidFill>
+                        </a:ln>
+                      </wps:spPr>
+                      <wps:style>
+                        <a:lnRef idx="2">
+                          <a:schemeClr val="accent1">
+                            <a:shade val="15000"/>
+                          </a:schemeClr>
+                        </a:lnRef>
+                        <a:fillRef idx="1">
+                          <a:schemeClr val="accent1"/>
+                        </a:fillRef>
+                        <a:effectRef idx="0">
+                          <a:schemeClr val="accent1"/>
+                        </a:effectRef>
+                        <a:fontRef idx="minor">
+                          <a:schemeClr val="lt1"/>
+                        </a:fontRef>
+                      </wps:style>
+                      <wps:bodyPr rot="0" spcFirstLastPara="0" vertOverflow="overflow" horzOverflow="overflow" vert="horz" wrap="square" lIns="91440" tIns="45720" rIns="91440" bIns="45720" numCol="1" spcCol="0" rtlCol="0" fromWordArt="0" anchor="ctr" anchorCtr="0" forceAA="0" compatLnSpc="1">
+                        <a:prstTxWarp prst="textNoShape">
+                          <a:avLst/>
+                        </a:prstTxWarp>
+                        <a:noAutofit/>
+                      </wps:bodyPr>
+                    </wps:wsp>
+                  </a:graphicData>
+                </a:graphic>
+                <wp14:sizeRelH relativeFrom="margin">
+                  <wp14:pctWidth>0</wp14:pctWidth>
+                </wp14:sizeRelH>
+                <wp14:sizeRelV relativeFrom="margin">
+                  <wp14:pctHeight>0</wp14:pctHeight>
+                </wp14:sizeRelV>
+              </wp:anchor>
+            </w:drawing>
+          </mc:Choice>
+          <mc:Fallback>
+            <w:pict>
+              <v:rect w14:anchorId="33E400DD" id="Rectangle 8" o:spid="_x0000_s1026" style="position:absolute;margin-left:19.3pt;margin-top:19.75pt;width:412.8pt;height:157.85pt;z-index:251687936;visibility:visible;mso-wrap-style:square;mso-width-percent:0;mso-height-percent:0;mso-wrap-distance-left:9pt;mso-wrap-distance-top:0;mso-wrap-distance-right:9pt;mso-wrap-distance-bottom:0;mso-position-horizontal:absolute;mso-position-horizontal-relative:margin;mso-position-vertical:absolute;mso-position-vertical-relative:text;mso-width-percent:0;mso-height-percent:0;mso-width-relative:margin;mso-height-relative:margin;v-text-anchor:middle" o:gfxdata="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" filled="f" strokecolor="#e00" strokeweight="1pt">
+                <w10:wrap anchorx="margin"/>
+              </v:rect>
+            </w:pict>
+          </mc:Fallback>
+        </mc:AlternateContent>
+      </w:r>
+    </w:p>
+    <w:p>
+      <w:pPr>
+        <w:rPr>
+          <w:rFonts w:ascii="Times New Roman" w:hAnsi="Times New Roman" w:cs="Times New Roman"/>
+        </w:rPr>
+      </w:pPr>
+      <w:r>
+        <w:rPr>
+          <w:rFonts w:ascii="Times New Roman" w:hAnsi="Times New Roman" w:cs="Times New Roman"/>
+        </w:rPr>
+        <mc:AlternateContent>
+          <mc:Choice Requires="wps">
+            <w:drawing>
+              <wp:anchor distT="0" distB="0" distL="114300" distR="114300" simplePos="0" relativeHeight="251774976" behindDoc="0" locked="0" layoutInCell="1" allowOverlap="1" wp14:anchorId="35437457" wp14:editId="16586EED">
+                <wp:simplePos x="0" y="0"/>
+                <wp:positionH relativeFrom="page">
+                  <wp:posOffset>49530</wp:posOffset>
+                </wp:positionH>
+                <wp:positionV relativeFrom="paragraph">
+                  <wp:posOffset>221615</wp:posOffset>
+                </wp:positionV>
+                <wp:extent cx="1100308" cy="384810"/>
+                <wp:effectExtent l="0" t="0" r="0" b="0"/>
+                <wp:wrapNone/>
+                <wp:docPr id="38" name="Text Box 38"/>
+                <wp:cNvGraphicFramePr/>
+                <a:graphic xmlns:a="http://schemas.openxmlformats.org/drawingml/2006/main">
+                  <a:graphicData uri="http://schemas.microsoft.com/office/word/2010/wordprocessingShape">
+                    <wps:wsp>
+                      <wps:cNvSpPr txBox="1"/>
+                      <wps:spPr>
+                        <a:xfrm>
+                          <a:off x="0" y="0"/>
+                          <a:ext cx="1100308" cy="384810"/>
+                        </a:xfrm>
+                        <a:prstGeom prst="rect">
+                          <a:avLst/>
+                        </a:prstGeom>
+                        <a:noFill/>
+                        <a:ln w="6350">
+                          <a:noFill/>
+                        </a:ln>
+                      </wps:spPr>
+                      <wps:txbx>
+                        <w:txbxContent>
+                          <w:p>
+                            <w:pPr>
+                              <w:rPr>
+                                <w:rFonts w:ascii="Times New Roman" w:hAnsi="Times New Roman" w:cs="Times New Roman"/>
+                                <w:sz w:val="18"/>
+                                <w:szCs w:val="18"/>
+                              </w:rPr>
+                            </w:pPr>
+                            <w:r>
+                              <w:rPr>
+                                <w:rFonts w:ascii="Times New Roman" w:hAnsi="Times New Roman" w:cs="Times New Roman"/>
+                                <w:sz w:val="18"/>
+                                <w:szCs w:val="18"/>
+                              </w:rPr>
+                              <w:t>Go to</w:t>
+                            </w:r>
+                            <w:r>
+                              <w:rPr>
+                                <w:rFonts w:ascii="Times New Roman" w:hAnsi="Times New Roman" w:cs="Times New Roman"/>
+                                <w:sz w:val="18"/>
+                                <w:szCs w:val="18"/>
+                              </w:rPr>
+                              <w:t xml:space="preserve"> Technician </w:t>
+                            </w:r>
+                            <w:r>
+                              <w:rPr>
+                                <w:rFonts w:ascii="Times New Roman" w:hAnsi="Times New Roman" w:cs="Times New Roman"/>
+                                <w:sz w:val="18"/>
+                                <w:szCs w:val="18"/>
+                              </w:rPr>
+                              <w:t>Page</w:t>
+                            </w:r>
+                          </w:p>
+                          <w:p>
+                            <w:pPr>
+                              <w:rPr>
+                                <w:rFonts w:ascii="Times New Roman" w:hAnsi="Times New Roman" w:cs="Times New Roman"/>
+                                <w:sz w:val="18"/>
+                                <w:szCs w:val="18"/>
+                              </w:rPr>
+                            </w:pPr>
+                          </w:p>
+                        </w:txbxContent>
+                      </wps:txbx>
+                      <wps:bodyPr rot="0" spcFirstLastPara="0" vertOverflow="overflow" horzOverflow="overflow" vert="horz" wrap="square" lIns="91440" tIns="45720" rIns="91440" bIns="45720" numCol="1" spcCol="0" rtlCol="0" fromWordArt="0" anchor="t" anchorCtr="0" forceAA="0" compatLnSpc="1">
+                        <a:prstTxWarp prst="textNoShape">
+                          <a:avLst/>
+                        </a:prstTxWarp>
+                        <a:noAutofit/>
+                      </wps:bodyPr>
+                    </wps:wsp>
+                  </a:graphicData>
+                </a:graphic>
+                <wp14:sizeRelH relativeFrom="margin">
+                  <wp14:pctWidth>0</wp14:pctWidth>
+                </wp14:sizeRelH>
+                <wp14:sizeRelV relativeFrom="margin">
+                  <wp14:pctHeight>0</wp14:pctHeight>
+                </wp14:sizeRelV>
+              </wp:anchor>
+            </w:drawing>
+          </mc:Choice>
+          <mc:Fallback>
+            <w:pict>
+              <v:shape w14:anchorId="35437457" id="Text Box 38" o:spid="_x0000_s1044" type="#_x0000_t202" style="position:absolute;margin-left:3.9pt;margin-top:17.45pt;width:86.65pt;height:30.3pt;z-index:251774976;visibility:visible;mso-wrap-style:square;mso-width-percent:0;mso-height-percent:0;mso-wrap-distance-left:9pt;mso-wrap-distance-top:0;mso-wrap-distance-right:9pt;mso-wrap-distance-bottom:0;mso-position-horizontal:absolute;mso-position-horizontal-relative:page;mso-position-vertical:absolute;mso-position-vertical-relative:text;mso-width-percent:0;mso-height-percent:0;mso-width-relative:margin;mso-height-relative:margin;v-text-anchor:top" o:gfxdata="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" filled="f" stroked="f" strokeweight=".5pt">
+                <v:textbox>
+                  <w:txbxContent>
+                    <w:p>
+                      <w:pPr>
+                        <w:rPr>
+                          <w:rFonts w:ascii="Times New Roman" w:hAnsi="Times New Roman" w:cs="Times New Roman"/>
+                          <w:sz w:val="18"/>
+                          <w:szCs w:val="18"/>
+                        </w:rPr>
+                      </w:pPr>
+                      <w:r>
+                        <w:rPr>
+                          <w:rFonts w:ascii="Times New Roman" w:hAnsi="Times New Roman" w:cs="Times New Roman"/>
+                          <w:sz w:val="18"/>
+                          <w:szCs w:val="18"/>
+                        </w:rPr>
+                        <w:t>Go to</w:t>
+                      </w:r>
+                      <w:r>
+                        <w:rPr>
+                          <w:rFonts w:ascii="Times New Roman" w:hAnsi="Times New Roman" w:cs="Times New Roman"/>
+                          <w:sz w:val="18"/>
+                          <w:szCs w:val="18"/>
+                        </w:rPr>
+                        <w:t xml:space="preserve"> Technician </w:t>
+                      </w:r>
+                      <w:r>
+                        <w:rPr>
+                          <w:rFonts w:ascii="Times New Roman" w:hAnsi="Times New Roman" w:cs="Times New Roman"/>
+                          <w:sz w:val="18"/>
+                          <w:szCs w:val="18"/>
+                        </w:rPr>
+                        <w:t>Page</w:t>
+                      </w:r>
+                    </w:p>
+                    <w:p>
+                      <w:pPr>
+                        <w:rPr>
+                          <w:rFonts w:ascii="Times New Roman" w:hAnsi="Times New Roman" w:cs="Times New Roman"/>
+                          <w:sz w:val="18"/>
+                          <w:szCs w:val="18"/>
+                        </w:rPr>
+                      </w:pPr>
+                    </w:p>
+                  </w:txbxContent>
+                </v:textbox>
+                <w10:wrap anchorx="page"/>
+              </v:shape>
+            </w:pict>
+          </mc:Fallback>
+        </mc:AlternateContent>
+      </w:r>
+    </w:p>
+    <w:p>
+      <w:pPr>
+        <w:rPr>
+          <w:rFonts w:ascii="Times New Roman" w:hAnsi="Times New Roman" w:cs="Times New Roman"/>
+        </w:rPr>
+      </w:pPr>
+      <w:r>
+        <w:rPr>
+          <w:rFonts w:ascii="Times New Roman" w:hAnsi="Times New Roman" w:cs="Times New Roman"/>
+          <w:noProof/>
+        </w:rPr>
+        <mc:AlternateContent>
+          <mc:Choice Requires="wps">
+            <w:drawing>
+              <wp:anchor distT="0" distB="0" distL="114300" distR="114300" simplePos="0" relativeHeight="251780096" behindDoc="0" locked="0" layoutInCell="1" allowOverlap="1" wp14:anchorId="3B7E2174" wp14:editId="259C2BB5">
+                <wp:simplePos x="0" y="0"/>
+                <wp:positionH relativeFrom="column">
+                  <wp:posOffset>66202</wp:posOffset>
+                </wp:positionH>
+                <wp:positionV relativeFrom="paragraph">
+                  <wp:posOffset>117866</wp:posOffset>
+                </wp:positionV>
+                <wp:extent cx="636738" cy="657687"/>
+                <wp:effectExtent l="0" t="0" r="49530" b="85725"/>
+                <wp:wrapNone/>
+                <wp:docPr id="41" name="Connector: Elbow 41"/>
+                <wp:cNvGraphicFramePr/>
+                <a:graphic xmlns:a="http://schemas.openxmlformats.org/drawingml/2006/main">
+                  <a:graphicData uri="http://schemas.microsoft.com/office/word/2010/wordprocessingShape">
+                    <wps:wsp>
+                      <wps:cNvCnPr/>
+                      <wps:spPr>
+                        <a:xfrm>
+                          <a:off x="0" y="0"/>
+                          <a:ext cx="636738" cy="657687"/>
+                        </a:xfrm>
+                        <a:prstGeom prst="bentConnector3">
+                          <a:avLst/>
+                        </a:prstGeom>
+                        <a:ln>
+                          <a:solidFill>
+                            <a:srgbClr val="FF0000"/>
+                          </a:solidFill>
+                          <a:tailEnd type="triangle"/>
+                        </a:ln>
+                      </wps:spPr>
+                      <wps:style>
+                        <a:lnRef idx="1">
+                          <a:schemeClr val="accent1"/>
+                        </a:lnRef>
+                        <a:fillRef idx="0">
+                          <a:schemeClr val="accent1"/>
+                        </a:fillRef>
+                        <a:effectRef idx="0">
+                          <a:schemeClr val="accent1"/>
+                        </a:effectRef>
+                        <a:fontRef idx="minor">
+                          <a:schemeClr val="tx1"/>
+                        </a:fontRef>
+                      </wps:style>
+                      <wps:bodyPr/>
+                    </wps:wsp>
+                  </a:graphicData>
+                </a:graphic>
+                <wp14:sizeRelH relativeFrom="margin">
+                  <wp14:pctWidth>0</wp14:pctWidth>
+                </wp14:sizeRelH>
+                <wp14:sizeRelV relativeFrom="margin">
+                  <wp14:pctHeight>0</wp14:pctHeight>
+                </wp14:sizeRelV>
+              </wp:anchor>
+            </w:drawing>
+          </mc:Choice>
+          <mc:Fallback>
+            <w:pict>
+              <v:shapetype w14:anchorId="63A0B409" id="_x0000_t34" coordsize="21600,21600" o:spt="34" o:oned="t" adj="10800" path="m,l@0,0@0,21600,21600,21600e" filled="f">
+                <v:stroke joinstyle="miter"/>
+                <v:formulas>
+                  <v:f eqn="val #0"/>
+                </v:formulas>
+                <v:path arrowok="t" fillok="f" o:connecttype="none"/>
+                <v:handles>
+                  <v:h position="#0,center"/>
+                </v:handles>
+                <o:lock v:ext="edit" shapetype="t"/>
+              </v:shapetype>
+              <v:shape id="Connector: Elbow 41" o:spid="_x0000_s1026" type="#_x0000_t34" style="position:absolute;margin-left:5.2pt;margin-top:9.3pt;width:50.15pt;height:51.8pt;z-index:251780096;visibility:visible;mso-wrap-style:square;mso-width-percent:0;mso-height-percent:0;mso-wrap-distance-left:9pt;mso-wrap-distance-top:0;mso-wrap-distance-right:9pt;mso-wrap-distance-bottom:0;mso-position-horizontal:absolute;mso-position-horizontal-relative:text;mso-position-vertical:absolute;mso-position-vertical-relative:text;mso-width-percent:0;mso-height-percent:0;mso-width-relative:margin;mso-height-relative:margin" o:gfxdata="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" strokecolor="red" strokeweight=".5pt">
+                <v:stroke endarrow="block"/>
+              </v:shape>
+            </w:pict>
+          </mc:Fallback>
+        </mc:AlternateContent>
+      </w:r>
+      <w:r>
+        <w:rPr>
+          <w:rFonts w:ascii="Times New Roman" w:hAnsi="Times New Roman" w:cs="Times New Roman"/>
+        </w:rPr>
+        <mc:AlternateContent>
+          <mc:Choice Requires="wps">
+            <w:drawing>
+              <wp:anchor distT="0" distB="0" distL="114300" distR="114300" simplePos="0" relativeHeight="251779072" behindDoc="0" locked="0" layoutInCell="1" allowOverlap="1" wp14:anchorId="1947EAFB" wp14:editId="314CED32">
+                <wp:simplePos x="0" y="0"/>
+                <wp:positionH relativeFrom="column">
+                  <wp:posOffset>-795327</wp:posOffset>
+                </wp:positionH>
+                <wp:positionV relativeFrom="paragraph">
+                  <wp:posOffset>262890</wp:posOffset>
+                </wp:positionV>
+                <wp:extent cx="1129665" cy="1581150"/>
+                <wp:effectExtent l="0" t="0" r="0" b="0"/>
+                <wp:wrapNone/>
+                <wp:docPr id="40" name="Text Box 40"/>
+                <wp:cNvGraphicFramePr/>
+                <a:graphic xmlns:a="http://schemas.openxmlformats.org/drawingml/2006/main">
+                  <a:graphicData uri="http://schemas.microsoft.com/office/word/2010/wordprocessingShape">
+                    <wps:wsp>
+                      <wps:cNvSpPr txBox="1"/>
+                      <wps:spPr>
+                        <a:xfrm>
+                          <a:off x="0" y="0"/>
+                          <a:ext cx="1129665" cy="1581150"/>
+                        </a:xfrm>
+                        <a:prstGeom prst="rect">
+                          <a:avLst/>
+                        </a:prstGeom>
+                        <a:noFill/>
+                        <a:ln w="6350">
+                          <a:noFill/>
+                        </a:ln>
+                      </wps:spPr>
+                      <wps:txbx>
+                        <w:txbxContent>
+                          <w:p>
+                            <w:pPr>
+                              <w:rPr>
+                                <w:rFonts w:ascii="Times New Roman" w:hAnsi="Times New Roman" w:cs="Times New Roman"/>
+                                <w:color w:val="808080" w:themeColor="background1" w:themeShade="80"/>
+                                <w:sz w:val="20"/>
+                                <w:szCs w:val="20"/>
+                              </w:rPr>
+                            </w:pPr>
+                            <w:r>
+                              <w:rPr>
+                                <w:rFonts w:ascii="Times New Roman" w:hAnsi="Times New Roman" w:cs="Times New Roman"/>
+                                <w:color w:val="808080" w:themeColor="background1" w:themeShade="80"/>
+                                <w:sz w:val="20"/>
+                                <w:szCs w:val="20"/>
+                              </w:rPr>
+                              <w:t>If you are already logged in then it redirected to the technician page inside the system. If you not log in then it shows login page.</w:t>
+                            </w:r>
+                          </w:p>
+                        </w:txbxContent>
+                      </wps:txbx>
+                      <wps:bodyPr rot="0" spcFirstLastPara="0" vertOverflow="overflow" horzOverflow="overflow" vert="horz" wrap="square" lIns="91440" tIns="45720" rIns="91440" bIns="45720" numCol="1" spcCol="0" rtlCol="0" fromWordArt="0" anchor="t" anchorCtr="0" forceAA="0" compatLnSpc="1">
+                        <a:prstTxWarp prst="textNoShape">
+                          <a:avLst/>
+                        </a:prstTxWarp>
+                        <a:noAutofit/>
+                      </wps:bodyPr>
+                    </wps:wsp>
+                  </a:graphicData>
+                </a:graphic>
+                <wp14:sizeRelH relativeFrom="margin">
+                  <wp14:pctWidth>0</wp14:pctWidth>
+                </wp14:sizeRelH>
+                <wp14:sizeRelV relativeFrom="margin">
+                  <wp14:pctHeight>0</wp14:pctHeight>
+                </wp14:sizeRelV>
+              </wp:anchor>
+            </w:drawing>
+          </mc:Choice>
+          <mc:Fallback>
+            <w:pict>
+              <v:shape w14:anchorId="1947EAFB" id="Text Box 40" o:spid="_x0000_s1045" type="#_x0000_t202" style="position:absolute;margin-left:-62.6pt;margin-top:20.7pt;width:88.95pt;height:124.5pt;z-index:251779072;visibility:visible;mso-wrap-style:square;mso-width-percent:0;mso-height-percent:0;mso-wrap-distance-left:9pt;mso-wrap-distance-top:0;mso-wrap-distance-right:9pt;mso-wrap-distance-bottom:0;mso-position-horizontal:absolute;mso-position-horizontal-relative:text;mso-position-vertical:absolute;mso-position-vertical-relative:text;mso-width-percent:0;mso-height-percent:0;mso-width-relative:margin;mso-height-relative:margin;v-text-anchor:top" o:gfxdata="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" filled="f" stroked="f" strokeweight=".5pt">
+                <v:textbox>
+                  <w:txbxContent>
+                    <w:p>
+                      <w:pPr>
+                        <w:rPr>
+                          <w:rFonts w:ascii="Times New Roman" w:hAnsi="Times New Roman" w:cs="Times New Roman"/>
+                          <w:color w:val="808080" w:themeColor="background1" w:themeShade="80"/>
+                          <w:sz w:val="20"/>
+                          <w:szCs w:val="20"/>
+                        </w:rPr>
+                      </w:pPr>
+                      <w:r>
+                        <w:rPr>
+                          <w:rFonts w:ascii="Times New Roman" w:hAnsi="Times New Roman" w:cs="Times New Roman"/>
+                          <w:color w:val="808080" w:themeColor="background1" w:themeShade="80"/>
+                          <w:sz w:val="20"/>
+                          <w:szCs w:val="20"/>
+                        </w:rPr>
+                        <w:t>If you are already logged in then it redirected to the technician page inside the system. If you not log in then it shows login page.</w:t>
+                      </w:r>
+                    </w:p>
+                  </w:txbxContent>
+                </v:textbox>
+              </v:shape>
+            </w:pict>
+          </mc:Fallback>
+        </mc:AlternateContent>
+      </w:r>
+    </w:p>
+    <w:p>
+      <w:pPr>
+        <w:rPr>
+          <w:rFonts w:ascii="Times New Roman" w:hAnsi="Times New Roman" w:cs="Times New Roman"/>
+        </w:rPr>
+      </w:pPr>
+    </w:p>
+    <w:p>
+      <w:pPr>
+        <w:rPr>
+          <w:rFonts w:ascii="Times New Roman" w:hAnsi="Times New Roman" w:cs="Times New Roman"/>
+        </w:rPr>
+      </w:pPr>
+      <w:r>
+        <w:rPr>
+          <w:rFonts w:ascii="Times New Roman" w:hAnsi="Times New Roman" w:cs="Times New Roman"/>
+          <w:noProof/>
+        </w:rPr>
+        <mc:AlternateContent>
+          <mc:Choice Requires="wps">
+            <w:drawing>
+              <wp:anchor distT="0" distB="0" distL="114300" distR="114300" simplePos="0" relativeHeight="251689984" behindDoc="0" locked="0" layoutInCell="1" allowOverlap="1" wp14:anchorId="4009A74E" wp14:editId="7B084343">
+                <wp:simplePos x="0" y="0"/>
+                <wp:positionH relativeFrom="margin">
+                  <wp:posOffset>713412</wp:posOffset>
+                </wp:positionH>
+                <wp:positionV relativeFrom="paragraph">
+                  <wp:posOffset>53975</wp:posOffset>
+                </wp:positionV>
+                <wp:extent cx="670560" cy="229870"/>
+                <wp:effectExtent l="0" t="0" r="15240" b="17780"/>
+                <wp:wrapNone/>
+                <wp:docPr id="84108647" name="Rectangle 8"/>
+                <wp:cNvGraphicFramePr/>
+                <a:graphic xmlns:a="http://schemas.openxmlformats.org/drawingml/2006/main">
+                  <a:graphicData uri="http://schemas.microsoft.com/office/word/2010/wordprocessingShape">
+                    <wps:wsp>
+                      <wps:cNvSpPr/>
+                      <wps:spPr>
+                        <a:xfrm>
+                          <a:off x="0" y="0"/>
+                          <a:ext cx="670560" cy="229870"/>
+                        </a:xfrm>
+                        <a:prstGeom prst="rect">
+                          <a:avLst/>
+                        </a:prstGeom>
+                        <a:noFill/>
+                        <a:ln>
+                          <a:solidFill>
+                            <a:srgbClr val="EE0000"/>
+                          </a:solidFill>
+                        </a:ln>
+                      </wps:spPr>
+                      <wps:style>
+                        <a:lnRef idx="2">
+                          <a:schemeClr val="accent1">
+                            <a:shade val="15000"/>
+                          </a:schemeClr>
+                        </a:lnRef>
+                        <a:fillRef idx="1">
+                          <a:schemeClr val="accent1"/>
+                        </a:fillRef>
+                        <a:effectRef idx="0">
+                          <a:schemeClr val="accent1"/>
+                        </a:effectRef>
+                        <a:fontRef idx="minor">
+                          <a:schemeClr val="lt1"/>
+                        </a:fontRef>
+                      </wps:style>
+                      <wps:bodyPr rot="0" spcFirstLastPara="0" vertOverflow="overflow" horzOverflow="overflow" vert="horz" wrap="square" lIns="91440" tIns="45720" rIns="91440" bIns="45720" numCol="1" spcCol="0" rtlCol="0" fromWordArt="0" anchor="ctr" anchorCtr="0" forceAA="0" compatLnSpc="1">
+                        <a:prstTxWarp prst="textNoShape">
+                          <a:avLst/>
+                        </a:prstTxWarp>
+                        <a:noAutofit/>
+                      </wps:bodyPr>
+                    </wps:wsp>
+                  </a:graphicData>
+                </a:graphic>
+                <wp14:sizeRelH relativeFrom="margin">
+                  <wp14:pctWidth>0</wp14:pctWidth>
+                </wp14:sizeRelH>
+                <wp14:sizeRelV relativeFrom="margin">
+                  <wp14:pctHeight>0</wp14:pctHeight>
+                </wp14:sizeRelV>
+              </wp:anchor>
+            </w:drawing>
+          </mc:Choice>
+          <mc:Fallback>
+            <w:pict>
+              <v:rect w14:anchorId="4CE5AB71" id="Rectangle 8" o:spid="_x0000_s1026" style="position:absolute;margin-left:56.15pt;margin-top:4.25pt;width:52.8pt;height:18.1pt;z-index:251689984;visibility:visible;mso-wrap-style:square;mso-width-percent:0;mso-height-percent:0;mso-wrap-distance-left:9pt;mso-wrap-distance-top:0;mso-wrap-distance-right:9pt;mso-wrap-distance-bottom:0;mso-position-horizontal:absolute;mso-position-horizontal-relative:margin;mso-position-vertical:absolute;mso-position-vertical-relative:text;mso-width-percent:0;mso-height-percent:0;mso-width-relative:margin;mso-height-relative:margin;v-text-anchor:middle" o:gfxdata="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" filled="f" strokecolor="#e00" strokeweight="1pt">
+                <w10:wrap anchorx="margin"/>
+              </v:rect>
+            </w:pict>
+          </mc:Fallback>
+        </mc:AlternateContent>
+      </w:r>
+    </w:p>
+    <w:p>
+      <w:pPr>
+        <w:rPr>
+          <w:rFonts w:ascii="Times New Roman" w:hAnsi="Times New Roman" w:cs="Times New Roman"/>
+        </w:rPr>
+      </w:pPr>
+    </w:p>
+    <w:p>
+      <w:pPr>
+        <w:rPr>
+          <w:rFonts w:ascii="Times New Roman" w:hAnsi="Times New Roman" w:cs="Times New Roman"/>
+        </w:rPr>
+      </w:pPr>
+    </w:p>
+    <w:p>
+      <w:pPr>
+        <w:rPr>
+          <w:rFonts w:ascii="Times New Roman" w:hAnsi="Times New Roman" w:cs="Times New Roman"/>
+        </w:rPr>
+      </w:pPr>
+      <w:r>
+        <w:rPr>
+          <w:rFonts w:ascii="Times New Roman" w:hAnsi="Times New Roman" w:cs="Times New Roman"/>
+        </w:rPr>
+        <mc:AlternateContent>
+          <mc:Choice Requires="wps">
+            <w:drawing>
+              <wp:anchor distT="0" distB="0" distL="114300" distR="114300" simplePos="0" relativeHeight="251783168" behindDoc="0" locked="0" layoutInCell="1" allowOverlap="1" wp14:anchorId="5774007D" wp14:editId="551EA09A">
+                <wp:simplePos x="0" y="0"/>
+                <wp:positionH relativeFrom="page">
+                  <wp:posOffset>220980</wp:posOffset>
+                </wp:positionH>
+                <wp:positionV relativeFrom="paragraph">
+                  <wp:posOffset>366723</wp:posOffset>
+                </wp:positionV>
+                <wp:extent cx="947420" cy="252095"/>
+                <wp:effectExtent l="0" t="0" r="0" b="0"/>
+                <wp:wrapNone/>
+                <wp:docPr id="43" name="Text Box 43"/>
+                <wp:cNvGraphicFramePr/>
+                <a:graphic xmlns:a="http://schemas.openxmlformats.org/drawingml/2006/main">
+                  <a:graphicData uri="http://schemas.microsoft.com/office/word/2010/wordprocessingShape">
+                    <wps:wsp>
+                      <wps:cNvSpPr txBox="1"/>
+                      <wps:spPr>
+                        <a:xfrm>
+                          <a:off x="0" y="0"/>
+                          <a:ext cx="947420" cy="252095"/>
+                        </a:xfrm>
+                        <a:prstGeom prst="rect">
+                          <a:avLst/>
+                        </a:prstGeom>
+                        <a:noFill/>
+                        <a:ln w="6350">
+                          <a:noFill/>
+                        </a:ln>
+                      </wps:spPr>
+                      <wps:txbx>
+                        <w:txbxContent>
+                          <w:p>
+                            <w:pPr>
+                              <w:rPr>
+                                <w:rFonts w:ascii="Times New Roman" w:hAnsi="Times New Roman" w:cs="Times New Roman"/>
+                                <w:sz w:val="18"/>
+                                <w:szCs w:val="18"/>
+                              </w:rPr>
+                            </w:pPr>
+                            <w:r>
+                              <w:rPr>
+                                <w:rFonts w:ascii="Times New Roman" w:hAnsi="Times New Roman" w:cs="Times New Roman"/>
+                                <w:sz w:val="18"/>
+                                <w:szCs w:val="18"/>
+                              </w:rPr>
+                              <w:t>Technician Card</w:t>
+                            </w:r>
+                          </w:p>
+                        </w:txbxContent>
+                      </wps:txbx>
+                      <wps:bodyPr rot="0" spcFirstLastPara="0" vertOverflow="overflow" horzOverflow="overflow" vert="horz" wrap="square" lIns="91440" tIns="45720" rIns="91440" bIns="45720" numCol="1" spcCol="0" rtlCol="0" fromWordArt="0" anchor="t" anchorCtr="0" forceAA="0" compatLnSpc="1">
+                        <a:prstTxWarp prst="textNoShape">
+                          <a:avLst/>
+                        </a:prstTxWarp>
+                        <a:noAutofit/>
+                      </wps:bodyPr>
+                    </wps:wsp>
+                  </a:graphicData>
+                </a:graphic>
+                <wp14:sizeRelH relativeFrom="margin">
+                  <wp14:pctWidth>0</wp14:pctWidth>
+                </wp14:sizeRelH>
+                <wp14:sizeRelV relativeFrom="margin">
+                  <wp14:pctHeight>0</wp14:pctHeight>
+                </wp14:sizeRelV>
+              </wp:anchor>
+            </w:drawing>
+          </mc:Choice>
+          <mc:Fallback>
+            <w:pict>
+              <v:shape w14:anchorId="5774007D" id="Text Box 43" o:spid="_x0000_s1046" type="#_x0000_t202" style="position:absolute;margin-left:17.4pt;margin-top:28.9pt;width:74.6pt;height:19.85pt;z-index:251783168;visibility:visible;mso-wrap-style:square;mso-width-percent:0;mso-height-percent:0;mso-wrap-distance-left:9pt;mso-wrap-distance-top:0;mso-wrap-distance-right:9pt;mso-wrap-distance-bottom:0;mso-position-horizontal:absolute;mso-position-horizontal-relative:page;mso-position-vertical:absolute;mso-position-vertical-relative:text;mso-width-percent:0;mso-height-percent:0;mso-width-relative:margin;mso-height-relative:margin;v-text-anchor:top" o:gfxdata="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" filled="f" stroked="f" strokeweight=".5pt">
+                <v:textbox>
+                  <w:txbxContent>
+                    <w:p>
+                      <w:pPr>
+                        <w:rPr>
+                          <w:rFonts w:ascii="Times New Roman" w:hAnsi="Times New Roman" w:cs="Times New Roman"/>
+                          <w:sz w:val="18"/>
+                          <w:szCs w:val="18"/>
+                        </w:rPr>
+                      </w:pPr>
+                      <w:r>
+                        <w:rPr>
+                          <w:rFonts w:ascii="Times New Roman" w:hAnsi="Times New Roman" w:cs="Times New Roman"/>
+                          <w:sz w:val="18"/>
+                          <w:szCs w:val="18"/>
+                        </w:rPr>
+                        <w:t>Technician Card</w:t>
+                      </w:r>
+                    </w:p>
+                  </w:txbxContent>
+                </v:textbox>
+                <w10:wrap anchorx="page"/>
+              </v:shape>
+            </w:pict>
+          </mc:Fallback>
+        </mc:AlternateContent>
+      </w:r>
+      <w:r>
+        <w:rPr>
+          <w:rFonts w:ascii="Times New Roman" w:hAnsi="Times New Roman" w:cs="Times New Roman"/>
+          <w:noProof/>
+        </w:rPr>
+        <mc:AlternateContent>
+          <mc:Choice Requires="wps">
+            <w:drawing>
+              <wp:anchor distT="0" distB="0" distL="114300" distR="114300" simplePos="0" relativeHeight="251692032" behindDoc="0" locked="0" layoutInCell="1" allowOverlap="1" wp14:anchorId="5D126A9D" wp14:editId="14DD4237">
+                <wp:simplePos x="0" y="0"/>
+                <wp:positionH relativeFrom="margin">
+                  <wp:posOffset>244116</wp:posOffset>
+                </wp:positionH>
+                <wp:positionV relativeFrom="paragraph">
+                  <wp:posOffset>200508</wp:posOffset>
+                </wp:positionV>
+                <wp:extent cx="5242540" cy="3190240"/>
+                <wp:effectExtent l="0" t="0" r="15875" b="10160"/>
+                <wp:wrapNone/>
+                <wp:docPr id="593269059" name="Rectangle 8"/>
+                <wp:cNvGraphicFramePr/>
+                <a:graphic xmlns:a="http://schemas.openxmlformats.org/drawingml/2006/main">
+                  <a:graphicData uri="http://schemas.microsoft.com/office/word/2010/wordprocessingShape">
+                    <wps:wsp>
+                      <wps:cNvSpPr/>
+                      <wps:spPr>
+                        <a:xfrm>
+                          <a:off x="0" y="0"/>
+                          <a:ext cx="5242540" cy="3190240"/>
+                        </a:xfrm>
+                        <a:prstGeom prst="rect">
+                          <a:avLst/>
+                        </a:prstGeom>
+                        <a:noFill/>
+                        <a:ln>
+                          <a:solidFill>
+                            <a:srgbClr val="EE0000"/>
+                          </a:solidFill>
+                        </a:ln>
+                      </wps:spPr>
+                      <wps:style>
+                        <a:lnRef idx="2">
+                          <a:schemeClr val="accent1">
+                            <a:shade val="15000"/>
+                          </a:schemeClr>
+                        </a:lnRef>
+                        <a:fillRef idx="1">
+                          <a:schemeClr val="accent1"/>
+                        </a:fillRef>
+                        <a:effectRef idx="0">
+                          <a:schemeClr val="accent1"/>
+                        </a:effectRef>
+                        <a:fontRef idx="minor">
+                          <a:schemeClr val="lt1"/>
+                        </a:fontRef>
+                      </wps:style>
+                      <wps:bodyPr rot="0" spcFirstLastPara="0" vertOverflow="overflow" horzOverflow="overflow" vert="horz" wrap="square" lIns="91440" tIns="45720" rIns="91440" bIns="45720" numCol="1" spcCol="0" rtlCol="0" fromWordArt="0" anchor="ctr" anchorCtr="0" forceAA="0" compatLnSpc="1">
+                        <a:prstTxWarp prst="textNoShape">
+                          <a:avLst/>
+                        </a:prstTxWarp>
+                        <a:noAutofit/>
+                      </wps:bodyPr>
+                    </wps:wsp>
+                  </a:graphicData>
+                </a:graphic>
+                <wp14:sizeRelH relativeFrom="margin">
+                  <wp14:pctWidth>0</wp14:pctWidth>
+                </wp14:sizeRelH>
+                <wp14:sizeRelV relativeFrom="margin">
+                  <wp14:pctHeight>0</wp14:pctHeight>
+                </wp14:sizeRelV>
+              </wp:anchor>
+            </w:drawing>
+          </mc:Choice>
+          <mc:Fallback>
+            <w:pict>
+              <v:rect w14:anchorId="0E8EB58E" id="Rectangle 8" o:spid="_x0000_s1026" style="position:absolute;margin-left:19.2pt;margin-top:15.8pt;width:412.8pt;height:251.2pt;z-index:251692032;visibility:visible;mso-wrap-style:square;mso-width-percent:0;mso-height-percent:0;mso-wrap-distance-left:9pt;mso-wrap-distance-top:0;mso-wrap-distance-right:9pt;mso-wrap-distance-bottom:0;mso-position-horizontal:absolute;mso-position-horizontal-relative:margin;mso-position-vertical:absolute;mso-position-vertical-relative:text;mso-width-percent:0;mso-height-percent:0;mso-width-relative:margin;mso-height-relative:margin;v-text-anchor:middle" o:gfxdata="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" filled="f" strokecolor="#e00" strokeweight="1pt">
+                <w10:wrap anchorx="margin"/>
+              </v:rect>
+            </w:pict>
+          </mc:Fallback>
+        </mc:AlternateContent>
+      </w:r>
+    </w:p>
+    <w:p>
+      <w:pPr>
+        <w:rPr>
+          <w:rFonts w:ascii="Times New Roman" w:hAnsi="Times New Roman" w:cs="Times New Roman"/>
+        </w:rPr>
+      </w:pPr>
+      <w:r>
+        <w:rPr>
+          <w:rFonts w:ascii="Times New Roman" w:hAnsi="Times New Roman" w:cs="Times New Roman"/>
+          <w:noProof/>
+        </w:rPr>
+        <mc:AlternateContent>
+          <mc:Choice Requires="wps">
+            <w:drawing>
+              <wp:anchor distT="0" distB="0" distL="114300" distR="114300" simplePos="0" relativeHeight="251781120" behindDoc="0" locked="0" layoutInCell="1" allowOverlap="1" wp14:anchorId="71127294" wp14:editId="5A535F85">
+                <wp:simplePos x="0" y="0"/>
+                <wp:positionH relativeFrom="column">
+                  <wp:posOffset>179398</wp:posOffset>
+                </wp:positionH>
+                <wp:positionV relativeFrom="paragraph">
+                  <wp:posOffset>193040</wp:posOffset>
+                </wp:positionV>
+                <wp:extent cx="921546" cy="0"/>
+                <wp:effectExtent l="0" t="76200" r="12065" b="95250"/>
+                <wp:wrapNone/>
+                <wp:docPr id="42" name="Straight Arrow Connector 42"/>
+                <wp:cNvGraphicFramePr/>
+                <a:graphic xmlns:a="http://schemas.openxmlformats.org/drawingml/2006/main">
+                  <a:graphicData uri="http://schemas.microsoft.com/office/word/2010/wordprocessingShape">
+                    <wps:wsp>
+                      <wps:cNvCnPr/>
+                      <wps:spPr>
+                        <a:xfrm>
+                          <a:off x="0" y="0"/>
+                          <a:ext cx="921546" cy="0"/>
+                        </a:xfrm>
+                        <a:prstGeom prst="straightConnector1">
+                          <a:avLst/>
+                        </a:prstGeom>
+                        <a:ln w="9525">
+                          <a:solidFill>
+                            <a:srgbClr val="FF0000"/>
+                          </a:solidFill>
+                          <a:tailEnd type="triangle"/>
+                        </a:ln>
+                      </wps:spPr>
+                      <wps:style>
+                        <a:lnRef idx="1">
+                          <a:schemeClr val="accent1"/>
+                        </a:lnRef>
+                        <a:fillRef idx="0">
+                          <a:schemeClr val="accent1"/>
+                        </a:fillRef>
+                        <a:effectRef idx="0">
+                          <a:schemeClr val="accent1"/>
+                        </a:effectRef>
+                        <a:fontRef idx="minor">
+                          <a:schemeClr val="tx1"/>
+                        </a:fontRef>
+                      </wps:style>
+                      <wps:bodyPr/>
+                    </wps:wsp>
+                  </a:graphicData>
+                </a:graphic>
+                <wp14:sizeRelH relativeFrom="margin">
+                  <wp14:pctWidth>0</wp14:pctWidth>
+                </wp14:sizeRelH>
+                <wp14:sizeRelV relativeFrom="margin">
+                  <wp14:pctHeight>0</wp14:pctHeight>
+                </wp14:sizeRelV>
+              </wp:anchor>
+            </w:drawing>
+          </mc:Choice>
+          <mc:Fallback>
+            <w:pict>
+              <v:shape w14:anchorId="5DA23260" id="Straight Arrow Connector 42" o:spid="_x0000_s1026" type="#_x0000_t32" style="position:absolute;margin-left:14.15pt;margin-top:15.2pt;width:72.55pt;height:0;z-index:251781120;visibility:visible;mso-wrap-style:square;mso-width-percent:0;mso-height-percent:0;mso-wrap-distance-left:9pt;mso-wrap-distance-top:0;mso-wrap-distance-right:9pt;mso-wrap-distance-bottom:0;mso-position-horizontal:absolute;mso-position-horizontal-relative:text;mso-position-vertical:absolute;mso-position-vertical-relative:text;mso-width-percent:0;mso-height-percent:0;mso-width-relative:margin;mso-height-relative:margin" o:gfxdata="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" strokecolor="red">
+                <v:stroke endarrow="block" joinstyle="miter"/>
+              </v:shape>
+            </w:pict>
+          </mc:Fallback>
+        </mc:AlternateContent>
+      </w:r>
+    </w:p>
+    <w:p>
+      <w:pPr>
+        <w:rPr>
+          <w:rFonts w:ascii="Times New Roman" w:hAnsi="Times New Roman" w:cs="Times New Roman"/>
+        </w:rPr>
+      </w:pPr>
+      <w:r>
+        <w:rPr>
+          <w:rFonts w:ascii="Times New Roman" w:hAnsi="Times New Roman" w:cs="Times New Roman"/>
+        </w:rPr>
+        <mc:AlternateContent>
+          <mc:Choice Requires="wps">
+            <w:drawing>
+              <wp:anchor distT="0" distB="0" distL="114300" distR="114300" simplePos="0" relativeHeight="251788288" behindDoc="0" locked="0" layoutInCell="1" allowOverlap="1" wp14:anchorId="7436C0C8" wp14:editId="3904CAC5">
+                <wp:simplePos x="0" y="0"/>
+                <wp:positionH relativeFrom="page">
+                  <wp:posOffset>261786</wp:posOffset>
+                </wp:positionH>
+                <wp:positionV relativeFrom="paragraph">
+                  <wp:posOffset>307340</wp:posOffset>
+                </wp:positionV>
+                <wp:extent cx="890104" cy="441297"/>
+                <wp:effectExtent l="0" t="0" r="0" b="0"/>
+                <wp:wrapNone/>
+                <wp:docPr id="50" name="Text Box 50"/>
+                <wp:cNvGraphicFramePr/>
+                <a:graphic xmlns:a="http://schemas.openxmlformats.org/drawingml/2006/main">
+                  <a:graphicData uri="http://schemas.microsoft.com/office/word/2010/wordprocessingShape">
+                    <wps:wsp>
+                      <wps:cNvSpPr txBox="1"/>
+                      <wps:spPr>
+                        <a:xfrm>
+                          <a:off x="0" y="0"/>
+                          <a:ext cx="890104" cy="441297"/>
+                        </a:xfrm>
+                        <a:prstGeom prst="rect">
+                          <a:avLst/>
+                        </a:prstGeom>
+                        <a:noFill/>
+                        <a:ln w="6350">
+                          <a:noFill/>
+                        </a:ln>
+                      </wps:spPr>
+                      <wps:txbx>
+                        <w:txbxContent>
+                          <w:p>
+                            <w:pPr>
+                              <w:spacing w:line="240" w:lineRule="auto"/>
+                              <w:rPr>
+                                <w:rFonts w:ascii="Times New Roman" w:hAnsi="Times New Roman" w:cs="Times New Roman"/>
+                                <w:sz w:val="18"/>
+                                <w:szCs w:val="18"/>
+                              </w:rPr>
+                            </w:pPr>
+                            <w:r>
+                              <w:rPr>
+                                <w:rFonts w:ascii="Times New Roman" w:hAnsi="Times New Roman" w:cs="Times New Roman"/>
+                                <w:sz w:val="18"/>
+                                <w:szCs w:val="18"/>
+                              </w:rPr>
+                              <w:t>Go to Service Request page</w:t>
+                            </w:r>
+                          </w:p>
+                        </w:txbxContent>
+                      </wps:txbx>
+                      <wps:bodyPr rot="0" spcFirstLastPara="0" vertOverflow="overflow" horzOverflow="overflow" vert="horz" wrap="square" lIns="91440" tIns="45720" rIns="91440" bIns="45720" numCol="1" spcCol="0" rtlCol="0" fromWordArt="0" anchor="t" anchorCtr="0" forceAA="0" compatLnSpc="1">
+                        <a:prstTxWarp prst="textNoShape">
+                          <a:avLst/>
+                        </a:prstTxWarp>
+                        <a:noAutofit/>
+                      </wps:bodyPr>
+                    </wps:wsp>
+                  </a:graphicData>
+                </a:graphic>
+                <wp14:sizeRelH relativeFrom="margin">
+                  <wp14:pctWidth>0</wp14:pctWidth>
+                </wp14:sizeRelH>
+                <wp14:sizeRelV relativeFrom="margin">
+                  <wp14:pctHeight>0</wp14:pctHeight>
+                </wp14:sizeRelV>
+              </wp:anchor>
+            </w:drawing>
+          </mc:Choice>
+          <mc:Fallback>
+            <w:pict>
+              <v:shape w14:anchorId="7436C0C8" id="Text Box 50" o:spid="_x0000_s1047" type="#_x0000_t202" style="position:absolute;margin-left:20.6pt;margin-top:24.2pt;width:70.1pt;height:34.75pt;z-index:251788288;visibility:visible;mso-wrap-style:square;mso-width-percent:0;mso-height-percent:0;mso-wrap-distance-left:9pt;mso-wrap-distance-top:0;mso-wrap-distance-right:9pt;mso-wrap-distance-bottom:0;mso-position-horizontal:absolute;mso-position-horizontal-relative:page;mso-position-vertical:absolute;mso-position-vertical-relative:text;mso-width-percent:0;mso-height-percent:0;mso-width-relative:margin;mso-height-relative:margin;v-text-anchor:top" o:gfxdata="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" filled="f" stroked="f" strokeweight=".5pt">
+                <v:textbox>
+                  <w:txbxContent>
+                    <w:p>
+                      <w:pPr>
+                        <w:spacing w:line="240" w:lineRule="auto"/>
+                        <w:rPr>
+                          <w:rFonts w:ascii="Times New Roman" w:hAnsi="Times New Roman" w:cs="Times New Roman"/>
+                          <w:sz w:val="18"/>
+                          <w:szCs w:val="18"/>
+                        </w:rPr>
+                      </w:pPr>
+                      <w:r>
+                        <w:rPr>
+                          <w:rFonts w:ascii="Times New Roman" w:hAnsi="Times New Roman" w:cs="Times New Roman"/>
+                          <w:sz w:val="18"/>
+                          <w:szCs w:val="18"/>
+                        </w:rPr>
+                        <w:t>Go to Service Request page</w:t>
+                      </w:r>
+                    </w:p>
+                  </w:txbxContent>
+                </v:textbox>
+                <w10:wrap anchorx="page"/>
+              </v:shape>
+            </w:pict>
+          </mc:Fallback>
+        </mc:AlternateContent>
+      </w:r>
+    </w:p>
+    <w:p>
+      <w:pPr>
+        <w:rPr>
+          <w:rFonts w:ascii="Times New Roman" w:hAnsi="Times New Roman" w:cs="Times New Roman"/>
+        </w:rPr>
+      </w:pPr>
+      <w:r>
+        <w:rPr>
+          <w:rFonts w:ascii="Times New Roman" w:hAnsi="Times New Roman" w:cs="Times New Roman"/>
+          <w:noProof/>
+        </w:rPr>
+        <mc:AlternateContent>
+          <mc:Choice Requires="wps">
+            <w:drawing>
+              <wp:anchor distT="0" distB="0" distL="114300" distR="114300" simplePos="0" relativeHeight="251786240" behindDoc="0" locked="0" layoutInCell="1" allowOverlap="1" wp14:anchorId="4702AAD9" wp14:editId="22611C75">
+                <wp:simplePos x="0" y="0"/>
+                <wp:positionH relativeFrom="column">
+                  <wp:posOffset>154567</wp:posOffset>
+                </wp:positionH>
+                <wp:positionV relativeFrom="paragraph">
+                  <wp:posOffset>208915</wp:posOffset>
+                </wp:positionV>
+                <wp:extent cx="1780540" cy="0"/>
+                <wp:effectExtent l="0" t="0" r="0" b="0"/>
+                <wp:wrapNone/>
+                <wp:docPr id="49" name="Straight Connector 49"/>
+                <wp:cNvGraphicFramePr/>
+                <a:graphic xmlns:a="http://schemas.openxmlformats.org/drawingml/2006/main">
+                  <a:graphicData uri="http://schemas.microsoft.com/office/word/2010/wordprocessingShape">
+                    <wps:wsp>
+                      <wps:cNvCnPr/>
+                      <wps:spPr>
+                        <a:xfrm flipH="1">
+                          <a:off x="0" y="0"/>
+                          <a:ext cx="1780540" cy="0"/>
+                        </a:xfrm>
+                        <a:prstGeom prst="line">
+                          <a:avLst/>
+                        </a:prstGeom>
+                        <a:ln w="9525">
+                          <a:solidFill>
+                            <a:srgbClr val="FF0000"/>
+                          </a:solidFill>
+                        </a:ln>
+                      </wps:spPr>
+                      <wps:style>
+                        <a:lnRef idx="1">
+                          <a:schemeClr val="accent1"/>
+                        </a:lnRef>
+                        <a:fillRef idx="0">
+                          <a:schemeClr val="accent1"/>
+                        </a:fillRef>
+                        <a:effectRef idx="0">
+                          <a:schemeClr val="accent1"/>
+                        </a:effectRef>
+                        <a:fontRef idx="minor">
+                          <a:schemeClr val="tx1"/>
+                        </a:fontRef>
+                      </wps:style>
+                      <wps:bodyPr/>
+                    </wps:wsp>
+                  </a:graphicData>
+                </a:graphic>
+              </wp:anchor>
+            </w:drawing>
+          </mc:Choice>
+          <mc:Fallback>
+            <w:pict>
+              <v:line w14:anchorId="716774C6" id="Straight Connector 49" o:spid="_x0000_s1026" style="position:absolute;flip:x;z-index:251786240;visibility:visible;mso-wrap-style:square;mso-wrap-distance-left:9pt;mso-wrap-distance-top:0;mso-wrap-distance-right:9pt;mso-wrap-distance-bottom:0;mso-position-horizontal:absolute;mso-position-horizontal-relative:text;mso-position-vertical:absolute;mso-position-vertical-relative:text" from="12.15pt,16.45pt" to="152.35pt,16.45pt" o:gfxdata="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" strokecolor="red">
+                <v:stroke joinstyle="miter"/>
+              </v:line>
+            </w:pict>
+          </mc:Fallback>
+        </mc:AlternateContent>
+      </w:r>
+      <w:r>
+        <w:rPr>
+          <w:rFonts w:ascii="Times New Roman" w:hAnsi="Times New Roman" w:cs="Times New Roman"/>
+          <w:noProof/>
+        </w:rPr>
+        <mc:AlternateContent>
+          <mc:Choice Requires="wps">
+            <w:drawing>
+              <wp:anchor distT="0" distB="0" distL="114300" distR="114300" simplePos="0" relativeHeight="251785216" behindDoc="0" locked="0" layoutInCell="1" allowOverlap="1" wp14:anchorId="3C0D7A33" wp14:editId="261935F2">
+                <wp:simplePos x="0" y="0"/>
+                <wp:positionH relativeFrom="column">
+                  <wp:posOffset>1931670</wp:posOffset>
+                </wp:positionH>
+                <wp:positionV relativeFrom="paragraph">
+                  <wp:posOffset>205433</wp:posOffset>
+                </wp:positionV>
+                <wp:extent cx="0" cy="548640"/>
+                <wp:effectExtent l="76200" t="0" r="57150" b="60960"/>
+                <wp:wrapNone/>
+                <wp:docPr id="48" name="Straight Arrow Connector 48"/>
+                <wp:cNvGraphicFramePr/>
+                <a:graphic xmlns:a="http://schemas.openxmlformats.org/drawingml/2006/main">
+                  <a:graphicData uri="http://schemas.microsoft.com/office/word/2010/wordprocessingShape">
+                    <wps:wsp>
+                      <wps:cNvCnPr/>
+                      <wps:spPr>
+                        <a:xfrm>
+                          <a:off x="0" y="0"/>
+                          <a:ext cx="0" cy="548640"/>
+                        </a:xfrm>
+                        <a:prstGeom prst="straightConnector1">
+                          <a:avLst/>
+                        </a:prstGeom>
+                        <a:ln w="9525">
+                          <a:solidFill>
+                            <a:srgbClr val="FF0000"/>
+                          </a:solidFill>
+                          <a:tailEnd type="triangle"/>
+                        </a:ln>
+                      </wps:spPr>
+                      <wps:style>
+                        <a:lnRef idx="1">
+                          <a:schemeClr val="accent1"/>
+                        </a:lnRef>
+                        <a:fillRef idx="0">
+                          <a:schemeClr val="accent1"/>
+                        </a:fillRef>
+                        <a:effectRef idx="0">
+                          <a:schemeClr val="accent1"/>
+                        </a:effectRef>
+                        <a:fontRef idx="minor">
+                          <a:schemeClr val="tx1"/>
+                        </a:fontRef>
+                      </wps:style>
+                      <wps:bodyPr/>
+                    </wps:wsp>
+                  </a:graphicData>
+                </a:graphic>
+                <wp14:sizeRelH relativeFrom="margin">
+                  <wp14:pctWidth>0</wp14:pctWidth>
+                </wp14:sizeRelH>
+                <wp14:sizeRelV relativeFrom="margin">
+                  <wp14:pctHeight>0</wp14:pctHeight>
+                </wp14:sizeRelV>
+              </wp:anchor>
+            </w:drawing>
+          </mc:Choice>
+          <mc:Fallback>
+            <w:pict>
+              <v:shape w14:anchorId="5C89C4FD" id="Straight Arrow Connector 48" o:spid="_x0000_s1026" type="#_x0000_t32" style="position:absolute;margin-left:152.1pt;margin-top:16.2pt;width:0;height:43.2pt;z-index:251785216;visibility:visible;mso-wrap-style:square;mso-width-percent:0;mso-height-percent:0;mso-wrap-distance-left:9pt;mso-wrap-distance-top:0;mso-wrap-distance-right:9pt;mso-wrap-distance-bottom:0;mso-position-horizontal:absolute;mso-position-horizontal-relative:text;mso-position-vertical:absolute;mso-position-vertical-relative:text;mso-width-percent:0;mso-height-percent:0;mso-width-relative:margin;mso-height-relative:margin" o:gfxdata="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" strokecolor="red">
+                <v:stroke endarrow="block" joinstyle="miter"/>
+              </v:shape>
+            </w:pict>
+          </mc:Fallback>
+        </mc:AlternateContent>
+      </w:r>
+    </w:p>
+    <w:p>
+      <w:pPr>
+        <w:rPr>
+          <w:rFonts w:ascii="Times New Roman" w:hAnsi="Times New Roman" w:cs="Times New Roman"/>
+        </w:rPr>
+      </w:pPr>
+      <w:r>
+        <w:rPr>
+          <w:rFonts w:ascii="Times New Roman" w:hAnsi="Times New Roman" w:cs="Times New Roman"/>
+        </w:rPr>
+        <mc:AlternateContent>
+          <mc:Choice Requires="wps">
+            <w:drawing>
+              <wp:anchor distT="0" distB="0" distL="114300" distR="114300" simplePos="0" relativeHeight="251790336" behindDoc="0" locked="0" layoutInCell="1" allowOverlap="1" wp14:anchorId="3EE7D352" wp14:editId="46238C77">
+                <wp:simplePos x="0" y="0"/>
+                <wp:positionH relativeFrom="page">
+                  <wp:posOffset>404605</wp:posOffset>
+                </wp:positionH>
+                <wp:positionV relativeFrom="paragraph">
+                  <wp:posOffset>345192</wp:posOffset>
+                </wp:positionV>
+                <wp:extent cx="747422" cy="381662"/>
+                <wp:effectExtent l="0" t="0" r="0" b="0"/>
+                <wp:wrapNone/>
+                <wp:docPr id="51" name="Text Box 51"/>
+                <wp:cNvGraphicFramePr/>
+                <a:graphic xmlns:a="http://schemas.openxmlformats.org/drawingml/2006/main">
+                  <a:graphicData uri="http://schemas.microsoft.com/office/word/2010/wordprocessingShape">
+                    <wps:wsp>
+                      <wps:cNvSpPr txBox="1"/>
+                      <wps:spPr>
+                        <a:xfrm>
+                          <a:off x="0" y="0"/>
+                          <a:ext cx="747422" cy="381662"/>
+                        </a:xfrm>
+                        <a:prstGeom prst="rect">
+                          <a:avLst/>
+                        </a:prstGeom>
+                        <a:noFill/>
+                        <a:ln w="6350">
+                          <a:noFill/>
+                        </a:ln>
+                      </wps:spPr>
+                      <wps:txbx>
+                        <w:txbxContent>
+                          <w:p>
+                            <w:pPr>
+                              <w:rPr>
+                                <w:rFonts w:ascii="Times New Roman" w:hAnsi="Times New Roman" w:cs="Times New Roman"/>
+                                <w:sz w:val="18"/>
+                                <w:szCs w:val="18"/>
+                              </w:rPr>
+                            </w:pPr>
+                            <w:r>
+                              <w:rPr>
+                                <w:rFonts w:ascii="Times New Roman" w:hAnsi="Times New Roman" w:cs="Times New Roman"/>
+                                <w:sz w:val="18"/>
+                                <w:szCs w:val="18"/>
+                              </w:rPr>
+                              <w:t>Go to View Profile page</w:t>
+                            </w:r>
+                          </w:p>
+                        </w:txbxContent>
+                      </wps:txbx>
+                      <wps:bodyPr rot="0" spcFirstLastPara="0" vertOverflow="overflow" horzOverflow="overflow" vert="horz" wrap="square" lIns="91440" tIns="45720" rIns="91440" bIns="45720" numCol="1" spcCol="0" rtlCol="0" fromWordArt="0" anchor="t" anchorCtr="0" forceAA="0" compatLnSpc="1">
+                        <a:prstTxWarp prst="textNoShape">
+                          <a:avLst/>
+                        </a:prstTxWarp>
+                        <a:noAutofit/>
+                      </wps:bodyPr>
+                    </wps:wsp>
+                  </a:graphicData>
+                </a:graphic>
+                <wp14:sizeRelH relativeFrom="margin">
+                  <wp14:pctWidth>0</wp14:pctWidth>
+                </wp14:sizeRelH>
+                <wp14:sizeRelV relativeFrom="margin">
+                  <wp14:pctHeight>0</wp14:pctHeight>
+                </wp14:sizeRelV>
+              </wp:anchor>
+            </w:drawing>
+          </mc:Choice>
+          <mc:Fallback>
+            <w:pict>
+              <v:shape w14:anchorId="3EE7D352" id="Text Box 51" o:spid="_x0000_s1048" type="#_x0000_t202" style="position:absolute;margin-left:31.85pt;margin-top:27.2pt;width:58.85pt;height:30.05pt;z-index:251790336;visibility:visible;mso-wrap-style:square;mso-width-percent:0;mso-height-percent:0;mso-wrap-distance-left:9pt;mso-wrap-distance-top:0;mso-wrap-distance-right:9pt;mso-wrap-distance-bottom:0;mso-position-horizontal:absolute;mso-position-horizontal-relative:page;mso-position-vertical:absolute;mso-position-vertical-relative:text;mso-width-percent:0;mso-height-percent:0;mso-width-relative:margin;mso-height-relative:margin;v-text-anchor:top" o:gfxdata="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" filled="f" stroked="f" strokeweight=".5pt">
+                <v:textbox>
+                  <w:txbxContent>
+                    <w:p>
+                      <w:pPr>
+                        <w:rPr>
+                          <w:rFonts w:ascii="Times New Roman" w:hAnsi="Times New Roman" w:cs="Times New Roman"/>
+                          <w:sz w:val="18"/>
+                          <w:szCs w:val="18"/>
+                        </w:rPr>
+                      </w:pPr>
+                      <w:r>
+                        <w:rPr>
+                          <w:rFonts w:ascii="Times New Roman" w:hAnsi="Times New Roman" w:cs="Times New Roman"/>
+                          <w:sz w:val="18"/>
+                          <w:szCs w:val="18"/>
+                        </w:rPr>
+                        <w:t>Go to View Profile page</w:t>
+                      </w:r>
+                    </w:p>
+                  </w:txbxContent>
+                </v:textbox>
+                <w10:wrap anchorx="page"/>
+              </v:shape>
+            </w:pict>
+          </mc:Fallback>
+        </mc:AlternateContent>
+      </w:r>
+    </w:p>
+    <w:p>
+      <w:pPr>
+        <w:rPr>
+          <w:rFonts w:ascii="Times New Roman" w:hAnsi="Times New Roman" w:cs="Times New Roman"/>
+        </w:rPr>
+      </w:pPr>
+      <w:r>
+        <w:rPr>
+          <w:rFonts w:ascii="Times New Roman" w:hAnsi="Times New Roman" w:cs="Times New Roman"/>
+          <w:noProof/>
+        </w:rPr>
+        <mc:AlternateContent>
+          <mc:Choice Requires="wps">
+            <w:drawing>
+              <wp:anchor distT="0" distB="0" distL="114300" distR="114300" simplePos="0" relativeHeight="251784192" behindDoc="0" locked="0" layoutInCell="1" allowOverlap="1" wp14:anchorId="6D36D9BD" wp14:editId="48671CED">
+                <wp:simplePos x="0" y="0"/>
+                <wp:positionH relativeFrom="column">
+                  <wp:posOffset>156679</wp:posOffset>
+                </wp:positionH>
+                <wp:positionV relativeFrom="paragraph">
+                  <wp:posOffset>216535</wp:posOffset>
+                </wp:positionV>
+                <wp:extent cx="1042035" cy="0"/>
+                <wp:effectExtent l="0" t="76200" r="24765" b="95250"/>
+                <wp:wrapNone/>
+                <wp:docPr id="45" name="Straight Arrow Connector 45"/>
+                <wp:cNvGraphicFramePr/>
+                <a:graphic xmlns:a="http://schemas.openxmlformats.org/drawingml/2006/main">
+                  <a:graphicData uri="http://schemas.microsoft.com/office/word/2010/wordprocessingShape">
+                    <wps:wsp>
+                      <wps:cNvCnPr/>
+                      <wps:spPr>
+                        <a:xfrm>
+                          <a:off x="0" y="0"/>
+                          <a:ext cx="1042035" cy="0"/>
+                        </a:xfrm>
+                        <a:prstGeom prst="straightConnector1">
+                          <a:avLst/>
+                        </a:prstGeom>
+                        <a:ln w="9525">
+                          <a:solidFill>
+                            <a:srgbClr val="FF0000"/>
+                          </a:solidFill>
+                          <a:tailEnd type="triangle"/>
+                        </a:ln>
+                      </wps:spPr>
+                      <wps:style>
+                        <a:lnRef idx="1">
+                          <a:schemeClr val="accent1"/>
+                        </a:lnRef>
+                        <a:fillRef idx="0">
+                          <a:schemeClr val="accent1"/>
+                        </a:fillRef>
+                        <a:effectRef idx="0">
+                          <a:schemeClr val="accent1"/>
+                        </a:effectRef>
+                        <a:fontRef idx="minor">
+                          <a:schemeClr val="tx1"/>
+                        </a:fontRef>
+                      </wps:style>
+                      <wps:bodyPr/>
+                    </wps:wsp>
+                  </a:graphicData>
+                </a:graphic>
+              </wp:anchor>
+            </w:drawing>
+          </mc:Choice>
+          <mc:Fallback>
+            <w:pict>
+              <v:shape w14:anchorId="2466156B" id="Straight Arrow Connector 45" o:spid="_x0000_s1026" type="#_x0000_t32" style="position:absolute;margin-left:12.35pt;margin-top:17.05pt;width:82.05pt;height:0;z-index:251784192;visibility:visible;mso-wrap-style:square;mso-wrap-distance-left:9pt;mso-wrap-distance-top:0;mso-wrap-distance-right:9pt;mso-wrap-distance-bottom:0;mso-position-horizontal:absolute;mso-position-horizontal-relative:text;mso-position-vertical:absolute;mso-position-vertical-relative:text" o:gfxdata="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" strokecolor="red">
+                <v:stroke endarrow="block" joinstyle="miter"/>
+              </v:shape>
+            </w:pict>
+          </mc:Fallback>
+        </mc:AlternateContent>
+      </w:r>
+    </w:p>
+    <w:p>
+      <w:pPr>
+        <w:rPr>
+          <w:rFonts w:ascii="Times New Roman" w:hAnsi="Times New Roman" w:cs="Times New Roman"/>
+        </w:rPr>
+      </w:pPr>
+    </w:p>
+    <w:p>
+      <w:pPr>
+        <w:rPr>
+          <w:rFonts w:ascii="Times New Roman" w:hAnsi="Times New Roman" w:cs="Times New Roman"/>
+        </w:rPr>
+      </w:pPr>
+    </w:p>
+    <w:p>
+      <w:pPr>
+        <w:rPr>
+          <w:rFonts w:ascii="Times New Roman" w:hAnsi="Times New Roman" w:cs="Times New Roman"/>
+        </w:rPr>
+      </w:pPr>
+    </w:p>
+    <w:p>
+      <w:pPr>
+        <w:rPr>
+          <w:rFonts w:ascii="Times New Roman" w:hAnsi="Times New Roman" w:cs="Times New Roman"/>
+        </w:rPr>
+      </w:pPr>
+    </w:p>
+    <w:p>
+      <w:pPr>
+        <w:rPr>
+          <w:rFonts w:ascii="Times New Roman" w:hAnsi="Times New Roman" w:cs="Times New Roman"/>
+        </w:rPr>
+      </w:pPr>
+    </w:p>
+    <w:p>
+      <w:pPr>
+        <w:rPr>
+          <w:rFonts w:ascii="Times New Roman" w:hAnsi="Times New Roman" w:cs="Times New Roman"/>
+        </w:rPr>
+      </w:pPr>
+      <w:r>
+        <w:rPr>
+          <w:rFonts w:ascii="Times New Roman" w:hAnsi="Times New Roman" w:cs="Times New Roman"/>
+          <w:noProof/>
+        </w:rPr>
+        <mc:AlternateContent>
+          <mc:Choice Requires="wps">
+            <w:drawing>
+              <wp:anchor distT="0" distB="0" distL="114300" distR="114300" simplePos="0" relativeHeight="251698176" behindDoc="0" locked="0" layoutInCell="1" allowOverlap="1" wp14:anchorId="59637989" wp14:editId="446AC7B7">
+                <wp:simplePos x="0" y="0"/>
+                <wp:positionH relativeFrom="margin">
+                  <wp:posOffset>244806</wp:posOffset>
+                </wp:positionH>
+                <wp:positionV relativeFrom="paragraph">
+                  <wp:posOffset>114300</wp:posOffset>
+                </wp:positionV>
+                <wp:extent cx="5247005" cy="1413510"/>
+                <wp:effectExtent l="0" t="0" r="10795" b="15240"/>
+                <wp:wrapNone/>
+                <wp:docPr id="1478006965" name="Rectangle 8"/>
+                <wp:cNvGraphicFramePr/>
+                <a:graphic xmlns:a="http://schemas.openxmlformats.org/drawingml/2006/main">
+                  <a:graphicData uri="http://schemas.microsoft.com/office/word/2010/wordprocessingShape">
+                    <wps:wsp>
+                      <wps:cNvSpPr/>
+                      <wps:spPr>
+                        <a:xfrm>
+                          <a:off x="0" y="0"/>
+                          <a:ext cx="5247005" cy="1413510"/>
+                        </a:xfrm>
+                        <a:prstGeom prst="rect">
+                          <a:avLst/>
+                        </a:prstGeom>
+                        <a:noFill/>
+                        <a:ln>
+                          <a:solidFill>
+                            <a:srgbClr val="EE0000"/>
+                          </a:solidFill>
+                        </a:ln>
+                      </wps:spPr>
+                      <wps:style>
+                        <a:lnRef idx="2">
+                          <a:schemeClr val="accent1">
+                            <a:shade val="15000"/>
+                          </a:schemeClr>
+                        </a:lnRef>
+                        <a:fillRef idx="1">
+                          <a:schemeClr val="accent1"/>
+                        </a:fillRef>
+                        <a:effectRef idx="0">
+                          <a:schemeClr val="accent1"/>
+                        </a:effectRef>
+                        <a:fontRef idx="minor">
+                          <a:schemeClr val="lt1"/>
+                        </a:fontRef>
+                      </wps:style>
+                      <wps:bodyPr rot="0" spcFirstLastPara="0" vertOverflow="overflow" horzOverflow="overflow" vert="horz" wrap="square" lIns="91440" tIns="45720" rIns="91440" bIns="45720" numCol="1" spcCol="0" rtlCol="0" fromWordArt="0" anchor="ctr" anchorCtr="0" forceAA="0" compatLnSpc="1">
+                        <a:prstTxWarp prst="textNoShape">
+                          <a:avLst/>
+                        </a:prstTxWarp>
+                        <a:noAutofit/>
+                      </wps:bodyPr>
+                    </wps:wsp>
+                  </a:graphicData>
+                </a:graphic>
+                <wp14:sizeRelH relativeFrom="margin">
+                  <wp14:pctWidth>0</wp14:pctWidth>
+                </wp14:sizeRelH>
+                <wp14:sizeRelV relativeFrom="margin">
+                  <wp14:pctHeight>0</wp14:pctHeight>
+                </wp14:sizeRelV>
+              </wp:anchor>
+            </w:drawing>
+          </mc:Choice>
+          <mc:Fallback>
+            <w:pict>
+              <v:rect w14:anchorId="26780ACA" id="Rectangle 8" o:spid="_x0000_s1026" style="position:absolute;margin-left:19.3pt;margin-top:9pt;width:413.15pt;height:111.3pt;z-index:251698176;visibility:visible;mso-wrap-style:square;mso-width-percent:0;mso-height-percent:0;mso-wrap-distance-left:9pt;mso-wrap-distance-top:0;mso-wrap-distance-right:9pt;mso-wrap-distance-bottom:0;mso-position-horizontal:absolute;mso-position-horizontal-relative:margin;mso-position-vertical:absolute;mso-position-vertical-relative:text;mso-width-percent:0;mso-height-percent:0;mso-width-relative:margin;mso-height-relative:margin;v-text-anchor:middle" o:gfxdata="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" filled="f" strokecolor="#e00" strokeweight="1pt">
+                <w10:wrap anchorx="margin"/>
+              </v:rect>
+            </w:pict>
+          </mc:Fallback>
+        </mc:AlternateContent>
+      </w:r>
+    </w:p>
+    <w:p>
+      <w:pPr>
+        <w:rPr>
+          <w:rFonts w:ascii="Times New Roman" w:hAnsi="Times New Roman" w:cs="Times New Roman"/>
+        </w:rPr>
+      </w:pPr>
+    </w:p>
+    <w:p>
+      <w:pPr>
+        <w:rPr>
+          <w:rFonts w:ascii="Times New Roman" w:hAnsi="Times New Roman" w:cs="Times New Roman"/>
+        </w:rPr>
+      </w:pPr>
+    </w:p>
+    <w:p>
+      <w:pPr>
+        <w:rPr>
+          <w:rFonts w:ascii="Times New Roman" w:hAnsi="Times New Roman" w:cs="Times New Roman"/>
+        </w:rPr>
+      </w:pPr>
+      <w:r>
+        <w:rPr>
+          <w:rFonts w:ascii="Times New Roman" w:hAnsi="Times New Roman" w:cs="Times New Roman"/>
+        </w:rPr>
+        <mc:AlternateContent>
+          <mc:Choice Requires="wps">
+            <w:drawing>
+              <wp:anchor distT="0" distB="0" distL="114300" distR="114300" simplePos="0" relativeHeight="251794432" behindDoc="0" locked="0" layoutInCell="1" allowOverlap="1" wp14:anchorId="273F55DC" wp14:editId="45589CE4">
+                <wp:simplePos x="0" y="0"/>
+                <wp:positionH relativeFrom="page">
+                  <wp:posOffset>6390005</wp:posOffset>
+                </wp:positionH>
+                <wp:positionV relativeFrom="paragraph">
+                  <wp:posOffset>86360</wp:posOffset>
+                </wp:positionV>
+                <wp:extent cx="1100308" cy="384810"/>
+                <wp:effectExtent l="0" t="0" r="0" b="0"/>
+                <wp:wrapNone/>
+                <wp:docPr id="53" name="Text Box 53"/>
+                <wp:cNvGraphicFramePr/>
+                <a:graphic xmlns:a="http://schemas.openxmlformats.org/drawingml/2006/main">
+                  <a:graphicData uri="http://schemas.microsoft.com/office/word/2010/wordprocessingShape">
+                    <wps:wsp>
+                      <wps:cNvSpPr txBox="1"/>
+                      <wps:spPr>
+                        <a:xfrm>
+                          <a:off x="0" y="0"/>
+                          <a:ext cx="1100308" cy="384810"/>
+                        </a:xfrm>
+                        <a:prstGeom prst="rect">
+                          <a:avLst/>
+                        </a:prstGeom>
+                        <a:noFill/>
+                        <a:ln w="6350">
+                          <a:noFill/>
+                        </a:ln>
+                      </wps:spPr>
+                      <wps:txbx>
+                        <w:txbxContent>
+                          <w:p>
+                            <w:pPr>
+                              <w:rPr>
+                                <w:rFonts w:ascii="Times New Roman" w:hAnsi="Times New Roman" w:cs="Times New Roman"/>
+                                <w:sz w:val="18"/>
+                                <w:szCs w:val="18"/>
+                              </w:rPr>
+                            </w:pPr>
+                            <w:r>
+                              <w:rPr>
+                                <w:rFonts w:ascii="Times New Roman" w:hAnsi="Times New Roman" w:cs="Times New Roman"/>
+                                <w:sz w:val="18"/>
+                                <w:szCs w:val="18"/>
+                              </w:rPr>
+                              <w:t>Go to</w:t>
+                            </w:r>
+                            <w:r>
+                              <w:rPr>
+                                <w:rFonts w:ascii="Times New Roman" w:hAnsi="Times New Roman" w:cs="Times New Roman"/>
+                                <w:sz w:val="18"/>
+                                <w:szCs w:val="18"/>
+                              </w:rPr>
+                              <w:t xml:space="preserve"> Technician </w:t>
+                            </w:r>
+                            <w:r>
+                              <w:rPr>
+                                <w:rFonts w:ascii="Times New Roman" w:hAnsi="Times New Roman" w:cs="Times New Roman"/>
+                                <w:sz w:val="18"/>
+                                <w:szCs w:val="18"/>
+                              </w:rPr>
+                              <w:t>Page</w:t>
+                            </w:r>
+                          </w:p>
+                          <w:p>
+                            <w:pPr>
+                              <w:rPr>
+                                <w:rFonts w:ascii="Times New Roman" w:hAnsi="Times New Roman" w:cs="Times New Roman"/>
+                                <w:sz w:val="18"/>
+                                <w:szCs w:val="18"/>
+                              </w:rPr>
+                            </w:pPr>
+                          </w:p>
+                        </w:txbxContent>
+                      </wps:txbx>
+                      <wps:bodyPr rot="0" spcFirstLastPara="0" vertOverflow="overflow" horzOverflow="overflow" vert="horz" wrap="square" lIns="91440" tIns="45720" rIns="91440" bIns="45720" numCol="1" spcCol="0" rtlCol="0" fromWordArt="0" anchor="t" anchorCtr="0" forceAA="0" compatLnSpc="1">
+                        <a:prstTxWarp prst="textNoShape">
+                          <a:avLst/>
+                        </a:prstTxWarp>
+                        <a:noAutofit/>
+                      </wps:bodyPr>
+                    </wps:wsp>
+                  </a:graphicData>
+                </a:graphic>
+                <wp14:sizeRelH relativeFrom="margin">
+                  <wp14:pctWidth>0</wp14:pctWidth>
+                </wp14:sizeRelH>
+                <wp14:sizeRelV relativeFrom="margin">
+                  <wp14:pctHeight>0</wp14:pctHeight>
+                </wp14:sizeRelV>
+              </wp:anchor>
+            </w:drawing>
+          </mc:Choice>
+          <mc:Fallback>
+            <w:pict>
+              <v:shape w14:anchorId="273F55DC" id="Text Box 53" o:spid="_x0000_s1049" type="#_x0000_t202" style="position:absolute;margin-left:503.15pt;margin-top:6.8pt;width:86.65pt;height:30.3pt;z-index:251794432;visibility:visible;mso-wrap-style:square;mso-width-percent:0;mso-height-percent:0;mso-wrap-distance-left:9pt;mso-wrap-distance-top:0;mso-wrap-distance-right:9pt;mso-wrap-distance-bottom:0;mso-position-horizontal:absolute;mso-position-horizontal-relative:page;mso-position-vertical:absolute;mso-position-vertical-relative:text;mso-width-percent:0;mso-height-percent:0;mso-width-relative:margin;mso-height-relative:margin;v-text-anchor:top" o:gfxdata="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" filled="f" stroked="f" strokeweight=".5pt">
+                <v:textbox>
+                  <w:txbxContent>
+                    <w:p>
+                      <w:pPr>
+                        <w:rPr>
+                          <w:rFonts w:ascii="Times New Roman" w:hAnsi="Times New Roman" w:cs="Times New Roman"/>
+                          <w:sz w:val="18"/>
+                          <w:szCs w:val="18"/>
+                        </w:rPr>
+                      </w:pPr>
+                      <w:r>
+                        <w:rPr>
+                          <w:rFonts w:ascii="Times New Roman" w:hAnsi="Times New Roman" w:cs="Times New Roman"/>
+                          <w:sz w:val="18"/>
+                          <w:szCs w:val="18"/>
+                        </w:rPr>
+                        <w:t>Go to</w:t>
+                      </w:r>
+                      <w:r>
+                        <w:rPr>
+                          <w:rFonts w:ascii="Times New Roman" w:hAnsi="Times New Roman" w:cs="Times New Roman"/>
+                          <w:sz w:val="18"/>
+                          <w:szCs w:val="18"/>
+                        </w:rPr>
+                        <w:t xml:space="preserve"> Technician </w:t>
+                      </w:r>
+                      <w:r>
+                        <w:rPr>
+                          <w:rFonts w:ascii="Times New Roman" w:hAnsi="Times New Roman" w:cs="Times New Roman"/>
+                          <w:sz w:val="18"/>
+                          <w:szCs w:val="18"/>
+                        </w:rPr>
+                        <w:t>Page</w:t>
+                      </w:r>
+                    </w:p>
+                    <w:p>
+                      <w:pPr>
+                        <w:rPr>
+                          <w:rFonts w:ascii="Times New Roman" w:hAnsi="Times New Roman" w:cs="Times New Roman"/>
+                          <w:sz w:val="18"/>
+                          <w:szCs w:val="18"/>
+                        </w:rPr>
+                      </w:pPr>
+                    </w:p>
+                  </w:txbxContent>
+                </v:textbox>
+                <w10:wrap anchorx="page"/>
+              </v:shape>
+            </w:pict>
+          </mc:Fallback>
+        </mc:AlternateContent>
+      </w:r>
+      <w:r>
+        <w:rPr>
+          <w:rFonts w:ascii="Times New Roman" w:hAnsi="Times New Roman" w:cs="Times New Roman"/>
+          <w:noProof/>
+        </w:rPr>
+        <mc:AlternateContent>
+          <mc:Choice Requires="wps">
+            <w:drawing>
+              <wp:anchor distT="0" distB="0" distL="114300" distR="114300" simplePos="0" relativeHeight="251792384" behindDoc="0" locked="0" layoutInCell="1" allowOverlap="1" wp14:anchorId="14E88CAF" wp14:editId="286EBC3E">
+                <wp:simplePos x="0" y="0"/>
+                <wp:positionH relativeFrom="margin">
+                  <wp:posOffset>3245485</wp:posOffset>
+                </wp:positionH>
+                <wp:positionV relativeFrom="paragraph">
+                  <wp:posOffset>279400</wp:posOffset>
+                </wp:positionV>
+                <wp:extent cx="2312670" cy="0"/>
+                <wp:effectExtent l="38100" t="76200" r="0" b="95250"/>
+                <wp:wrapNone/>
+                <wp:docPr id="52" name="Straight Arrow Connector 52"/>
+                <wp:cNvGraphicFramePr/>
+                <a:graphic xmlns:a="http://schemas.openxmlformats.org/drawingml/2006/main">
+                  <a:graphicData uri="http://schemas.microsoft.com/office/word/2010/wordprocessingShape">
+                    <wps:wsp>
+                      <wps:cNvCnPr/>
+                      <wps:spPr>
+                        <a:xfrm flipH="1">
+                          <a:off x="0" y="0"/>
+                          <a:ext cx="2312670" cy="0"/>
+                        </a:xfrm>
+                        <a:prstGeom prst="straightConnector1">
+                          <a:avLst/>
+                        </a:prstGeom>
+                        <a:ln w="9525">
+                          <a:solidFill>
+                            <a:srgbClr val="FF0000"/>
+                          </a:solidFill>
+                          <a:tailEnd type="triangle"/>
+                        </a:ln>
+                      </wps:spPr>
+                      <wps:style>
+                        <a:lnRef idx="1">
+                          <a:schemeClr val="accent1"/>
+                        </a:lnRef>
+                        <a:fillRef idx="0">
+                          <a:schemeClr val="accent1"/>
+                        </a:fillRef>
+                        <a:effectRef idx="0">
+                          <a:schemeClr val="accent1"/>
+                        </a:effectRef>
+                        <a:fontRef idx="minor">
+                          <a:schemeClr val="tx1"/>
+                        </a:fontRef>
+                      </wps:style>
+                      <wps:bodyPr/>
+                    </wps:wsp>
+                  </a:graphicData>
+                </a:graphic>
+                <wp14:sizeRelH relativeFrom="margin">
+                  <wp14:pctWidth>0</wp14:pctWidth>
+                </wp14:sizeRelH>
+                <wp14:sizeRelV relativeFrom="margin">
+                  <wp14:pctHeight>0</wp14:pctHeight>
+                </wp14:sizeRelV>
+              </wp:anchor>
+            </w:drawing>
+          </mc:Choice>
+          <mc:Fallback>
+            <w:pict>
+              <v:shape w14:anchorId="058022B3" id="Straight Arrow Connector 52" o:spid="_x0000_s1026" type="#_x0000_t32" style="position:absolute;margin-left:255.55pt;margin-top:22pt;width:182.1pt;height:0;flip:x;z-index:251792384;visibility:visible;mso-wrap-style:square;mso-width-percent:0;mso-height-percent:0;mso-wrap-distance-left:9pt;mso-wrap-distance-top:0;mso-wrap-distance-right:9pt;mso-wrap-distance-bottom:0;mso-position-horizontal:absolute;mso-position-horizontal-relative:margin;mso-position-vertical:absolute;mso-position-vertical-relative:text;mso-width-percent:0;mso-height-percent:0;mso-width-relative:margin;mso-height-relative:margin" o:gfxdata="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" strokecolor="red">
+                <v:stroke endarrow="block" joinstyle="miter"/>
+                <w10:wrap anchorx="margin"/>
+              </v:shape>
+            </w:pict>
+          </mc:Fallback>
+        </mc:AlternateContent>
+      </w:r>
+      <w:r>
+        <w:rPr>
+          <w:rFonts w:ascii="Times New Roman" w:hAnsi="Times New Roman" w:cs="Times New Roman"/>
+          <w:noProof/>
+        </w:rPr>
+        <mc:AlternateContent>
+          <mc:Choice Requires="wps">
+            <w:drawing>
+              <wp:anchor distT="0" distB="0" distL="114300" distR="114300" simplePos="0" relativeHeight="251700224" behindDoc="0" locked="0" layoutInCell="1" allowOverlap="1" wp14:anchorId="3663425D" wp14:editId="1D70AC5F">
+                <wp:simplePos x="0" y="0"/>
+                <wp:positionH relativeFrom="margin">
+                  <wp:posOffset>2488565</wp:posOffset>
+                </wp:positionH>
+                <wp:positionV relativeFrom="paragraph">
+                  <wp:posOffset>164465</wp:posOffset>
+                </wp:positionV>
+                <wp:extent cx="759460" cy="234315"/>
+                <wp:effectExtent l="0" t="0" r="21590" b="13335"/>
+                <wp:wrapNone/>
+                <wp:docPr id="408662057" name="Rectangle 8"/>
+                <wp:cNvGraphicFramePr/>
+                <a:graphic xmlns:a="http://schemas.openxmlformats.org/drawingml/2006/main">
+                  <a:graphicData uri="http://schemas.microsoft.com/office/word/2010/wordprocessingShape">
+                    <wps:wsp>
+                      <wps:cNvSpPr/>
+                      <wps:spPr>
+                        <a:xfrm>
+                          <a:off x="0" y="0"/>
+                          <a:ext cx="759460" cy="234315"/>
+                        </a:xfrm>
+                        <a:prstGeom prst="rect">
+                          <a:avLst/>
+                        </a:prstGeom>
+                        <a:noFill/>
+                        <a:ln>
+                          <a:solidFill>
+                            <a:srgbClr val="EE0000"/>
+                          </a:solidFill>
+                        </a:ln>
+                      </wps:spPr>
+                      <wps:style>
+                        <a:lnRef idx="2">
+                          <a:schemeClr val="accent1">
+                            <a:shade val="15000"/>
+                          </a:schemeClr>
+                        </a:lnRef>
+                        <a:fillRef idx="1">
+                          <a:schemeClr val="accent1"/>
+                        </a:fillRef>
+                        <a:effectRef idx="0">
+                          <a:schemeClr val="accent1"/>
+                        </a:effectRef>
+                        <a:fontRef idx="minor">
+                          <a:schemeClr val="lt1"/>
+                        </a:fontRef>
+                      </wps:style>
+                      <wps:bodyPr rot="0" spcFirstLastPara="0" vertOverflow="overflow" horzOverflow="overflow" vert="horz" wrap="square" lIns="91440" tIns="45720" rIns="91440" bIns="45720" numCol="1" spcCol="0" rtlCol="0" fromWordArt="0" anchor="ctr" anchorCtr="0" forceAA="0" compatLnSpc="1">
+                        <a:prstTxWarp prst="textNoShape">
+                          <a:avLst/>
+                        </a:prstTxWarp>
+                        <a:noAutofit/>
+                      </wps:bodyPr>
+                    </wps:wsp>
+                  </a:graphicData>
+                </a:graphic>
+                <wp14:sizeRelH relativeFrom="margin">
+                  <wp14:pctWidth>0</wp14:pctWidth>
+                </wp14:sizeRelH>
+                <wp14:sizeRelV relativeFrom="margin">
+                  <wp14:pctHeight>0</wp14:pctHeight>
+                </wp14:sizeRelV>
+              </wp:anchor>
+            </w:drawing>
+          </mc:Choice>
+          <mc:Fallback>
+            <w:pict>
+              <v:rect w14:anchorId="79D3625D" id="Rectangle 8" o:spid="_x0000_s1026" style="position:absolute;margin-left:195.95pt;margin-top:12.95pt;width:59.8pt;height:18.45pt;z-index:251700224;visibility:visible;mso-wrap-style:square;mso-width-percent:0;mso-height-percent:0;mso-wrap-distance-left:9pt;mso-wrap-distance-top:0;mso-wrap-distance-right:9pt;mso-wrap-distance-bottom:0;mso-position-horizontal:absolute;mso-position-horizontal-relative:margin;mso-position-vertical:absolute;mso-position-vertical-relative:text;mso-width-percent:0;mso-height-percent:0;mso-width-relative:margin;mso-height-relative:margin;v-text-anchor:middle" o:gfxdata="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" filled="f" strokecolor="#e00" strokeweight="1pt">
+                <w10:wrap anchorx="margin"/>
+              </v:rect>
+            </w:pict>
+          </mc:Fallback>
+        </mc:AlternateContent>
+      </w:r>
+    </w:p>
+    <w:p>
+      <w:pPr>
+        <w:rPr>
+          <w:rFonts w:ascii="Times New Roman" w:hAnsi="Times New Roman" w:cs="Times New Roman"/>
+        </w:rPr>
+      </w:pPr>
+      <w:r>
+        <w:rPr>
+          <w:rFonts w:ascii="Times New Roman" w:hAnsi="Times New Roman" w:cs="Times New Roman"/>
+        </w:rPr>
+        <mc:AlternateContent>
+          <mc:Choice Requires="wps">
+            <w:drawing>
+              <wp:anchor distT="0" distB="0" distL="114300" distR="114300" simplePos="0" relativeHeight="251796480" behindDoc="0" locked="0" layoutInCell="1" allowOverlap="1" wp14:anchorId="19764722" wp14:editId="1203E790">
+                <wp:simplePos x="0" y="0"/>
+                <wp:positionH relativeFrom="column">
+                  <wp:posOffset>5494020</wp:posOffset>
+                </wp:positionH>
+                <wp:positionV relativeFrom="paragraph">
+                  <wp:posOffset>100330</wp:posOffset>
+                </wp:positionV>
+                <wp:extent cx="1110615" cy="1581150"/>
+                <wp:effectExtent l="0" t="0" r="0" b="0"/>
+                <wp:wrapNone/>
+                <wp:docPr id="54" name="Text Box 54"/>
+                <wp:cNvGraphicFramePr/>
+                <a:graphic xmlns:a="http://schemas.openxmlformats.org/drawingml/2006/main">
+                  <a:graphicData uri="http://schemas.microsoft.com/office/word/2010/wordprocessingShape">
+                    <wps:wsp>
+                      <wps:cNvSpPr txBox="1"/>
+                      <wps:spPr>
+                        <a:xfrm>
+                          <a:off x="0" y="0"/>
+                          <a:ext cx="1110615" cy="1581150"/>
+                        </a:xfrm>
+                        <a:prstGeom prst="rect">
+                          <a:avLst/>
+                        </a:prstGeom>
+                        <a:noFill/>
+                        <a:ln w="6350">
+                          <a:noFill/>
+                        </a:ln>
+                      </wps:spPr>
+                      <wps:txbx>
+                        <w:txbxContent>
+                          <w:p>
+                            <w:pPr>
+                              <w:rPr>
+                                <w:rFonts w:ascii="Times New Roman" w:hAnsi="Times New Roman" w:cs="Times New Roman"/>
+                                <w:color w:val="808080" w:themeColor="background1" w:themeShade="80"/>
+                                <w:sz w:val="20"/>
+                                <w:szCs w:val="20"/>
+                              </w:rPr>
+                            </w:pPr>
+                            <w:r>
+                              <w:rPr>
+                                <w:rFonts w:ascii="Times New Roman" w:hAnsi="Times New Roman" w:cs="Times New Roman"/>
+                                <w:color w:val="808080" w:themeColor="background1" w:themeShade="80"/>
+                                <w:sz w:val="20"/>
+                                <w:szCs w:val="20"/>
+                              </w:rPr>
+                              <w:t>If you are already logged in then it redirected to the technician page inside the system. If you not log in then it shows login page.</w:t>
+                            </w:r>
+                          </w:p>
+                        </w:txbxContent>
+                      </wps:txbx>
+                      <wps:bodyPr rot="0" spcFirstLastPara="0" vertOverflow="overflow" horzOverflow="overflow" vert="horz" wrap="square" lIns="91440" tIns="45720" rIns="91440" bIns="45720" numCol="1" spcCol="0" rtlCol="0" fromWordArt="0" anchor="t" anchorCtr="0" forceAA="0" compatLnSpc="1">
+                        <a:prstTxWarp prst="textNoShape">
+                          <a:avLst/>
+                        </a:prstTxWarp>
+                        <a:noAutofit/>
+                      </wps:bodyPr>
+                    </wps:wsp>
+                  </a:graphicData>
+                </a:graphic>
+                <wp14:sizeRelH relativeFrom="margin">
+                  <wp14:pctWidth>0</wp14:pctWidth>
+                </wp14:sizeRelH>
+                <wp14:sizeRelV relativeFrom="margin">
+                  <wp14:pctHeight>0</wp14:pctHeight>
+                </wp14:sizeRelV>
+              </wp:anchor>
+            </w:drawing>
+          </mc:Choice>
+          <mc:Fallback>
+            <w:pict>
+              <v:shape w14:anchorId="19764722" id="Text Box 54" o:spid="_x0000_s1050" type="#_x0000_t202" style="position:absolute;margin-left:432.6pt;margin-top:7.9pt;width:87.45pt;height:124.5pt;z-index:251796480;visibility:visible;mso-wrap-style:square;mso-width-percent:0;mso-height-percent:0;mso-wrap-distance-left:9pt;mso-wrap-distance-top:0;mso-wrap-distance-right:9pt;mso-wrap-distance-bottom:0;mso-position-horizontal:absolute;mso-position-horizontal-relative:text;mso-position-vertical:absolute;mso-position-vertical-relative:text;mso-width-percent:0;mso-height-percent:0;mso-width-relative:margin;mso-height-relative:margin;v-text-anchor:top" o:gfxdata="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" filled="f" stroked="f" strokeweight=".5pt">
+                <v:textbox>
+                  <w:txbxContent>
+                    <w:p>
+                      <w:pPr>
+                        <w:rPr>
+                          <w:rFonts w:ascii="Times New Roman" w:hAnsi="Times New Roman" w:cs="Times New Roman"/>
+                          <w:color w:val="808080" w:themeColor="background1" w:themeShade="80"/>
+                          <w:sz w:val="20"/>
+                          <w:szCs w:val="20"/>
+                        </w:rPr>
+                      </w:pPr>
+                      <w:r>
+                        <w:rPr>
+                          <w:rFonts w:ascii="Times New Roman" w:hAnsi="Times New Roman" w:cs="Times New Roman"/>
+                          <w:color w:val="808080" w:themeColor="background1" w:themeShade="80"/>
+                          <w:sz w:val="20"/>
+                          <w:szCs w:val="20"/>
+                        </w:rPr>
+                        <w:t>If you are already logged in then it redirected to the technician page inside the system. If you not log in then it shows login page.</w:t>
+                      </w:r>
+                    </w:p>
+                  </w:txbxContent>
+                </v:textbox>
+              </v:shape>
+            </w:pict>
+          </mc:Fallback>
+        </mc:AlternateContent>
+      </w:r>
     </w:p>
     <w:p>
       <w:pPr>
@@ -5336,7 +7330,7 @@
                     <pic:cNvPicPr/>
                   </pic:nvPicPr>
                   <pic:blipFill>
-                    <a:blip r:embed="rId8" cstate="print">
+                    <a:blip r:embed="rId11" cstate="print">
                       <a:extLst>
                         <a:ext uri="{28A0092B-C50C-407E-A947-70E740481C1C}">
                           <a14:useLocalDpi xmlns:a14="http://schemas.microsoft.com/office/drawing/2010/main" val="0"/>
@@ -5674,16 +7668,16 @@
           <w:noProof/>
         </w:rPr>
         <w:drawing>
-          <wp:anchor distT="0" distB="0" distL="114300" distR="114300" simplePos="0" relativeHeight="251704320" behindDoc="1" locked="0" layoutInCell="1" allowOverlap="1" wp14:anchorId="7ABE94E4" wp14:editId="70CD1346">
+          <wp:anchor distT="0" distB="0" distL="114300" distR="114300" simplePos="0" relativeHeight="251704320" behindDoc="1" locked="0" layoutInCell="1" allowOverlap="1" wp14:anchorId="7ABE94E4" wp14:editId="1C3DEB5A">
             <wp:simplePos x="0" y="0"/>
             <wp:positionH relativeFrom="margin">
-              <wp:align>right</wp:align>
+              <wp:align>center</wp:align>
             </wp:positionH>
             <wp:positionV relativeFrom="paragraph">
-              <wp:posOffset>129589</wp:posOffset>
+              <wp:posOffset>144969</wp:posOffset>
             </wp:positionV>
-            <wp:extent cx="5731510" cy="3057525"/>
-            <wp:effectExtent l="0" t="0" r="2540" b="9525"/>
+            <wp:extent cx="5399727" cy="2880532"/>
+            <wp:effectExtent l="0" t="0" r="0" b="0"/>
             <wp:wrapNone/>
             <wp:docPr id="1611007235" name="Picture 15"/>
             <wp:cNvGraphicFramePr>
@@ -5697,7 +7691,7 @@
                     <pic:cNvPicPr/>
                   </pic:nvPicPr>
                   <pic:blipFill>
-                    <a:blip r:embed="rId9" cstate="print">
+                    <a:blip r:embed="rId12" cstate="print">
                       <a:extLst>
                         <a:ext uri="{28A0092B-C50C-407E-A947-70E740481C1C}">
                           <a14:useLocalDpi xmlns:a14="http://schemas.microsoft.com/office/drawing/2010/main" val="0"/>
@@ -5711,7 +7705,7 @@
                   <pic:spPr>
                     <a:xfrm>
                       <a:off x="0" y="0"/>
-                      <a:ext cx="5731510" cy="3057525"/>
+                      <a:ext cx="5399727" cy="2880532"/>
                     </a:xfrm>
                     <a:prstGeom prst="rect">
                       <a:avLst/>
@@ -5720,6 +7714,12 @@
                 </pic:pic>
               </a:graphicData>
             </a:graphic>
+            <wp14:sizeRelH relativeFrom="margin">
+              <wp14:pctWidth>0</wp14:pctWidth>
+            </wp14:sizeRelH>
+            <wp14:sizeRelV relativeFrom="margin">
+              <wp14:pctHeight>0</wp14:pctHeight>
+            </wp14:sizeRelV>
           </wp:anchor>
         </w:drawing>
       </w:r>
@@ -5751,70 +7751,65 @@
           <w:rFonts w:ascii="Times New Roman" w:hAnsi="Times New Roman" w:cs="Times New Roman"/>
         </w:rPr>
       </w:pPr>
-    </w:p>
-    <w:p>
-      <w:pPr>
-        <w:rPr>
-          <w:rFonts w:ascii="Times New Roman" w:hAnsi="Times New Roman" w:cs="Times New Roman"/>
-        </w:rPr>
-      </w:pPr>
       <w:r>
         <w:rPr>
           <w:rFonts w:ascii="Times New Roman" w:hAnsi="Times New Roman" w:cs="Times New Roman"/>
-          <w:noProof/>
         </w:rPr>
         <mc:AlternateContent>
           <mc:Choice Requires="wps">
             <w:drawing>
-              <wp:anchor distT="0" distB="0" distL="114300" distR="114300" simplePos="0" relativeHeight="251756544" behindDoc="0" locked="0" layoutInCell="1" allowOverlap="1" wp14:anchorId="30705A10" wp14:editId="000686D5">
+              <wp:anchor distT="0" distB="0" distL="114300" distR="114300" simplePos="0" relativeHeight="251807744" behindDoc="0" locked="0" layoutInCell="1" allowOverlap="1" wp14:anchorId="1CA1200D" wp14:editId="06FFE89C">
                 <wp:simplePos x="0" y="0"/>
-                <wp:positionH relativeFrom="column">
-                  <wp:posOffset>3406645</wp:posOffset>
+                <wp:positionH relativeFrom="page">
+                  <wp:posOffset>62865</wp:posOffset>
                 </wp:positionH>
                 <wp:positionV relativeFrom="paragraph">
-                  <wp:posOffset>230110</wp:posOffset>
+                  <wp:posOffset>298486</wp:posOffset>
                 </wp:positionV>
-                <wp:extent cx="634599" cy="158650"/>
-                <wp:effectExtent l="0" t="0" r="13335" b="13335"/>
+                <wp:extent cx="1099820" cy="238351"/>
+                <wp:effectExtent l="0" t="0" r="0" b="0"/>
                 <wp:wrapNone/>
-                <wp:docPr id="28" name="Rectangle 18"/>
+                <wp:docPr id="61" name="Text Box 61"/>
                 <wp:cNvGraphicFramePr/>
                 <a:graphic xmlns:a="http://schemas.openxmlformats.org/drawingml/2006/main">
                   <a:graphicData uri="http://schemas.microsoft.com/office/word/2010/wordprocessingShape">
                     <wps:wsp>
-                      <wps:cNvSpPr/>
+                      <wps:cNvSpPr txBox="1"/>
                       <wps:spPr>
                         <a:xfrm>
                           <a:off x="0" y="0"/>
-                          <a:ext cx="634599" cy="158650"/>
+                          <a:ext cx="1099820" cy="238351"/>
                         </a:xfrm>
                         <a:prstGeom prst="rect">
                           <a:avLst/>
                         </a:prstGeom>
                         <a:noFill/>
-                        <a:ln>
-                          <a:solidFill>
-                            <a:srgbClr val="EE0000"/>
-                          </a:solidFill>
+                        <a:ln w="6350">
+                          <a:noFill/>
                         </a:ln>
                       </wps:spPr>
-                      <wps:style>
-                        <a:lnRef idx="2">
-                          <a:schemeClr val="accent1">
-                            <a:shade val="15000"/>
-                          </a:schemeClr>
-                        </a:lnRef>
-                        <a:fillRef idx="1">
-                          <a:schemeClr val="accent1"/>
-                        </a:fillRef>
-                        <a:effectRef idx="0">
-                          <a:schemeClr val="accent1"/>
-                        </a:effectRef>
-                        <a:fontRef idx="minor">
-                          <a:schemeClr val="lt1"/>
-                        </a:fontRef>
-                      </wps:style>
-                      <wps:bodyPr rot="0" spcFirstLastPara="0" vertOverflow="overflow" horzOverflow="overflow" vert="horz" wrap="square" lIns="91440" tIns="45720" rIns="91440" bIns="45720" numCol="1" spcCol="0" rtlCol="0" fromWordArt="0" anchor="ctr" anchorCtr="0" forceAA="0" compatLnSpc="1">
+                      <wps:txbx>
+                        <w:txbxContent>
+                          <w:p>
+                            <w:pPr>
+                              <w:rPr>
+                                <w:rFonts w:ascii="Times New Roman" w:hAnsi="Times New Roman" w:cs="Times New Roman"/>
+                                <w:sz w:val="18"/>
+                                <w:szCs w:val="18"/>
+                              </w:rPr>
+                            </w:pPr>
+                            <w:r>
+                              <w:rPr>
+                                <w:rFonts w:ascii="Times New Roman" w:hAnsi="Times New Roman" w:cs="Times New Roman"/>
+                                <w:sz w:val="18"/>
+                                <w:szCs w:val="18"/>
+                              </w:rPr>
+                              <w:t>Enter Username</w:t>
+                            </w:r>
+                          </w:p>
+                        </w:txbxContent>
+                      </wps:txbx>
+                      <wps:bodyPr rot="0" spcFirstLastPara="0" vertOverflow="overflow" horzOverflow="overflow" vert="horz" wrap="square" lIns="91440" tIns="45720" rIns="91440" bIns="45720" numCol="1" spcCol="0" rtlCol="0" fromWordArt="0" anchor="t" anchorCtr="0" forceAA="0" compatLnSpc="1">
                         <a:prstTxWarp prst="textNoShape">
                           <a:avLst/>
                         </a:prstTxWarp>
@@ -5834,328 +7829,101 @@
           </mc:Choice>
           <mc:Fallback>
             <w:pict>
-              <v:rect w14:anchorId="545040AC" id="Rectangle 18" o:spid="_x0000_s1026" style="position:absolute;margin-left:268.25pt;margin-top:18.1pt;width:49.95pt;height:12.5pt;z-index:251756544;visibility:visible;mso-wrap-style:square;mso-width-percent:0;mso-height-percent:0;mso-wrap-distance-left:9pt;mso-wrap-distance-top:0;mso-wrap-distance-right:9pt;mso-wrap-distance-bottom:0;mso-position-horizontal:absolute;mso-position-horizontal-relative:text;mso-position-vertical:absolute;mso-position-vertical-relative:text;mso-width-percent:0;mso-height-percent:0;mso-width-relative:margin;mso-height-relative:margin;v-text-anchor:middle" o:gfxdata="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" filled="f" strokecolor="#e00" strokeweight="1pt"/>
+              <v:shape w14:anchorId="1CA1200D" id="Text Box 61" o:spid="_x0000_s1051" type="#_x0000_t202" style="position:absolute;margin-left:4.95pt;margin-top:23.5pt;width:86.6pt;height:18.75pt;z-index:251807744;visibility:visible;mso-wrap-style:square;mso-width-percent:0;mso-height-percent:0;mso-wrap-distance-left:9pt;mso-wrap-distance-top:0;mso-wrap-distance-right:9pt;mso-wrap-distance-bottom:0;mso-position-horizontal:absolute;mso-position-horizontal-relative:page;mso-position-vertical:absolute;mso-position-vertical-relative:text;mso-width-percent:0;mso-height-percent:0;mso-width-relative:margin;mso-height-relative:margin;v-text-anchor:top" o:gfxdata="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" filled="f" stroked="f" strokeweight=".5pt">
+                <v:textbox>
+                  <w:txbxContent>
+                    <w:p>
+                      <w:pPr>
+                        <w:rPr>
+                          <w:rFonts w:ascii="Times New Roman" w:hAnsi="Times New Roman" w:cs="Times New Roman"/>
+                          <w:sz w:val="18"/>
+                          <w:szCs w:val="18"/>
+                        </w:rPr>
+                      </w:pPr>
+                      <w:r>
+                        <w:rPr>
+                          <w:rFonts w:ascii="Times New Roman" w:hAnsi="Times New Roman" w:cs="Times New Roman"/>
+                          <w:sz w:val="18"/>
+                          <w:szCs w:val="18"/>
+                        </w:rPr>
+                        <w:t>Enter Username</w:t>
+                      </w:r>
+                    </w:p>
+                  </w:txbxContent>
+                </v:textbox>
+                <w10:wrap anchorx="page"/>
+              </v:shape>
             </w:pict>
           </mc:Fallback>
         </mc:AlternateContent>
       </w:r>
+    </w:p>
+    <w:p>
+      <w:pPr>
+        <w:rPr>
+          <w:rFonts w:ascii="Times New Roman" w:hAnsi="Times New Roman" w:cs="Times New Roman"/>
+        </w:rPr>
+      </w:pPr>
       <w:r>
         <w:rPr>
           <w:rFonts w:ascii="Times New Roman" w:hAnsi="Times New Roman" w:cs="Times New Roman"/>
-          <w:noProof/>
         </w:rPr>
         <mc:AlternateContent>
           <mc:Choice Requires="wps">
             <w:drawing>
-              <wp:anchor distT="0" distB="0" distL="114300" distR="114300" simplePos="0" relativeHeight="251705344" behindDoc="0" locked="0" layoutInCell="1" allowOverlap="1" wp14:anchorId="56C92FE8" wp14:editId="630A9096">
+              <wp:anchor distT="0" distB="0" distL="114300" distR="114300" simplePos="0" relativeHeight="251824128" behindDoc="0" locked="0" layoutInCell="1" allowOverlap="1" wp14:anchorId="344AD34B" wp14:editId="01BF9881">
                 <wp:simplePos x="0" y="0"/>
-                <wp:positionH relativeFrom="column">
-                  <wp:posOffset>1328738</wp:posOffset>
+                <wp:positionH relativeFrom="page">
+                  <wp:posOffset>6402837</wp:posOffset>
                 </wp:positionH>
                 <wp:positionV relativeFrom="paragraph">
-                  <wp:posOffset>128270</wp:posOffset>
+                  <wp:posOffset>278168</wp:posOffset>
                 </wp:positionV>
-                <wp:extent cx="1338262" cy="171450"/>
-                <wp:effectExtent l="0" t="0" r="14605" b="19050"/>
+                <wp:extent cx="1210614" cy="391518"/>
+                <wp:effectExtent l="0" t="0" r="0" b="0"/>
                 <wp:wrapNone/>
-                <wp:docPr id="1339385945" name="Rectangle 18"/>
+                <wp:docPr id="2113560967" name="Text Box 2113560967"/>
                 <wp:cNvGraphicFramePr/>
                 <a:graphic xmlns:a="http://schemas.openxmlformats.org/drawingml/2006/main">
                   <a:graphicData uri="http://schemas.microsoft.com/office/word/2010/wordprocessingShape">
                     <wps:wsp>
-                      <wps:cNvSpPr/>
+                      <wps:cNvSpPr txBox="1"/>
                       <wps:spPr>
                         <a:xfrm>
                           <a:off x="0" y="0"/>
-                          <a:ext cx="1338262" cy="171450"/>
+                          <a:ext cx="1210614" cy="391518"/>
                         </a:xfrm>
                         <a:prstGeom prst="rect">
                           <a:avLst/>
                         </a:prstGeom>
                         <a:noFill/>
-                        <a:ln>
-                          <a:solidFill>
-                            <a:srgbClr val="EE0000"/>
-                          </a:solidFill>
+                        <a:ln w="6350">
+                          <a:noFill/>
                         </a:ln>
                       </wps:spPr>
-                      <wps:style>
-                        <a:lnRef idx="2">
-                          <a:schemeClr val="accent1">
-                            <a:shade val="15000"/>
-                          </a:schemeClr>
-                        </a:lnRef>
-                        <a:fillRef idx="1">
-                          <a:schemeClr val="accent1"/>
-                        </a:fillRef>
-                        <a:effectRef idx="0">
-                          <a:schemeClr val="accent1"/>
-                        </a:effectRef>
-                        <a:fontRef idx="minor">
-                          <a:schemeClr val="lt1"/>
-                        </a:fontRef>
-                      </wps:style>
-                      <wps:bodyPr rot="0" spcFirstLastPara="0" vertOverflow="overflow" horzOverflow="overflow" vert="horz" wrap="square" lIns="91440" tIns="45720" rIns="91440" bIns="45720" numCol="1" spcCol="0" rtlCol="0" fromWordArt="0" anchor="ctr" anchorCtr="0" forceAA="0" compatLnSpc="1">
-                        <a:prstTxWarp prst="textNoShape">
-                          <a:avLst/>
-                        </a:prstTxWarp>
-                        <a:noAutofit/>
-                      </wps:bodyPr>
-                    </wps:wsp>
-                  </a:graphicData>
-                </a:graphic>
-                <wp14:sizeRelH relativeFrom="margin">
-                  <wp14:pctWidth>0</wp14:pctWidth>
-                </wp14:sizeRelH>
-                <wp14:sizeRelV relativeFrom="margin">
-                  <wp14:pctHeight>0</wp14:pctHeight>
-                </wp14:sizeRelV>
-              </wp:anchor>
-            </w:drawing>
-          </mc:Choice>
-          <mc:Fallback xmlns:w16sdtfl="http://schemas.microsoft.com/office/word/2024/wordml/sdtformatlock" xmlns:w16du="http://schemas.microsoft.com/office/word/2023/wordml/word16du" xmlns:oel="http://schemas.microsoft.com/office/2019/extlst">
-            <w:pict>
-              <v:rect w14:anchorId="509DDCE7" id="Rectangle 18" o:spid="_x0000_s1026" style="position:absolute;margin-left:104.65pt;margin-top:10.1pt;width:105.35pt;height:13.5pt;z-index:251705344;visibility:visible;mso-wrap-style:square;mso-width-percent:0;mso-height-percent:0;mso-wrap-distance-left:9pt;mso-wrap-distance-top:0;mso-wrap-distance-right:9pt;mso-wrap-distance-bottom:0;mso-position-horizontal:absolute;mso-position-horizontal-relative:text;mso-position-vertical:absolute;mso-position-vertical-relative:text;mso-width-percent:0;mso-height-percent:0;mso-width-relative:margin;mso-height-relative:margin;v-text-anchor:middle" o:gfxdata="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" filled="f" strokecolor="#e00" strokeweight="1pt"/>
-            </w:pict>
-          </mc:Fallback>
-        </mc:AlternateContent>
-      </w:r>
-    </w:p>
-    <w:p>
-      <w:pPr>
-        <w:rPr>
-          <w:rFonts w:ascii="Times New Roman" w:hAnsi="Times New Roman" w:cs="Times New Roman"/>
-        </w:rPr>
-      </w:pPr>
-      <w:r>
-        <w:rPr>
-          <w:rFonts w:ascii="Times New Roman" w:hAnsi="Times New Roman" w:cs="Times New Roman"/>
-          <w:noProof/>
-        </w:rPr>
-        <mc:AlternateContent>
-          <mc:Choice Requires="wps">
-            <w:drawing>
-              <wp:anchor distT="0" distB="0" distL="114300" distR="114300" simplePos="0" relativeHeight="251711488" behindDoc="0" locked="0" layoutInCell="1" allowOverlap="1" wp14:anchorId="6C823B66" wp14:editId="4C693764">
-                <wp:simplePos x="0" y="0"/>
-                <wp:positionH relativeFrom="column">
-                  <wp:posOffset>1330569</wp:posOffset>
-                </wp:positionH>
-                <wp:positionV relativeFrom="paragraph">
-                  <wp:posOffset>265283</wp:posOffset>
-                </wp:positionV>
-                <wp:extent cx="1351085" cy="82062"/>
-                <wp:effectExtent l="0" t="0" r="20955" b="13335"/>
-                <wp:wrapNone/>
-                <wp:docPr id="419179819" name="Rectangle 18"/>
-                <wp:cNvGraphicFramePr/>
-                <a:graphic xmlns:a="http://schemas.openxmlformats.org/drawingml/2006/main">
-                  <a:graphicData uri="http://schemas.microsoft.com/office/word/2010/wordprocessingShape">
-                    <wps:wsp>
-                      <wps:cNvSpPr/>
-                      <wps:spPr>
-                        <a:xfrm>
-                          <a:off x="0" y="0"/>
-                          <a:ext cx="1351085" cy="82062"/>
-                        </a:xfrm>
-                        <a:prstGeom prst="rect">
-                          <a:avLst/>
-                        </a:prstGeom>
-                        <a:noFill/>
-                        <a:ln>
-                          <a:solidFill>
-                            <a:srgbClr val="EE0000"/>
-                          </a:solidFill>
-                        </a:ln>
-                      </wps:spPr>
-                      <wps:style>
-                        <a:lnRef idx="2">
-                          <a:schemeClr val="accent1">
-                            <a:shade val="15000"/>
-                          </a:schemeClr>
-                        </a:lnRef>
-                        <a:fillRef idx="1">
-                          <a:schemeClr val="accent1"/>
-                        </a:fillRef>
-                        <a:effectRef idx="0">
-                          <a:schemeClr val="accent1"/>
-                        </a:effectRef>
-                        <a:fontRef idx="minor">
-                          <a:schemeClr val="lt1"/>
-                        </a:fontRef>
-                      </wps:style>
-                      <wps:bodyPr rot="0" spcFirstLastPara="0" vertOverflow="overflow" horzOverflow="overflow" vert="horz" wrap="square" lIns="91440" tIns="45720" rIns="91440" bIns="45720" numCol="1" spcCol="0" rtlCol="0" fromWordArt="0" anchor="ctr" anchorCtr="0" forceAA="0" compatLnSpc="1">
-                        <a:prstTxWarp prst="textNoShape">
-                          <a:avLst/>
-                        </a:prstTxWarp>
-                        <a:noAutofit/>
-                      </wps:bodyPr>
-                    </wps:wsp>
-                  </a:graphicData>
-                </a:graphic>
-                <wp14:sizeRelH relativeFrom="margin">
-                  <wp14:pctWidth>0</wp14:pctWidth>
-                </wp14:sizeRelH>
-                <wp14:sizeRelV relativeFrom="margin">
-                  <wp14:pctHeight>0</wp14:pctHeight>
-                </wp14:sizeRelV>
-              </wp:anchor>
-            </w:drawing>
-          </mc:Choice>
-          <mc:Fallback xmlns:w16sdtfl="http://schemas.microsoft.com/office/word/2024/wordml/sdtformatlock" xmlns:w16du="http://schemas.microsoft.com/office/word/2023/wordml/word16du" xmlns:oel="http://schemas.microsoft.com/office/2019/extlst">
-            <w:pict>
-              <v:rect w14:anchorId="347AED4C" id="Rectangle 18" o:spid="_x0000_s1026" style="position:absolute;margin-left:104.75pt;margin-top:20.9pt;width:106.4pt;height:6.45pt;z-index:251711488;visibility:visible;mso-wrap-style:square;mso-width-percent:0;mso-height-percent:0;mso-wrap-distance-left:9pt;mso-wrap-distance-top:0;mso-wrap-distance-right:9pt;mso-wrap-distance-bottom:0;mso-position-horizontal:absolute;mso-position-horizontal-relative:text;mso-position-vertical:absolute;mso-position-vertical-relative:text;mso-width-percent:0;mso-height-percent:0;mso-width-relative:margin;mso-height-relative:margin;v-text-anchor:middle" o:gfxdata="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" filled="f" strokecolor="#e00" strokeweight="1pt"/>
-            </w:pict>
-          </mc:Fallback>
-        </mc:AlternateContent>
-      </w:r>
-      <w:r>
-        <w:rPr>
-          <w:rFonts w:ascii="Times New Roman" w:hAnsi="Times New Roman" w:cs="Times New Roman"/>
-          <w:noProof/>
-        </w:rPr>
-        <mc:AlternateContent>
-          <mc:Choice Requires="wps">
-            <w:drawing>
-              <wp:anchor distT="0" distB="0" distL="114300" distR="114300" simplePos="0" relativeHeight="251707392" behindDoc="0" locked="0" layoutInCell="1" allowOverlap="1" wp14:anchorId="1C53B222" wp14:editId="795640B0">
-                <wp:simplePos x="0" y="0"/>
-                <wp:positionH relativeFrom="column">
-                  <wp:posOffset>1333500</wp:posOffset>
-                </wp:positionH>
-                <wp:positionV relativeFrom="paragraph">
-                  <wp:posOffset>42545</wp:posOffset>
-                </wp:positionV>
-                <wp:extent cx="1332980" cy="170584"/>
-                <wp:effectExtent l="0" t="0" r="19685" b="20320"/>
-                <wp:wrapNone/>
-                <wp:docPr id="509247834" name="Rectangle 18"/>
-                <wp:cNvGraphicFramePr/>
-                <a:graphic xmlns:a="http://schemas.openxmlformats.org/drawingml/2006/main">
-                  <a:graphicData uri="http://schemas.microsoft.com/office/word/2010/wordprocessingShape">
-                    <wps:wsp>
-                      <wps:cNvSpPr/>
-                      <wps:spPr>
-                        <a:xfrm>
-                          <a:off x="0" y="0"/>
-                          <a:ext cx="1332980" cy="170584"/>
-                        </a:xfrm>
-                        <a:prstGeom prst="rect">
-                          <a:avLst/>
-                        </a:prstGeom>
-                        <a:noFill/>
-                        <a:ln>
-                          <a:solidFill>
-                            <a:srgbClr val="EE0000"/>
-                          </a:solidFill>
-                        </a:ln>
-                      </wps:spPr>
-                      <wps:style>
-                        <a:lnRef idx="2">
-                          <a:schemeClr val="accent1">
-                            <a:shade val="15000"/>
-                          </a:schemeClr>
-                        </a:lnRef>
-                        <a:fillRef idx="1">
-                          <a:schemeClr val="accent1"/>
-                        </a:fillRef>
-                        <a:effectRef idx="0">
-                          <a:schemeClr val="accent1"/>
-                        </a:effectRef>
-                        <a:fontRef idx="minor">
-                          <a:schemeClr val="lt1"/>
-                        </a:fontRef>
-                      </wps:style>
-                      <wps:bodyPr rot="0" spcFirstLastPara="0" vertOverflow="overflow" horzOverflow="overflow" vert="horz" wrap="square" lIns="91440" tIns="45720" rIns="91440" bIns="45720" numCol="1" spcCol="0" rtlCol="0" fromWordArt="0" anchor="ctr" anchorCtr="0" forceAA="0" compatLnSpc="1">
-                        <a:prstTxWarp prst="textNoShape">
-                          <a:avLst/>
-                        </a:prstTxWarp>
-                        <a:noAutofit/>
-                      </wps:bodyPr>
-                    </wps:wsp>
-                  </a:graphicData>
-                </a:graphic>
-                <wp14:sizeRelH relativeFrom="margin">
-                  <wp14:pctWidth>0</wp14:pctWidth>
-                </wp14:sizeRelH>
-                <wp14:sizeRelV relativeFrom="margin">
-                  <wp14:pctHeight>0</wp14:pctHeight>
-                </wp14:sizeRelV>
-              </wp:anchor>
-            </w:drawing>
-          </mc:Choice>
-          <mc:Fallback xmlns:w16sdtfl="http://schemas.microsoft.com/office/word/2024/wordml/sdtformatlock" xmlns:w16du="http://schemas.microsoft.com/office/word/2023/wordml/word16du" xmlns:oel="http://schemas.microsoft.com/office/2019/extlst">
-            <w:pict>
-              <v:rect w14:anchorId="4ECB4365" id="Rectangle 18" o:spid="_x0000_s1026" style="position:absolute;margin-left:105pt;margin-top:3.35pt;width:104.95pt;height:13.45pt;z-index:251707392;visibility:visible;mso-wrap-style:square;mso-width-percent:0;mso-height-percent:0;mso-wrap-distance-left:9pt;mso-wrap-distance-top:0;mso-wrap-distance-right:9pt;mso-wrap-distance-bottom:0;mso-position-horizontal:absolute;mso-position-horizontal-relative:text;mso-position-vertical:absolute;mso-position-vertical-relative:text;mso-width-percent:0;mso-height-percent:0;mso-width-relative:margin;mso-height-relative:margin;v-text-anchor:middle" o:gfxdata="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" filled="f" strokecolor="#e00" strokeweight="1pt"/>
-            </w:pict>
-          </mc:Fallback>
-        </mc:AlternateContent>
-      </w:r>
-    </w:p>
-    <w:p>
-      <w:pPr>
-        <w:tabs>
-          <w:tab w:val="left" w:pos="2040"/>
-        </w:tabs>
-        <w:rPr>
-          <w:rFonts w:ascii="Times New Roman" w:hAnsi="Times New Roman" w:cs="Times New Roman"/>
-        </w:rPr>
-      </w:pPr>
-      <w:r>
-        <w:rPr>
-          <w:rFonts w:ascii="Times New Roman" w:hAnsi="Times New Roman" w:cs="Times New Roman"/>
-          <w:noProof/>
-        </w:rPr>
-        <mc:AlternateContent>
-          <mc:Choice Requires="wps">
-            <w:drawing>
-              <wp:anchor distT="0" distB="0" distL="114300" distR="114300" simplePos="0" relativeHeight="251709440" behindDoc="0" locked="0" layoutInCell="1" allowOverlap="1" wp14:anchorId="6AD99CA1" wp14:editId="538BC024">
-                <wp:simplePos x="0" y="0"/>
-                <wp:positionH relativeFrom="column">
-                  <wp:posOffset>1330325</wp:posOffset>
-                </wp:positionH>
-                <wp:positionV relativeFrom="paragraph">
-                  <wp:posOffset>93980</wp:posOffset>
-                </wp:positionV>
-                <wp:extent cx="1335405" cy="138430"/>
-                <wp:effectExtent l="0" t="0" r="17145" b="13970"/>
-                <wp:wrapNone/>
-                <wp:docPr id="1021264131" name="Rectangle 18"/>
-                <wp:cNvGraphicFramePr/>
-                <a:graphic xmlns:a="http://schemas.openxmlformats.org/drawingml/2006/main">
-                  <a:graphicData uri="http://schemas.microsoft.com/office/word/2010/wordprocessingShape">
-                    <wps:wsp>
-                      <wps:cNvSpPr/>
-                      <wps:spPr>
-                        <a:xfrm>
-                          <a:off x="0" y="0"/>
-                          <a:ext cx="1335405" cy="138430"/>
-                        </a:xfrm>
-                        <a:prstGeom prst="rect">
-                          <a:avLst/>
-                        </a:prstGeom>
-                        <a:noFill/>
-                        <a:ln>
-                          <a:solidFill>
-                            <a:srgbClr val="EE0000"/>
-                          </a:solidFill>
-                        </a:ln>
-                      </wps:spPr>
-                      <wps:style>
-                        <a:lnRef idx="2">
-                          <a:schemeClr val="accent1">
-                            <a:shade val="15000"/>
-                          </a:schemeClr>
-                        </a:lnRef>
-                        <a:fillRef idx="1">
-                          <a:schemeClr val="accent1"/>
-                        </a:fillRef>
-                        <a:effectRef idx="0">
-                          <a:schemeClr val="accent1"/>
-                        </a:effectRef>
-                        <a:fontRef idx="minor">
-                          <a:schemeClr val="lt1"/>
-                        </a:fontRef>
-                      </wps:style>
-                      <wps:bodyPr rot="0" spcFirstLastPara="0" vertOverflow="overflow" horzOverflow="overflow" vert="horz" wrap="square" lIns="91440" tIns="45720" rIns="91440" bIns="45720" numCol="1" spcCol="0" rtlCol="0" fromWordArt="0" anchor="ctr" anchorCtr="0" forceAA="0" compatLnSpc="1">
+                      <wps:txbx>
+                        <w:txbxContent>
+                          <w:p>
+                            <w:pPr>
+                              <w:spacing w:after="0" w:line="240" w:lineRule="auto"/>
+                              <w:rPr>
+                                <w:rFonts w:ascii="Times New Roman" w:hAnsi="Times New Roman" w:cs="Times New Roman"/>
+                                <w:sz w:val="18"/>
+                                <w:szCs w:val="18"/>
+                              </w:rPr>
+                            </w:pPr>
+                            <w:r>
+                              <w:rPr>
+                                <w:rFonts w:ascii="Times New Roman" w:hAnsi="Times New Roman" w:cs="Times New Roman"/>
+                                <w:sz w:val="18"/>
+                                <w:szCs w:val="18"/>
+                              </w:rPr>
+                              <w:t>Go to Technician Registration Page</w:t>
+                            </w:r>
+                          </w:p>
+                        </w:txbxContent>
+                      </wps:txbx>
+                      <wps:bodyPr rot="0" spcFirstLastPara="0" vertOverflow="overflow" horzOverflow="overflow" vert="horz" wrap="square" lIns="91440" tIns="45720" rIns="91440" bIns="45720" numCol="1" spcCol="0" rtlCol="0" fromWordArt="0" anchor="t" anchorCtr="0" forceAA="0" compatLnSpc="1">
                         <a:prstTxWarp prst="textNoShape">
                           <a:avLst/>
                         </a:prstTxWarp>
@@ -6175,11 +7943,970 @@
           </mc:Choice>
           <mc:Fallback>
             <w:pict>
-              <v:rect w14:anchorId="556F9014" id="Rectangle 18" o:spid="_x0000_s1026" style="position:absolute;margin-left:104.75pt;margin-top:7.4pt;width:105.15pt;height:10.9pt;z-index:251709440;visibility:visible;mso-wrap-style:square;mso-width-percent:0;mso-height-percent:0;mso-wrap-distance-left:9pt;mso-wrap-distance-top:0;mso-wrap-distance-right:9pt;mso-wrap-distance-bottom:0;mso-position-horizontal:absolute;mso-position-horizontal-relative:text;mso-position-vertical:absolute;mso-position-vertical-relative:text;mso-width-percent:0;mso-height-percent:0;mso-width-relative:margin;mso-height-relative:margin;v-text-anchor:middle" o:gfxdata="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" filled="f" strokecolor="#e00" strokeweight="1pt"/>
+              <v:shape w14:anchorId="344AD34B" id="Text Box 2113560967" o:spid="_x0000_s1052" type="#_x0000_t202" style="position:absolute;margin-left:504.15pt;margin-top:21.9pt;width:95.3pt;height:30.85pt;z-index:251824128;visibility:visible;mso-wrap-style:square;mso-width-percent:0;mso-height-percent:0;mso-wrap-distance-left:9pt;mso-wrap-distance-top:0;mso-wrap-distance-right:9pt;mso-wrap-distance-bottom:0;mso-position-horizontal:absolute;mso-position-horizontal-relative:page;mso-position-vertical:absolute;mso-position-vertical-relative:text;mso-width-percent:0;mso-height-percent:0;mso-width-relative:margin;mso-height-relative:margin;v-text-anchor:top" o:gfxdata="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" filled="f" stroked="f" strokeweight=".5pt">
+                <v:textbox>
+                  <w:txbxContent>
+                    <w:p>
+                      <w:pPr>
+                        <w:spacing w:after="0" w:line="240" w:lineRule="auto"/>
+                        <w:rPr>
+                          <w:rFonts w:ascii="Times New Roman" w:hAnsi="Times New Roman" w:cs="Times New Roman"/>
+                          <w:sz w:val="18"/>
+                          <w:szCs w:val="18"/>
+                        </w:rPr>
+                      </w:pPr>
+                      <w:r>
+                        <w:rPr>
+                          <w:rFonts w:ascii="Times New Roman" w:hAnsi="Times New Roman" w:cs="Times New Roman"/>
+                          <w:sz w:val="18"/>
+                          <w:szCs w:val="18"/>
+                        </w:rPr>
+                        <w:t>Go to Technician Registration Page</w:t>
+                      </w:r>
+                    </w:p>
+                  </w:txbxContent>
+                </v:textbox>
+                <w10:wrap anchorx="page"/>
+              </v:shape>
             </w:pict>
           </mc:Fallback>
         </mc:AlternateContent>
       </w:r>
+      <w:r>
+        <w:rPr>
+          <w:rFonts w:ascii="Times New Roman" w:hAnsi="Times New Roman" w:cs="Times New Roman"/>
+        </w:rPr>
+        <mc:AlternateContent>
+          <mc:Choice Requires="wps">
+            <w:drawing>
+              <wp:anchor distT="0" distB="0" distL="114300" distR="114300" simplePos="0" relativeHeight="251815936" behindDoc="0" locked="0" layoutInCell="1" allowOverlap="1" wp14:anchorId="2F4142CF" wp14:editId="3219FE09">
+                <wp:simplePos x="0" y="0"/>
+                <wp:positionH relativeFrom="page">
+                  <wp:posOffset>64171</wp:posOffset>
+                </wp:positionH>
+                <wp:positionV relativeFrom="paragraph">
+                  <wp:posOffset>215900</wp:posOffset>
+                </wp:positionV>
+                <wp:extent cx="1099820" cy="238125"/>
+                <wp:effectExtent l="0" t="0" r="0" b="0"/>
+                <wp:wrapNone/>
+                <wp:docPr id="2113560961" name="Text Box 2113560961"/>
+                <wp:cNvGraphicFramePr/>
+                <a:graphic xmlns:a="http://schemas.openxmlformats.org/drawingml/2006/main">
+                  <a:graphicData uri="http://schemas.microsoft.com/office/word/2010/wordprocessingShape">
+                    <wps:wsp>
+                      <wps:cNvSpPr txBox="1"/>
+                      <wps:spPr>
+                        <a:xfrm>
+                          <a:off x="0" y="0"/>
+                          <a:ext cx="1099820" cy="238125"/>
+                        </a:xfrm>
+                        <a:prstGeom prst="rect">
+                          <a:avLst/>
+                        </a:prstGeom>
+                        <a:noFill/>
+                        <a:ln w="6350">
+                          <a:noFill/>
+                        </a:ln>
+                      </wps:spPr>
+                      <wps:txbx>
+                        <w:txbxContent>
+                          <w:p>
+                            <w:pPr>
+                              <w:rPr>
+                                <w:rFonts w:ascii="Times New Roman" w:hAnsi="Times New Roman" w:cs="Times New Roman"/>
+                                <w:sz w:val="18"/>
+                                <w:szCs w:val="18"/>
+                              </w:rPr>
+                            </w:pPr>
+                            <w:r>
+                              <w:rPr>
+                                <w:rFonts w:ascii="Times New Roman" w:hAnsi="Times New Roman" w:cs="Times New Roman"/>
+                                <w:sz w:val="18"/>
+                                <w:szCs w:val="18"/>
+                              </w:rPr>
+                              <w:t xml:space="preserve">Enter </w:t>
+                            </w:r>
+                            <w:r>
+                              <w:rPr>
+                                <w:rFonts w:ascii="Times New Roman" w:hAnsi="Times New Roman" w:cs="Times New Roman"/>
+                                <w:sz w:val="18"/>
+                                <w:szCs w:val="18"/>
+                              </w:rPr>
+                              <w:t>Password</w:t>
+                            </w:r>
+                          </w:p>
+                        </w:txbxContent>
+                      </wps:txbx>
+                      <wps:bodyPr rot="0" spcFirstLastPara="0" vertOverflow="overflow" horzOverflow="overflow" vert="horz" wrap="square" lIns="91440" tIns="45720" rIns="91440" bIns="45720" numCol="1" spcCol="0" rtlCol="0" fromWordArt="0" anchor="t" anchorCtr="0" forceAA="0" compatLnSpc="1">
+                        <a:prstTxWarp prst="textNoShape">
+                          <a:avLst/>
+                        </a:prstTxWarp>
+                        <a:noAutofit/>
+                      </wps:bodyPr>
+                    </wps:wsp>
+                  </a:graphicData>
+                </a:graphic>
+                <wp14:sizeRelH relativeFrom="margin">
+                  <wp14:pctWidth>0</wp14:pctWidth>
+                </wp14:sizeRelH>
+                <wp14:sizeRelV relativeFrom="margin">
+                  <wp14:pctHeight>0</wp14:pctHeight>
+                </wp14:sizeRelV>
+              </wp:anchor>
+            </w:drawing>
+          </mc:Choice>
+          <mc:Fallback>
+            <w:pict>
+              <v:shape w14:anchorId="2F4142CF" id="Text Box 2113560961" o:spid="_x0000_s1053" type="#_x0000_t202" style="position:absolute;margin-left:5.05pt;margin-top:17pt;width:86.6pt;height:18.75pt;z-index:251815936;visibility:visible;mso-wrap-style:square;mso-width-percent:0;mso-height-percent:0;mso-wrap-distance-left:9pt;mso-wrap-distance-top:0;mso-wrap-distance-right:9pt;mso-wrap-distance-bottom:0;mso-position-horizontal:absolute;mso-position-horizontal-relative:page;mso-position-vertical:absolute;mso-position-vertical-relative:text;mso-width-percent:0;mso-height-percent:0;mso-width-relative:margin;mso-height-relative:margin;v-text-anchor:top" o:gfxdata="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" filled="f" stroked="f" strokeweight=".5pt">
+                <v:textbox>
+                  <w:txbxContent>
+                    <w:p>
+                      <w:pPr>
+                        <w:rPr>
+                          <w:rFonts w:ascii="Times New Roman" w:hAnsi="Times New Roman" w:cs="Times New Roman"/>
+                          <w:sz w:val="18"/>
+                          <w:szCs w:val="18"/>
+                        </w:rPr>
+                      </w:pPr>
+                      <w:r>
+                        <w:rPr>
+                          <w:rFonts w:ascii="Times New Roman" w:hAnsi="Times New Roman" w:cs="Times New Roman"/>
+                          <w:sz w:val="18"/>
+                          <w:szCs w:val="18"/>
+                        </w:rPr>
+                        <w:t xml:space="preserve">Enter </w:t>
+                      </w:r>
+                      <w:r>
+                        <w:rPr>
+                          <w:rFonts w:ascii="Times New Roman" w:hAnsi="Times New Roman" w:cs="Times New Roman"/>
+                          <w:sz w:val="18"/>
+                          <w:szCs w:val="18"/>
+                        </w:rPr>
+                        <w:t>Password</w:t>
+                      </w:r>
+                    </w:p>
+                  </w:txbxContent>
+                </v:textbox>
+                <w10:wrap anchorx="page"/>
+              </v:shape>
+            </w:pict>
+          </mc:Fallback>
+        </mc:AlternateContent>
+      </w:r>
+      <w:r>
+        <w:rPr>
+          <w:rFonts w:ascii="Times New Roman" w:hAnsi="Times New Roman" w:cs="Times New Roman"/>
+          <w:noProof/>
+        </w:rPr>
+        <mc:AlternateContent>
+          <mc:Choice Requires="wps">
+            <w:drawing>
+              <wp:anchor distT="0" distB="0" distL="114300" distR="114300" simplePos="0" relativeHeight="251797504" behindDoc="0" locked="0" layoutInCell="1" allowOverlap="1" wp14:anchorId="3ACB33CF" wp14:editId="61AB8202">
+                <wp:simplePos x="0" y="0"/>
+                <wp:positionH relativeFrom="column">
+                  <wp:posOffset>-9650</wp:posOffset>
+                </wp:positionH>
+                <wp:positionV relativeFrom="paragraph">
+                  <wp:posOffset>122501</wp:posOffset>
+                </wp:positionV>
+                <wp:extent cx="1424893" cy="0"/>
+                <wp:effectExtent l="0" t="76200" r="23495" b="95250"/>
+                <wp:wrapNone/>
+                <wp:docPr id="56" name="Straight Arrow Connector 56"/>
+                <wp:cNvGraphicFramePr/>
+                <a:graphic xmlns:a="http://schemas.openxmlformats.org/drawingml/2006/main">
+                  <a:graphicData uri="http://schemas.microsoft.com/office/word/2010/wordprocessingShape">
+                    <wps:wsp>
+                      <wps:cNvCnPr/>
+                      <wps:spPr>
+                        <a:xfrm>
+                          <a:off x="0" y="0"/>
+                          <a:ext cx="1424893" cy="0"/>
+                        </a:xfrm>
+                        <a:prstGeom prst="straightConnector1">
+                          <a:avLst/>
+                        </a:prstGeom>
+                        <a:ln w="9525">
+                          <a:solidFill>
+                            <a:srgbClr val="FF0000"/>
+                          </a:solidFill>
+                          <a:tailEnd type="triangle"/>
+                        </a:ln>
+                      </wps:spPr>
+                      <wps:style>
+                        <a:lnRef idx="1">
+                          <a:schemeClr val="accent1"/>
+                        </a:lnRef>
+                        <a:fillRef idx="0">
+                          <a:schemeClr val="accent1"/>
+                        </a:fillRef>
+                        <a:effectRef idx="0">
+                          <a:schemeClr val="accent1"/>
+                        </a:effectRef>
+                        <a:fontRef idx="minor">
+                          <a:schemeClr val="tx1"/>
+                        </a:fontRef>
+                      </wps:style>
+                      <wps:bodyPr/>
+                    </wps:wsp>
+                  </a:graphicData>
+                </a:graphic>
+              </wp:anchor>
+            </w:drawing>
+          </mc:Choice>
+          <mc:Fallback>
+            <w:pict>
+              <v:shape w14:anchorId="27F7051F" id="Straight Arrow Connector 56" o:spid="_x0000_s1026" type="#_x0000_t32" style="position:absolute;margin-left:-.75pt;margin-top:9.65pt;width:112.2pt;height:0;z-index:251797504;visibility:visible;mso-wrap-style:square;mso-wrap-distance-left:9pt;mso-wrap-distance-top:0;mso-wrap-distance-right:9pt;mso-wrap-distance-bottom:0;mso-position-horizontal:absolute;mso-position-horizontal-relative:text;mso-position-vertical:absolute;mso-position-vertical-relative:text" o:gfxdata="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" strokecolor="red">
+                <v:stroke endarrow="block" joinstyle="miter"/>
+              </v:shape>
+            </w:pict>
+          </mc:Fallback>
+        </mc:AlternateContent>
+      </w:r>
+      <w:r>
+        <w:rPr>
+          <w:rFonts w:ascii="Times New Roman" w:hAnsi="Times New Roman" w:cs="Times New Roman"/>
+          <w:noProof/>
+        </w:rPr>
+        <mc:AlternateContent>
+          <mc:Choice Requires="wps">
+            <w:drawing>
+              <wp:anchor distT="0" distB="0" distL="114300" distR="114300" simplePos="0" relativeHeight="251809792" behindDoc="0" locked="0" layoutInCell="1" allowOverlap="1" wp14:anchorId="21895E2A" wp14:editId="5A863DC6">
+                <wp:simplePos x="0" y="0"/>
+                <wp:positionH relativeFrom="column">
+                  <wp:posOffset>1417955</wp:posOffset>
+                </wp:positionH>
+                <wp:positionV relativeFrom="paragraph">
+                  <wp:posOffset>259751</wp:posOffset>
+                </wp:positionV>
+                <wp:extent cx="1264285" cy="162274"/>
+                <wp:effectExtent l="0" t="0" r="12065" b="28575"/>
+                <wp:wrapNone/>
+                <wp:docPr id="62" name="Rectangle 18"/>
+                <wp:cNvGraphicFramePr/>
+                <a:graphic xmlns:a="http://schemas.openxmlformats.org/drawingml/2006/main">
+                  <a:graphicData uri="http://schemas.microsoft.com/office/word/2010/wordprocessingShape">
+                    <wps:wsp>
+                      <wps:cNvSpPr/>
+                      <wps:spPr>
+                        <a:xfrm>
+                          <a:off x="0" y="0"/>
+                          <a:ext cx="1264285" cy="162274"/>
+                        </a:xfrm>
+                        <a:prstGeom prst="rect">
+                          <a:avLst/>
+                        </a:prstGeom>
+                        <a:noFill/>
+                        <a:ln>
+                          <a:solidFill>
+                            <a:srgbClr val="EE0000"/>
+                          </a:solidFill>
+                        </a:ln>
+                      </wps:spPr>
+                      <wps:style>
+                        <a:lnRef idx="2">
+                          <a:schemeClr val="accent1">
+                            <a:shade val="15000"/>
+                          </a:schemeClr>
+                        </a:lnRef>
+                        <a:fillRef idx="1">
+                          <a:schemeClr val="accent1"/>
+                        </a:fillRef>
+                        <a:effectRef idx="0">
+                          <a:schemeClr val="accent1"/>
+                        </a:effectRef>
+                        <a:fontRef idx="minor">
+                          <a:schemeClr val="lt1"/>
+                        </a:fontRef>
+                      </wps:style>
+                      <wps:bodyPr rot="0" spcFirstLastPara="0" vertOverflow="overflow" horzOverflow="overflow" vert="horz" wrap="square" lIns="91440" tIns="45720" rIns="91440" bIns="45720" numCol="1" spcCol="0" rtlCol="0" fromWordArt="0" anchor="ctr" anchorCtr="0" forceAA="0" compatLnSpc="1">
+                        <a:prstTxWarp prst="textNoShape">
+                          <a:avLst/>
+                        </a:prstTxWarp>
+                        <a:noAutofit/>
+                      </wps:bodyPr>
+                    </wps:wsp>
+                  </a:graphicData>
+                </a:graphic>
+                <wp14:sizeRelH relativeFrom="margin">
+                  <wp14:pctWidth>0</wp14:pctWidth>
+                </wp14:sizeRelH>
+                <wp14:sizeRelV relativeFrom="margin">
+                  <wp14:pctHeight>0</wp14:pctHeight>
+                </wp14:sizeRelV>
+              </wp:anchor>
+            </w:drawing>
+          </mc:Choice>
+          <mc:Fallback>
+            <w:pict>
+              <v:rect w14:anchorId="06D72EB3" id="Rectangle 18" o:spid="_x0000_s1026" style="position:absolute;margin-left:111.65pt;margin-top:20.45pt;width:99.55pt;height:12.8pt;z-index:251809792;visibility:visible;mso-wrap-style:square;mso-width-percent:0;mso-height-percent:0;mso-wrap-distance-left:9pt;mso-wrap-distance-top:0;mso-wrap-distance-right:9pt;mso-wrap-distance-bottom:0;mso-position-horizontal:absolute;mso-position-horizontal-relative:text;mso-position-vertical:absolute;mso-position-vertical-relative:text;mso-width-percent:0;mso-height-percent:0;mso-width-relative:margin;mso-height-relative:margin;v-text-anchor:middle" o:gfxdata="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" filled="f" strokecolor="#e00" strokeweight="1pt"/>
+            </w:pict>
+          </mc:Fallback>
+        </mc:AlternateContent>
+      </w:r>
+      <w:r>
+        <w:rPr>
+          <w:rFonts w:ascii="Times New Roman" w:hAnsi="Times New Roman" w:cs="Times New Roman"/>
+          <w:noProof/>
+        </w:rPr>
+        <mc:AlternateContent>
+          <mc:Choice Requires="wps">
+            <w:drawing>
+              <wp:anchor distT="0" distB="0" distL="114300" distR="114300" simplePos="0" relativeHeight="251705344" behindDoc="0" locked="0" layoutInCell="1" allowOverlap="1" wp14:anchorId="56C92FE8" wp14:editId="2C7EFBDF">
+                <wp:simplePos x="0" y="0"/>
+                <wp:positionH relativeFrom="column">
+                  <wp:posOffset>1419252</wp:posOffset>
+                </wp:positionH>
+                <wp:positionV relativeFrom="paragraph">
+                  <wp:posOffset>49351</wp:posOffset>
+                </wp:positionV>
+                <wp:extent cx="1264285" cy="162274"/>
+                <wp:effectExtent l="0" t="0" r="12065" b="28575"/>
+                <wp:wrapNone/>
+                <wp:docPr id="1339385945" name="Rectangle 18"/>
+                <wp:cNvGraphicFramePr/>
+                <a:graphic xmlns:a="http://schemas.openxmlformats.org/drawingml/2006/main">
+                  <a:graphicData uri="http://schemas.microsoft.com/office/word/2010/wordprocessingShape">
+                    <wps:wsp>
+                      <wps:cNvSpPr/>
+                      <wps:spPr>
+                        <a:xfrm>
+                          <a:off x="0" y="0"/>
+                          <a:ext cx="1264285" cy="162274"/>
+                        </a:xfrm>
+                        <a:prstGeom prst="rect">
+                          <a:avLst/>
+                        </a:prstGeom>
+                        <a:noFill/>
+                        <a:ln>
+                          <a:solidFill>
+                            <a:srgbClr val="EE0000"/>
+                          </a:solidFill>
+                        </a:ln>
+                      </wps:spPr>
+                      <wps:style>
+                        <a:lnRef idx="2">
+                          <a:schemeClr val="accent1">
+                            <a:shade val="15000"/>
+                          </a:schemeClr>
+                        </a:lnRef>
+                        <a:fillRef idx="1">
+                          <a:schemeClr val="accent1"/>
+                        </a:fillRef>
+                        <a:effectRef idx="0">
+                          <a:schemeClr val="accent1"/>
+                        </a:effectRef>
+                        <a:fontRef idx="minor">
+                          <a:schemeClr val="lt1"/>
+                        </a:fontRef>
+                      </wps:style>
+                      <wps:bodyPr rot="0" spcFirstLastPara="0" vertOverflow="overflow" horzOverflow="overflow" vert="horz" wrap="square" lIns="91440" tIns="45720" rIns="91440" bIns="45720" numCol="1" spcCol="0" rtlCol="0" fromWordArt="0" anchor="ctr" anchorCtr="0" forceAA="0" compatLnSpc="1">
+                        <a:prstTxWarp prst="textNoShape">
+                          <a:avLst/>
+                        </a:prstTxWarp>
+                        <a:noAutofit/>
+                      </wps:bodyPr>
+                    </wps:wsp>
+                  </a:graphicData>
+                </a:graphic>
+                <wp14:sizeRelH relativeFrom="margin">
+                  <wp14:pctWidth>0</wp14:pctWidth>
+                </wp14:sizeRelH>
+                <wp14:sizeRelV relativeFrom="margin">
+                  <wp14:pctHeight>0</wp14:pctHeight>
+                </wp14:sizeRelV>
+              </wp:anchor>
+            </w:drawing>
+          </mc:Choice>
+          <mc:Fallback>
+            <w:pict>
+              <v:rect w14:anchorId="09F2B4DB" id="Rectangle 18" o:spid="_x0000_s1026" style="position:absolute;margin-left:111.75pt;margin-top:3.9pt;width:99.55pt;height:12.8pt;z-index:251705344;visibility:visible;mso-wrap-style:square;mso-width-percent:0;mso-height-percent:0;mso-wrap-distance-left:9pt;mso-wrap-distance-top:0;mso-wrap-distance-right:9pt;mso-wrap-distance-bottom:0;mso-position-horizontal:absolute;mso-position-horizontal-relative:text;mso-position-vertical:absolute;mso-position-vertical-relative:text;mso-width-percent:0;mso-height-percent:0;mso-width-relative:margin;mso-height-relative:margin;v-text-anchor:middle" o:gfxdata="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" filled="f" strokecolor="#e00" strokeweight="1pt"/>
+            </w:pict>
+          </mc:Fallback>
+        </mc:AlternateContent>
+      </w:r>
+      <w:r>
+        <w:rPr>
+          <w:rFonts w:ascii="Times New Roman" w:hAnsi="Times New Roman" w:cs="Times New Roman"/>
+          <w:noProof/>
+        </w:rPr>
+        <mc:AlternateContent>
+          <mc:Choice Requires="wps">
+            <w:drawing>
+              <wp:anchor distT="0" distB="0" distL="114300" distR="114300" simplePos="0" relativeHeight="251756544" behindDoc="0" locked="0" layoutInCell="1" allowOverlap="1" wp14:anchorId="30705A10" wp14:editId="4BBB2909">
+                <wp:simplePos x="0" y="0"/>
+                <wp:positionH relativeFrom="column">
+                  <wp:posOffset>3381992</wp:posOffset>
+                </wp:positionH>
+                <wp:positionV relativeFrom="paragraph">
+                  <wp:posOffset>152382</wp:posOffset>
+                </wp:positionV>
+                <wp:extent cx="587277" cy="146819"/>
+                <wp:effectExtent l="0" t="0" r="22860" b="24765"/>
+                <wp:wrapNone/>
+                <wp:docPr id="28" name="Rectangle 18"/>
+                <wp:cNvGraphicFramePr/>
+                <a:graphic xmlns:a="http://schemas.openxmlformats.org/drawingml/2006/main">
+                  <a:graphicData uri="http://schemas.microsoft.com/office/word/2010/wordprocessingShape">
+                    <wps:wsp>
+                      <wps:cNvSpPr/>
+                      <wps:spPr>
+                        <a:xfrm>
+                          <a:off x="0" y="0"/>
+                          <a:ext cx="587277" cy="146819"/>
+                        </a:xfrm>
+                        <a:prstGeom prst="rect">
+                          <a:avLst/>
+                        </a:prstGeom>
+                        <a:noFill/>
+                        <a:ln>
+                          <a:solidFill>
+                            <a:srgbClr val="EE0000"/>
+                          </a:solidFill>
+                        </a:ln>
+                      </wps:spPr>
+                      <wps:style>
+                        <a:lnRef idx="2">
+                          <a:schemeClr val="accent1">
+                            <a:shade val="15000"/>
+                          </a:schemeClr>
+                        </a:lnRef>
+                        <a:fillRef idx="1">
+                          <a:schemeClr val="accent1"/>
+                        </a:fillRef>
+                        <a:effectRef idx="0">
+                          <a:schemeClr val="accent1"/>
+                        </a:effectRef>
+                        <a:fontRef idx="minor">
+                          <a:schemeClr val="lt1"/>
+                        </a:fontRef>
+                      </wps:style>
+                      <wps:bodyPr rot="0" spcFirstLastPara="0" vertOverflow="overflow" horzOverflow="overflow" vert="horz" wrap="square" lIns="91440" tIns="45720" rIns="91440" bIns="45720" numCol="1" spcCol="0" rtlCol="0" fromWordArt="0" anchor="ctr" anchorCtr="0" forceAA="0" compatLnSpc="1">
+                        <a:prstTxWarp prst="textNoShape">
+                          <a:avLst/>
+                        </a:prstTxWarp>
+                        <a:noAutofit/>
+                      </wps:bodyPr>
+                    </wps:wsp>
+                  </a:graphicData>
+                </a:graphic>
+                <wp14:sizeRelH relativeFrom="margin">
+                  <wp14:pctWidth>0</wp14:pctWidth>
+                </wp14:sizeRelH>
+                <wp14:sizeRelV relativeFrom="margin">
+                  <wp14:pctHeight>0</wp14:pctHeight>
+                </wp14:sizeRelV>
+              </wp:anchor>
+            </w:drawing>
+          </mc:Choice>
+          <mc:Fallback>
+            <w:pict>
+              <v:rect w14:anchorId="2AC4584E" id="Rectangle 18" o:spid="_x0000_s1026" style="position:absolute;margin-left:266.3pt;margin-top:12pt;width:46.25pt;height:11.55pt;z-index:251756544;visibility:visible;mso-wrap-style:square;mso-width-percent:0;mso-height-percent:0;mso-wrap-distance-left:9pt;mso-wrap-distance-top:0;mso-wrap-distance-right:9pt;mso-wrap-distance-bottom:0;mso-position-horizontal:absolute;mso-position-horizontal-relative:text;mso-position-vertical:absolute;mso-position-vertical-relative:text;mso-width-percent:0;mso-height-percent:0;mso-width-relative:margin;mso-height-relative:margin;v-text-anchor:middle" o:gfxdata="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" filled="f" strokecolor="#e00" strokeweight="1pt"/>
+            </w:pict>
+          </mc:Fallback>
+        </mc:AlternateContent>
+      </w:r>
+    </w:p>
+    <w:p>
+      <w:pPr>
+        <w:rPr>
+          <w:rFonts w:ascii="Times New Roman" w:hAnsi="Times New Roman" w:cs="Times New Roman"/>
+        </w:rPr>
+      </w:pPr>
+      <w:r>
+        <w:rPr>
+          <w:rFonts w:ascii="Times New Roman" w:hAnsi="Times New Roman" w:cs="Times New Roman"/>
+        </w:rPr>
+        <mc:AlternateContent>
+          <mc:Choice Requires="wps">
+            <w:drawing>
+              <wp:anchor distT="0" distB="0" distL="114300" distR="114300" simplePos="0" relativeHeight="251817984" behindDoc="0" locked="0" layoutInCell="1" allowOverlap="1" wp14:anchorId="12585C53" wp14:editId="3DB6B301">
+                <wp:simplePos x="0" y="0"/>
+                <wp:positionH relativeFrom="page">
+                  <wp:posOffset>66970</wp:posOffset>
+                </wp:positionH>
+                <wp:positionV relativeFrom="paragraph">
+                  <wp:posOffset>77461</wp:posOffset>
+                </wp:positionV>
+                <wp:extent cx="1099820" cy="391518"/>
+                <wp:effectExtent l="0" t="0" r="0" b="0"/>
+                <wp:wrapNone/>
+                <wp:docPr id="2113560962" name="Text Box 2113560962"/>
+                <wp:cNvGraphicFramePr/>
+                <a:graphic xmlns:a="http://schemas.openxmlformats.org/drawingml/2006/main">
+                  <a:graphicData uri="http://schemas.microsoft.com/office/word/2010/wordprocessingShape">
+                    <wps:wsp>
+                      <wps:cNvSpPr txBox="1"/>
+                      <wps:spPr>
+                        <a:xfrm>
+                          <a:off x="0" y="0"/>
+                          <a:ext cx="1099820" cy="391518"/>
+                        </a:xfrm>
+                        <a:prstGeom prst="rect">
+                          <a:avLst/>
+                        </a:prstGeom>
+                        <a:noFill/>
+                        <a:ln w="6350">
+                          <a:noFill/>
+                        </a:ln>
+                      </wps:spPr>
+                      <wps:txbx>
+                        <w:txbxContent>
+                          <w:p>
+                            <w:pPr>
+                              <w:spacing w:line="240" w:lineRule="auto"/>
+                              <w:rPr>
+                                <w:rFonts w:ascii="Times New Roman" w:hAnsi="Times New Roman" w:cs="Times New Roman"/>
+                                <w:sz w:val="18"/>
+                                <w:szCs w:val="18"/>
+                              </w:rPr>
+                            </w:pPr>
+                            <w:r>
+                              <w:rPr>
+                                <w:rFonts w:ascii="Times New Roman" w:hAnsi="Times New Roman" w:cs="Times New Roman"/>
+                                <w:sz w:val="18"/>
+                                <w:szCs w:val="18"/>
+                              </w:rPr>
+                              <w:t>Go to forget password process</w:t>
+                            </w:r>
+                          </w:p>
+                        </w:txbxContent>
+                      </wps:txbx>
+                      <wps:bodyPr rot="0" spcFirstLastPara="0" vertOverflow="overflow" horzOverflow="overflow" vert="horz" wrap="square" lIns="91440" tIns="45720" rIns="91440" bIns="45720" numCol="1" spcCol="0" rtlCol="0" fromWordArt="0" anchor="t" anchorCtr="0" forceAA="0" compatLnSpc="1">
+                        <a:prstTxWarp prst="textNoShape">
+                          <a:avLst/>
+                        </a:prstTxWarp>
+                        <a:noAutofit/>
+                      </wps:bodyPr>
+                    </wps:wsp>
+                  </a:graphicData>
+                </a:graphic>
+                <wp14:sizeRelH relativeFrom="margin">
+                  <wp14:pctWidth>0</wp14:pctWidth>
+                </wp14:sizeRelH>
+                <wp14:sizeRelV relativeFrom="margin">
+                  <wp14:pctHeight>0</wp14:pctHeight>
+                </wp14:sizeRelV>
+              </wp:anchor>
+            </w:drawing>
+          </mc:Choice>
+          <mc:Fallback>
+            <w:pict>
+              <v:shape w14:anchorId="12585C53" id="Text Box 2113560962" o:spid="_x0000_s1054" type="#_x0000_t202" style="position:absolute;margin-left:5.25pt;margin-top:6.1pt;width:86.6pt;height:30.85pt;z-index:251817984;visibility:visible;mso-wrap-style:square;mso-width-percent:0;mso-height-percent:0;mso-wrap-distance-left:9pt;mso-wrap-distance-top:0;mso-wrap-distance-right:9pt;mso-wrap-distance-bottom:0;mso-position-horizontal:absolute;mso-position-horizontal-relative:page;mso-position-vertical:absolute;mso-position-vertical-relative:text;mso-width-percent:0;mso-height-percent:0;mso-width-relative:margin;mso-height-relative:margin;v-text-anchor:top" o:gfxdata="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" filled="f" stroked="f" strokeweight=".5pt">
+                <v:textbox>
+                  <w:txbxContent>
+                    <w:p>
+                      <w:pPr>
+                        <w:spacing w:line="240" w:lineRule="auto"/>
+                        <w:rPr>
+                          <w:rFonts w:ascii="Times New Roman" w:hAnsi="Times New Roman" w:cs="Times New Roman"/>
+                          <w:sz w:val="18"/>
+                          <w:szCs w:val="18"/>
+                        </w:rPr>
+                      </w:pPr>
+                      <w:r>
+                        <w:rPr>
+                          <w:rFonts w:ascii="Times New Roman" w:hAnsi="Times New Roman" w:cs="Times New Roman"/>
+                          <w:sz w:val="18"/>
+                          <w:szCs w:val="18"/>
+                        </w:rPr>
+                        <w:t>Go to forget password process</w:t>
+                      </w:r>
+                    </w:p>
+                  </w:txbxContent>
+                </v:textbox>
+                <w10:wrap anchorx="page"/>
+              </v:shape>
+            </w:pict>
+          </mc:Fallback>
+        </mc:AlternateContent>
+      </w:r>
+      <w:r>
+        <w:rPr>
+          <w:rFonts w:ascii="Times New Roman" w:hAnsi="Times New Roman" w:cs="Times New Roman"/>
+          <w:noProof/>
+        </w:rPr>
+        <mc:AlternateContent>
+          <mc:Choice Requires="wps">
+            <w:drawing>
+              <wp:anchor distT="0" distB="0" distL="114300" distR="114300" simplePos="0" relativeHeight="251801600" behindDoc="0" locked="0" layoutInCell="1" allowOverlap="1" wp14:anchorId="2B724A23" wp14:editId="395CF2E8">
+                <wp:simplePos x="0" y="0"/>
+                <wp:positionH relativeFrom="column">
+                  <wp:posOffset>-19086</wp:posOffset>
+                </wp:positionH>
+                <wp:positionV relativeFrom="paragraph">
+                  <wp:posOffset>203835</wp:posOffset>
+                </wp:positionV>
+                <wp:extent cx="1753489" cy="0"/>
+                <wp:effectExtent l="0" t="76200" r="18415" b="95250"/>
+                <wp:wrapNone/>
+                <wp:docPr id="58" name="Straight Arrow Connector 58"/>
+                <wp:cNvGraphicFramePr/>
+                <a:graphic xmlns:a="http://schemas.openxmlformats.org/drawingml/2006/main">
+                  <a:graphicData uri="http://schemas.microsoft.com/office/word/2010/wordprocessingShape">
+                    <wps:wsp>
+                      <wps:cNvCnPr/>
+                      <wps:spPr>
+                        <a:xfrm flipV="1">
+                          <a:off x="0" y="0"/>
+                          <a:ext cx="1753489" cy="0"/>
+                        </a:xfrm>
+                        <a:prstGeom prst="straightConnector1">
+                          <a:avLst/>
+                        </a:prstGeom>
+                        <a:ln w="9525">
+                          <a:solidFill>
+                            <a:srgbClr val="FF0000"/>
+                          </a:solidFill>
+                          <a:tailEnd type="triangle"/>
+                        </a:ln>
+                      </wps:spPr>
+                      <wps:style>
+                        <a:lnRef idx="1">
+                          <a:schemeClr val="accent1"/>
+                        </a:lnRef>
+                        <a:fillRef idx="0">
+                          <a:schemeClr val="accent1"/>
+                        </a:fillRef>
+                        <a:effectRef idx="0">
+                          <a:schemeClr val="accent1"/>
+                        </a:effectRef>
+                        <a:fontRef idx="minor">
+                          <a:schemeClr val="tx1"/>
+                        </a:fontRef>
+                      </wps:style>
+                      <wps:bodyPr/>
+                    </wps:wsp>
+                  </a:graphicData>
+                </a:graphic>
+                <wp14:sizeRelH relativeFrom="margin">
+                  <wp14:pctWidth>0</wp14:pctWidth>
+                </wp14:sizeRelH>
+                <wp14:sizeRelV relativeFrom="margin">
+                  <wp14:pctHeight>0</wp14:pctHeight>
+                </wp14:sizeRelV>
+              </wp:anchor>
+            </w:drawing>
+          </mc:Choice>
+          <mc:Fallback>
+            <w:pict>
+              <v:shape w14:anchorId="34562E5E" id="Straight Arrow Connector 58" o:spid="_x0000_s1026" type="#_x0000_t32" style="position:absolute;margin-left:-1.5pt;margin-top:16.05pt;width:138.05pt;height:0;flip:y;z-index:251801600;visibility:visible;mso-wrap-style:square;mso-width-percent:0;mso-height-percent:0;mso-wrap-distance-left:9pt;mso-wrap-distance-top:0;mso-wrap-distance-right:9pt;mso-wrap-distance-bottom:0;mso-position-horizontal:absolute;mso-position-horizontal-relative:text;mso-position-vertical:absolute;mso-position-vertical-relative:text;mso-width-percent:0;mso-height-percent:0;mso-width-relative:margin;mso-height-relative:margin" o:gfxdata="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" strokecolor="red">
+                <v:stroke endarrow="block" joinstyle="miter"/>
+              </v:shape>
+            </w:pict>
+          </mc:Fallback>
+        </mc:AlternateContent>
+      </w:r>
+      <w:r>
+        <w:rPr>
+          <w:rFonts w:ascii="Times New Roman" w:hAnsi="Times New Roman" w:cs="Times New Roman"/>
+          <w:noProof/>
+        </w:rPr>
+        <mc:AlternateContent>
+          <mc:Choice Requires="wps">
+            <w:drawing>
+              <wp:anchor distT="0" distB="0" distL="114300" distR="114300" simplePos="0" relativeHeight="251799552" behindDoc="0" locked="0" layoutInCell="1" allowOverlap="1" wp14:anchorId="40C568D8" wp14:editId="20169900">
+                <wp:simplePos x="0" y="0"/>
+                <wp:positionH relativeFrom="margin">
+                  <wp:posOffset>-13299</wp:posOffset>
+                </wp:positionH>
+                <wp:positionV relativeFrom="paragraph">
+                  <wp:posOffset>41910</wp:posOffset>
+                </wp:positionV>
+                <wp:extent cx="1424305" cy="0"/>
+                <wp:effectExtent l="0" t="76200" r="23495" b="95250"/>
+                <wp:wrapNone/>
+                <wp:docPr id="57" name="Straight Arrow Connector 57"/>
+                <wp:cNvGraphicFramePr/>
+                <a:graphic xmlns:a="http://schemas.openxmlformats.org/drawingml/2006/main">
+                  <a:graphicData uri="http://schemas.microsoft.com/office/word/2010/wordprocessingShape">
+                    <wps:wsp>
+                      <wps:cNvCnPr/>
+                      <wps:spPr>
+                        <a:xfrm>
+                          <a:off x="0" y="0"/>
+                          <a:ext cx="1424305" cy="0"/>
+                        </a:xfrm>
+                        <a:prstGeom prst="straightConnector1">
+                          <a:avLst/>
+                        </a:prstGeom>
+                        <a:ln w="9525">
+                          <a:solidFill>
+                            <a:srgbClr val="FF0000"/>
+                          </a:solidFill>
+                          <a:tailEnd type="triangle"/>
+                        </a:ln>
+                      </wps:spPr>
+                      <wps:style>
+                        <a:lnRef idx="1">
+                          <a:schemeClr val="accent1"/>
+                        </a:lnRef>
+                        <a:fillRef idx="0">
+                          <a:schemeClr val="accent1"/>
+                        </a:fillRef>
+                        <a:effectRef idx="0">
+                          <a:schemeClr val="accent1"/>
+                        </a:effectRef>
+                        <a:fontRef idx="minor">
+                          <a:schemeClr val="tx1"/>
+                        </a:fontRef>
+                      </wps:style>
+                      <wps:bodyPr/>
+                    </wps:wsp>
+                  </a:graphicData>
+                </a:graphic>
+              </wp:anchor>
+            </w:drawing>
+          </mc:Choice>
+          <mc:Fallback>
+            <w:pict>
+              <v:shape w14:anchorId="6F534E76" id="Straight Arrow Connector 57" o:spid="_x0000_s1026" type="#_x0000_t32" style="position:absolute;margin-left:-1.05pt;margin-top:3.3pt;width:112.15pt;height:0;z-index:251799552;visibility:visible;mso-wrap-style:square;mso-wrap-distance-left:9pt;mso-wrap-distance-top:0;mso-wrap-distance-right:9pt;mso-wrap-distance-bottom:0;mso-position-horizontal:absolute;mso-position-horizontal-relative:margin;mso-position-vertical:absolute;mso-position-vertical-relative:text" o:gfxdata="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" strokecolor="red">
+                <v:stroke endarrow="block" joinstyle="miter"/>
+                <w10:wrap anchorx="margin"/>
+              </v:shape>
+            </w:pict>
+          </mc:Fallback>
+        </mc:AlternateContent>
+      </w:r>
+      <w:r>
+        <w:rPr>
+          <w:rFonts w:ascii="Times New Roman" w:hAnsi="Times New Roman" w:cs="Times New Roman"/>
+          <w:noProof/>
+        </w:rPr>
+        <mc:AlternateContent>
+          <mc:Choice Requires="wps">
+            <w:drawing>
+              <wp:anchor distT="0" distB="0" distL="114300" distR="114300" simplePos="0" relativeHeight="251813888" behindDoc="0" locked="0" layoutInCell="1" allowOverlap="1" wp14:anchorId="255B143C" wp14:editId="6DE43224">
+                <wp:simplePos x="0" y="0"/>
+                <wp:positionH relativeFrom="column">
+                  <wp:posOffset>1424403</wp:posOffset>
+                </wp:positionH>
+                <wp:positionV relativeFrom="paragraph">
+                  <wp:posOffset>296402</wp:posOffset>
+                </wp:positionV>
+                <wp:extent cx="1251827" cy="133457"/>
+                <wp:effectExtent l="0" t="0" r="24765" b="19050"/>
+                <wp:wrapNone/>
+                <wp:docPr id="2113560960" name="Rectangle 18"/>
+                <wp:cNvGraphicFramePr/>
+                <a:graphic xmlns:a="http://schemas.openxmlformats.org/drawingml/2006/main">
+                  <a:graphicData uri="http://schemas.microsoft.com/office/word/2010/wordprocessingShape">
+                    <wps:wsp>
+                      <wps:cNvSpPr/>
+                      <wps:spPr>
+                        <a:xfrm>
+                          <a:off x="0" y="0"/>
+                          <a:ext cx="1251827" cy="133457"/>
+                        </a:xfrm>
+                        <a:prstGeom prst="rect">
+                          <a:avLst/>
+                        </a:prstGeom>
+                        <a:noFill/>
+                        <a:ln>
+                          <a:solidFill>
+                            <a:srgbClr val="EE0000"/>
+                          </a:solidFill>
+                        </a:ln>
+                      </wps:spPr>
+                      <wps:style>
+                        <a:lnRef idx="2">
+                          <a:schemeClr val="accent1">
+                            <a:shade val="15000"/>
+                          </a:schemeClr>
+                        </a:lnRef>
+                        <a:fillRef idx="1">
+                          <a:schemeClr val="accent1"/>
+                        </a:fillRef>
+                        <a:effectRef idx="0">
+                          <a:schemeClr val="accent1"/>
+                        </a:effectRef>
+                        <a:fontRef idx="minor">
+                          <a:schemeClr val="lt1"/>
+                        </a:fontRef>
+                      </wps:style>
+                      <wps:bodyPr rot="0" spcFirstLastPara="0" vertOverflow="overflow" horzOverflow="overflow" vert="horz" wrap="square" lIns="91440" tIns="45720" rIns="91440" bIns="45720" numCol="1" spcCol="0" rtlCol="0" fromWordArt="0" anchor="ctr" anchorCtr="0" forceAA="0" compatLnSpc="1">
+                        <a:prstTxWarp prst="textNoShape">
+                          <a:avLst/>
+                        </a:prstTxWarp>
+                        <a:noAutofit/>
+                      </wps:bodyPr>
+                    </wps:wsp>
+                  </a:graphicData>
+                </a:graphic>
+                <wp14:sizeRelH relativeFrom="margin">
+                  <wp14:pctWidth>0</wp14:pctWidth>
+                </wp14:sizeRelH>
+                <wp14:sizeRelV relativeFrom="margin">
+                  <wp14:pctHeight>0</wp14:pctHeight>
+                </wp14:sizeRelV>
+              </wp:anchor>
+            </w:drawing>
+          </mc:Choice>
+          <mc:Fallback>
+            <w:pict>
+              <v:rect w14:anchorId="3A0811A4" id="Rectangle 18" o:spid="_x0000_s1026" style="position:absolute;margin-left:112.15pt;margin-top:23.35pt;width:98.55pt;height:10.5pt;z-index:251813888;visibility:visible;mso-wrap-style:square;mso-width-percent:0;mso-height-percent:0;mso-wrap-distance-left:9pt;mso-wrap-distance-top:0;mso-wrap-distance-right:9pt;mso-wrap-distance-bottom:0;mso-position-horizontal:absolute;mso-position-horizontal-relative:text;mso-position-vertical:absolute;mso-position-vertical-relative:text;mso-width-percent:0;mso-height-percent:0;mso-width-relative:margin;mso-height-relative:margin;v-text-anchor:middle" o:gfxdata="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" filled="f" strokecolor="#e00" strokeweight="1pt"/>
+            </w:pict>
+          </mc:Fallback>
+        </mc:AlternateContent>
+      </w:r>
+      <w:r>
+        <w:rPr>
+          <w:rFonts w:ascii="Times New Roman" w:hAnsi="Times New Roman" w:cs="Times New Roman"/>
+          <w:noProof/>
+        </w:rPr>
+        <mc:AlternateContent>
+          <mc:Choice Requires="wps">
+            <w:drawing>
+              <wp:anchor distT="0" distB="0" distL="114300" distR="114300" simplePos="0" relativeHeight="251811840" behindDoc="0" locked="0" layoutInCell="1" allowOverlap="1" wp14:anchorId="0B84137C" wp14:editId="0349C547">
+                <wp:simplePos x="0" y="0"/>
+                <wp:positionH relativeFrom="column">
+                  <wp:posOffset>1738647</wp:posOffset>
+                </wp:positionH>
+                <wp:positionV relativeFrom="paragraph">
+                  <wp:posOffset>165037</wp:posOffset>
+                </wp:positionV>
+                <wp:extent cx="955219" cy="77274"/>
+                <wp:effectExtent l="0" t="0" r="16510" b="18415"/>
+                <wp:wrapNone/>
+                <wp:docPr id="63" name="Rectangle 18"/>
+                <wp:cNvGraphicFramePr/>
+                <a:graphic xmlns:a="http://schemas.openxmlformats.org/drawingml/2006/main">
+                  <a:graphicData uri="http://schemas.microsoft.com/office/word/2010/wordprocessingShape">
+                    <wps:wsp>
+                      <wps:cNvSpPr/>
+                      <wps:spPr>
+                        <a:xfrm>
+                          <a:off x="0" y="0"/>
+                          <a:ext cx="955219" cy="77274"/>
+                        </a:xfrm>
+                        <a:prstGeom prst="rect">
+                          <a:avLst/>
+                        </a:prstGeom>
+                        <a:noFill/>
+                        <a:ln>
+                          <a:solidFill>
+                            <a:srgbClr val="EE0000"/>
+                          </a:solidFill>
+                        </a:ln>
+                      </wps:spPr>
+                      <wps:style>
+                        <a:lnRef idx="2">
+                          <a:schemeClr val="accent1">
+                            <a:shade val="15000"/>
+                          </a:schemeClr>
+                        </a:lnRef>
+                        <a:fillRef idx="1">
+                          <a:schemeClr val="accent1"/>
+                        </a:fillRef>
+                        <a:effectRef idx="0">
+                          <a:schemeClr val="accent1"/>
+                        </a:effectRef>
+                        <a:fontRef idx="minor">
+                          <a:schemeClr val="lt1"/>
+                        </a:fontRef>
+                      </wps:style>
+                      <wps:bodyPr rot="0" spcFirstLastPara="0" vertOverflow="overflow" horzOverflow="overflow" vert="horz" wrap="square" lIns="91440" tIns="45720" rIns="91440" bIns="45720" numCol="1" spcCol="0" rtlCol="0" fromWordArt="0" anchor="ctr" anchorCtr="0" forceAA="0" compatLnSpc="1">
+                        <a:prstTxWarp prst="textNoShape">
+                          <a:avLst/>
+                        </a:prstTxWarp>
+                        <a:noAutofit/>
+                      </wps:bodyPr>
+                    </wps:wsp>
+                  </a:graphicData>
+                </a:graphic>
+                <wp14:sizeRelH relativeFrom="margin">
+                  <wp14:pctWidth>0</wp14:pctWidth>
+                </wp14:sizeRelH>
+                <wp14:sizeRelV relativeFrom="margin">
+                  <wp14:pctHeight>0</wp14:pctHeight>
+                </wp14:sizeRelV>
+              </wp:anchor>
+            </w:drawing>
+          </mc:Choice>
+          <mc:Fallback>
+            <w:pict>
+              <v:rect w14:anchorId="242A9A92" id="Rectangle 18" o:spid="_x0000_s1026" style="position:absolute;margin-left:136.9pt;margin-top:13pt;width:75.2pt;height:6.1pt;z-index:251811840;visibility:visible;mso-wrap-style:square;mso-width-percent:0;mso-height-percent:0;mso-wrap-distance-left:9pt;mso-wrap-distance-top:0;mso-wrap-distance-right:9pt;mso-wrap-distance-bottom:0;mso-position-horizontal:absolute;mso-position-horizontal-relative:text;mso-position-vertical:absolute;mso-position-vertical-relative:text;mso-width-percent:0;mso-height-percent:0;mso-width-relative:margin;mso-height-relative:margin;v-text-anchor:middle" o:gfxdata="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" filled="f" strokecolor="#e00" strokeweight="1pt"/>
+            </w:pict>
+          </mc:Fallback>
+        </mc:AlternateContent>
+      </w:r>
+      <w:r>
+        <w:rPr>
+          <w:rFonts w:ascii="Times New Roman" w:hAnsi="Times New Roman" w:cs="Times New Roman"/>
+          <w:noProof/>
+        </w:rPr>
+        <mc:AlternateContent>
+          <mc:Choice Requires="wps">
+            <w:drawing>
+              <wp:anchor distT="0" distB="0" distL="114300" distR="114300" simplePos="0" relativeHeight="251805696" behindDoc="0" locked="0" layoutInCell="1" allowOverlap="1" wp14:anchorId="25EDDB33" wp14:editId="7A306F10">
+                <wp:simplePos x="0" y="0"/>
+                <wp:positionH relativeFrom="column">
+                  <wp:posOffset>4040974</wp:posOffset>
+                </wp:positionH>
+                <wp:positionV relativeFrom="paragraph">
+                  <wp:posOffset>3810</wp:posOffset>
+                </wp:positionV>
+                <wp:extent cx="1739017" cy="0"/>
+                <wp:effectExtent l="38100" t="76200" r="0" b="95250"/>
+                <wp:wrapNone/>
+                <wp:docPr id="60" name="Straight Arrow Connector 60"/>
+                <wp:cNvGraphicFramePr/>
+                <a:graphic xmlns:a="http://schemas.openxmlformats.org/drawingml/2006/main">
+                  <a:graphicData uri="http://schemas.microsoft.com/office/word/2010/wordprocessingShape">
+                    <wps:wsp>
+                      <wps:cNvCnPr/>
+                      <wps:spPr>
+                        <a:xfrm flipH="1" flipV="1">
+                          <a:off x="0" y="0"/>
+                          <a:ext cx="1739017" cy="0"/>
+                        </a:xfrm>
+                        <a:prstGeom prst="straightConnector1">
+                          <a:avLst/>
+                        </a:prstGeom>
+                        <a:ln w="9525">
+                          <a:solidFill>
+                            <a:srgbClr val="FF0000"/>
+                          </a:solidFill>
+                          <a:tailEnd type="triangle"/>
+                        </a:ln>
+                      </wps:spPr>
+                      <wps:style>
+                        <a:lnRef idx="1">
+                          <a:schemeClr val="accent1"/>
+                        </a:lnRef>
+                        <a:fillRef idx="0">
+                          <a:schemeClr val="accent1"/>
+                        </a:fillRef>
+                        <a:effectRef idx="0">
+                          <a:schemeClr val="accent1"/>
+                        </a:effectRef>
+                        <a:fontRef idx="minor">
+                          <a:schemeClr val="tx1"/>
+                        </a:fontRef>
+                      </wps:style>
+                      <wps:bodyPr/>
+                    </wps:wsp>
+                  </a:graphicData>
+                </a:graphic>
+                <wp14:sizeRelH relativeFrom="margin">
+                  <wp14:pctWidth>0</wp14:pctWidth>
+                </wp14:sizeRelH>
+                <wp14:sizeRelV relativeFrom="margin">
+                  <wp14:pctHeight>0</wp14:pctHeight>
+                </wp14:sizeRelV>
+              </wp:anchor>
+            </w:drawing>
+          </mc:Choice>
+          <mc:Fallback>
+            <w:pict>
+              <v:shape w14:anchorId="14BFC90B" id="Straight Arrow Connector 60" o:spid="_x0000_s1026" type="#_x0000_t32" style="position:absolute;margin-left:318.2pt;margin-top:.3pt;width:136.95pt;height:0;flip:x y;z-index:251805696;visibility:visible;mso-wrap-style:square;mso-width-percent:0;mso-height-percent:0;mso-wrap-distance-left:9pt;mso-wrap-distance-top:0;mso-wrap-distance-right:9pt;mso-wrap-distance-bottom:0;mso-position-horizontal:absolute;mso-position-horizontal-relative:text;mso-position-vertical:absolute;mso-position-vertical-relative:text;mso-width-percent:0;mso-height-percent:0;mso-width-relative:margin;mso-height-relative:margin" o:gfxdata="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" strokecolor="red">
+                <v:stroke endarrow="block" joinstyle="miter"/>
+              </v:shape>
+            </w:pict>
+          </mc:Fallback>
+        </mc:AlternateContent>
+      </w:r>
     </w:p>
     <w:p>
       <w:pPr>
@@ -6190,6 +8917,82 @@
           <w:rFonts w:ascii="Times New Roman" w:hAnsi="Times New Roman" w:cs="Times New Roman"/>
         </w:rPr>
       </w:pPr>
+      <w:r>
+        <w:rPr>
+          <w:rFonts w:ascii="Times New Roman" w:hAnsi="Times New Roman" w:cs="Times New Roman"/>
+          <w:noProof/>
+        </w:rPr>
+        <mc:AlternateContent>
+          <mc:Choice Requires="wps">
+            <w:drawing>
+              <wp:anchor distT="0" distB="0" distL="114300" distR="114300" simplePos="0" relativeHeight="251822080" behindDoc="0" locked="0" layoutInCell="1" allowOverlap="1" wp14:anchorId="7CECEF60" wp14:editId="2A963779">
+                <wp:simplePos x="0" y="0"/>
+                <wp:positionH relativeFrom="column">
+                  <wp:posOffset>2045496</wp:posOffset>
+                </wp:positionH>
+                <wp:positionV relativeFrom="paragraph">
+                  <wp:posOffset>128270</wp:posOffset>
+                </wp:positionV>
+                <wp:extent cx="0" cy="883124"/>
+                <wp:effectExtent l="76200" t="38100" r="57150" b="12700"/>
+                <wp:wrapNone/>
+                <wp:docPr id="2113560966" name="Straight Arrow Connector 2113560966"/>
+                <wp:cNvGraphicFramePr/>
+                <a:graphic xmlns:a="http://schemas.openxmlformats.org/drawingml/2006/main">
+                  <a:graphicData uri="http://schemas.microsoft.com/office/word/2010/wordprocessingShape">
+                    <wps:wsp>
+                      <wps:cNvCnPr/>
+                      <wps:spPr>
+                        <a:xfrm flipV="1">
+                          <a:off x="0" y="0"/>
+                          <a:ext cx="0" cy="883124"/>
+                        </a:xfrm>
+                        <a:prstGeom prst="straightConnector1">
+                          <a:avLst/>
+                        </a:prstGeom>
+                        <a:ln w="9525">
+                          <a:solidFill>
+                            <a:srgbClr val="FF0000"/>
+                          </a:solidFill>
+                          <a:tailEnd type="triangle"/>
+                        </a:ln>
+                      </wps:spPr>
+                      <wps:style>
+                        <a:lnRef idx="1">
+                          <a:schemeClr val="accent1"/>
+                        </a:lnRef>
+                        <a:fillRef idx="0">
+                          <a:schemeClr val="accent1"/>
+                        </a:fillRef>
+                        <a:effectRef idx="0">
+                          <a:schemeClr val="accent1"/>
+                        </a:effectRef>
+                        <a:fontRef idx="minor">
+                          <a:schemeClr val="tx1"/>
+                        </a:fontRef>
+                      </wps:style>
+                      <wps:bodyPr/>
+                    </wps:wsp>
+                  </a:graphicData>
+                </a:graphic>
+                <wp14:sizeRelH relativeFrom="margin">
+                  <wp14:pctWidth>0</wp14:pctWidth>
+                </wp14:sizeRelH>
+                <wp14:sizeRelV relativeFrom="margin">
+                  <wp14:pctHeight>0</wp14:pctHeight>
+                </wp14:sizeRelV>
+              </wp:anchor>
+            </w:drawing>
+          </mc:Choice>
+          <mc:Fallback>
+            <w:pict>
+              <v:shape w14:anchorId="7393AC3A" id="Straight Arrow Connector 2113560966" o:spid="_x0000_s1026" type="#_x0000_t32" style="position:absolute;margin-left:161.05pt;margin-top:10.1pt;width:0;height:69.55pt;flip:y;z-index:251822080;visibility:visible;mso-wrap-style:square;mso-width-percent:0;mso-height-percent:0;mso-wrap-distance-left:9pt;mso-wrap-distance-top:0;mso-wrap-distance-right:9pt;mso-wrap-distance-bottom:0;mso-position-horizontal:absolute;mso-position-horizontal-relative:text;mso-position-vertical:absolute;mso-position-vertical-relative:text;mso-width-percent:0;mso-height-percent:0;mso-width-relative:margin;mso-height-relative:margin" o:gfxdata="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" strokecolor="red">
+                <v:stroke endarrow="block" joinstyle="miter"/>
+              </v:shape>
+            </w:pict>
+          </mc:Fallback>
+        </mc:AlternateContent>
+      </w:r>
     </w:p>
     <w:p>
       <w:pPr>
@@ -6210,6 +9013,160 @@
           <w:rFonts w:ascii="Times New Roman" w:hAnsi="Times New Roman" w:cs="Times New Roman"/>
         </w:rPr>
       </w:pPr>
+    </w:p>
+    <w:p>
+      <w:pPr>
+        <w:tabs>
+          <w:tab w:val="left" w:pos="2040"/>
+        </w:tabs>
+        <w:rPr>
+          <w:rFonts w:ascii="Times New Roman" w:hAnsi="Times New Roman" w:cs="Times New Roman"/>
+        </w:rPr>
+      </w:pPr>
+      <w:r>
+        <w:rPr>
+          <w:rFonts w:ascii="Times New Roman" w:hAnsi="Times New Roman" w:cs="Times New Roman"/>
+        </w:rPr>
+        <mc:AlternateContent>
+          <mc:Choice Requires="wps">
+            <w:drawing>
+              <wp:anchor distT="0" distB="0" distL="114300" distR="114300" simplePos="0" relativeHeight="251821056" behindDoc="0" locked="0" layoutInCell="1" allowOverlap="1" wp14:anchorId="17C15451" wp14:editId="1BCD2B3B">
+                <wp:simplePos x="0" y="0"/>
+                <wp:positionH relativeFrom="page">
+                  <wp:posOffset>2519206</wp:posOffset>
+                </wp:positionH>
+                <wp:positionV relativeFrom="paragraph">
+                  <wp:posOffset>86360</wp:posOffset>
+                </wp:positionV>
+                <wp:extent cx="1210614" cy="391518"/>
+                <wp:effectExtent l="0" t="0" r="0" b="0"/>
+                <wp:wrapNone/>
+                <wp:docPr id="2113560965" name="Text Box 2113560965"/>
+                <wp:cNvGraphicFramePr/>
+                <a:graphic xmlns:a="http://schemas.openxmlformats.org/drawingml/2006/main">
+                  <a:graphicData uri="http://schemas.microsoft.com/office/word/2010/wordprocessingShape">
+                    <wps:wsp>
+                      <wps:cNvSpPr txBox="1"/>
+                      <wps:spPr>
+                        <a:xfrm>
+                          <a:off x="0" y="0"/>
+                          <a:ext cx="1210614" cy="391518"/>
+                        </a:xfrm>
+                        <a:prstGeom prst="rect">
+                          <a:avLst/>
+                        </a:prstGeom>
+                        <a:noFill/>
+                        <a:ln w="6350">
+                          <a:noFill/>
+                        </a:ln>
+                      </wps:spPr>
+                      <wps:txbx>
+                        <w:txbxContent>
+                          <w:p>
+                            <w:pPr>
+                              <w:spacing w:after="0" w:line="240" w:lineRule="auto"/>
+                              <w:rPr>
+                                <w:rFonts w:ascii="Times New Roman" w:hAnsi="Times New Roman" w:cs="Times New Roman"/>
+                                <w:sz w:val="18"/>
+                                <w:szCs w:val="18"/>
+                              </w:rPr>
+                            </w:pPr>
+                            <w:r>
+                              <w:rPr>
+                                <w:rFonts w:ascii="Times New Roman" w:hAnsi="Times New Roman" w:cs="Times New Roman"/>
+                                <w:sz w:val="18"/>
+                                <w:szCs w:val="18"/>
+                              </w:rPr>
+                              <w:t>Sign In Button</w:t>
+                            </w:r>
+                          </w:p>
+                          <w:p>
+                            <w:pPr>
+                              <w:spacing w:after="0" w:line="240" w:lineRule="auto"/>
+                              <w:rPr>
+                                <w:rFonts w:ascii="Times New Roman" w:hAnsi="Times New Roman" w:cs="Times New Roman"/>
+                                <w:sz w:val="18"/>
+                                <w:szCs w:val="18"/>
+                              </w:rPr>
+                            </w:pPr>
+                            <w:r>
+                              <w:rPr>
+                                <w:rFonts w:ascii="Times New Roman" w:hAnsi="Times New Roman" w:cs="Times New Roman"/>
+                                <w:sz w:val="18"/>
+                                <w:szCs w:val="18"/>
+                              </w:rPr>
+                              <w:t>(Click here to sign in)</w:t>
+                            </w:r>
+                          </w:p>
+                        </w:txbxContent>
+                      </wps:txbx>
+                      <wps:bodyPr rot="0" spcFirstLastPara="0" vertOverflow="overflow" horzOverflow="overflow" vert="horz" wrap="square" lIns="91440" tIns="45720" rIns="91440" bIns="45720" numCol="1" spcCol="0" rtlCol="0" fromWordArt="0" anchor="t" anchorCtr="0" forceAA="0" compatLnSpc="1">
+                        <a:prstTxWarp prst="textNoShape">
+                          <a:avLst/>
+                        </a:prstTxWarp>
+                        <a:noAutofit/>
+                      </wps:bodyPr>
+                    </wps:wsp>
+                  </a:graphicData>
+                </a:graphic>
+                <wp14:sizeRelH relativeFrom="margin">
+                  <wp14:pctWidth>0</wp14:pctWidth>
+                </wp14:sizeRelH>
+                <wp14:sizeRelV relativeFrom="margin">
+                  <wp14:pctHeight>0</wp14:pctHeight>
+                </wp14:sizeRelV>
+              </wp:anchor>
+            </w:drawing>
+          </mc:Choice>
+          <mc:Fallback>
+            <w:pict>
+              <v:shape w14:anchorId="17C15451" id="Text Box 2113560965" o:spid="_x0000_s1055" type="#_x0000_t202" style="position:absolute;margin-left:198.35pt;margin-top:6.8pt;width:95.3pt;height:30.85pt;z-index:251821056;visibility:visible;mso-wrap-style:square;mso-width-percent:0;mso-height-percent:0;mso-wrap-distance-left:9pt;mso-wrap-distance-top:0;mso-wrap-distance-right:9pt;mso-wrap-distance-bottom:0;mso-position-horizontal:absolute;mso-position-horizontal-relative:page;mso-position-vertical:absolute;mso-position-vertical-relative:text;mso-width-percent:0;mso-height-percent:0;mso-width-relative:margin;mso-height-relative:margin;v-text-anchor:top" o:gfxdata="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" filled="f" stroked="f" strokeweight=".5pt">
+                <v:textbox>
+                  <w:txbxContent>
+                    <w:p>
+                      <w:pPr>
+                        <w:spacing w:after="0" w:line="240" w:lineRule="auto"/>
+                        <w:rPr>
+                          <w:rFonts w:ascii="Times New Roman" w:hAnsi="Times New Roman" w:cs="Times New Roman"/>
+                          <w:sz w:val="18"/>
+                          <w:szCs w:val="18"/>
+                        </w:rPr>
+                      </w:pPr>
+                      <w:r>
+                        <w:rPr>
+                          <w:rFonts w:ascii="Times New Roman" w:hAnsi="Times New Roman" w:cs="Times New Roman"/>
+                          <w:sz w:val="18"/>
+                          <w:szCs w:val="18"/>
+                        </w:rPr>
+                        <w:t>Sign In Button</w:t>
+                      </w:r>
+                    </w:p>
+                    <w:p>
+                      <w:pPr>
+                        <w:spacing w:after="0" w:line="240" w:lineRule="auto"/>
+                        <w:rPr>
+                          <w:rFonts w:ascii="Times New Roman" w:hAnsi="Times New Roman" w:cs="Times New Roman"/>
+                          <w:sz w:val="18"/>
+                          <w:szCs w:val="18"/>
+                        </w:rPr>
+                      </w:pPr>
+                      <w:r>
+                        <w:rPr>
+                          <w:rFonts w:ascii="Times New Roman" w:hAnsi="Times New Roman" w:cs="Times New Roman"/>
+                          <w:sz w:val="18"/>
+                          <w:szCs w:val="18"/>
+                        </w:rPr>
+                        <w:t>(Click here to sign in)</w:t>
+                      </w:r>
+                    </w:p>
+                  </w:txbxContent>
+                </v:textbox>
+                <w10:wrap anchorx="page"/>
+              </v:shape>
+            </w:pict>
+          </mc:Fallback>
+        </mc:AlternateContent>
+      </w:r>
     </w:p>
     <w:p>
       <w:pPr>
@@ -6295,7 +9252,7 @@
                     <pic:cNvPicPr/>
                   </pic:nvPicPr>
                   <pic:blipFill>
-                    <a:blip r:embed="rId10" cstate="print">
+                    <a:blip r:embed="rId13" cstate="print">
                       <a:extLst>
                         <a:ext uri="{28A0092B-C50C-407E-A947-70E740481C1C}">
                           <a14:useLocalDpi xmlns:a14="http://schemas.microsoft.com/office/drawing/2010/main" val="0"/>
@@ -7255,6 +10212,18 @@
       <w:spacing w:val="5"/>
     </w:rPr>
   </w:style>
+  <w:style w:type="character" w:styleId="Hyperlink">
+    <w:name w:val="Hyperlink"/>
+    <w:basedOn w:val="DefaultParagraphFont"/>
+    <w:uiPriority w:val="99"/>
+    <w:semiHidden/>
+    <w:unhideWhenUsed/>
+    <w:rsid w:val="004C389A"/>
+    <w:rPr>
+      <w:color w:val="0000FF"/>
+      <w:u w:val="single"/>
+    </w:rPr>
+  </w:style>
 </w:styles>
 </file>
 
@@ -7551,4 +10520,16 @@
     </a:ext>
   </a:extLst>
 </a:theme>
+</file>
+
+<file path=customXml/item1.xml><?xml version="1.0" encoding="utf-8"?>
+<b:Sources xmlns:b="http://schemas.openxmlformats.org/officeDocument/2006/bibliography" xmlns="http://schemas.openxmlformats.org/officeDocument/2006/bibliography" SelectedStyle="\APASixthEditionOfficeOnline.xsl" StyleName="APA" Version="6"/>
+</file>
+
+<file path=customXml/itemProps1.xml><?xml version="1.0" encoding="utf-8"?>
+<ds:datastoreItem xmlns:ds="http://schemas.openxmlformats.org/officeDocument/2006/customXml" ds:itemID="{45C51175-BD79-4941-A62C-2611EFF0BF8B}">
+  <ds:schemaRefs>
+    <ds:schemaRef ds:uri="http://schemas.openxmlformats.org/officeDocument/2006/bibliography"/>
+  </ds:schemaRefs>
+</ds:datastoreItem>
 </file>